--- a/SwitchedHit_Roguelite_Plan.docx
+++ b/SwitchedHit_Roguelite_Plan.docx
@@ -2,7 +2,7 @@
 <file path=word/document.xml><?xml version="1.0" encoding="utf-8"?>
 <w:document xmlns:w="http://schemas.openxmlformats.org/wordprocessingml/2006/main" xmlns:m="http://schemas.openxmlformats.org/officeDocument/2006/math" xmlns:r="http://schemas.openxmlformats.org/officeDocument/2006/relationships" xmlns:o="urn:schemas-microsoft-com:office:office" xmlns:v="urn:schemas-microsoft-com:vml" xmlns:w10="urn:schemas-microsoft-com:office:word" xmlns:a="http://schemas.openxmlformats.org/drawingml/2006/main" xmlns:pic="http://schemas.openxmlformats.org/drawingml/2006/picture" xmlns:wp="http://schemas.openxmlformats.org/drawingml/2006/wordprocessingDrawing">
   <w:body>
-    <w:bookmarkStart w:id="62" w:name="switchedhit"/>
+    <w:bookmarkStart w:id="63" w:name="switchedhit"/>
     <w:p>
       <w:pPr>
         <w:pStyle w:val="Heading1"/>
@@ -1795,7 +1795,36 @@
         <w:pStyle w:val="FirstParagraph"/>
       </w:pPr>
       <w:r>
-        <w:t xml:space="preserve">At the start of a run you pick an</w:t>
+        <w:t xml:space="preserve">You are an</w:t>
+      </w:r>
+      <w:r>
+        <w:t xml:space="preserve"> </w:t>
+      </w:r>
+      <w:r>
+        <w:rPr>
+          <w:b/>
+          <w:bCs/>
+        </w:rPr>
+        <w:t xml:space="preserve">all-rounder</w:t>
+      </w:r>
+      <w:r>
+        <w:t xml:space="preserve">. Cards mix shots</w:t>
+      </w:r>
+      <w:r>
+        <w:t xml:space="preserve"> </w:t>
+      </w:r>
+      <w:r>
+        <w:rPr>
+          <w:i/>
+          <w:iCs/>
+        </w:rPr>
+        <w:t xml:space="preserve">and</w:t>
+      </w:r>
+      <w:r>
+        <w:t xml:space="preserve"> </w:t>
+      </w:r>
+      <w:r>
+        <w:t xml:space="preserve">balls (locked 2026-09-02). At the start of a run you still pick an</w:t>
       </w:r>
       <w:r>
         <w:t xml:space="preserve"> </w:t>
@@ -1811,7 +1840,7 @@
         <w:t xml:space="preserve"> </w:t>
       </w:r>
       <w:r>
-        <w:t xml:space="preserve">(not a licensed star):</w:t>
+        <w:t xml:space="preserve">(not a licensed star) that biases the mix:</w:t>
       </w:r>
     </w:p>
     <w:tbl>
@@ -2446,13 +2475,35 @@
           <w:b/>
           <w:bCs/>
         </w:rPr>
+        <w:t xml:space="preserve">Balls</w:t>
+      </w:r>
+      <w:r>
+        <w:t xml:space="preserve"> </w:t>
+      </w:r>
+      <w:r>
+        <w:t xml:space="preserve">— inswinger, off-cutter, slow bouncer, yorker, doosra, tape-ball dip. Same deck as shots (all-rounder). How they share a hand is still open (§16).</w:t>
+      </w:r>
+    </w:p>
+    <w:p>
+      <w:pPr>
+        <w:pStyle w:val="Compact"/>
+        <w:numPr>
+          <w:ilvl w:val="0"/>
+          <w:numId w:val="1008"/>
+        </w:numPr>
+      </w:pPr>
+      <w:r>
+        <w:rPr>
+          <w:b/>
+          <w:bCs/>
+        </w:rPr>
         <w:t xml:space="preserve">Temper</w:t>
       </w:r>
       <w:r>
         <w:t xml:space="preserve"> </w:t>
       </w:r>
       <w:r>
-        <w:t xml:space="preserve">— ice, red-mist, farm, sledging (debuff the bowler), “see ball hit ball.”</w:t>
+        <w:t xml:space="preserve">— ice, red-mist, farm, sledging, “see ball hit ball.”</w:t>
       </w:r>
     </w:p>
     <w:p>
@@ -2468,35 +2519,13 @@
           <w:b/>
           <w:bCs/>
         </w:rPr>
-        <w:t xml:space="preserve">Body</w:t>
-      </w:r>
-      <w:r>
-        <w:t xml:space="preserve"> </w:t>
-      </w:r>
-      <w:r>
-        <w:t xml:space="preserve">— hamstring tape, hydration, night-vision, tape-ball callus (relics can pin these).</w:t>
-      </w:r>
-    </w:p>
-    <w:p>
-      <w:pPr>
-        <w:pStyle w:val="Compact"/>
-        <w:numPr>
-          <w:ilvl w:val="0"/>
-          <w:numId w:val="1008"/>
-        </w:numPr>
-      </w:pPr>
-      <w:r>
-        <w:rPr>
-          <w:b/>
-          <w:bCs/>
-        </w:rPr>
         <w:t xml:space="preserve">Street</w:t>
       </w:r>
       <w:r>
         <w:t xml:space="preserve"> </w:t>
       </w:r>
       <w:r>
-        <w:t xml:space="preserve">— underarm, one-bounce six, “last-man runner,” reverse grip. High reward, high risk. These are the identity of SwitchedHit.</w:t>
+        <w:t xml:space="preserve">— underarm, one-bounce six, “last-man runner,” reverse grip. High reward, high risk. Identity of SwitchedHit.</w:t>
       </w:r>
     </w:p>
     <w:p>
@@ -3019,7 +3048,7 @@
         <w:t xml:space="preserve"> </w:t>
       </w:r>
       <w:r>
-        <w:t xml:space="preserve">debut century or series-defining knock at Act 4. Unlock a scar, a card, a kit colour.</w:t>
+        <w:t xml:space="preserve">survive Act 4 as the same career — not a meta of many tournaments (locked 2026-09-02). Unlock a scar, a card, a kit colour.</w:t>
       </w:r>
     </w:p>
     <w:p>
@@ -5872,7 +5901,17 @@
               <w:pStyle w:val="Compact"/>
             </w:pPr>
             <w:r>
-              <w:t xml:space="preserve">1 per run, optional</w:t>
+              <w:rPr>
+                <w:b/>
+                <w:bCs/>
+              </w:rPr>
+              <w:t xml:space="preserve">1 per run, then you are dead</w:t>
+            </w:r>
+            <w:r>
+              <w:t xml:space="preserve"> </w:t>
+            </w:r>
+            <w:r>
+              <w:t xml:space="preserve">(locked 2026-09-02)</w:t>
             </w:r>
           </w:p>
         </w:tc>
@@ -8272,6 +8311,16 @@
       <w:r>
         <w:t xml:space="preserve">, not a franchise manager and not an arcade sim.</w:t>
       </w:r>
+      <w:r>
+        <w:t xml:space="preserve"> </w:t>
+      </w:r>
+      <w:r>
+        <w:rPr>
+          <w:b/>
+          <w:bCs/>
+        </w:rPr>
+        <w:t xml:space="preserve">One run = whole career. You are an all-rounder; cards mix shots and balls. First three minutes are gully culture. One ad-revive per run, then dead.</w:t>
+      </w:r>
     </w:p>
     <w:p>
       <w:pPr>
@@ -8376,13 +8425,13 @@
       </w:r>
     </w:p>
     <w:bookmarkEnd w:id="59"/>
-    <w:bookmarkStart w:id="60" w:name="open-questions-need-you"/>
+    <w:bookmarkStart w:id="60" w:name="decisions-already-made-2026-09-02"/>
     <w:p>
       <w:pPr>
         <w:pStyle w:val="Heading2"/>
       </w:pPr>
       <w:r>
-        <w:t xml:space="preserve">15. Open questions (need you)</w:t>
+        <w:t xml:space="preserve">15. Decisions already made (2026-09-02)</w:t>
       </w:r>
     </w:p>
     <w:p>
@@ -8398,13 +8447,29 @@
           <w:b/>
           <w:bCs/>
         </w:rPr>
-        <w:t xml:space="preserve">Archetype you personally want to play first?</w:t>
-      </w:r>
-      <w:r>
-        <w:t xml:space="preserve"> </w:t>
-      </w:r>
-      <w:r>
-        <w:t xml:space="preserve">Dasher / Wall / Wristy / Opener.</w:t>
+        <w:t xml:space="preserve">Ladder:</w:t>
+      </w:r>
+      <w:r>
+        <w:t xml:space="preserve"> </w:t>
+      </w:r>
+      <w:r>
+        <w:t xml:space="preserve">one run</w:t>
+      </w:r>
+      <w:r>
+        <w:t xml:space="preserve"> </w:t>
+      </w:r>
+      <w:r>
+        <w:rPr>
+          <w:b/>
+          <w:bCs/>
+        </w:rPr>
+        <w:t xml:space="preserve">is</w:t>
+      </w:r>
+      <w:r>
+        <w:t xml:space="preserve"> </w:t>
+      </w:r>
+      <w:r>
+        <w:t xml:space="preserve">the whole career (gully → international). Death ends that life. International is the Act 4 boss. Not a meta of many tournaments.</w:t>
       </w:r>
     </w:p>
     <w:p>
@@ -8420,65 +8485,266 @@
           <w:b/>
           <w:bCs/>
         </w:rPr>
+        <w:t xml:space="preserve">Combat identity:</w:t>
+      </w:r>
+      <w:r>
+        <w:t xml:space="preserve"> </w:t>
+      </w:r>
+      <w:r>
+        <w:t xml:space="preserve">you are an</w:t>
+      </w:r>
+      <w:r>
+        <w:t xml:space="preserve"> </w:t>
+      </w:r>
+      <w:r>
+        <w:rPr>
+          <w:b/>
+          <w:bCs/>
+        </w:rPr>
+        <w:t xml:space="preserve">all-rounder</w:t>
+      </w:r>
+      <w:r>
+        <w:t xml:space="preserve">. Cards mix</w:t>
+      </w:r>
+      <w:r>
+        <w:t xml:space="preserve"> </w:t>
+      </w:r>
+      <w:r>
+        <w:rPr>
+          <w:b/>
+          <w:bCs/>
+        </w:rPr>
+        <w:t xml:space="preserve">shots and balls</w:t>
+      </w:r>
+      <w:r>
+        <w:t xml:space="preserve">. v1 is not batting-only.</w:t>
+      </w:r>
+    </w:p>
+    <w:p>
+      <w:pPr>
+        <w:pStyle w:val="Compact"/>
+        <w:numPr>
+          <w:ilvl w:val="0"/>
+          <w:numId w:val="1027"/>
+        </w:numPr>
+      </w:pPr>
+      <w:r>
+        <w:rPr>
+          <w:b/>
+          <w:bCs/>
+        </w:rPr>
+        <w:t xml:space="preserve">Ads:</w:t>
+      </w:r>
+      <w:r>
+        <w:t xml:space="preserve"> </w:t>
+      </w:r>
+      <w:r>
+        <w:rPr>
+          <w:b/>
+          <w:bCs/>
+        </w:rPr>
+        <w:t xml:space="preserve">one optional rewarded revive per run</w:t>
+      </w:r>
+      <w:r>
+        <w:t xml:space="preserve">, then you are dead. Not premium-currency revives. Not ads-off-only.</w:t>
+      </w:r>
+    </w:p>
+    <w:p>
+      <w:pPr>
+        <w:pStyle w:val="Compact"/>
+        <w:numPr>
+          <w:ilvl w:val="0"/>
+          <w:numId w:val="1027"/>
+        </w:numPr>
+      </w:pPr>
+      <w:r>
+        <w:rPr>
+          <w:b/>
+          <w:bCs/>
+        </w:rPr>
+        <w:t xml:space="preserve">First three minutes:</w:t>
+      </w:r>
+      <w:r>
+        <w:t xml:space="preserve"> </w:t>
+      </w:r>
+      <w:r>
+        <w:rPr>
+          <w:b/>
+          <w:bCs/>
+        </w:rPr>
+        <w:t xml:space="preserve">gully night, tennis ball, sledging, reverse-sweep as a joke that works.</w:t>
+      </w:r>
+      <w:r>
+        <w:t xml:space="preserve"> </w:t>
+      </w:r>
+      <w:r>
+        <w:t xml:space="preserve">Culture first. Cards second. India-native.</w:t>
+      </w:r>
+    </w:p>
+    <w:bookmarkEnd w:id="60"/>
+    <w:bookmarkStart w:id="61" w:name="open-questions-need-you"/>
+    <w:p>
+      <w:pPr>
+        <w:pStyle w:val="Heading2"/>
+      </w:pPr>
+      <w:r>
+        <w:t xml:space="preserve">16. Open questions (need you)</w:t>
+      </w:r>
+    </w:p>
+    <w:p>
+      <w:pPr>
+        <w:pStyle w:val="Compact"/>
+        <w:numPr>
+          <w:ilvl w:val="0"/>
+          <w:numId w:val="1028"/>
+        </w:numPr>
+      </w:pPr>
+      <w:r>
+        <w:rPr>
+          <w:b/>
+          <w:bCs/>
+        </w:rPr>
+        <w:t xml:space="preserve">All-rounder, in a single node:</w:t>
+      </w:r>
+      <w:r>
+        <w:t xml:space="preserve"> </w:t>
+      </w:r>
+      <w:r>
+        <w:t xml:space="preserve">is a map fight one innings (bat</w:t>
+      </w:r>
+      <w:r>
+        <w:t xml:space="preserve"> </w:t>
+      </w:r>
+      <w:r>
+        <w:rPr>
+          <w:i/>
+          <w:iCs/>
+        </w:rPr>
+        <w:t xml:space="preserve">or</w:t>
+      </w:r>
+      <w:r>
+        <w:t xml:space="preserve"> </w:t>
+      </w:r>
+      <w:r>
+        <w:t xml:space="preserve">bowl) or a whole match (both)?</w:t>
+      </w:r>
+    </w:p>
+    <w:p>
+      <w:pPr>
+        <w:pStyle w:val="Compact"/>
+        <w:numPr>
+          <w:ilvl w:val="0"/>
+          <w:numId w:val="1028"/>
+        </w:numPr>
+      </w:pPr>
+      <w:r>
+        <w:rPr>
+          <w:b/>
+          <w:bCs/>
+        </w:rPr>
+        <w:t xml:space="preserve">Long run vs bus:</w:t>
+      </w:r>
+      <w:r>
+        <w:t xml:space="preserve"> </w:t>
+      </w:r>
+      <w:r>
+        <w:t xml:space="preserve">45–90 min career with no mid-run save will lose Android users to process death. Ironman, or checkpoints between acts?</w:t>
+      </w:r>
+    </w:p>
+    <w:p>
+      <w:pPr>
+        <w:pStyle w:val="Compact"/>
+        <w:numPr>
+          <w:ilvl w:val="0"/>
+          <w:numId w:val="1028"/>
+        </w:numPr>
+      </w:pPr>
+      <w:r>
+        <w:rPr>
+          <w:b/>
+          <w:bCs/>
+        </w:rPr>
+        <w:t xml:space="preserve">Mixed cards physically:</w:t>
+      </w:r>
+      <w:r>
+        <w:t xml:space="preserve"> </w:t>
+      </w:r>
+      <w:r>
+        <w:t xml:space="preserve">dual-faced (bat/bowl on one card), two draw piles, or “skill” cards that work in both innings?</w:t>
+      </w:r>
+    </w:p>
+    <w:p>
+      <w:pPr>
+        <w:pStyle w:val="Compact"/>
+        <w:numPr>
+          <w:ilvl w:val="0"/>
+          <w:numId w:val="1028"/>
+        </w:numPr>
+      </w:pPr>
+      <w:r>
+        <w:rPr>
+          <w:b/>
+          <w:bCs/>
+        </w:rPr>
         <w:t xml:space="preserve">Combat length:</w:t>
       </w:r>
       <w:r>
         <w:t xml:space="preserve"> </w:t>
       </w:r>
       <w:r>
-        <w:t xml:space="preserve">6-minute street fights vs 12-minute “proper T20 overs.” I recommend 6–8 for mobile.</w:t>
-      </w:r>
-    </w:p>
-    <w:p>
-      <w:pPr>
-        <w:pStyle w:val="Compact"/>
-        <w:numPr>
-          <w:ilvl w:val="0"/>
-          <w:numId w:val="1027"/>
-        </w:numPr>
-      </w:pPr>
-      <w:r>
-        <w:rPr>
-          <w:b/>
-          <w:bCs/>
-        </w:rPr>
-        <w:t xml:space="preserve">How autobiographical is the gully?</w:t>
-      </w:r>
-      <w:r>
-        <w:t xml:space="preserve"> </w:t>
-      </w:r>
-      <w:r>
-        <w:t xml:space="preserve">Pune-specific flavour vs generic Indian street.</w:t>
-      </w:r>
-    </w:p>
-    <w:p>
-      <w:pPr>
-        <w:pStyle w:val="Compact"/>
-        <w:numPr>
-          <w:ilvl w:val="0"/>
-          <w:numId w:val="1027"/>
-        </w:numPr>
-      </w:pPr>
-      <w:r>
-        <w:rPr>
-          <w:b/>
-          <w:bCs/>
-        </w:rPr>
-        <w:t xml:space="preserve">Premium $3 experiment</w:t>
-      </w:r>
-      <w:r>
-        <w:t xml:space="preserve"> </w:t>
-      </w:r>
-      <w:r>
-        <w:t xml:space="preserve">as a second APK later, or F2P-only forever?</w:t>
-      </w:r>
-    </w:p>
-    <w:p>
-      <w:pPr>
-        <w:pStyle w:val="Compact"/>
-        <w:numPr>
-          <w:ilvl w:val="0"/>
-          <w:numId w:val="1027"/>
+        <w:t xml:space="preserve">6-minute street fights vs 12-minute “proper T20 overs.”</w:t>
+      </w:r>
+    </w:p>
+    <w:p>
+      <w:pPr>
+        <w:pStyle w:val="Compact"/>
+        <w:numPr>
+          <w:ilvl w:val="0"/>
+          <w:numId w:val="1028"/>
+        </w:numPr>
+      </w:pPr>
+      <w:r>
+        <w:rPr>
+          <w:b/>
+          <w:bCs/>
+        </w:rPr>
+        <w:t xml:space="preserve">How Pune-specific is the gully?</w:t>
+      </w:r>
+      <w:r>
+        <w:t xml:space="preserve"> </w:t>
+      </w:r>
+      <w:r>
+        <w:t xml:space="preserve">Named chowks vs generic Indian street.</w:t>
+      </w:r>
+    </w:p>
+    <w:p>
+      <w:pPr>
+        <w:pStyle w:val="Compact"/>
+        <w:numPr>
+          <w:ilvl w:val="0"/>
+          <w:numId w:val="1028"/>
+        </w:numPr>
+      </w:pPr>
+      <w:r>
+        <w:rPr>
+          <w:b/>
+          <w:bCs/>
+        </w:rPr>
+        <w:t xml:space="preserve">Player body:</w:t>
+      </w:r>
+      <w:r>
+        <w:t xml:space="preserve"> </w:t>
+      </w:r>
+      <w:r>
+        <w:t xml:space="preserve">boy / girl / pick-at-start / unstated.</w:t>
+      </w:r>
+    </w:p>
+    <w:p>
+      <w:pPr>
+        <w:pStyle w:val="Compact"/>
+        <w:numPr>
+          <w:ilvl w:val="0"/>
+          <w:numId w:val="1028"/>
         </w:numPr>
       </w:pPr>
       <w:r>
@@ -8492,7 +8758,7 @@
         <w:t xml:space="preserve"> </w:t>
       </w:r>
       <w:r>
-        <w:t xml:space="preserve">keep personal Play account (12 testers/app) vs Pvt Ltd org account.</w:t>
+        <w:t xml:space="preserve">personal Play account (12 testers per app) vs Pvt Ltd org account.</w:t>
       </w:r>
     </w:p>
     <w:p>
@@ -8502,22 +8768,22 @@
         </w:pict>
       </w:r>
     </w:p>
-    <w:bookmarkEnd w:id="60"/>
-    <w:bookmarkStart w:id="61" w:name="sources-planning-not-audited-financials"/>
+    <w:bookmarkEnd w:id="61"/>
+    <w:bookmarkStart w:id="62" w:name="sources-planning-not-audited-financials"/>
     <w:p>
       <w:pPr>
         <w:pStyle w:val="Heading2"/>
       </w:pPr>
       <w:r>
-        <w:t xml:space="preserve">16. Sources (planning, not audited financials)</w:t>
-      </w:r>
-    </w:p>
-    <w:p>
-      <w:pPr>
-        <w:pStyle w:val="Compact"/>
-        <w:numPr>
-          <w:ilvl w:val="0"/>
-          <w:numId w:val="1028"/>
+        <w:t xml:space="preserve">17. Sources (planning, not audited financials)</w:t>
+      </w:r>
+    </w:p>
+    <w:p>
+      <w:pPr>
+        <w:pStyle w:val="Compact"/>
+        <w:numPr>
+          <w:ilvl w:val="0"/>
+          <w:numId w:val="1029"/>
         </w:numPr>
       </w:pPr>
       <w:r>
@@ -8529,7 +8795,7 @@
         <w:pStyle w:val="Compact"/>
         <w:numPr>
           <w:ilvl w:val="0"/>
-          <w:numId w:val="1028"/>
+          <w:numId w:val="1029"/>
         </w:numPr>
       </w:pPr>
       <w:r>
@@ -8541,7 +8807,7 @@
         <w:pStyle w:val="Compact"/>
         <w:numPr>
           <w:ilvl w:val="0"/>
-          <w:numId w:val="1028"/>
+          <w:numId w:val="1029"/>
         </w:numPr>
       </w:pPr>
       <w:r>
@@ -8553,7 +8819,7 @@
         <w:pStyle w:val="Compact"/>
         <w:numPr>
           <w:ilvl w:val="0"/>
-          <w:numId w:val="1028"/>
+          <w:numId w:val="1029"/>
         </w:numPr>
       </w:pPr>
       <w:r>
@@ -8565,7 +8831,7 @@
         <w:pStyle w:val="Compact"/>
         <w:numPr>
           <w:ilvl w:val="0"/>
-          <w:numId w:val="1028"/>
+          <w:numId w:val="1029"/>
         </w:numPr>
       </w:pPr>
       <w:r>
@@ -8577,7 +8843,7 @@
         <w:pStyle w:val="Compact"/>
         <w:numPr>
           <w:ilvl w:val="0"/>
-          <w:numId w:val="1028"/>
+          <w:numId w:val="1029"/>
         </w:numPr>
       </w:pPr>
       <w:r>
@@ -8589,7 +8855,7 @@
         <w:pStyle w:val="Compact"/>
         <w:numPr>
           <w:ilvl w:val="0"/>
-          <w:numId w:val="1028"/>
+          <w:numId w:val="1029"/>
         </w:numPr>
       </w:pPr>
       <w:r>
@@ -8601,7 +8867,7 @@
         <w:pStyle w:val="Compact"/>
         <w:numPr>
           <w:ilvl w:val="0"/>
-          <w:numId w:val="1028"/>
+          <w:numId w:val="1029"/>
         </w:numPr>
       </w:pPr>
       <w:r>
@@ -8613,7 +8879,7 @@
         <w:pStyle w:val="Compact"/>
         <w:numPr>
           <w:ilvl w:val="0"/>
-          <w:numId w:val="1028"/>
+          <w:numId w:val="1029"/>
         </w:numPr>
       </w:pPr>
       <w:r>
@@ -8625,7 +8891,7 @@
         <w:pStyle w:val="Compact"/>
         <w:numPr>
           <w:ilvl w:val="0"/>
-          <w:numId w:val="1028"/>
+          <w:numId w:val="1029"/>
         </w:numPr>
       </w:pPr>
       <w:r>
@@ -8637,7 +8903,7 @@
         <w:pStyle w:val="Compact"/>
         <w:numPr>
           <w:ilvl w:val="0"/>
-          <w:numId w:val="1028"/>
+          <w:numId w:val="1029"/>
         </w:numPr>
       </w:pPr>
       <w:r>
@@ -8649,7 +8915,7 @@
         <w:pStyle w:val="Compact"/>
         <w:numPr>
           <w:ilvl w:val="0"/>
-          <w:numId w:val="1028"/>
+          <w:numId w:val="1029"/>
         </w:numPr>
       </w:pPr>
       <w:r>
@@ -8661,7 +8927,7 @@
         <w:pStyle w:val="Compact"/>
         <w:numPr>
           <w:ilvl w:val="0"/>
-          <w:numId w:val="1028"/>
+          <w:numId w:val="1029"/>
         </w:numPr>
       </w:pPr>
       <w:r>
@@ -8673,7 +8939,7 @@
         <w:pStyle w:val="Compact"/>
         <w:numPr>
           <w:ilvl w:val="0"/>
-          <w:numId w:val="1028"/>
+          <w:numId w:val="1029"/>
         </w:numPr>
       </w:pPr>
       <w:r>
@@ -8685,7 +8951,7 @@
         <w:pStyle w:val="Compact"/>
         <w:numPr>
           <w:ilvl w:val="0"/>
-          <w:numId w:val="1028"/>
+          <w:numId w:val="1029"/>
         </w:numPr>
       </w:pPr>
       <w:r>
@@ -8697,7 +8963,7 @@
         <w:pStyle w:val="Compact"/>
         <w:numPr>
           <w:ilvl w:val="0"/>
-          <w:numId w:val="1028"/>
+          <w:numId w:val="1029"/>
         </w:numPr>
       </w:pPr>
       <w:r>
@@ -8744,8 +9010,8 @@
         <w:t xml:space="preserve">Prepared for internal use. The replay plan is retired. This is the game.</w:t>
       </w:r>
     </w:p>
-    <w:bookmarkEnd w:id="61"/>
     <w:bookmarkEnd w:id="62"/>
+    <w:bookmarkEnd w:id="63"/>
     <w:sectPr>
       <w:footnotePr>
         <w:numRestart w:val="eachSect"/>
@@ -9210,6 +9476,36 @@
     </w:lvlOverride>
   </w:num>
   <w:num w:numId="1028">
+    <w:abstractNumId w:val="99411"/>
+    <w:lvlOverride w:ilvl="0">
+      <w:startOverride w:val="1"/>
+    </w:lvlOverride>
+    <w:lvlOverride w:ilvl="1">
+      <w:startOverride w:val="1"/>
+    </w:lvlOverride>
+    <w:lvlOverride w:ilvl="2">
+      <w:startOverride w:val="1"/>
+    </w:lvlOverride>
+    <w:lvlOverride w:ilvl="3">
+      <w:startOverride w:val="1"/>
+    </w:lvlOverride>
+    <w:lvlOverride w:ilvl="4">
+      <w:startOverride w:val="1"/>
+    </w:lvlOverride>
+    <w:lvlOverride w:ilvl="5">
+      <w:startOverride w:val="1"/>
+    </w:lvlOverride>
+    <w:lvlOverride w:ilvl="6">
+      <w:startOverride w:val="1"/>
+    </w:lvlOverride>
+    <w:lvlOverride w:ilvl="7">
+      <w:startOverride w:val="1"/>
+    </w:lvlOverride>
+    <w:lvlOverride w:ilvl="8">
+      <w:startOverride w:val="1"/>
+    </w:lvlOverride>
+  </w:num>
+  <w:num w:numId="1029">
     <w:abstractNumId w:val="991"/>
   </w:num>
 </w:numbering>

--- a/SwitchedHit_Roguelite_Plan.docx
+++ b/SwitchedHit_Roguelite_Plan.docx
@@ -32,7 +32,7 @@
           <w:b/>
           <w:bCs/>
         </w:rPr>
-        <w:t xml:space="preserve">A Flutter Android roguelite deckbuilder about becoming a cricketer</w:t>
+        <w:t xml:space="preserve">A Flutter Android cricket deckbuilder about becoming a cricketer</w:t>
       </w:r>
     </w:p>
     <w:p>
@@ -48,7 +48,23 @@
         <w:pStyle w:val="BodyText"/>
       </w:pPr>
       <w:r>
-        <w:t xml:space="preserve">You are the player. Not a franchise owner. Not a live-score clone. A career that dies, and a deck that is your technique.</w:t>
+        <w:t xml:space="preserve">You are the player. Not a franchise owner.</w:t>
+      </w:r>
+      <w:r>
+        <w:t xml:space="preserve"> </w:t>
+      </w:r>
+      <w:r>
+        <w:rPr>
+          <w:b/>
+          <w:bCs/>
+        </w:rPr>
+        <w:t xml:space="preserve">Progression is act-based (Shadow Fight–style), not a permadeath career run.</w:t>
+      </w:r>
+      <w:r>
+        <w:t xml:space="preserve"> </w:t>
+      </w:r>
+      <w:r>
+        <w:t xml:space="preserve">Cards are your technique. Fights are 5–7 minutes. Lose a stage, retry it. Keep your kit.</w:t>
       </w:r>
     </w:p>
     <w:p>
@@ -226,55 +242,13 @@
           <w:b/>
           <w:bCs/>
         </w:rPr>
-        <w:t xml:space="preserve">roguelite deck builder around cricket</w:t>
-      </w:r>
-      <w:r>
-        <w:t xml:space="preserve">. The player starts at</w:t>
-      </w:r>
-      <w:r>
-        <w:t xml:space="preserve"> </w:t>
-      </w:r>
-      <w:r>
-        <w:rPr>
-          <w:b/>
-          <w:bCs/>
-        </w:rPr>
-        <w:t xml:space="preserve">street level</w:t>
-      </w:r>
-      <w:r>
-        <w:t xml:space="preserve"> </w:t>
-      </w:r>
-      <w:r>
-        <w:t xml:space="preserve">and climbs toward</w:t>
-      </w:r>
-      <w:r>
-        <w:t xml:space="preserve"> </w:t>
-      </w:r>
-      <w:r>
-        <w:rPr>
-          <w:b/>
-          <w:bCs/>
-        </w:rPr>
-        <w:t xml:space="preserve">international</w:t>
-      </w:r>
-      <w:r>
-        <w:t xml:space="preserve">. It is</w:t>
-      </w:r>
-      <w:r>
-        <w:t xml:space="preserve"> </w:t>
-      </w:r>
-      <w:r>
-        <w:rPr>
-          <w:b/>
-          <w:bCs/>
-        </w:rPr>
-        <w:t xml:space="preserve">player-based</w:t>
-      </w:r>
-      <w:r>
-        <w:t xml:space="preserve"> </w:t>
-      </w:r>
-      <w:r>
-        <w:t xml:space="preserve">(you</w:t>
+        <w:t xml:space="preserve">cricket deck builder</w:t>
+      </w:r>
+      <w:r>
+        <w:t xml:space="preserve"> </w:t>
+      </w:r>
+      <w:r>
+        <w:t xml:space="preserve">that</w:t>
       </w:r>
       <w:r>
         <w:t xml:space="preserve"> </w:t>
@@ -284,39 +258,71 @@
           <w:i/>
           <w:iCs/>
         </w:rPr>
-        <w:t xml:space="preserve">are</w:t>
-      </w:r>
-      <w:r>
-        <w:t xml:space="preserve"> </w:t>
-      </w:r>
-      <w:r>
-        <w:t xml:space="preserve">the batter / all-rounder), released on the</w:t>
-      </w:r>
-      <w:r>
-        <w:t xml:space="preserve"> </w:t>
-      </w:r>
-      <w:r>
-        <w:rPr>
-          <w:b/>
-          <w:bCs/>
-        </w:rPr>
-        <w:t xml:space="preserve">Play Store</w:t>
-      </w:r>
-      <w:r>
-        <w:t xml:space="preserve">, with</w:t>
-      </w:r>
-      <w:r>
-        <w:t xml:space="preserve"> </w:t>
-      </w:r>
-      <w:r>
-        <w:rPr>
-          <w:b/>
-          <w:bCs/>
-        </w:rPr>
-        <w:t xml:space="preserve">ads and IAPs</w:t>
-      </w:r>
-      <w:r>
-        <w:t xml:space="preserve">, and the job of this document is to say whether that can make money and how to build it.</w:t>
+        <w:t xml:space="preserve">started</w:t>
+      </w:r>
+      <w:r>
+        <w:t xml:space="preserve"> </w:t>
+      </w:r>
+      <w:r>
+        <w:t xml:space="preserve">as a roguelite and is now</w:t>
+      </w:r>
+      <w:r>
+        <w:t xml:space="preserve"> </w:t>
+      </w:r>
+      <w:r>
+        <w:rPr>
+          <w:b/>
+          <w:bCs/>
+        </w:rPr>
+        <w:t xml:space="preserve">explicitly not a pure roguelike</w:t>
+      </w:r>
+      <w:r>
+        <w:t xml:space="preserve">. You asked to</w:t>
+      </w:r>
+      <w:r>
+        <w:t xml:space="preserve"> </w:t>
+      </w:r>
+      <w:r>
+        <w:rPr>
+          <w:b/>
+          <w:bCs/>
+        </w:rPr>
+        <w:t xml:space="preserve">time-gate and stage it</w:t>
+      </w:r>
+      <w:r>
+        <w:t xml:space="preserve"> </w:t>
+      </w:r>
+      <w:r>
+        <w:t xml:space="preserve">like</w:t>
+      </w:r>
+      <w:r>
+        <w:t xml:space="preserve"> </w:t>
+      </w:r>
+      <w:r>
+        <w:rPr>
+          <w:b/>
+          <w:bCs/>
+        </w:rPr>
+        <w:t xml:space="preserve">Shadow Fight / ninja act games</w:t>
+      </w:r>
+      <w:r>
+        <w:t xml:space="preserve"> </w:t>
+      </w:r>
+      <w:r>
+        <w:t xml:space="preserve">— one stage at a time, digestible for an Indian mobile audience. Street → international is the</w:t>
+      </w:r>
+      <w:r>
+        <w:t xml:space="preserve"> </w:t>
+      </w:r>
+      <w:r>
+        <w:rPr>
+          <w:b/>
+          <w:bCs/>
+        </w:rPr>
+        <w:t xml:space="preserve">campaign</w:t>
+      </w:r>
+      <w:r>
+        <w:t xml:space="preserve">, not one permadeath run.</w:t>
       </w:r>
     </w:p>
     <w:p>
@@ -324,7 +330,7 @@
         <w:pStyle w:val="BodyText"/>
       </w:pPr>
       <w:r>
-        <w:t xml:space="preserve">That combination is rare and commercially interesting:</w:t>
+        <w:t xml:space="preserve">That combination is still rare:</w:t>
       </w:r>
     </w:p>
     <w:p>
@@ -336,7 +342,7 @@
         </w:numPr>
       </w:pPr>
       <w:r>
-        <w:t xml:space="preserve">Cricket mobile is huge in India and almost entirely</w:t>
+        <w:t xml:space="preserve">Cricket mobile is</w:t>
       </w:r>
       <w:r>
         <w:t xml:space="preserve"> </w:t>
@@ -352,23 +358,20 @@
         <w:t xml:space="preserve"> </w:t>
       </w:r>
       <w:r>
-        <w:t xml:space="preserve">(Real Cricket, WCC) or</w:t>
-      </w:r>
-      <w:r>
-        <w:t xml:space="preserve"> </w:t>
-      </w:r>
-      <w:r>
-        <w:rPr>
-          <w:b/>
-          <w:bCs/>
-        </w:rPr>
-        <w:t xml:space="preserve">management</w:t>
-      </w:r>
-      <w:r>
-        <w:t xml:space="preserve"> </w:t>
-      </w:r>
-      <w:r>
-        <w:t xml:space="preserve">(Hitwicket).</w:t>
+        <w:t xml:space="preserve">or</w:t>
+      </w:r>
+      <w:r>
+        <w:t xml:space="preserve"> </w:t>
+      </w:r>
+      <w:r>
+        <w:rPr>
+          <w:b/>
+          <w:bCs/>
+        </w:rPr>
+        <w:t xml:space="preserve">managers</w:t>
+      </w:r>
+      <w:r>
+        <w:t xml:space="preserve">.</w:t>
       </w:r>
     </w:p>
     <w:p>
@@ -380,30 +383,7 @@
         </w:numPr>
       </w:pPr>
       <w:r>
-        <w:t xml:space="preserve">Roguelite deckbuilders are proven on mobile (</w:t>
-      </w:r>
-      <w:r>
-        <w:rPr>
-          <w:b/>
-          <w:bCs/>
-        </w:rPr>
-        <w:t xml:space="preserve">Slay the Spire</w:t>
-      </w:r>
-      <w:r>
-        <w:t xml:space="preserve">,</w:t>
-      </w:r>
-      <w:r>
-        <w:t xml:space="preserve"> </w:t>
-      </w:r>
-      <w:r>
-        <w:rPr>
-          <w:b/>
-          <w:bCs/>
-        </w:rPr>
-        <w:t xml:space="preserve">Balatro</w:t>
-      </w:r>
-      <w:r>
-        <w:t xml:space="preserve">, a wave of Balatro-likes).</w:t>
+        <w:t xml:space="preserve">Card games that print money on phones are either PvP (Clash Royale) or premium roguelites (Balatro).</w:t>
       </w:r>
     </w:p>
     <w:p>
@@ -415,23 +395,42 @@
         </w:numPr>
       </w:pPr>
       <w:r>
-        <w:t xml:space="preserve">Nobody has a serious</w:t>
-      </w:r>
-      <w:r>
-        <w:t xml:space="preserve"> </w:t>
-      </w:r>
-      <w:r>
-        <w:rPr>
-          <w:b/>
-          <w:bCs/>
-        </w:rPr>
-        <w:t xml:space="preserve">“you are the street batter, your shots are cards, death is being dropped”</w:t>
-      </w:r>
-      <w:r>
-        <w:t xml:space="preserve"> </w:t>
-      </w:r>
-      <w:r>
-        <w:t xml:space="preserve">game.</w:t>
+        <w:t xml:space="preserve">Act-based F2P (Shadow Fight 2) is what India already</w:t>
+      </w:r>
+      <w:r>
+        <w:t xml:space="preserve"> </w:t>
+      </w:r>
+      <w:r>
+        <w:rPr>
+          <w:i/>
+          <w:iCs/>
+        </w:rPr>
+        <w:t xml:space="preserve">finished</w:t>
+      </w:r>
+      <w:r>
+        <w:t xml:space="preserve">.</w:t>
+      </w:r>
+    </w:p>
+    <w:p>
+      <w:pPr>
+        <w:pStyle w:val="Compact"/>
+        <w:numPr>
+          <w:ilvl w:val="0"/>
+          <w:numId w:val="1001"/>
+        </w:numPr>
+      </w:pPr>
+      <w:r>
+        <w:t xml:space="preserve">The hole:</w:t>
+      </w:r>
+      <w:r>
+        <w:t xml:space="preserve"> </w:t>
+      </w:r>
+      <w:r>
+        <w:rPr>
+          <w:b/>
+          <w:bCs/>
+        </w:rPr>
+        <w:t xml:space="preserve">player-identity cricket + cards + Shadow Fight campaign spine.</w:t>
       </w:r>
     </w:p>
     <w:p>
@@ -468,7 +467,7 @@
           <w:b/>
           <w:bCs/>
         </w:rPr>
-        <w:t xml:space="preserve">SwitchedHit is a single-player roguelite where each run is one cricketer’s career, each fight is an innings, and your deck is the shots, nerves, and street tricks you refuse to unlearn.</w:t>
+        <w:t xml:space="preserve">SwitchedHit is a single-player act-based cricket deckbuilder: you are an all-rounder climbing from the gully, each stage is a 5–7 minute innings, and your decks (shots / balls) are the technique you keep.</w:t>
       </w:r>
     </w:p>
     <w:p>
@@ -524,7 +523,7 @@
           <w:i/>
           <w:iCs/>
         </w:rPr>
-        <w:t xml:space="preserve">Every run is a career. Every card is a shot.</w:t>
+        <w:t xml:space="preserve">One stage at a time. All the way up.</w:t>
       </w:r>
     </w:p>
     <w:p>
@@ -1689,23 +1688,7 @@
         <w:pStyle w:val="FirstParagraph"/>
       </w:pPr>
       <w:r>
-        <w:t xml:space="preserve">You are not Virat. You are a kid who bats with a taped tennis ball under a streetlight. A coach who may or may not be real (the “Keeper of the Book”) hands you a deck. Each</w:t>
-      </w:r>
-      <w:r>
-        <w:t xml:space="preserve"> </w:t>
-      </w:r>
-      <w:r>
-        <w:rPr>
-          <w:b/>
-          <w:bCs/>
-        </w:rPr>
-        <w:t xml:space="preserve">run</w:t>
-      </w:r>
-      <w:r>
-        <w:t xml:space="preserve"> </w:t>
-      </w:r>
-      <w:r>
-        <w:t xml:space="preserve">is one career. When you get out of the tournament, get injured, or get dropped, that career ends. Meta unlocks (nets, scars, superstitions) persist.</w:t>
+        <w:t xml:space="preserve">You are not Virat. You are a kid who bats with a taped tennis ball under a streetlight. A coach who may or may not be real (the “Keeper of the Book”) hands you a book of shots and balls.</w:t>
       </w:r>
     </w:p>
     <w:p>
@@ -1713,6 +1696,37 @@
         <w:pStyle w:val="BodyText"/>
       </w:pPr>
       <w:r>
+        <w:rPr>
+          <w:b/>
+          <w:bCs/>
+        </w:rPr>
+        <w:t xml:space="preserve">Campaign, not a dying career:</w:t>
+      </w:r>
+      <w:r>
+        <w:t xml:space="preserve"> </w:t>
+      </w:r>
+      <w:r>
+        <w:t xml:space="preserve">Shadow Fight 2 grammar. Acts you clear in order. Lose a fight → retry that fight (optional one ad-revive, then you still retry, you do not lose the act). Kits, cards, relics</w:t>
+      </w:r>
+      <w:r>
+        <w:t xml:space="preserve"> </w:t>
+      </w:r>
+      <w:r>
+        <w:rPr>
+          <w:b/>
+          <w:bCs/>
+        </w:rPr>
+        <w:t xml:space="preserve">persist</w:t>
+      </w:r>
+      <w:r>
+        <w:t xml:space="preserve">. The fantasy of “rising” is the map, not permadeath.</w:t>
+      </w:r>
+    </w:p>
+    <w:p>
+      <w:pPr>
+        <w:pStyle w:val="BodyText"/>
+      </w:pPr>
+      <w:r>
         <w:t xml:space="preserve">Tone:</w:t>
       </w:r>
       <w:r>
@@ -1726,10 +1740,7 @@
         <w:t xml:space="preserve">warm, loud, slightly mythical gully</w:t>
       </w:r>
       <w:r>
-        <w:t xml:space="preserve"> </w:t>
-      </w:r>
-      <w:r>
-        <w:t xml:space="preserve">— not broadcast realism, not grimdark. Think</w:t>
+        <w:t xml:space="preserve">. Think Shadow Fight’s act-to-act hunger + StS</w:t>
       </w:r>
       <w:r>
         <w:t xml:space="preserve"> </w:t>
@@ -1739,45 +1750,13 @@
           <w:i/>
           <w:iCs/>
         </w:rPr>
-        <w:t xml:space="preserve">Hades</w:t>
-      </w:r>
-      <w:r>
-        <w:t xml:space="preserve"> </w:t>
-      </w:r>
-      <w:r>
-        <w:t xml:space="preserve">sincerity +</w:t>
-      </w:r>
-      <w:r>
-        <w:t xml:space="preserve"> </w:t>
-      </w:r>
-      <w:r>
-        <w:rPr>
-          <w:i/>
-          <w:iCs/>
-        </w:rPr>
-        <w:t xml:space="preserve">Slay the Spire</w:t>
-      </w:r>
-      <w:r>
-        <w:t xml:space="preserve"> </w:t>
-      </w:r>
-      <w:r>
-        <w:t xml:space="preserve">clarity +</w:t>
-      </w:r>
-      <w:r>
-        <w:t xml:space="preserve"> </w:t>
-      </w:r>
-      <w:r>
-        <w:rPr>
-          <w:i/>
-          <w:iCs/>
-        </w:rPr>
-        <w:t xml:space="preserve">gully cricket</w:t>
-      </w:r>
-      <w:r>
-        <w:t xml:space="preserve"> </w:t>
-      </w:r>
-      <w:r>
-        <w:t xml:space="preserve">slang. Commentary is a character, not licensed audio.</w:t>
+        <w:t xml:space="preserve">card clarity</w:t>
+      </w:r>
+      <w:r>
+        <w:t xml:space="preserve"> </w:t>
+      </w:r>
+      <w:r>
+        <w:t xml:space="preserve">+ gully slang. Commentary is a character, not licensed audio.</w:t>
       </w:r>
     </w:p>
     <w:bookmarkEnd w:id="17"/>
@@ -2193,7 +2172,7 @@
         <w:t xml:space="preserve"> </w:t>
       </w:r>
       <w:r>
-        <w:t xml:space="preserve">you have a wicket bar (start 10 “lives” that represent confidence + partners + luck,</w:t>
+        <w:t xml:space="preserve">you have a wicket bar (confidence + partners + luck,</w:t>
       </w:r>
       <w:r>
         <w:t xml:space="preserve"> </w:t>
@@ -2209,7 +2188,33 @@
         <w:t xml:space="preserve"> </w:t>
       </w:r>
       <w:r>
-        <w:t xml:space="preserve">10 literal dismissals — tune so a street fight is 6–10 minutes). Hitting 0 = dismissed / career node failed.</w:t>
+        <w:t xml:space="preserve">10 literal dismissals — tune so a street fight is</w:t>
+      </w:r>
+      <w:r>
+        <w:t xml:space="preserve"> </w:t>
+      </w:r>
+      <w:r>
+        <w:rPr>
+          <w:b/>
+          <w:bCs/>
+        </w:rPr>
+        <w:t xml:space="preserve">5–7 minutes</w:t>
+      </w:r>
+      <w:r>
+        <w:t xml:space="preserve">). Hitting 0 = dismissed /</w:t>
+      </w:r>
+      <w:r>
+        <w:t xml:space="preserve"> </w:t>
+      </w:r>
+      <w:r>
+        <w:rPr>
+          <w:b/>
+          <w:bCs/>
+        </w:rPr>
+        <w:t xml:space="preserve">this stage failed</w:t>
+      </w:r>
+      <w:r>
+        <w:t xml:space="preserve">. Retry the node. Campaign stays.</w:t>
       </w:r>
     </w:p>
     <w:p>
@@ -2481,7 +2486,23 @@
         <w:t xml:space="preserve"> </w:t>
       </w:r>
       <w:r>
-        <w:t xml:space="preserve">— inswinger, off-cutter, slow bouncer, yorker, doosra, tape-ball dip. Same deck as shots (all-rounder). How they share a hand is still open (§16).</w:t>
+        <w:t xml:space="preserve">— inswinger, off-cutter, slow bouncer, yorker, doosra, tape-ball dip.</w:t>
+      </w:r>
+      <w:r>
+        <w:t xml:space="preserve"> </w:t>
+      </w:r>
+      <w:r>
+        <w:rPr>
+          <w:b/>
+          <w:bCs/>
+        </w:rPr>
+        <w:t xml:space="preserve">Separate pile.</w:t>
+      </w:r>
+      <w:r>
+        <w:t xml:space="preserve"> </w:t>
+      </w:r>
+      <w:r>
+        <w:t xml:space="preserve">Bat nodes draw Shots; bowl nodes draw Balls.</w:t>
       </w:r>
     </w:p>
     <w:p>
@@ -2543,10 +2564,13 @@
           <w:b/>
           <w:bCs/>
         </w:rPr>
-        <w:t xml:space="preserve">run rewards and meta unlocks</w:t>
-      </w:r>
-      <w:r>
-        <w:t xml:space="preserve">, never an IAP crate of power.</w:t>
+        <w:t xml:space="preserve">campaign rewards</w:t>
+      </w:r>
+      <w:r>
+        <w:t xml:space="preserve"> </w:t>
+      </w:r>
+      <w:r>
+        <w:t xml:space="preserve">(choose 1 of 3), never an IAP crate of power.</w:t>
       </w:r>
     </w:p>
     <w:p>
@@ -2558,13 +2582,13 @@
           <w:b/>
           <w:bCs/>
         </w:rPr>
-        <w:t xml:space="preserve">Deck size:</w:t>
-      </w:r>
-      <w:r>
-        <w:t xml:space="preserve"> </w:t>
-      </w:r>
-      <w:r>
-        <w:t xml:space="preserve">start ~12, grow to 18–22, then thin. Removing a “slog” is as important as adding a “late cut.”</w:t>
+        <w:t xml:space="preserve">Loadout:</w:t>
+      </w:r>
+      <w:r>
+        <w:t xml:space="preserve"> </w:t>
+      </w:r>
+      <w:r>
+        <w:t xml:space="preserve">12–18 cards per pile from a persistent collection. Nets = upgrade / remove. This is closer to Shadow Fight gear + a deckbuilder shop than to a StS run wipe.</w:t>
       </w:r>
     </w:p>
     <w:bookmarkEnd w:id="20"/>
@@ -2602,13 +2626,13 @@
       </w:r>
     </w:p>
     <w:bookmarkEnd w:id="21"/>
-    <w:bookmarkStart w:id="22" w:name="map-career-ladder-the-roguelite"/>
+    <w:bookmarkStart w:id="22" w:name="X18227073d5c9c094e9f826c7fccc7b199f7a133"/>
     <w:p>
       <w:pPr>
         <w:pStyle w:val="Heading3"/>
       </w:pPr>
       <w:r>
-        <w:t xml:space="preserve">4.6 Map / career ladder (the roguelite)</w:t>
+        <w:t xml:space="preserve">4.6 Map / career ladder (act-based, Shadow Fight–style)</w:t>
       </w:r>
     </w:p>
     <w:p>
@@ -2620,7 +2644,26 @@
           <w:b/>
           <w:bCs/>
         </w:rPr>
-        <w:t xml:space="preserve">Acts (one run):</w:t>
+        <w:t xml:space="preserve">Not a permadeath roguelite.</w:t>
+      </w:r>
+      <w:r>
+        <w:t xml:space="preserve"> </w:t>
+      </w:r>
+      <w:r>
+        <w:t xml:space="preserve">You asked to time-gate this for an Indian audience:</w:t>
+      </w:r>
+      <w:r>
+        <w:t xml:space="preserve"> </w:t>
+      </w:r>
+      <w:r>
+        <w:rPr>
+          <w:b/>
+          <w:bCs/>
+        </w:rPr>
+        <w:t xml:space="preserve">one stage at a time</w:t>
+      </w:r>
+      <w:r>
+        <w:t xml:space="preserve">, like Shadow Fight’s acts.</w:t>
       </w:r>
     </w:p>
     <w:tbl>
@@ -2669,7 +2712,7 @@
               <w:pStyle w:val="Compact"/>
             </w:pPr>
             <w:r>
-              <w:t xml:space="preserve">Length</w:t>
+              <w:t xml:space="preserve">Stages</w:t>
             </w:r>
           </w:p>
         </w:tc>
@@ -2726,7 +2769,7 @@
               <w:pStyle w:val="Compact"/>
             </w:pPr>
             <w:r>
-              <w:t xml:space="preserve">Local fast bowler with a new ball</w:t>
+              <w:t xml:space="preserve">Local fast bowler, tennis ball</w:t>
             </w:r>
           </w:p>
         </w:tc>
@@ -2761,18 +2804,18 @@
               <w:pStyle w:val="Compact"/>
             </w:pPr>
             <w:r>
-              <w:t xml:space="preserve">8–10 nodes</w:t>
-            </w:r>
-          </w:p>
-        </w:tc>
-        <w:tc>
-          <w:tcPr/>
-          <w:p>
-            <w:pPr>
-              <w:pStyle w:val="Compact"/>
-            </w:pPr>
-            <w:r>
-              <w:t xml:space="preserve">District seamer + reverse swing</w:t>
+              <w:t xml:space="preserve">6–8 stages</w:t>
+            </w:r>
+          </w:p>
+        </w:tc>
+        <w:tc>
+          <w:tcPr/>
+          <w:p>
+            <w:pPr>
+              <w:pStyle w:val="Compact"/>
+            </w:pPr>
+            <w:r>
+              <w:t xml:space="preserve">District seamer</w:t>
             </w:r>
           </w:p>
         </w:tc>
@@ -2807,18 +2850,18 @@
               <w:pStyle w:val="Compact"/>
             </w:pPr>
             <w:r>
-              <w:t xml:space="preserve">8–10 nodes</w:t>
-            </w:r>
-          </w:p>
-        </w:tc>
-        <w:tc>
-          <w:tcPr/>
-          <w:p>
-            <w:pPr>
-              <w:pStyle w:val="Compact"/>
-            </w:pPr>
-            <w:r>
-              <w:t xml:space="preserve">Mystery spinner, turning deck</w:t>
+              <w:t xml:space="preserve">6–8 stages</w:t>
+            </w:r>
+          </w:p>
+        </w:tc>
+        <w:tc>
+          <w:tcPr/>
+          <w:p>
+            <w:pPr>
+              <w:pStyle w:val="Compact"/>
+            </w:pPr>
+            <w:r>
+              <w:t xml:space="preserve">Mystery spinner</w:t>
             </w:r>
           </w:p>
         </w:tc>
@@ -2853,7 +2896,7 @@
               <w:pStyle w:val="Compact"/>
             </w:pPr>
             <w:r>
-              <w:t xml:space="preserve">8–10 nodes</w:t>
+              <w:t xml:space="preserve">6–8 stages</w:t>
             </w:r>
           </w:p>
         </w:tc>
@@ -2888,29 +2931,29 @@
               <w:pStyle w:val="Compact"/>
             </w:pPr>
             <w:r>
-              <w:t xml:space="preserve">International window</w:t>
-            </w:r>
-          </w:p>
-        </w:tc>
-        <w:tc>
-          <w:tcPr/>
-          <w:p>
-            <w:pPr>
-              <w:pStyle w:val="Compact"/>
-            </w:pPr>
-            <w:r>
-              <w:t xml:space="preserve">6–8 nodes + finale</w:t>
-            </w:r>
-          </w:p>
-        </w:tc>
-        <w:tc>
-          <w:tcPr/>
-          <w:p>
-            <w:pPr>
-              <w:pStyle w:val="Compact"/>
-            </w:pPr>
-            <w:r>
-              <w:t xml:space="preserve">“The New Ball” — pace + crowd as a mechanic</w:t>
+              <w:t xml:space="preserve">International</w:t>
+            </w:r>
+          </w:p>
+        </w:tc>
+        <w:tc>
+          <w:tcPr/>
+          <w:p>
+            <w:pPr>
+              <w:pStyle w:val="Compact"/>
+            </w:pPr>
+            <w:r>
+              <w:t xml:space="preserve">5–7 stages + finale</w:t>
+            </w:r>
+          </w:p>
+        </w:tc>
+        <w:tc>
+          <w:tcPr/>
+          <w:p>
+            <w:pPr>
+              <w:pStyle w:val="Compact"/>
+            </w:pPr>
+            <w:r>
+              <w:t xml:space="preserve">“The New Ball” — pace + crowd</w:t>
             </w:r>
           </w:p>
         </w:tc>
@@ -2918,199 +2961,189 @@
     </w:tbl>
     <w:p>
       <w:pPr>
+        <w:pStyle w:val="Compact"/>
+        <w:numPr>
+          <w:ilvl w:val="0"/>
+          <w:numId w:val="1009"/>
+        </w:numPr>
+      </w:pPr>
+      <w:r>
+        <w:t xml:space="preserve">Map is</w:t>
+      </w:r>
+      <w:r>
+        <w:t xml:space="preserve"> </w:t>
+      </w:r>
+      <w:r>
+        <w:rPr>
+          <w:b/>
+          <w:bCs/>
+        </w:rPr>
+        <w:t xml:space="preserve">linear with optional side fights</w:t>
+      </w:r>
+      <w:r>
+        <w:t xml:space="preserve"> </w:t>
+      </w:r>
+      <w:r>
+        <w:t xml:space="preserve">(nets, chai stall, rival), not a branching StS run that wipes.</w:t>
+      </w:r>
+    </w:p>
+    <w:p>
+      <w:pPr>
+        <w:pStyle w:val="Compact"/>
+        <w:numPr>
+          <w:ilvl w:val="0"/>
+          <w:numId w:val="1009"/>
+        </w:numPr>
+      </w:pPr>
+      <w:r>
+        <w:t xml:space="preserve">Clear a stage to unlock the next.</w:t>
+      </w:r>
+      <w:r>
+        <w:t xml:space="preserve"> </w:t>
+      </w:r>
+      <w:r>
+        <w:rPr>
+          <w:b/>
+          <w:bCs/>
+        </w:rPr>
+        <w:t xml:space="preserve">Lose = retry that stage.</w:t>
+      </w:r>
+      <w:r>
+        <w:t xml:space="preserve"> </w:t>
+      </w:r>
+      <w:r>
+        <w:t xml:space="preserve">One optional</w:t>
+      </w:r>
+      <w:r>
+        <w:t xml:space="preserve"> </w:t>
+      </w:r>
+      <w:r>
+        <w:rPr>
+          <w:b/>
+          <w:bCs/>
+        </w:rPr>
+        <w:t xml:space="preserve">ad-revive per fight</w:t>
+      </w:r>
+      <w:r>
+        <w:t xml:space="preserve">, then you still retry the stage — you do not lose the act.</w:t>
+      </w:r>
+    </w:p>
+    <w:p>
+      <w:pPr>
+        <w:pStyle w:val="Compact"/>
+        <w:numPr>
+          <w:ilvl w:val="0"/>
+          <w:numId w:val="1009"/>
+        </w:numPr>
+      </w:pPr>
+      <w:r>
+        <w:rPr>
+          <w:b/>
+          <w:bCs/>
+        </w:rPr>
+        <w:t xml:space="preserve">Autosave</w:t>
+      </w:r>
+      <w:r>
+        <w:t xml:space="preserve"> </w:t>
+      </w:r>
+      <w:r>
+        <w:t xml:space="preserve">after every stage. Close the app on the bus; open it on the same node.</w:t>
+      </w:r>
+    </w:p>
+    <w:p>
+      <w:pPr>
+        <w:pStyle w:val="Compact"/>
+        <w:numPr>
+          <w:ilvl w:val="0"/>
+          <w:numId w:val="1009"/>
+        </w:numPr>
+      </w:pPr>
+      <w:r>
+        <w:t xml:space="preserve">Bat and bowl stages mixed on the map (icon tells you which pile you will draw).</w:t>
+      </w:r>
+    </w:p>
+    <w:p>
+      <w:pPr>
+        <w:pStyle w:val="Compact"/>
+        <w:numPr>
+          <w:ilvl w:val="0"/>
+          <w:numId w:val="1009"/>
+        </w:numPr>
+      </w:pPr>
+      <w:r>
+        <w:rPr>
+          <w:b/>
+          <w:bCs/>
+        </w:rPr>
+        <w:t xml:space="preserve">Fight length:</w:t>
+      </w:r>
+      <w:r>
+        <w:t xml:space="preserve"> </w:t>
+      </w:r>
+      <w:r>
+        <w:t xml:space="preserve">5–7 minutes. A session is</w:t>
+      </w:r>
+      <w:r>
+        <w:t xml:space="preserve"> </w:t>
+      </w:r>
+      <w:r>
+        <w:rPr>
+          <w:b/>
+          <w:bCs/>
+        </w:rPr>
+        <w:t xml:space="preserve">one or two stages</w:t>
+      </w:r>
+      <w:r>
+        <w:t xml:space="preserve">, not a 70-minute career.</w:t>
+      </w:r>
+    </w:p>
+    <w:p>
+      <w:pPr>
+        <w:pStyle w:val="FirstParagraph"/>
+      </w:pPr>
+      <w:r>
+        <w:rPr>
+          <w:b/>
+          <w:bCs/>
+        </w:rPr>
+        <w:t xml:space="preserve">True roguelite</w:t>
+      </w:r>
+      <w:r>
+        <w:t xml:space="preserve"> </w:t>
+      </w:r>
+      <w:r>
+        <w:t xml:space="preserve">(daily tour, seeded run, death wipes the tour) is a</w:t>
+      </w:r>
+      <w:r>
+        <w:t xml:space="preserve"> </w:t>
+      </w:r>
+      <w:r>
+        <w:rPr>
+          <w:b/>
+          <w:bCs/>
+        </w:rPr>
+        <w:t xml:space="preserve">later mode</w:t>
+      </w:r>
+      <w:r>
+        <w:t xml:space="preserve">, not v1.</w:t>
+      </w:r>
+    </w:p>
+    <w:p>
+      <w:pPr>
         <w:pStyle w:val="BodyText"/>
       </w:pPr>
       <w:r>
-        <w:t xml:space="preserve">Nodes (StS grammar, cricket names):</w:t>
-      </w:r>
-      <w:r>
-        <w:t xml:space="preserve"> </w:t>
-      </w:r>
-      <w:r>
-        <w:rPr>
-          <w:b/>
-          <w:bCs/>
-        </w:rPr>
-        <w:t xml:space="preserve">Nets</w:t>
-      </w:r>
-      <w:r>
-        <w:t xml:space="preserve"> </w:t>
-      </w:r>
-      <w:r>
-        <w:t xml:space="preserve">(upgrade),</w:t>
-      </w:r>
-      <w:r>
-        <w:t xml:space="preserve"> </w:t>
-      </w:r>
-      <w:r>
-        <w:rPr>
-          <w:b/>
-          <w:bCs/>
-        </w:rPr>
-        <w:t xml:space="preserve">Physio</w:t>
-      </w:r>
-      <w:r>
-        <w:t xml:space="preserve"> </w:t>
-      </w:r>
-      <w:r>
-        <w:t xml:space="preserve">(heal),</w:t>
-      </w:r>
-      <w:r>
-        <w:t xml:space="preserve"> </w:t>
-      </w:r>
-      <w:r>
-        <w:rPr>
-          <w:b/>
-          <w:bCs/>
-        </w:rPr>
-        <w:t xml:space="preserve">Chai stall</w:t>
-      </w:r>
-      <w:r>
-        <w:t xml:space="preserve"> </w:t>
-      </w:r>
-      <w:r>
-        <w:t xml:space="preserve">(shop),</w:t>
-      </w:r>
-      <w:r>
-        <w:t xml:space="preserve"> </w:t>
-      </w:r>
-      <w:r>
-        <w:rPr>
-          <w:b/>
-          <w:bCs/>
-        </w:rPr>
-        <w:t xml:space="preserve">Rival</w:t>
-      </w:r>
-      <w:r>
-        <w:t xml:space="preserve"> </w:t>
-      </w:r>
-      <w:r>
-        <w:t xml:space="preserve">(elite),</w:t>
-      </w:r>
-      <w:r>
-        <w:t xml:space="preserve"> </w:t>
-      </w:r>
-      <w:r>
-        <w:rPr>
-          <w:b/>
-          <w:bCs/>
-        </w:rPr>
-        <w:t xml:space="preserve">Net session with a coach</w:t>
-      </w:r>
-      <w:r>
-        <w:t xml:space="preserve"> </w:t>
-      </w:r>
-      <w:r>
-        <w:t xml:space="preserve">(remove/transform),</w:t>
-      </w:r>
-      <w:r>
-        <w:t xml:space="preserve"> </w:t>
-      </w:r>
-      <w:r>
-        <w:rPr>
-          <w:b/>
-          <w:bCs/>
-        </w:rPr>
-        <w:t xml:space="preserve">Rest day</w:t>
-      </w:r>
-      <w:r>
-        <w:t xml:space="preserve">,</w:t>
-      </w:r>
-      <w:r>
-        <w:t xml:space="preserve"> </w:t>
-      </w:r>
-      <w:r>
-        <w:rPr>
-          <w:b/>
-          <w:bCs/>
-        </w:rPr>
-        <w:t xml:space="preserve">Press</w:t>
-      </w:r>
-      <w:r>
-        <w:t xml:space="preserve"> </w:t>
-      </w:r>
-      <w:r>
-        <w:t xml:space="preserve">(gamble / curse).</w:t>
-      </w:r>
-    </w:p>
-    <w:p>
-      <w:pPr>
-        <w:pStyle w:val="BodyText"/>
-      </w:pPr>
-      <w:r>
-        <w:rPr>
-          <w:b/>
-          <w:bCs/>
-        </w:rPr>
-        <w:t xml:space="preserve">Win a run:</w:t>
-      </w:r>
-      <w:r>
-        <w:t xml:space="preserve"> </w:t>
-      </w:r>
-      <w:r>
-        <w:t xml:space="preserve">survive Act 4 as the same career — not a meta of many tournaments (locked 2026-09-02). Unlock a scar, a card, a kit colour.</w:t>
-      </w:r>
-    </w:p>
-    <w:p>
-      <w:pPr>
-        <w:pStyle w:val="BodyText"/>
-      </w:pPr>
-      <w:r>
-        <w:rPr>
-          <w:b/>
-          <w:bCs/>
-        </w:rPr>
-        <w:t xml:space="preserve">Lose a run:</w:t>
-      </w:r>
-      <w:r>
-        <w:t xml:space="preserve"> </w:t>
-      </w:r>
-      <w:r>
-        <w:t xml:space="preserve">dropped, injured, or “sent back to the gully.” Immediate retry. Meta XP still drops.</w:t>
-      </w:r>
-    </w:p>
-    <w:p>
-      <w:pPr>
-        <w:pStyle w:val="BodyText"/>
-      </w:pPr>
-      <w:r>
-        <w:rPr>
-          <w:b/>
-          <w:bCs/>
-        </w:rPr>
-        <w:t xml:space="preserve">Run time target:</w:t>
-      </w:r>
-      <w:r>
-        <w:t xml:space="preserve"> </w:t>
-      </w:r>
-      <w:r>
-        <w:t xml:space="preserve">first win possible in</w:t>
-      </w:r>
-      <w:r>
-        <w:t xml:space="preserve"> </w:t>
-      </w:r>
-      <w:r>
-        <w:rPr>
-          <w:b/>
-          <w:bCs/>
-        </w:rPr>
-        <w:t xml:space="preserve">45–70 minutes</w:t>
-      </w:r>
-      <w:r>
-        <w:t xml:space="preserve">. Individual fight</w:t>
-      </w:r>
-      <w:r>
-        <w:t xml:space="preserve"> </w:t>
-      </w:r>
-      <w:r>
-        <w:rPr>
-          <w:b/>
-          <w:bCs/>
-        </w:rPr>
-        <w:t xml:space="preserve">6–12 minutes</w:t>
-      </w:r>
-      <w:r>
-        <w:t xml:space="preserve">. If a fight exceeds 15 minutes, cut enemy HP, do not add timing minigames.</w:t>
+        <w:rPr>
+          <w:b/>
+          <w:bCs/>
+        </w:rPr>
+        <w:t xml:space="preserve">Win the campaign:</w:t>
+      </w:r>
+      <w:r>
+        <w:t xml:space="preserve"> </w:t>
+      </w:r>
+      <w:r>
+        <w:t xml:space="preserve">finish Act 4. Then New Game+ / harder intents / cosmetics, not “delete the kid.”</w:t>
       </w:r>
     </w:p>
     <w:bookmarkEnd w:id="22"/>
@@ -3128,7 +3161,7 @@
         <w:pStyle w:val="Compact"/>
         <w:numPr>
           <w:ilvl w:val="0"/>
-          <w:numId w:val="1009"/>
+          <w:numId w:val="1010"/>
         </w:numPr>
       </w:pPr>
       <w:r>
@@ -3150,7 +3183,7 @@
         <w:pStyle w:val="Compact"/>
         <w:numPr>
           <w:ilvl w:val="0"/>
-          <w:numId w:val="1009"/>
+          <w:numId w:val="1010"/>
         </w:numPr>
       </w:pPr>
       <w:r>
@@ -3198,7 +3231,7 @@
         <w:pStyle w:val="Compact"/>
         <w:numPr>
           <w:ilvl w:val="0"/>
-          <w:numId w:val="1009"/>
+          <w:numId w:val="1010"/>
         </w:numPr>
       </w:pPr>
       <w:r>
@@ -3230,7 +3263,7 @@
         <w:pStyle w:val="Compact"/>
         <w:numPr>
           <w:ilvl w:val="0"/>
-          <w:numId w:val="1010"/>
+          <w:numId w:val="1011"/>
         </w:numPr>
       </w:pPr>
       <w:r>
@@ -3242,7 +3275,7 @@
         <w:pStyle w:val="Compact"/>
         <w:numPr>
           <w:ilvl w:val="0"/>
-          <w:numId w:val="1010"/>
+          <w:numId w:val="1011"/>
         </w:numPr>
       </w:pPr>
       <w:r>
@@ -3254,7 +3287,7 @@
         <w:pStyle w:val="Compact"/>
         <w:numPr>
           <w:ilvl w:val="0"/>
-          <w:numId w:val="1010"/>
+          <w:numId w:val="1011"/>
         </w:numPr>
       </w:pPr>
       <w:r>
@@ -3266,11 +3299,23 @@
         <w:pStyle w:val="Compact"/>
         <w:numPr>
           <w:ilvl w:val="0"/>
-          <w:numId w:val="1010"/>
+          <w:numId w:val="1011"/>
         </w:numPr>
       </w:pPr>
       <w:r>
         <w:t xml:space="preserve">No Unity.</w:t>
+      </w:r>
+    </w:p>
+    <w:p>
+      <w:pPr>
+        <w:pStyle w:val="Compact"/>
+        <w:numPr>
+          <w:ilvl w:val="0"/>
+          <w:numId w:val="1011"/>
+        </w:numPr>
+      </w:pPr>
+      <w:r>
+        <w:t xml:space="preserve">No permadeath of the campaign. Roguelite daily-tour is post-v1.</w:t>
       </w:r>
     </w:p>
     <w:p>
@@ -3431,29 +3476,29 @@
                 <w:b/>
                 <w:bCs/>
               </w:rPr>
-              <w:t xml:space="preserve">Hades</w:t>
-            </w:r>
-          </w:p>
-        </w:tc>
-        <w:tc>
-          <w:tcPr/>
-          <w:p>
-            <w:pPr>
-              <w:pStyle w:val="Compact"/>
-            </w:pPr>
-            <w:r>
-              <w:t xml:space="preserve">Character, death as story, meta that feels like training</w:t>
-            </w:r>
-          </w:p>
-        </w:tc>
-        <w:tc>
-          <w:tcPr/>
-          <w:p>
-            <w:pPr>
-              <w:pStyle w:val="Compact"/>
-            </w:pPr>
-            <w:r>
-              <w:t xml:space="preserve">Isometric action</w:t>
+              <w:t xml:space="preserve">Shadow Fight 2</w:t>
+            </w:r>
+          </w:p>
+        </w:tc>
+        <w:tc>
+          <w:tcPr/>
+          <w:p>
+            <w:pPr>
+              <w:pStyle w:val="Compact"/>
+            </w:pPr>
+            <w:r>
+              <w:t xml:space="preserve">Act maps, retry-the-fight, persistent gear, India-digestible F2P</w:t>
+            </w:r>
+          </w:p>
+        </w:tc>
+        <w:tc>
+          <w:tcPr/>
+          <w:p>
+            <w:pPr>
+              <w:pStyle w:val="Compact"/>
+            </w:pPr>
+            <w:r>
+              <w:t xml:space="preserve">Weapon gacha, energy that bricks the game</w:t>
             </w:r>
           </w:p>
         </w:tc>
@@ -3673,7 +3718,7 @@
           <w:i/>
           <w:iCs/>
         </w:rPr>
-        <w:t xml:space="preserve">draft a ridiculous reverse-sweep build, die to a bouncer barrage, immediately start again with one more unlocked street card.</w:t>
+        <w:t xml:space="preserve">lose a gully fight to a bouncer, slam the meme reverse-sweep anyway, retry the same kid, beat the stage, open the next chowk.</w:t>
       </w:r>
     </w:p>
     <w:p>
@@ -3741,7 +3786,7 @@
         <w:pStyle w:val="Compact"/>
         <w:numPr>
           <w:ilvl w:val="0"/>
-          <w:numId w:val="1011"/>
+          <w:numId w:val="1012"/>
         </w:numPr>
       </w:pPr>
       <w:r>
@@ -3785,7 +3830,7 @@
         <w:pStyle w:val="Compact"/>
         <w:numPr>
           <w:ilvl w:val="0"/>
-          <w:numId w:val="1011"/>
+          <w:numId w:val="1012"/>
         </w:numPr>
       </w:pPr>
       <w:r>
@@ -3813,7 +3858,7 @@
         <w:pStyle w:val="Compact"/>
         <w:numPr>
           <w:ilvl w:val="0"/>
-          <w:numId w:val="1011"/>
+          <w:numId w:val="1012"/>
         </w:numPr>
       </w:pPr>
       <w:r>
@@ -3825,7 +3870,7 @@
         <w:pStyle w:val="Compact"/>
         <w:numPr>
           <w:ilvl w:val="0"/>
-          <w:numId w:val="1011"/>
+          <w:numId w:val="1012"/>
         </w:numPr>
       </w:pPr>
       <w:r>
@@ -3931,7 +3976,7 @@
         <w:pStyle w:val="Compact"/>
         <w:numPr>
           <w:ilvl w:val="0"/>
-          <w:numId w:val="1012"/>
+          <w:numId w:val="1013"/>
         </w:numPr>
       </w:pPr>
       <w:r>
@@ -3956,7 +4001,7 @@
         <w:pStyle w:val="Compact"/>
         <w:numPr>
           <w:ilvl w:val="0"/>
-          <w:numId w:val="1012"/>
+          <w:numId w:val="1013"/>
         </w:numPr>
       </w:pPr>
       <w:r>
@@ -3968,7 +4013,7 @@
         <w:pStyle w:val="Compact"/>
         <w:numPr>
           <w:ilvl w:val="0"/>
-          <w:numId w:val="1012"/>
+          <w:numId w:val="1013"/>
         </w:numPr>
       </w:pPr>
       <w:r>
@@ -3980,7 +4025,7 @@
         <w:pStyle w:val="Compact"/>
         <w:numPr>
           <w:ilvl w:val="0"/>
-          <w:numId w:val="1012"/>
+          <w:numId w:val="1013"/>
         </w:numPr>
       </w:pPr>
       <w:r>
@@ -4741,7 +4786,7 @@
         <w:pStyle w:val="Compact"/>
         <w:numPr>
           <w:ilvl w:val="0"/>
-          <w:numId w:val="1013"/>
+          <w:numId w:val="1014"/>
         </w:numPr>
       </w:pPr>
       <w:r>
@@ -4766,7 +4811,7 @@
         <w:pStyle w:val="Compact"/>
         <w:numPr>
           <w:ilvl w:val="0"/>
-          <w:numId w:val="1013"/>
+          <w:numId w:val="1014"/>
         </w:numPr>
       </w:pPr>
       <w:r>
@@ -4778,7 +4823,7 @@
         <w:pStyle w:val="Compact"/>
         <w:numPr>
           <w:ilvl w:val="0"/>
-          <w:numId w:val="1013"/>
+          <w:numId w:val="1014"/>
         </w:numPr>
       </w:pPr>
       <w:r>
@@ -4790,7 +4835,7 @@
         <w:pStyle w:val="Compact"/>
         <w:numPr>
           <w:ilvl w:val="0"/>
-          <w:numId w:val="1013"/>
+          <w:numId w:val="1014"/>
         </w:numPr>
       </w:pPr>
       <w:r>
@@ -5024,7 +5069,7 @@
         <w:pStyle w:val="Compact"/>
         <w:numPr>
           <w:ilvl w:val="0"/>
-          <w:numId w:val="1014"/>
+          <w:numId w:val="1015"/>
         </w:numPr>
       </w:pPr>
       <w:r>
@@ -5046,7 +5091,7 @@
         <w:pStyle w:val="Compact"/>
         <w:numPr>
           <w:ilvl w:val="0"/>
-          <w:numId w:val="1014"/>
+          <w:numId w:val="1015"/>
         </w:numPr>
       </w:pPr>
       <w:r>
@@ -5068,7 +5113,7 @@
         <w:pStyle w:val="Compact"/>
         <w:numPr>
           <w:ilvl w:val="0"/>
-          <w:numId w:val="1014"/>
+          <w:numId w:val="1015"/>
         </w:numPr>
       </w:pPr>
       <w:r>
@@ -5106,7 +5151,7 @@
         <w:pStyle w:val="Compact"/>
         <w:numPr>
           <w:ilvl w:val="0"/>
-          <w:numId w:val="1014"/>
+          <w:numId w:val="1015"/>
         </w:numPr>
       </w:pPr>
       <w:r>
@@ -5128,7 +5173,7 @@
         <w:pStyle w:val="Compact"/>
         <w:numPr>
           <w:ilvl w:val="0"/>
-          <w:numId w:val="1014"/>
+          <w:numId w:val="1015"/>
         </w:numPr>
       </w:pPr>
       <w:r>
@@ -5231,7 +5276,7 @@
         <w:pStyle w:val="Compact"/>
         <w:numPr>
           <w:ilvl w:val="0"/>
-          <w:numId w:val="1015"/>
+          <w:numId w:val="1016"/>
         </w:numPr>
       </w:pPr>
       <w:r>
@@ -5256,7 +5301,7 @@
         <w:pStyle w:val="Compact"/>
         <w:numPr>
           <w:ilvl w:val="0"/>
-          <w:numId w:val="1015"/>
+          <w:numId w:val="1016"/>
         </w:numPr>
       </w:pPr>
       <w:r>
@@ -5268,7 +5313,7 @@
         <w:pStyle w:val="Compact"/>
         <w:numPr>
           <w:ilvl w:val="0"/>
-          <w:numId w:val="1015"/>
+          <w:numId w:val="1016"/>
         </w:numPr>
       </w:pPr>
       <w:r>
@@ -5280,7 +5325,7 @@
         <w:pStyle w:val="Compact"/>
         <w:numPr>
           <w:ilvl w:val="0"/>
-          <w:numId w:val="1015"/>
+          <w:numId w:val="1016"/>
         </w:numPr>
       </w:pPr>
       <w:r>
@@ -5905,24 +5950,21 @@
                 <w:b/>
                 <w:bCs/>
               </w:rPr>
-              <w:t xml:space="preserve">1 per run, then you are dead</w:t>
-            </w:r>
-            <w:r>
-              <w:t xml:space="preserve"> </w:t>
-            </w:r>
-            <w:r>
-              <w:t xml:space="preserve">(locked 2026-09-02)</w:t>
-            </w:r>
-          </w:p>
-        </w:tc>
-        <w:tc>
-          <w:tcPr/>
-          <w:p>
-            <w:pPr>
-              <w:pStyle w:val="Compact"/>
-            </w:pPr>
-            <w:r>
-              <w:t xml:space="preserve">Highest eCPM, must be skippable</w:t>
+              <w:t xml:space="preserve">1 per fight</w:t>
+            </w:r>
+            <w:r>
+              <w:t xml:space="preserve">, then retry the stage</w:t>
+            </w:r>
+          </w:p>
+        </w:tc>
+        <w:tc>
+          <w:tcPr/>
+          <w:p>
+            <w:pPr>
+              <w:pStyle w:val="Compact"/>
+            </w:pPr>
+            <w:r>
+              <w:t xml:space="preserve">Highest eCPM. Campaign is not wiped</w:t>
             </w:r>
           </w:p>
         </w:tc>
@@ -6135,7 +6177,7 @@
         <w:pStyle w:val="Compact"/>
         <w:numPr>
           <w:ilvl w:val="0"/>
-          <w:numId w:val="1016"/>
+          <w:numId w:val="1017"/>
         </w:numPr>
       </w:pPr>
       <w:r>
@@ -6208,7 +6250,7 @@
         <w:pStyle w:val="Compact"/>
         <w:numPr>
           <w:ilvl w:val="0"/>
-          <w:numId w:val="1016"/>
+          <w:numId w:val="1017"/>
         </w:numPr>
       </w:pPr>
       <w:r>
@@ -6246,7 +6288,7 @@
         <w:pStyle w:val="Compact"/>
         <w:numPr>
           <w:ilvl w:val="0"/>
-          <w:numId w:val="1016"/>
+          <w:numId w:val="1017"/>
         </w:numPr>
       </w:pPr>
       <w:r>
@@ -6283,7 +6325,7 @@
         <w:pStyle w:val="Compact"/>
         <w:numPr>
           <w:ilvl w:val="0"/>
-          <w:numId w:val="1017"/>
+          <w:numId w:val="1018"/>
         </w:numPr>
       </w:pPr>
       <w:r>
@@ -6317,7 +6359,7 @@
         <w:pStyle w:val="Compact"/>
         <w:numPr>
           <w:ilvl w:val="0"/>
-          <w:numId w:val="1017"/>
+          <w:numId w:val="1018"/>
         </w:numPr>
       </w:pPr>
       <w:r>
@@ -6348,7 +6390,7 @@
         <w:pStyle w:val="Compact"/>
         <w:numPr>
           <w:ilvl w:val="0"/>
-          <w:numId w:val="1017"/>
+          <w:numId w:val="1018"/>
         </w:numPr>
       </w:pPr>
       <w:r>
@@ -6689,7 +6731,7 @@
         <w:pStyle w:val="Compact"/>
         <w:numPr>
           <w:ilvl w:val="0"/>
-          <w:numId w:val="1018"/>
+          <w:numId w:val="1019"/>
         </w:numPr>
       </w:pPr>
       <w:r>
@@ -6749,7 +6791,7 @@
         <w:pStyle w:val="Compact"/>
         <w:numPr>
           <w:ilvl w:val="0"/>
-          <w:numId w:val="1018"/>
+          <w:numId w:val="1019"/>
         </w:numPr>
       </w:pPr>
       <w:r>
@@ -6774,7 +6816,7 @@
         <w:pStyle w:val="Compact"/>
         <w:numPr>
           <w:ilvl w:val="0"/>
-          <w:numId w:val="1018"/>
+          <w:numId w:val="1019"/>
         </w:numPr>
       </w:pPr>
       <w:r>
@@ -6857,7 +6899,7 @@
         <w:pStyle w:val="Compact"/>
         <w:numPr>
           <w:ilvl w:val="0"/>
-          <w:numId w:val="1019"/>
+          <w:numId w:val="1020"/>
         </w:numPr>
       </w:pPr>
       <w:r>
@@ -6869,7 +6911,7 @@
         <w:pStyle w:val="Compact"/>
         <w:numPr>
           <w:ilvl w:val="0"/>
-          <w:numId w:val="1019"/>
+          <w:numId w:val="1020"/>
         </w:numPr>
       </w:pPr>
       <w:r>
@@ -6881,7 +6923,7 @@
         <w:pStyle w:val="Compact"/>
         <w:numPr>
           <w:ilvl w:val="0"/>
-          <w:numId w:val="1019"/>
+          <w:numId w:val="1020"/>
         </w:numPr>
       </w:pPr>
       <w:r>
@@ -7346,7 +7388,7 @@
         <w:pStyle w:val="Compact"/>
         <w:numPr>
           <w:ilvl w:val="0"/>
-          <w:numId w:val="1020"/>
+          <w:numId w:val="1021"/>
         </w:numPr>
       </w:pPr>
       <w:r>
@@ -7358,7 +7400,7 @@
         <w:pStyle w:val="Compact"/>
         <w:numPr>
           <w:ilvl w:val="0"/>
-          <w:numId w:val="1020"/>
+          <w:numId w:val="1021"/>
         </w:numPr>
       </w:pPr>
       <w:r>
@@ -7370,19 +7412,19 @@
         <w:pStyle w:val="Compact"/>
         <w:numPr>
           <w:ilvl w:val="0"/>
-          <w:numId w:val="1020"/>
-        </w:numPr>
-      </w:pPr>
-      <w:r>
-        <w:t xml:space="preserve">1 act map (Gully → club final)</w:t>
-      </w:r>
-    </w:p>
-    <w:p>
-      <w:pPr>
-        <w:pStyle w:val="Compact"/>
-        <w:numPr>
-          <w:ilvl w:val="0"/>
-          <w:numId w:val="1020"/>
+          <w:numId w:val="1021"/>
+        </w:numPr>
+      </w:pPr>
+      <w:r>
+        <w:t xml:space="preserve">Gully act map (2–3 stages, retry on loss)</w:t>
+      </w:r>
+    </w:p>
+    <w:p>
+      <w:pPr>
+        <w:pStyle w:val="Compact"/>
+        <w:numPr>
+          <w:ilvl w:val="0"/>
+          <w:numId w:val="1021"/>
         </w:numPr>
       </w:pPr>
       <w:r>
@@ -7394,7 +7436,7 @@
         <w:pStyle w:val="Compact"/>
         <w:numPr>
           <w:ilvl w:val="0"/>
-          <w:numId w:val="1020"/>
+          <w:numId w:val="1021"/>
         </w:numPr>
       </w:pPr>
       <w:r>
@@ -7406,7 +7448,7 @@
         <w:pStyle w:val="Compact"/>
         <w:numPr>
           <w:ilvl w:val="0"/>
-          <w:numId w:val="1020"/>
+          <w:numId w:val="1021"/>
         </w:numPr>
       </w:pPr>
       <w:r>
@@ -7446,7 +7488,7 @@
         <w:pStyle w:val="Compact"/>
         <w:numPr>
           <w:ilvl w:val="0"/>
-          <w:numId w:val="1021"/>
+          <w:numId w:val="1022"/>
         </w:numPr>
       </w:pPr>
       <w:r>
@@ -7458,7 +7500,7 @@
         <w:pStyle w:val="Compact"/>
         <w:numPr>
           <w:ilvl w:val="0"/>
-          <w:numId w:val="1021"/>
+          <w:numId w:val="1022"/>
         </w:numPr>
       </w:pPr>
       <w:r>
@@ -7470,7 +7512,7 @@
         <w:pStyle w:val="Compact"/>
         <w:numPr>
           <w:ilvl w:val="0"/>
-          <w:numId w:val="1021"/>
+          <w:numId w:val="1022"/>
         </w:numPr>
       </w:pPr>
       <w:r>
@@ -7482,7 +7524,7 @@
         <w:pStyle w:val="Compact"/>
         <w:numPr>
           <w:ilvl w:val="0"/>
-          <w:numId w:val="1021"/>
+          <w:numId w:val="1022"/>
         </w:numPr>
       </w:pPr>
       <w:r>
@@ -7504,7 +7546,7 @@
         <w:pStyle w:val="Compact"/>
         <w:numPr>
           <w:ilvl w:val="0"/>
-          <w:numId w:val="1022"/>
+          <w:numId w:val="1023"/>
         </w:numPr>
       </w:pPr>
       <w:r>
@@ -7516,7 +7558,7 @@
         <w:pStyle w:val="Compact"/>
         <w:numPr>
           <w:ilvl w:val="0"/>
-          <w:numId w:val="1022"/>
+          <w:numId w:val="1023"/>
         </w:numPr>
       </w:pPr>
       <w:r>
@@ -7528,7 +7570,7 @@
         <w:pStyle w:val="Compact"/>
         <w:numPr>
           <w:ilvl w:val="0"/>
-          <w:numId w:val="1022"/>
+          <w:numId w:val="1023"/>
         </w:numPr>
       </w:pPr>
       <w:r>
@@ -7540,7 +7582,7 @@
         <w:pStyle w:val="Compact"/>
         <w:numPr>
           <w:ilvl w:val="0"/>
-          <w:numId w:val="1022"/>
+          <w:numId w:val="1023"/>
         </w:numPr>
       </w:pPr>
       <w:r>
@@ -7562,7 +7604,7 @@
         <w:pStyle w:val="Compact"/>
         <w:numPr>
           <w:ilvl w:val="0"/>
-          <w:numId w:val="1023"/>
+          <w:numId w:val="1024"/>
         </w:numPr>
       </w:pPr>
       <w:r>
@@ -7574,7 +7616,7 @@
         <w:pStyle w:val="Compact"/>
         <w:numPr>
           <w:ilvl w:val="0"/>
-          <w:numId w:val="1023"/>
+          <w:numId w:val="1024"/>
         </w:numPr>
       </w:pPr>
       <w:r>
@@ -7604,7 +7646,7 @@
         <w:pStyle w:val="Compact"/>
         <w:numPr>
           <w:ilvl w:val="0"/>
-          <w:numId w:val="1024"/>
+          <w:numId w:val="1025"/>
         </w:numPr>
       </w:pPr>
       <w:r>
@@ -7616,7 +7658,7 @@
         <w:pStyle w:val="Compact"/>
         <w:numPr>
           <w:ilvl w:val="0"/>
-          <w:numId w:val="1024"/>
+          <w:numId w:val="1025"/>
         </w:numPr>
       </w:pPr>
       <w:r>
@@ -7628,7 +7670,7 @@
         <w:pStyle w:val="Compact"/>
         <w:numPr>
           <w:ilvl w:val="0"/>
-          <w:numId w:val="1024"/>
+          <w:numId w:val="1025"/>
         </w:numPr>
       </w:pPr>
       <w:r>
@@ -7640,7 +7682,7 @@
         <w:pStyle w:val="Compact"/>
         <w:numPr>
           <w:ilvl w:val="0"/>
-          <w:numId w:val="1024"/>
+          <w:numId w:val="1025"/>
         </w:numPr>
       </w:pPr>
       <w:r>
@@ -7670,7 +7712,7 @@
         <w:pStyle w:val="Compact"/>
         <w:numPr>
           <w:ilvl w:val="0"/>
-          <w:numId w:val="1025"/>
+          <w:numId w:val="1026"/>
         </w:numPr>
       </w:pPr>
       <w:r>
@@ -7692,7 +7734,7 @@
         <w:pStyle w:val="Compact"/>
         <w:numPr>
           <w:ilvl w:val="0"/>
-          <w:numId w:val="1025"/>
+          <w:numId w:val="1026"/>
         </w:numPr>
       </w:pPr>
       <w:r>
@@ -7743,7 +7785,7 @@
         <w:pStyle w:val="Compact"/>
         <w:numPr>
           <w:ilvl w:val="0"/>
-          <w:numId w:val="1025"/>
+          <w:numId w:val="1026"/>
         </w:numPr>
       </w:pPr>
       <w:r>
@@ -7765,7 +7807,7 @@
         <w:pStyle w:val="Compact"/>
         <w:numPr>
           <w:ilvl w:val="0"/>
-          <w:numId w:val="1025"/>
+          <w:numId w:val="1026"/>
         </w:numPr>
       </w:pPr>
       <w:r>
@@ -7787,7 +7829,7 @@
         <w:pStyle w:val="Compact"/>
         <w:numPr>
           <w:ilvl w:val="0"/>
-          <w:numId w:val="1025"/>
+          <w:numId w:val="1026"/>
         </w:numPr>
       </w:pPr>
       <w:r>
@@ -8212,7 +8254,23 @@
         <w:pStyle w:val="BodyText"/>
       </w:pPr>
       <w:r>
-        <w:t xml:space="preserve">If after two deaths you still queue another gully fight, continue to Alpha and point the Play closed test at it.</w:t>
+        <w:t xml:space="preserve">If after</w:t>
+      </w:r>
+      <w:r>
+        <w:t xml:space="preserve"> </w:t>
+      </w:r>
+      <w:r>
+        <w:rPr>
+          <w:b/>
+          <w:bCs/>
+        </w:rPr>
+        <w:t xml:space="preserve">losing a gully fight</w:t>
+      </w:r>
+      <w:r>
+        <w:t xml:space="preserve"> </w:t>
+      </w:r>
+      <w:r>
+        <w:t xml:space="preserve">you still tap retry (or the next stage) without being asked, continue to Alpha.</w:t>
       </w:r>
     </w:p>
     <w:p>
@@ -8276,7 +8334,7 @@
         <w:pStyle w:val="Compact"/>
         <w:numPr>
           <w:ilvl w:val="0"/>
-          <w:numId w:val="1026"/>
+          <w:numId w:val="1027"/>
         </w:numPr>
       </w:pPr>
       <w:r>
@@ -8298,36 +8356,52 @@
         <w:pStyle w:val="Compact"/>
         <w:numPr>
           <w:ilvl w:val="0"/>
-          <w:numId w:val="1026"/>
-        </w:numPr>
-      </w:pPr>
-      <w:r>
-        <w:rPr>
-          <w:b/>
-          <w:bCs/>
-        </w:rPr>
-        <w:t xml:space="preserve">Player-based roguelite deckbuilder</w:t>
-      </w:r>
-      <w:r>
-        <w:t xml:space="preserve">, not a franchise manager and not an arcade sim.</w:t>
-      </w:r>
-      <w:r>
-        <w:t xml:space="preserve"> </w:t>
-      </w:r>
-      <w:r>
-        <w:rPr>
-          <w:b/>
-          <w:bCs/>
-        </w:rPr>
-        <w:t xml:space="preserve">One run = whole career. You are an all-rounder; cards mix shots and balls. First three minutes are gully culture. One ad-revive per run, then dead.</w:t>
-      </w:r>
-    </w:p>
-    <w:p>
-      <w:pPr>
-        <w:pStyle w:val="Compact"/>
-        <w:numPr>
-          <w:ilvl w:val="0"/>
-          <w:numId w:val="1026"/>
+          <w:numId w:val="1027"/>
+        </w:numPr>
+      </w:pPr>
+      <w:r>
+        <w:rPr>
+          <w:b/>
+          <w:bCs/>
+        </w:rPr>
+        <w:t xml:space="preserve">Player-based cricket deckbuilder with a Shadow Fight act campaign</w:t>
+      </w:r>
+      <w:r>
+        <w:t xml:space="preserve">, not a permadeath roguelite and not a franchise manager. All-rounder via bat/bowl</w:t>
+      </w:r>
+      <w:r>
+        <w:t xml:space="preserve"> </w:t>
+      </w:r>
+      <w:r>
+        <w:rPr>
+          <w:b/>
+          <w:bCs/>
+        </w:rPr>
+        <w:t xml:space="preserve">stages</w:t>
+      </w:r>
+      <w:r>
+        <w:t xml:space="preserve">. Two card piles. 5–7 min fights. Gully-first. One ad-revive</w:t>
+      </w:r>
+      <w:r>
+        <w:t xml:space="preserve"> </w:t>
+      </w:r>
+      <w:r>
+        <w:rPr>
+          <w:b/>
+          <w:bCs/>
+        </w:rPr>
+        <w:t xml:space="preserve">per fight</w:t>
+      </w:r>
+      <w:r>
+        <w:t xml:space="preserve">.</w:t>
+      </w:r>
+    </w:p>
+    <w:p>
+      <w:pPr>
+        <w:pStyle w:val="Compact"/>
+        <w:numPr>
+          <w:ilvl w:val="0"/>
+          <w:numId w:val="1027"/>
         </w:numPr>
       </w:pPr>
       <w:r>
@@ -8346,7 +8420,7 @@
         <w:pStyle w:val="Compact"/>
         <w:numPr>
           <w:ilvl w:val="0"/>
-          <w:numId w:val="1026"/>
+          <w:numId w:val="1027"/>
         </w:numPr>
       </w:pPr>
       <w:r>
@@ -8365,7 +8439,7 @@
         <w:pStyle w:val="Compact"/>
         <w:numPr>
           <w:ilvl w:val="0"/>
-          <w:numId w:val="1026"/>
+          <w:numId w:val="1027"/>
         </w:numPr>
       </w:pPr>
       <w:r>
@@ -8384,7 +8458,7 @@
         <w:pStyle w:val="Compact"/>
         <w:numPr>
           <w:ilvl w:val="0"/>
-          <w:numId w:val="1026"/>
+          <w:numId w:val="1027"/>
         </w:numPr>
       </w:pPr>
       <w:r>
@@ -8403,7 +8477,7 @@
         <w:pStyle w:val="Compact"/>
         <w:numPr>
           <w:ilvl w:val="0"/>
-          <w:numId w:val="1026"/>
+          <w:numId w:val="1027"/>
         </w:numPr>
       </w:pPr>
       <w:r>
@@ -8439,45 +8513,52 @@
         <w:pStyle w:val="Compact"/>
         <w:numPr>
           <w:ilvl w:val="0"/>
-          <w:numId w:val="1027"/>
-        </w:numPr>
-      </w:pPr>
-      <w:r>
-        <w:rPr>
-          <w:b/>
-          <w:bCs/>
-        </w:rPr>
-        <w:t xml:space="preserve">Ladder:</w:t>
-      </w:r>
-      <w:r>
-        <w:t xml:space="preserve"> </w:t>
-      </w:r>
-      <w:r>
-        <w:t xml:space="preserve">one run</w:t>
-      </w:r>
-      <w:r>
-        <w:t xml:space="preserve"> </w:t>
-      </w:r>
-      <w:r>
-        <w:rPr>
-          <w:b/>
-          <w:bCs/>
-        </w:rPr>
-        <w:t xml:space="preserve">is</w:t>
-      </w:r>
-      <w:r>
-        <w:t xml:space="preserve"> </w:t>
-      </w:r>
-      <w:r>
-        <w:t xml:space="preserve">the whole career (gully → international). Death ends that life. International is the Act 4 boss. Not a meta of many tournaments.</w:t>
-      </w:r>
-    </w:p>
-    <w:p>
-      <w:pPr>
-        <w:pStyle w:val="Compact"/>
-        <w:numPr>
-          <w:ilvl w:val="0"/>
-          <w:numId w:val="1027"/>
+          <w:numId w:val="1028"/>
+        </w:numPr>
+      </w:pPr>
+      <w:r>
+        <w:rPr>
+          <w:b/>
+          <w:bCs/>
+        </w:rPr>
+        <w:t xml:space="preserve">Ladder (updated):</w:t>
+      </w:r>
+      <w:r>
+        <w:t xml:space="preserve"> </w:t>
+      </w:r>
+      <w:r>
+        <w:rPr>
+          <w:b/>
+          <w:bCs/>
+        </w:rPr>
+        <w:t xml:space="preserve">act-based campaign</w:t>
+      </w:r>
+      <w:r>
+        <w:t xml:space="preserve">, one stage at a time (Shadow Fight / ninja-act grammar).</w:t>
+      </w:r>
+      <w:r>
+        <w:t xml:space="preserve"> </w:t>
+      </w:r>
+      <w:r>
+        <w:rPr>
+          <w:b/>
+          <w:bCs/>
+        </w:rPr>
+        <w:t xml:space="preserve">Not</w:t>
+      </w:r>
+      <w:r>
+        <w:t xml:space="preserve"> </w:t>
+      </w:r>
+      <w:r>
+        <w:t xml:space="preserve">a permadeath whole-career run. Street → international is the map you keep.</w:t>
+      </w:r>
+    </w:p>
+    <w:p>
+      <w:pPr>
+        <w:pStyle w:val="Compact"/>
+        <w:numPr>
+          <w:ilvl w:val="0"/>
+          <w:numId w:val="1028"/>
         </w:numPr>
       </w:pPr>
       <w:r>
@@ -8525,7 +8606,7 @@
         <w:pStyle w:val="Compact"/>
         <w:numPr>
           <w:ilvl w:val="0"/>
-          <w:numId w:val="1027"/>
+          <w:numId w:val="1028"/>
         </w:numPr>
       </w:pPr>
       <w:r>
@@ -8543,18 +8624,34 @@
           <w:b/>
           <w:bCs/>
         </w:rPr>
-        <w:t xml:space="preserve">one optional rewarded revive per run</w:t>
-      </w:r>
-      <w:r>
-        <w:t xml:space="preserve">, then you are dead. Not premium-currency revives. Not ads-off-only.</w:t>
-      </w:r>
-    </w:p>
-    <w:p>
-      <w:pPr>
-        <w:pStyle w:val="Compact"/>
-        <w:numPr>
-          <w:ilvl w:val="0"/>
-          <w:numId w:val="1027"/>
+        <w:t xml:space="preserve">one optional rewarded revive per fight</w:t>
+      </w:r>
+      <w:r>
+        <w:t xml:space="preserve">, then you retry the</w:t>
+      </w:r>
+      <w:r>
+        <w:t xml:space="preserve"> </w:t>
+      </w:r>
+      <w:r>
+        <w:rPr>
+          <w:b/>
+          <w:bCs/>
+        </w:rPr>
+        <w:t xml:space="preserve">stage</w:t>
+      </w:r>
+      <w:r>
+        <w:t xml:space="preserve"> </w:t>
+      </w:r>
+      <w:r>
+        <w:t xml:space="preserve">(you do not lose the act). Not premium-currency revives.</w:t>
+      </w:r>
+    </w:p>
+    <w:p>
+      <w:pPr>
+        <w:pStyle w:val="Compact"/>
+        <w:numPr>
+          <w:ilvl w:val="0"/>
+          <w:numId w:val="1028"/>
         </w:numPr>
       </w:pPr>
       <w:r>
@@ -8579,6 +8676,351 @@
       </w:r>
       <w:r>
         <w:t xml:space="preserve">Culture first. Cards second. India-native.</w:t>
+      </w:r>
+    </w:p>
+    <w:p>
+      <w:pPr>
+        <w:pStyle w:val="Compact"/>
+        <w:numPr>
+          <w:ilvl w:val="0"/>
+          <w:numId w:val="1028"/>
+        </w:numPr>
+      </w:pPr>
+      <w:r>
+        <w:rPr>
+          <w:b/>
+          <w:bCs/>
+        </w:rPr>
+        <w:t xml:space="preserve">Node:</w:t>
+      </w:r>
+      <w:r>
+        <w:t xml:space="preserve"> </w:t>
+      </w:r>
+      <w:r>
+        <w:t xml:space="preserve">one</w:t>
+      </w:r>
+      <w:r>
+        <w:t xml:space="preserve"> </w:t>
+      </w:r>
+      <w:r>
+        <w:rPr>
+          <w:b/>
+          <w:bCs/>
+        </w:rPr>
+        <w:t xml:space="preserve">innings</w:t>
+      </w:r>
+      <w:r>
+        <w:t xml:space="preserve">, bat</w:t>
+      </w:r>
+      <w:r>
+        <w:t xml:space="preserve"> </w:t>
+      </w:r>
+      <w:r>
+        <w:rPr>
+          <w:b/>
+          <w:bCs/>
+        </w:rPr>
+        <w:t xml:space="preserve">or</w:t>
+      </w:r>
+      <w:r>
+        <w:t xml:space="preserve"> </w:t>
+      </w:r>
+      <w:r>
+        <w:t xml:space="preserve">bowl. Map tells you which. Not a full match per node.</w:t>
+      </w:r>
+    </w:p>
+    <w:p>
+      <w:pPr>
+        <w:pStyle w:val="Compact"/>
+        <w:numPr>
+          <w:ilvl w:val="0"/>
+          <w:numId w:val="1028"/>
+        </w:numPr>
+      </w:pPr>
+      <w:r>
+        <w:rPr>
+          <w:b/>
+          <w:bCs/>
+        </w:rPr>
+        <w:t xml:space="preserve">Saves:</w:t>
+      </w:r>
+      <w:r>
+        <w:t xml:space="preserve"> </w:t>
+      </w:r>
+      <w:r>
+        <w:rPr>
+          <w:b/>
+          <w:bCs/>
+        </w:rPr>
+        <w:t xml:space="preserve">silent autosave after every stage.</w:t>
+      </w:r>
+      <w:r>
+        <w:t xml:space="preserve"> </w:t>
+      </w:r>
+      <w:r>
+        <w:t xml:space="preserve">Resume the campaign forever. Death is local to the fight.</w:t>
+      </w:r>
+    </w:p>
+    <w:p>
+      <w:pPr>
+        <w:pStyle w:val="Compact"/>
+        <w:numPr>
+          <w:ilvl w:val="0"/>
+          <w:numId w:val="1028"/>
+        </w:numPr>
+      </w:pPr>
+      <w:r>
+        <w:rPr>
+          <w:b/>
+          <w:bCs/>
+        </w:rPr>
+        <w:t xml:space="preserve">Reverse-sweep:</w:t>
+      </w:r>
+      <w:r>
+        <w:t xml:space="preserve"> </w:t>
+      </w:r>
+      <w:r>
+        <w:t xml:space="preserve">a</w:t>
+      </w:r>
+      <w:r>
+        <w:t xml:space="preserve"> </w:t>
+      </w:r>
+      <w:r>
+        <w:rPr>
+          <w:b/>
+          <w:bCs/>
+        </w:rPr>
+        <w:t xml:space="preserve">meme</w:t>
+      </w:r>
+      <w:r>
+        <w:t xml:space="preserve"> </w:t>
+      </w:r>
+      <w:r>
+        <w:t xml:space="preserve">— funny vignette,</w:t>
+      </w:r>
+      <w:r>
+        <w:t xml:space="preserve"> </w:t>
+      </w:r>
+      <w:r>
+        <w:rPr>
+          <w:b/>
+          <w:bCs/>
+        </w:rPr>
+        <w:t xml:space="preserve">bad expected value</w:t>
+      </w:r>
+      <w:r>
+        <w:t xml:space="preserve">, people slam it anyway. Personality, not EV.</w:t>
+      </w:r>
+    </w:p>
+    <w:p>
+      <w:pPr>
+        <w:pStyle w:val="Compact"/>
+        <w:numPr>
+          <w:ilvl w:val="0"/>
+          <w:numId w:val="1028"/>
+        </w:numPr>
+      </w:pPr>
+      <w:r>
+        <w:rPr>
+          <w:b/>
+          <w:bCs/>
+        </w:rPr>
+        <w:t xml:space="preserve">Hands:</w:t>
+      </w:r>
+      <w:r>
+        <w:t xml:space="preserve"> </w:t>
+      </w:r>
+      <w:r>
+        <w:rPr>
+          <w:b/>
+          <w:bCs/>
+        </w:rPr>
+        <w:t xml:space="preserve">two piles</w:t>
+      </w:r>
+      <w:r>
+        <w:t xml:space="preserve"> </w:t>
+      </w:r>
+      <w:r>
+        <w:t xml:space="preserve">— Shot deck and Ball deck. Node picks which you draw from. (This is</w:t>
+      </w:r>
+      <w:r>
+        <w:t xml:space="preserve"> </w:t>
+      </w:r>
+      <w:r>
+        <w:rPr>
+          <w:i/>
+          <w:iCs/>
+        </w:rPr>
+        <w:t xml:space="preserve">not</w:t>
+      </w:r>
+      <w:r>
+        <w:t xml:space="preserve"> </w:t>
+      </w:r>
+      <w:r>
+        <w:t xml:space="preserve">a mixed hand; it is two games sharing relics/meta. Flagged in §16.)</w:t>
+      </w:r>
+    </w:p>
+    <w:p>
+      <w:pPr>
+        <w:pStyle w:val="Compact"/>
+        <w:numPr>
+          <w:ilvl w:val="0"/>
+          <w:numId w:val="1028"/>
+        </w:numPr>
+      </w:pPr>
+      <w:r>
+        <w:rPr>
+          <w:b/>
+          <w:bCs/>
+        </w:rPr>
+        <w:t xml:space="preserve">Enemy (stated):</w:t>
+      </w:r>
+      <w:r>
+        <w:t xml:space="preserve"> </w:t>
+      </w:r>
+      <w:r>
+        <w:rPr>
+          <w:b/>
+          <w:bCs/>
+        </w:rPr>
+        <w:t xml:space="preserve">one named bowler</w:t>
+      </w:r>
+      <w:r>
+        <w:t xml:space="preserve">, intent = next ball. Portrait-scale. Bowl-node opponent still unspecified.</w:t>
+      </w:r>
+    </w:p>
+    <w:p>
+      <w:pPr>
+        <w:pStyle w:val="Compact"/>
+        <w:numPr>
+          <w:ilvl w:val="0"/>
+          <w:numId w:val="1028"/>
+        </w:numPr>
+      </w:pPr>
+      <w:r>
+        <w:rPr>
+          <w:b/>
+          <w:bCs/>
+        </w:rPr>
+        <w:t xml:space="preserve">Format:</w:t>
+      </w:r>
+      <w:r>
+        <w:t xml:space="preserve"> </w:t>
+      </w:r>
+      <w:r>
+        <w:rPr>
+          <w:b/>
+          <w:bCs/>
+        </w:rPr>
+        <w:t xml:space="preserve">always T20-shaped.</w:t>
+      </w:r>
+      <w:r>
+        <w:t xml:space="preserve"> </w:t>
+      </w:r>
+      <w:r>
+        <w:t xml:space="preserve">International = nastier intents and better kits, not Test rules.</w:t>
+      </w:r>
+    </w:p>
+    <w:p>
+      <w:pPr>
+        <w:pStyle w:val="Compact"/>
+        <w:numPr>
+          <w:ilvl w:val="0"/>
+          <w:numId w:val="1028"/>
+        </w:numPr>
+      </w:pPr>
+      <w:r>
+        <w:rPr>
+          <w:b/>
+          <w:bCs/>
+        </w:rPr>
+        <w:t xml:space="preserve">All-rounder means map, not hand:</w:t>
+      </w:r>
+      <w:r>
+        <w:t xml:space="preserve"> </w:t>
+      </w:r>
+      <w:r>
+        <w:t xml:space="preserve">you take bat nodes</w:t>
+      </w:r>
+      <w:r>
+        <w:t xml:space="preserve"> </w:t>
+      </w:r>
+      <w:r>
+        <w:rPr>
+          <w:i/>
+          <w:iCs/>
+        </w:rPr>
+        <w:t xml:space="preserve">and</w:t>
+      </w:r>
+      <w:r>
+        <w:t xml:space="preserve"> </w:t>
+      </w:r>
+      <w:r>
+        <w:t xml:space="preserve">bowl nodes. Hands are never mixed. Relics/meta are the mix.</w:t>
+      </w:r>
+    </w:p>
+    <w:p>
+      <w:pPr>
+        <w:pStyle w:val="Compact"/>
+        <w:numPr>
+          <w:ilvl w:val="0"/>
+          <w:numId w:val="1028"/>
+        </w:numPr>
+      </w:pPr>
+      <w:r>
+        <w:rPr>
+          <w:b/>
+          <w:bCs/>
+        </w:rPr>
+        <w:t xml:space="preserve">Bowl node enemy:</w:t>
+      </w:r>
+      <w:r>
+        <w:t xml:space="preserve"> </w:t>
+      </w:r>
+      <w:r>
+        <w:rPr>
+          <w:b/>
+          <w:bCs/>
+        </w:rPr>
+        <w:t xml:space="preserve">named batter with an innings bar.</w:t>
+      </w:r>
+      <w:r>
+        <w:t xml:space="preserve"> </w:t>
+      </w:r>
+      <w:r>
+        <w:t xml:space="preserve">Symmetric engine.</w:t>
+      </w:r>
+    </w:p>
+    <w:p>
+      <w:pPr>
+        <w:pStyle w:val="Compact"/>
+        <w:numPr>
+          <w:ilvl w:val="0"/>
+          <w:numId w:val="1028"/>
+        </w:numPr>
+      </w:pPr>
+      <w:r>
+        <w:rPr>
+          <w:b/>
+          <w:bCs/>
+        </w:rPr>
+        <w:t xml:space="preserve">Fight length:</w:t>
+      </w:r>
+      <w:r>
+        <w:t xml:space="preserve"> </w:t>
+      </w:r>
+      <w:r>
+        <w:rPr>
+          <w:b/>
+          <w:bCs/>
+        </w:rPr>
+        <w:t xml:space="preserve">5–7 minutes.</w:t>
+      </w:r>
+      <w:r>
+        <w:t xml:space="preserve"> </w:t>
+      </w:r>
+      <w:r>
+        <w:t xml:space="preserve">Cut the fight if longer.</w:t>
       </w:r>
     </w:p>
     <w:bookmarkEnd w:id="60"/>
@@ -8596,21 +9038,103 @@
         <w:pStyle w:val="Compact"/>
         <w:numPr>
           <w:ilvl w:val="0"/>
-          <w:numId w:val="1028"/>
-        </w:numPr>
-      </w:pPr>
-      <w:r>
-        <w:rPr>
-          <w:b/>
-          <w:bCs/>
-        </w:rPr>
-        <w:t xml:space="preserve">All-rounder, in a single node:</w:t>
-      </w:r>
-      <w:r>
-        <w:t xml:space="preserve"> </w:t>
-      </w:r>
-      <w:r>
-        <w:t xml:space="preserve">is a map fight one innings (bat</w:t>
+          <w:numId w:val="1029"/>
+        </w:numPr>
+      </w:pPr>
+      <w:r>
+        <w:rPr>
+          <w:b/>
+          <w:bCs/>
+        </w:rPr>
+        <w:t xml:space="preserve">Street kid body:</w:t>
+      </w:r>
+      <w:r>
+        <w:t xml:space="preserve"> </w:t>
+      </w:r>
+      <w:r>
+        <w:t xml:space="preserve">boy / girl / pick-at-start / unstated.</w:t>
+      </w:r>
+    </w:p>
+    <w:p>
+      <w:pPr>
+        <w:pStyle w:val="Compact"/>
+        <w:numPr>
+          <w:ilvl w:val="0"/>
+          <w:numId w:val="1029"/>
+        </w:numPr>
+      </w:pPr>
+      <w:r>
+        <w:rPr>
+          <w:b/>
+          <w:bCs/>
+        </w:rPr>
+        <w:t xml:space="preserve">How Pune-specific is the gully?</w:t>
+      </w:r>
+    </w:p>
+    <w:p>
+      <w:pPr>
+        <w:pStyle w:val="Compact"/>
+        <w:numPr>
+          <w:ilvl w:val="0"/>
+          <w:numId w:val="1029"/>
+        </w:numPr>
+      </w:pPr>
+      <w:r>
+        <w:rPr>
+          <w:b/>
+          <w:bCs/>
+        </w:rPr>
+        <w:t xml:space="preserve">Company:</w:t>
+      </w:r>
+      <w:r>
+        <w:t xml:space="preserve"> </w:t>
+      </w:r>
+      <w:r>
+        <w:t xml:space="preserve">personal Play account vs Pvt Ltd.</w:t>
+      </w:r>
+    </w:p>
+    <w:p>
+      <w:pPr>
+        <w:pStyle w:val="Compact"/>
+        <w:numPr>
+          <w:ilvl w:val="0"/>
+          <w:numId w:val="1029"/>
+        </w:numPr>
+      </w:pPr>
+      <w:r>
+        <w:rPr>
+          <w:b/>
+          <w:bCs/>
+        </w:rPr>
+        <w:t xml:space="preserve">Energy gate (Shadow Fight did this):</w:t>
+      </w:r>
+      <w:r>
+        <w:t xml:space="preserve"> </w:t>
+      </w:r>
+      <w:r>
+        <w:t xml:space="preserve">do stages cost “match tickets / stamina,” or can you retry forever for free?</w:t>
+      </w:r>
+    </w:p>
+    <w:p>
+      <w:pPr>
+        <w:pStyle w:val="Compact"/>
+        <w:numPr>
+          <w:ilvl w:val="0"/>
+          <w:numId w:val="1029"/>
+        </w:numPr>
+      </w:pPr>
+      <w:r>
+        <w:rPr>
+          <w:b/>
+          <w:bCs/>
+        </w:rPr>
+        <w:t xml:space="preserve">Deckbuilding without gacha:</w:t>
+      </w:r>
+      <w:r>
+        <w:t xml:space="preserve"> </w:t>
+      </w:r>
+      <w:r>
+        <w:t xml:space="preserve">after each stage, choose 1 of 3 cards (deterministic). OK, or do you want a collection book that still</w:t>
       </w:r>
       <w:r>
         <w:t xml:space="preserve"> </w:t>
@@ -8620,145 +9144,13 @@
           <w:i/>
           <w:iCs/>
         </w:rPr>
-        <w:t xml:space="preserve">or</w:t>
-      </w:r>
-      <w:r>
-        <w:t xml:space="preserve"> </w:t>
-      </w:r>
-      <w:r>
-        <w:t xml:space="preserve">bowl) or a whole match (both)?</w:t>
-      </w:r>
-    </w:p>
-    <w:p>
-      <w:pPr>
-        <w:pStyle w:val="Compact"/>
-        <w:numPr>
-          <w:ilvl w:val="0"/>
-          <w:numId w:val="1028"/>
-        </w:numPr>
-      </w:pPr>
-      <w:r>
-        <w:rPr>
-          <w:b/>
-          <w:bCs/>
-        </w:rPr>
-        <w:t xml:space="preserve">Long run vs bus:</w:t>
-      </w:r>
-      <w:r>
-        <w:t xml:space="preserve"> </w:t>
-      </w:r>
-      <w:r>
-        <w:t xml:space="preserve">45–90 min career with no mid-run save will lose Android users to process death. Ironman, or checkpoints between acts?</w:t>
-      </w:r>
-    </w:p>
-    <w:p>
-      <w:pPr>
-        <w:pStyle w:val="Compact"/>
-        <w:numPr>
-          <w:ilvl w:val="0"/>
-          <w:numId w:val="1028"/>
-        </w:numPr>
-      </w:pPr>
-      <w:r>
-        <w:rPr>
-          <w:b/>
-          <w:bCs/>
-        </w:rPr>
-        <w:t xml:space="preserve">Mixed cards physically:</w:t>
-      </w:r>
-      <w:r>
-        <w:t xml:space="preserve"> </w:t>
-      </w:r>
-      <w:r>
-        <w:t xml:space="preserve">dual-faced (bat/bowl on one card), two draw piles, or “skill” cards that work in both innings?</w:t>
-      </w:r>
-    </w:p>
-    <w:p>
-      <w:pPr>
-        <w:pStyle w:val="Compact"/>
-        <w:numPr>
-          <w:ilvl w:val="0"/>
-          <w:numId w:val="1028"/>
-        </w:numPr>
-      </w:pPr>
-      <w:r>
-        <w:rPr>
-          <w:b/>
-          <w:bCs/>
-        </w:rPr>
-        <w:t xml:space="preserve">Combat length:</w:t>
-      </w:r>
-      <w:r>
-        <w:t xml:space="preserve"> </w:t>
-      </w:r>
-      <w:r>
-        <w:t xml:space="preserve">6-minute street fights vs 12-minute “proper T20 overs.”</w:t>
-      </w:r>
-    </w:p>
-    <w:p>
-      <w:pPr>
-        <w:pStyle w:val="Compact"/>
-        <w:numPr>
-          <w:ilvl w:val="0"/>
-          <w:numId w:val="1028"/>
-        </w:numPr>
-      </w:pPr>
-      <w:r>
-        <w:rPr>
-          <w:b/>
-          <w:bCs/>
-        </w:rPr>
-        <w:t xml:space="preserve">How Pune-specific is the gully?</w:t>
-      </w:r>
-      <w:r>
-        <w:t xml:space="preserve"> </w:t>
-      </w:r>
-      <w:r>
-        <w:t xml:space="preserve">Named chowks vs generic Indian street.</w:t>
-      </w:r>
-    </w:p>
-    <w:p>
-      <w:pPr>
-        <w:pStyle w:val="Compact"/>
-        <w:numPr>
-          <w:ilvl w:val="0"/>
-          <w:numId w:val="1028"/>
-        </w:numPr>
-      </w:pPr>
-      <w:r>
-        <w:rPr>
-          <w:b/>
-          <w:bCs/>
-        </w:rPr>
-        <w:t xml:space="preserve">Player body:</w:t>
-      </w:r>
-      <w:r>
-        <w:t xml:space="preserve"> </w:t>
-      </w:r>
-      <w:r>
-        <w:t xml:space="preserve">boy / girl / pick-at-start / unstated.</w:t>
-      </w:r>
-    </w:p>
-    <w:p>
-      <w:pPr>
-        <w:pStyle w:val="Compact"/>
-        <w:numPr>
-          <w:ilvl w:val="0"/>
-          <w:numId w:val="1028"/>
-        </w:numPr>
-      </w:pPr>
-      <w:r>
-        <w:rPr>
-          <w:b/>
-          <w:bCs/>
-        </w:rPr>
-        <w:t xml:space="preserve">Company:</w:t>
-      </w:r>
-      <w:r>
-        <w:t xml:space="preserve"> </w:t>
-      </w:r>
-      <w:r>
-        <w:t xml:space="preserve">personal Play account (12 testers per app) vs Pvt Ltd org account.</w:t>
+        <w:t xml:space="preserve">looks</w:t>
+      </w:r>
+      <w:r>
+        <w:t xml:space="preserve"> </w:t>
+      </w:r>
+      <w:r>
+        <w:t xml:space="preserve">like opening packs (cosmetic only)?</w:t>
       </w:r>
     </w:p>
     <w:p>
@@ -8783,7 +9175,7 @@
         <w:pStyle w:val="Compact"/>
         <w:numPr>
           <w:ilvl w:val="0"/>
-          <w:numId w:val="1029"/>
+          <w:numId w:val="1030"/>
         </w:numPr>
       </w:pPr>
       <w:r>
@@ -8795,7 +9187,7 @@
         <w:pStyle w:val="Compact"/>
         <w:numPr>
           <w:ilvl w:val="0"/>
-          <w:numId w:val="1029"/>
+          <w:numId w:val="1030"/>
         </w:numPr>
       </w:pPr>
       <w:r>
@@ -8807,7 +9199,7 @@
         <w:pStyle w:val="Compact"/>
         <w:numPr>
           <w:ilvl w:val="0"/>
-          <w:numId w:val="1029"/>
+          <w:numId w:val="1030"/>
         </w:numPr>
       </w:pPr>
       <w:r>
@@ -8819,7 +9211,7 @@
         <w:pStyle w:val="Compact"/>
         <w:numPr>
           <w:ilvl w:val="0"/>
-          <w:numId w:val="1029"/>
+          <w:numId w:val="1030"/>
         </w:numPr>
       </w:pPr>
       <w:r>
@@ -8831,7 +9223,7 @@
         <w:pStyle w:val="Compact"/>
         <w:numPr>
           <w:ilvl w:val="0"/>
-          <w:numId w:val="1029"/>
+          <w:numId w:val="1030"/>
         </w:numPr>
       </w:pPr>
       <w:r>
@@ -8843,7 +9235,7 @@
         <w:pStyle w:val="Compact"/>
         <w:numPr>
           <w:ilvl w:val="0"/>
-          <w:numId w:val="1029"/>
+          <w:numId w:val="1030"/>
         </w:numPr>
       </w:pPr>
       <w:r>
@@ -8855,7 +9247,7 @@
         <w:pStyle w:val="Compact"/>
         <w:numPr>
           <w:ilvl w:val="0"/>
-          <w:numId w:val="1029"/>
+          <w:numId w:val="1030"/>
         </w:numPr>
       </w:pPr>
       <w:r>
@@ -8867,7 +9259,7 @@
         <w:pStyle w:val="Compact"/>
         <w:numPr>
           <w:ilvl w:val="0"/>
-          <w:numId w:val="1029"/>
+          <w:numId w:val="1030"/>
         </w:numPr>
       </w:pPr>
       <w:r>
@@ -8879,7 +9271,7 @@
         <w:pStyle w:val="Compact"/>
         <w:numPr>
           <w:ilvl w:val="0"/>
-          <w:numId w:val="1029"/>
+          <w:numId w:val="1030"/>
         </w:numPr>
       </w:pPr>
       <w:r>
@@ -8891,7 +9283,7 @@
         <w:pStyle w:val="Compact"/>
         <w:numPr>
           <w:ilvl w:val="0"/>
-          <w:numId w:val="1029"/>
+          <w:numId w:val="1030"/>
         </w:numPr>
       </w:pPr>
       <w:r>
@@ -8903,7 +9295,7 @@
         <w:pStyle w:val="Compact"/>
         <w:numPr>
           <w:ilvl w:val="0"/>
-          <w:numId w:val="1029"/>
+          <w:numId w:val="1030"/>
         </w:numPr>
       </w:pPr>
       <w:r>
@@ -8915,7 +9307,7 @@
         <w:pStyle w:val="Compact"/>
         <w:numPr>
           <w:ilvl w:val="0"/>
-          <w:numId w:val="1029"/>
+          <w:numId w:val="1030"/>
         </w:numPr>
       </w:pPr>
       <w:r>
@@ -8927,7 +9319,7 @@
         <w:pStyle w:val="Compact"/>
         <w:numPr>
           <w:ilvl w:val="0"/>
-          <w:numId w:val="1029"/>
+          <w:numId w:val="1030"/>
         </w:numPr>
       </w:pPr>
       <w:r>
@@ -8939,7 +9331,7 @@
         <w:pStyle w:val="Compact"/>
         <w:numPr>
           <w:ilvl w:val="0"/>
-          <w:numId w:val="1029"/>
+          <w:numId w:val="1030"/>
         </w:numPr>
       </w:pPr>
       <w:r>
@@ -8951,7 +9343,7 @@
         <w:pStyle w:val="Compact"/>
         <w:numPr>
           <w:ilvl w:val="0"/>
-          <w:numId w:val="1029"/>
+          <w:numId w:val="1030"/>
         </w:numPr>
       </w:pPr>
       <w:r>
@@ -8963,7 +9355,7 @@
         <w:pStyle w:val="Compact"/>
         <w:numPr>
           <w:ilvl w:val="0"/>
-          <w:numId w:val="1029"/>
+          <w:numId w:val="1030"/>
         </w:numPr>
       </w:pPr>
       <w:r>
@@ -9416,34 +9808,7 @@
     <w:abstractNumId w:val="991"/>
   </w:num>
   <w:num w:numId="1026">
-    <w:abstractNumId w:val="99411"/>
-    <w:lvlOverride w:ilvl="0">
-      <w:startOverride w:val="1"/>
-    </w:lvlOverride>
-    <w:lvlOverride w:ilvl="1">
-      <w:startOverride w:val="1"/>
-    </w:lvlOverride>
-    <w:lvlOverride w:ilvl="2">
-      <w:startOverride w:val="1"/>
-    </w:lvlOverride>
-    <w:lvlOverride w:ilvl="3">
-      <w:startOverride w:val="1"/>
-    </w:lvlOverride>
-    <w:lvlOverride w:ilvl="4">
-      <w:startOverride w:val="1"/>
-    </w:lvlOverride>
-    <w:lvlOverride w:ilvl="5">
-      <w:startOverride w:val="1"/>
-    </w:lvlOverride>
-    <w:lvlOverride w:ilvl="6">
-      <w:startOverride w:val="1"/>
-    </w:lvlOverride>
-    <w:lvlOverride w:ilvl="7">
-      <w:startOverride w:val="1"/>
-    </w:lvlOverride>
-    <w:lvlOverride w:ilvl="8">
-      <w:startOverride w:val="1"/>
-    </w:lvlOverride>
+    <w:abstractNumId w:val="991"/>
   </w:num>
   <w:num w:numId="1027">
     <w:abstractNumId w:val="99411"/>
@@ -9506,6 +9871,36 @@
     </w:lvlOverride>
   </w:num>
   <w:num w:numId="1029">
+    <w:abstractNumId w:val="99411"/>
+    <w:lvlOverride w:ilvl="0">
+      <w:startOverride w:val="1"/>
+    </w:lvlOverride>
+    <w:lvlOverride w:ilvl="1">
+      <w:startOverride w:val="1"/>
+    </w:lvlOverride>
+    <w:lvlOverride w:ilvl="2">
+      <w:startOverride w:val="1"/>
+    </w:lvlOverride>
+    <w:lvlOverride w:ilvl="3">
+      <w:startOverride w:val="1"/>
+    </w:lvlOverride>
+    <w:lvlOverride w:ilvl="4">
+      <w:startOverride w:val="1"/>
+    </w:lvlOverride>
+    <w:lvlOverride w:ilvl="5">
+      <w:startOverride w:val="1"/>
+    </w:lvlOverride>
+    <w:lvlOverride w:ilvl="6">
+      <w:startOverride w:val="1"/>
+    </w:lvlOverride>
+    <w:lvlOverride w:ilvl="7">
+      <w:startOverride w:val="1"/>
+    </w:lvlOverride>
+    <w:lvlOverride w:ilvl="8">
+      <w:startOverride w:val="1"/>
+    </w:lvlOverride>
+  </w:num>
+  <w:num w:numId="1030">
     <w:abstractNumId w:val="991"/>
   </w:num>
 </w:numbering>

--- a/SwitchedHit_Roguelite_Plan.docx
+++ b/SwitchedHit_Roguelite_Plan.docx
@@ -9023,6 +9023,198 @@
         <w:t xml:space="preserve">Cut the fight if longer.</w:t>
       </w:r>
     </w:p>
+    <w:p>
+      <w:pPr>
+        <w:pStyle w:val="Compact"/>
+        <w:numPr>
+          <w:ilvl w:val="0"/>
+          <w:numId w:val="1028"/>
+        </w:numPr>
+      </w:pPr>
+      <w:r>
+        <w:rPr>
+          <w:b/>
+          <w:bCs/>
+        </w:rPr>
+        <w:t xml:space="preserve">Spine:</w:t>
+      </w:r>
+      <w:r>
+        <w:t xml:space="preserve"> </w:t>
+      </w:r>
+      <w:r>
+        <w:rPr>
+          <w:b/>
+          <w:bCs/>
+        </w:rPr>
+        <w:t xml:space="preserve">Shadow Fight–style acts</w:t>
+      </w:r>
+      <w:r>
+        <w:t xml:space="preserve">, not a permadeath roguelite. One stage at a time. Indian-digestible.</w:t>
+      </w:r>
+    </w:p>
+    <w:p>
+      <w:pPr>
+        <w:pStyle w:val="Compact"/>
+        <w:numPr>
+          <w:ilvl w:val="0"/>
+          <w:numId w:val="1028"/>
+        </w:numPr>
+      </w:pPr>
+      <w:r>
+        <w:rPr>
+          <w:b/>
+          <w:bCs/>
+        </w:rPr>
+        <w:t xml:space="preserve">Energy:</w:t>
+      </w:r>
+      <w:r>
+        <w:t xml:space="preserve"> </w:t>
+      </w:r>
+      <w:r>
+        <w:rPr>
+          <w:b/>
+          <w:bCs/>
+        </w:rPr>
+        <w:t xml:space="preserve">soft.</w:t>
+      </w:r>
+      <w:r>
+        <w:t xml:space="preserve"> </w:t>
+      </w:r>
+      <w:r>
+        <w:t xml:space="preserve">5 match tickets / day. Refill with</w:t>
+      </w:r>
+      <w:r>
+        <w:t xml:space="preserve"> </w:t>
+      </w:r>
+      <w:r>
+        <w:rPr>
+          <w:b/>
+          <w:bCs/>
+        </w:rPr>
+        <w:t xml:space="preserve">ad or wait</w:t>
+      </w:r>
+      <w:r>
+        <w:t xml:space="preserve">.</w:t>
+      </w:r>
+      <w:r>
+        <w:t xml:space="preserve"> </w:t>
+      </w:r>
+      <w:r>
+        <w:rPr>
+          <w:b/>
+          <w:bCs/>
+        </w:rPr>
+        <w:t xml:space="preserve">Never paywall the story</w:t>
+      </w:r>
+      <w:r>
+        <w:t xml:space="preserve"> </w:t>
+      </w:r>
+      <w:r>
+        <w:t xml:space="preserve">— you can always progress, slowly.</w:t>
+      </w:r>
+    </w:p>
+    <w:p>
+      <w:pPr>
+        <w:pStyle w:val="Compact"/>
+        <w:numPr>
+          <w:ilvl w:val="0"/>
+          <w:numId w:val="1028"/>
+        </w:numPr>
+      </w:pPr>
+      <w:r>
+        <w:rPr>
+          <w:b/>
+          <w:bCs/>
+        </w:rPr>
+        <w:t xml:space="preserve">Economy:</w:t>
+      </w:r>
+      <w:r>
+        <w:t xml:space="preserve"> </w:t>
+      </w:r>
+      <w:r>
+        <w:t xml:space="preserve">power cards are</w:t>
+      </w:r>
+      <w:r>
+        <w:t xml:space="preserve"> </w:t>
+      </w:r>
+      <w:r>
+        <w:rPr>
+          <w:b/>
+          <w:bCs/>
+        </w:rPr>
+        <w:t xml:space="preserve">story</w:t>
+      </w:r>
+      <w:r>
+        <w:t xml:space="preserve">. Grind (dailies, challenges) →</w:t>
+      </w:r>
+      <w:r>
+        <w:t xml:space="preserve"> </w:t>
+      </w:r>
+      <w:r>
+        <w:rPr>
+          <w:b/>
+          <w:bCs/>
+        </w:rPr>
+        <w:t xml:space="preserve">coins → packs</w:t>
+      </w:r>
+      <w:r>
+        <w:t xml:space="preserve">. F2P can finish; it just takes time (more ad inventory).</w:t>
+      </w:r>
+    </w:p>
+    <w:p>
+      <w:pPr>
+        <w:pStyle w:val="Compact"/>
+        <w:numPr>
+          <w:ilvl w:val="0"/>
+          <w:numId w:val="1028"/>
+        </w:numPr>
+      </w:pPr>
+      <w:r>
+        <w:rPr>
+          <w:b/>
+          <w:bCs/>
+        </w:rPr>
+        <w:t xml:space="preserve">Packs:</w:t>
+      </w:r>
+      <w:r>
+        <w:t xml:space="preserve"> </w:t>
+      </w:r>
+      <w:r>
+        <w:t xml:space="preserve">chance at a</w:t>
+      </w:r>
+      <w:r>
+        <w:t xml:space="preserve"> </w:t>
+      </w:r>
+      <w:r>
+        <w:rPr>
+          <w:b/>
+          <w:bCs/>
+        </w:rPr>
+        <w:t xml:space="preserve">new power card you would also earn later in the story</w:t>
+      </w:r>
+      <w:r>
+        <w:t xml:space="preserve"> </w:t>
+      </w:r>
+      <w:r>
+        <w:t xml:space="preserve">(early, not exclusive).</w:t>
+      </w:r>
+      <w:r>
+        <w:t xml:space="preserve"> </w:t>
+      </w:r>
+      <w:r>
+        <w:rPr>
+          <w:b/>
+          <w:bCs/>
+        </w:rPr>
+        <w:t xml:space="preserve">Pity</w:t>
+      </w:r>
+      <w:r>
+        <w:t xml:space="preserve"> </w:t>
+      </w:r>
+      <w:r>
+        <w:t xml:space="preserve">required. Story remains a complete path. This is the gacha-adjacent line — keep it documented and tight.</w:t>
+      </w:r>
+    </w:p>
     <w:bookmarkEnd w:id="60"/>
     <w:bookmarkStart w:id="61" w:name="open-questions-need-you"/>
     <w:p>
@@ -9106,13 +9298,13 @@
           <w:b/>
           <w:bCs/>
         </w:rPr>
-        <w:t xml:space="preserve">Energy gate (Shadow Fight did this):</w:t>
-      </w:r>
-      <w:r>
-        <w:t xml:space="preserve"> </w:t>
-      </w:r>
-      <w:r>
-        <w:t xml:space="preserve">do stages cost “match tickets / stamina,” or can you retry forever for free?</w:t>
+        <w:t xml:space="preserve">Pity numbers</w:t>
+      </w:r>
+      <w:r>
+        <w:t xml:space="preserve"> </w:t>
+      </w:r>
+      <w:r>
+        <w:t xml:space="preserve">for story-early pack drops (e.g. guaranteed in N packs / cannot duplicate until the set is complete).</w:t>
       </w:r>
     </w:p>
     <w:p>
@@ -9128,29 +9320,51 @@
           <w:b/>
           <w:bCs/>
         </w:rPr>
-        <w:t xml:space="preserve">Deckbuilding without gacha:</w:t>
-      </w:r>
-      <w:r>
-        <w:t xml:space="preserve"> </w:t>
-      </w:r>
-      <w:r>
-        <w:t xml:space="preserve">after each stage, choose 1 of 3 cards (deterministic). OK, or do you want a collection book that still</w:t>
-      </w:r>
-      <w:r>
-        <w:t xml:space="preserve"> </w:t>
-      </w:r>
-      <w:r>
-        <w:rPr>
-          <w:i/>
-          <w:iCs/>
-        </w:rPr>
-        <w:t xml:space="preserve">looks</w:t>
-      </w:r>
-      <w:r>
-        <w:t xml:space="preserve"> </w:t>
-      </w:r>
-      <w:r>
-        <w:t xml:space="preserve">like opening packs (cosmetic only)?</w:t>
+        <w:t xml:space="preserve">Street kid body:</w:t>
+      </w:r>
+      <w:r>
+        <w:t xml:space="preserve"> </w:t>
+      </w:r>
+      <w:r>
+        <w:t xml:space="preserve">boy / girl / pick-at-start / unstated.</w:t>
+      </w:r>
+    </w:p>
+    <w:p>
+      <w:pPr>
+        <w:pStyle w:val="Compact"/>
+        <w:numPr>
+          <w:ilvl w:val="0"/>
+          <w:numId w:val="1029"/>
+        </w:numPr>
+      </w:pPr>
+      <w:r>
+        <w:rPr>
+          <w:b/>
+          <w:bCs/>
+        </w:rPr>
+        <w:t xml:space="preserve">How Pune-specific is the gully?</w:t>
+      </w:r>
+    </w:p>
+    <w:p>
+      <w:pPr>
+        <w:pStyle w:val="Compact"/>
+        <w:numPr>
+          <w:ilvl w:val="0"/>
+          <w:numId w:val="1029"/>
+        </w:numPr>
+      </w:pPr>
+      <w:r>
+        <w:rPr>
+          <w:b/>
+          <w:bCs/>
+        </w:rPr>
+        <w:t xml:space="preserve">Company:</w:t>
+      </w:r>
+      <w:r>
+        <w:t xml:space="preserve"> </w:t>
+      </w:r>
+      <w:r>
+        <w:t xml:space="preserve">personal Play account vs Pvt Ltd.</w:t>
       </w:r>
     </w:p>
     <w:p>

--- a/SwitchedHit_Roguelite_Plan.docx
+++ b/SwitchedHit_Roguelite_Plan.docx
@@ -2,7 +2,7 @@
 <file path=word/document.xml><?xml version="1.0" encoding="utf-8"?>
 <w:document xmlns:w="http://schemas.openxmlformats.org/wordprocessingml/2006/main" xmlns:m="http://schemas.openxmlformats.org/officeDocument/2006/math" xmlns:r="http://schemas.openxmlformats.org/officeDocument/2006/relationships" xmlns:o="urn:schemas-microsoft-com:office:office" xmlns:v="urn:schemas-microsoft-com:vml" xmlns:w10="urn:schemas-microsoft-com:office:word" xmlns:a="http://schemas.openxmlformats.org/drawingml/2006/main" xmlns:pic="http://schemas.openxmlformats.org/drawingml/2006/picture" xmlns:wp="http://schemas.openxmlformats.org/drawingml/2006/wordprocessingDrawing">
   <w:body>
-    <w:bookmarkStart w:id="63" w:name="switchedhit"/>
+    <w:bookmarkStart w:id="64" w:name="switchedhit"/>
     <w:p>
       <w:pPr>
         <w:pStyle w:val="Heading1"/>
@@ -7357,22 +7357,13 @@
     </w:p>
     <w:bookmarkEnd w:id="48"/>
     <w:bookmarkEnd w:id="49"/>
-    <w:bookmarkStart w:id="55" w:name="build-plan-what-to-make-in-order"/>
+    <w:bookmarkStart w:id="50" w:name="X6aa8b93b117ffc1ae25350cc88761d43712c1c6"/>
     <w:p>
       <w:pPr>
         <w:pStyle w:val="Heading2"/>
       </w:pPr>
       <w:r>
-        <w:t xml:space="preserve">10. Build plan (what to make, in order)</w:t>
-      </w:r>
-    </w:p>
-    <w:bookmarkStart w:id="50" w:name="vertical-slice-46-weeks-kill-or-continue"/>
-    <w:p>
-      <w:pPr>
-        <w:pStyle w:val="Heading3"/>
-      </w:pPr>
-      <w:r>
-        <w:t xml:space="preserve">10.1 Vertical slice (4–6 weeks) — kill or continue</w:t>
+        <w:t xml:space="preserve">9.8 India-ok vs West-fair: ratings and the path to 10/10</w:t>
       </w:r>
     </w:p>
     <w:p>
@@ -7380,7 +7371,19 @@
         <w:pStyle w:val="FirstParagraph"/>
       </w:pPr>
       <w:r>
-        <w:t xml:space="preserve">Must be fun on a mid-range Android without accounts:</w:t>
+        <w:t xml:space="preserve">Research snapshot (Sep 2025–Mar 2026). Figures are industry reports, not our forecasts.</w:t>
+      </w:r>
+    </w:p>
+    <w:p>
+      <w:pPr>
+        <w:pStyle w:val="BodyText"/>
+      </w:pPr>
+      <w:r>
+        <w:rPr>
+          <w:b/>
+          <w:bCs/>
+        </w:rPr>
+        <w:t xml:space="preserve">What Indian players actually tolerate / buy</w:t>
       </w:r>
     </w:p>
     <w:p>
@@ -7392,7 +7395,7 @@
         </w:numPr>
       </w:pPr>
       <w:r>
-        <w:t xml:space="preserve">1 archetype (Dasher)</w:t>
+        <w:t xml:space="preserve">India is volume, not ARPU: ~$3 ARPU vs ~$215 US (Lightbox / Economic Times 2025–26). Downloads are huge; paying is a minority, but that minority is growing.</w:t>
       </w:r>
     </w:p>
     <w:p>
@@ -7404,7 +7407,68 @@
         </w:numPr>
       </w:pPr>
       <w:r>
-        <w:t xml:space="preserve">18 cards, 8 relics, 4 enemies, 1 boss</w:t>
+        <w:t xml:space="preserve">Lightbox × Rooter:</w:t>
+      </w:r>
+      <w:r>
+        <w:t xml:space="preserve"> </w:t>
+      </w:r>
+      <w:r>
+        <w:rPr>
+          <w:b/>
+          <w:bCs/>
+        </w:rPr>
+        <w:t xml:space="preserve">74.9%</w:t>
+      </w:r>
+      <w:r>
+        <w:t xml:space="preserve"> </w:t>
+      </w:r>
+      <w:r>
+        <w:t xml:space="preserve">of surveyed gamers already spend on</w:t>
+      </w:r>
+      <w:r>
+        <w:t xml:space="preserve"> </w:t>
+      </w:r>
+      <w:r>
+        <w:rPr>
+          <w:i/>
+          <w:iCs/>
+        </w:rPr>
+        <w:t xml:space="preserve">non-RMG</w:t>
+      </w:r>
+      <w:r>
+        <w:t xml:space="preserve"> </w:t>
+      </w:r>
+      <w:r>
+        <w:t xml:space="preserve">IAP;</w:t>
+      </w:r>
+      <w:r>
+        <w:t xml:space="preserve"> </w:t>
+      </w:r>
+      <w:r>
+        <w:rPr>
+          <w:b/>
+          <w:bCs/>
+        </w:rPr>
+        <w:t xml:space="preserve">31.2%</w:t>
+      </w:r>
+      <w:r>
+        <w:t xml:space="preserve"> </w:t>
+      </w:r>
+      <w:r>
+        <w:t xml:space="preserve">spend ₹1,000+/month; spend mix</w:t>
+      </w:r>
+      <w:r>
+        <w:t xml:space="preserve"> </w:t>
+      </w:r>
+      <w:r>
+        <w:rPr>
+          <w:b/>
+          <w:bCs/>
+        </w:rPr>
+        <w:t xml:space="preserve">battle passes 40% / cosmetics 37% / unlockable content 23%</w:t>
+      </w:r>
+      <w:r>
+        <w:t xml:space="preserve">.</w:t>
       </w:r>
     </w:p>
     <w:p>
@@ -7416,7 +7480,33 @@
         </w:numPr>
       </w:pPr>
       <w:r>
-        <w:t xml:space="preserve">Gully act map (2–3 stages, retry on loss)</w:t>
+        <w:rPr>
+          <w:b/>
+          <w:bCs/>
+        </w:rPr>
+        <w:t xml:space="preserve">12%</w:t>
+      </w:r>
+      <w:r>
+        <w:t xml:space="preserve"> </w:t>
+      </w:r>
+      <w:r>
+        <w:t xml:space="preserve">call in-game ads annoying;</w:t>
+      </w:r>
+      <w:r>
+        <w:t xml:space="preserve"> </w:t>
+      </w:r>
+      <w:r>
+        <w:rPr>
+          <w:b/>
+          <w:bCs/>
+        </w:rPr>
+        <w:t xml:space="preserve">38% would quit if ad load is excessive</w:t>
+      </w:r>
+      <w:r>
+        <w:t xml:space="preserve"> </w:t>
+      </w:r>
+      <w:r>
+        <w:t xml:space="preserve">— hybrid ads+IAP is required, ad spam is not.</w:t>
       </w:r>
     </w:p>
     <w:p>
@@ -7428,7 +7518,94 @@
         </w:numPr>
       </w:pPr>
       <w:r>
-        <w:t xml:space="preserve">Flame vignette for 4 shot types</w:t>
+        <w:t xml:space="preserve">BW Disrupt (Nov 2025):</w:t>
+      </w:r>
+      <w:r>
+        <w:t xml:space="preserve"> </w:t>
+      </w:r>
+      <w:r>
+        <w:rPr>
+          <w:b/>
+          <w:bCs/>
+        </w:rPr>
+        <w:t xml:space="preserve">~33%</w:t>
+      </w:r>
+      <w:r>
+        <w:t xml:space="preserve"> </w:t>
+      </w:r>
+      <w:r>
+        <w:t xml:space="preserve">report making purchases;</w:t>
+      </w:r>
+      <w:r>
+        <w:t xml:space="preserve"> </w:t>
+      </w:r>
+      <w:r>
+        <w:rPr>
+          <w:b/>
+          <w:bCs/>
+        </w:rPr>
+        <w:t xml:space="preserve">mid-core takes ~50% of spend</w:t>
+      </w:r>
+      <w:r>
+        <w:t xml:space="preserve">; people pay for</w:t>
+      </w:r>
+      <w:r>
+        <w:t xml:space="preserve"> </w:t>
+      </w:r>
+      <w:r>
+        <w:rPr>
+          <w:b/>
+          <w:bCs/>
+        </w:rPr>
+        <w:t xml:space="preserve">cosmetics and power-ups</w:t>
+      </w:r>
+      <w:r>
+        <w:t xml:space="preserve">, not gambling.</w:t>
+      </w:r>
+      <w:r>
+        <w:t xml:space="preserve"> </w:t>
+      </w:r>
+      <w:r>
+        <w:rPr>
+          <w:b/>
+          <w:bCs/>
+        </w:rPr>
+        <w:t xml:space="preserve">UPI ~80%</w:t>
+      </w:r>
+      <w:r>
+        <w:t xml:space="preserve"> </w:t>
+      </w:r>
+      <w:r>
+        <w:t xml:space="preserve">of gaming payments;</w:t>
+      </w:r>
+      <w:r>
+        <w:t xml:space="preserve"> </w:t>
+      </w:r>
+      <w:r>
+        <w:rPr>
+          <w:b/>
+          <w:bCs/>
+        </w:rPr>
+        <w:t xml:space="preserve">54%</w:t>
+      </w:r>
+      <w:r>
+        <w:t xml:space="preserve"> </w:t>
+      </w:r>
+      <w:r>
+        <w:t xml:space="preserve">of payers convert in the</w:t>
+      </w:r>
+      <w:r>
+        <w:t xml:space="preserve"> </w:t>
+      </w:r>
+      <w:r>
+        <w:rPr>
+          <w:b/>
+          <w:bCs/>
+        </w:rPr>
+        <w:t xml:space="preserve">first week</w:t>
+      </w:r>
+      <w:r>
+        <w:t xml:space="preserve">.</w:t>
       </w:r>
     </w:p>
     <w:p>
@@ -7440,7 +7617,36 @@
         </w:numPr>
       </w:pPr>
       <w:r>
-        <w:t xml:space="preserve">Local save</w:t>
+        <w:t xml:space="preserve">Hitwicket / Krafton commentary: Gen Z spend is</w:t>
+      </w:r>
+      <w:r>
+        <w:t xml:space="preserve"> </w:t>
+      </w:r>
+      <w:r>
+        <w:rPr>
+          <w:b/>
+          <w:bCs/>
+        </w:rPr>
+        <w:t xml:space="preserve">mostly cosmetics</w:t>
+      </w:r>
+      <w:r>
+        <w:t xml:space="preserve">; older spenders still buy power. BGMI’s move toward cheaper, clearer cosmetics was reported to lift satisfaction</w:t>
+      </w:r>
+      <w:r>
+        <w:t xml:space="preserve"> </w:t>
+      </w:r>
+      <w:r>
+        <w:rPr>
+          <w:i/>
+          <w:iCs/>
+        </w:rPr>
+        <w:t xml:space="preserve">and</w:t>
+      </w:r>
+      <w:r>
+        <w:t xml:space="preserve"> </w:t>
+      </w:r>
+      <w:r>
+        <w:t xml:space="preserve">revenue (Krafton India / trade press).</w:t>
       </w:r>
     </w:p>
     <w:p>
@@ -7452,7 +7658,32 @@
         </w:numPr>
       </w:pPr>
       <w:r>
-        <w:t xml:space="preserve">Fake shop (no real money yet)</w:t>
+        <w:t xml:space="preserve">Cultural: games should feel</w:t>
+      </w:r>
+      <w:r>
+        <w:t xml:space="preserve"> </w:t>
+      </w:r>
+      <w:r>
+        <w:rPr>
+          <w:b/>
+          <w:bCs/>
+        </w:rPr>
+        <w:t xml:space="preserve">free</w:t>
+      </w:r>
+      <w:r>
+        <w:t xml:space="preserve">. ₹49–199 UPI taps work; ₹800 Western battle-pass prices do not. Regional language (Hindi/Tamil/Telugu) is a conversion lever, not a nice-to-have.</w:t>
+      </w:r>
+    </w:p>
+    <w:p>
+      <w:pPr>
+        <w:pStyle w:val="Compact"/>
+        <w:numPr>
+          <w:ilvl w:val="0"/>
+          <w:numId w:val="1021"/>
+        </w:numPr>
+      </w:pPr>
+      <w:r>
+        <w:t xml:space="preserve">Energy gates and opaque loot are familiar from Shadow Fight / Free Fire / cricket F2P. Familiar ≠ loved. They work on whales and get one-starred by everyone else.</w:t>
       </w:r>
     </w:p>
     <w:p>
@@ -7464,23 +7695,7 @@
           <w:b/>
           <w:bCs/>
         </w:rPr>
-        <w:t xml:space="preserve">Kill criterion:</w:t>
-      </w:r>
-      <w:r>
-        <w:t xml:space="preserve"> </w:t>
-      </w:r>
-      <w:r>
-        <w:t xml:space="preserve">if you do not start a second run after a death without being asked, stop. Do not add ads to a boring slice.</w:t>
-      </w:r>
-    </w:p>
-    <w:bookmarkEnd w:id="50"/>
-    <w:bookmarkStart w:id="51" w:name="alpha-weeks-714"/>
-    <w:p>
-      <w:pPr>
-        <w:pStyle w:val="Heading3"/>
-      </w:pPr>
-      <w:r>
-        <w:t xml:space="preserve">10.2 Alpha (weeks 7–14)</w:t>
+        <w:t xml:space="preserve">What international (esp. US/UK/EU) players call predatory</w:t>
       </w:r>
     </w:p>
     <w:p>
@@ -7492,7 +7707,23 @@
         </w:numPr>
       </w:pPr>
       <w:r>
-        <w:t xml:space="preserve">3 archetypes, 60 cards, 3 acts</w:t>
+        <w:t xml:space="preserve">Random</w:t>
+      </w:r>
+      <w:r>
+        <w:t xml:space="preserve"> </w:t>
+      </w:r>
+      <w:r>
+        <w:rPr>
+          <w:b/>
+          <w:bCs/>
+        </w:rPr>
+        <w:t xml:space="preserve">paid power</w:t>
+      </w:r>
+      <w:r>
+        <w:t xml:space="preserve"> </w:t>
+      </w:r>
+      <w:r>
+        <w:t xml:space="preserve">(Battlefront II, FIFA Ultimate Team, Madden packs) is the radioactive pattern. Review bombs, creator boycotts, congressional language (“Star Wars-themed casino”).</w:t>
       </w:r>
     </w:p>
     <w:p>
@@ -7504,7 +7735,62 @@
         </w:numPr>
       </w:pPr>
       <w:r>
-        <w:t xml:space="preserve">Daily net</w:t>
+        <w:rPr>
+          <w:b/>
+          <w:bCs/>
+        </w:rPr>
+        <w:t xml:space="preserve">Loot boxes</w:t>
+      </w:r>
+      <w:r>
+        <w:t xml:space="preserve"> </w:t>
+      </w:r>
+      <w:r>
+        <w:t xml:space="preserve">= gambling-adjacent: Belgium treats</w:t>
+      </w:r>
+      <w:r>
+        <w:t xml:space="preserve"> </w:t>
+      </w:r>
+      <w:r>
+        <w:rPr>
+          <w:i/>
+          <w:iCs/>
+        </w:rPr>
+        <w:t xml:space="preserve">paid</w:t>
+      </w:r>
+      <w:r>
+        <w:t xml:space="preserve"> </w:t>
+      </w:r>
+      <w:r>
+        <w:t xml:space="preserve">loot boxes as illegal chance games (2018 opinion; Antwerp</w:t>
+      </w:r>
+      <w:r>
+        <w:t xml:space="preserve"> </w:t>
+      </w:r>
+      <w:r>
+        <w:rPr>
+          <w:i/>
+          <w:iCs/>
+        </w:rPr>
+        <w:t xml:space="preserve">LS v Apple</w:t>
+      </w:r>
+      <w:r>
+        <w:t xml:space="preserve"> </w:t>
+      </w:r>
+      <w:r>
+        <w:t xml:space="preserve">Jan 2025). Play/App Store already require</w:t>
+      </w:r>
+      <w:r>
+        <w:t xml:space="preserve"> </w:t>
+      </w:r>
+      <w:r>
+        <w:rPr>
+          <w:b/>
+          <w:bCs/>
+        </w:rPr>
+        <w:t xml:space="preserve">odds before purchase</w:t>
+      </w:r>
+      <w:r>
+        <w:t xml:space="preserve">. EU/UK/US lawsuits and 18+ pressure are the trend, not a fad.</w:t>
       </w:r>
     </w:p>
     <w:p>
@@ -7516,7 +7802,20 @@
         </w:numPr>
       </w:pPr>
       <w:r>
-        <w:t xml:space="preserve">Analytics events (start_run, card_play, death, revive_ad)</w:t>
+        <w:t xml:space="preserve">Other west-hated patterns (Norwegian Consumer Council</w:t>
+      </w:r>
+      <w:r>
+        <w:t xml:space="preserve"> </w:t>
+      </w:r>
+      <w:r>
+        <w:rPr>
+          <w:i/>
+          <w:iCs/>
+        </w:rPr>
+        <w:t xml:space="preserve">Get Played</w:t>
+      </w:r>
+      <w:r>
+        <w:t xml:space="preserve">): leftover premium currency, two-layer gems, paywalls on the story, “just short of the price” bundles (FF14 Mobile 2025 backlash).</w:t>
       </w:r>
     </w:p>
     <w:p>
@@ -7528,17 +7827,868 @@
         </w:numPr>
       </w:pPr>
       <w:r>
-        <w:t xml:space="preserve">Closed testing track, 12 testers, 14 days</w:t>
-      </w:r>
-    </w:p>
-    <w:bookmarkEnd w:id="51"/>
-    <w:bookmarkStart w:id="52" w:name="beta-weeks-1522"/>
-    <w:p>
-      <w:pPr>
-        <w:pStyle w:val="Heading3"/>
-      </w:pPr>
-      <w:r>
-        <w:t xml:space="preserve">10.3 Beta (weeks 15–22)</w:t>
+        <w:t xml:space="preserve">West</w:t>
+      </w:r>
+      <w:r>
+        <w:t xml:space="preserve"> </w:t>
+      </w:r>
+      <w:r>
+        <w:rPr>
+          <w:i/>
+          <w:iCs/>
+        </w:rPr>
+        <w:t xml:space="preserve">does</w:t>
+      </w:r>
+      <w:r>
+        <w:t xml:space="preserve"> </w:t>
+      </w:r>
+      <w:r>
+        <w:t xml:space="preserve">pay:</w:t>
+      </w:r>
+      <w:r>
+        <w:t xml:space="preserve"> </w:t>
+      </w:r>
+      <w:r>
+        <w:rPr>
+          <w:b/>
+          <w:bCs/>
+        </w:rPr>
+        <w:t xml:space="preserve">battle pass + cosmetics</w:t>
+      </w:r>
+      <w:r>
+        <w:t xml:space="preserve"> </w:t>
+      </w:r>
+      <w:r>
+        <w:t xml:space="preserve">(Fortnite, Brawl Stars, Clash Royale). Clash Royale added</w:t>
+      </w:r>
+      <w:r>
+        <w:t xml:space="preserve"> </w:t>
+      </w:r>
+      <w:r>
+        <w:rPr>
+          <w:b/>
+          <w:bCs/>
+        </w:rPr>
+        <w:t xml:space="preserve">regional pricing</w:t>
+      </w:r>
+      <w:r>
+        <w:t xml:space="preserve"> </w:t>
+      </w:r>
+      <w:r>
+        <w:t xml:space="preserve">(2025) so India/LATAM are not charged US rates. That is the global-fair playbook.</w:t>
+      </w:r>
+    </w:p>
+    <w:p>
+      <w:pPr>
+        <w:pStyle w:val="Compact"/>
+        <w:numPr>
+          <w:ilvl w:val="0"/>
+          <w:numId w:val="1022"/>
+        </w:numPr>
+      </w:pPr>
+      <w:r>
+        <w:t xml:space="preserve">Gacha can still print money in the West (</w:t>
+      </w:r>
+      <w:r>
+        <w:rPr>
+          <w:i/>
+          <w:iCs/>
+        </w:rPr>
+        <w:t xml:space="preserve">Genshin</w:t>
+      </w:r>
+      <w:r>
+        <w:t xml:space="preserve">)</w:t>
+      </w:r>
+      <w:r>
+        <w:t xml:space="preserve"> </w:t>
+      </w:r>
+      <w:r>
+        <w:rPr>
+          <w:b/>
+          <w:bCs/>
+        </w:rPr>
+        <w:t xml:space="preserve">if</w:t>
+      </w:r>
+      <w:r>
+        <w:t xml:space="preserve"> </w:t>
+      </w:r>
+      <w:r>
+        <w:t xml:space="preserve">pity is honest and you can eventually get the thing by playing. It will never feel “fair” to a Steam/Balatro audience.</w:t>
+      </w:r>
+    </w:p>
+    <w:p>
+      <w:pPr>
+        <w:pStyle w:val="FirstParagraph"/>
+      </w:pPr>
+      <w:r>
+        <w:rPr>
+          <w:b/>
+          <w:bCs/>
+        </w:rPr>
+        <w:t xml:space="preserve">Game types that sit in the overlap (India-ok AND not radioactive in the West)</w:t>
+      </w:r>
+    </w:p>
+    <w:tbl>
+      <w:tblPr>
+        <w:tblStyle w:val="Table"/>
+        <w:tblW w:type="pct" w:w="5000"/>
+        <w:tblLayout w:type="fixed"/>
+        <w:tblLook w:firstRow="1" w:lastRow="0" w:firstColumn="0" w:lastColumn="0" w:noHBand="0" w:noVBand="0" w:val="0020"/>
+      </w:tblPr>
+      <w:tblGrid>
+        <w:gridCol w:w="1980"/>
+        <w:gridCol w:w="1980"/>
+        <w:gridCol w:w="1980"/>
+        <w:gridCol w:w="1980"/>
+      </w:tblGrid>
+      <w:tr>
+        <w:trPr>
+          <w:tblHeader w:val="on"/>
+        </w:trPr>
+        <w:tc>
+          <w:tcPr/>
+          <w:p>
+            <w:pPr>
+              <w:pStyle w:val="Compact"/>
+            </w:pPr>
+            <w:r>
+              <w:t xml:space="preserve">Type</w:t>
+            </w:r>
+          </w:p>
+        </w:tc>
+        <w:tc>
+          <w:tcPr/>
+          <w:p>
+            <w:pPr>
+              <w:pStyle w:val="Compact"/>
+            </w:pPr>
+            <w:r>
+              <w:t xml:space="preserve">India</w:t>
+            </w:r>
+          </w:p>
+        </w:tc>
+        <w:tc>
+          <w:tcPr/>
+          <w:p>
+            <w:pPr>
+              <w:pStyle w:val="Compact"/>
+            </w:pPr>
+            <w:r>
+              <w:t xml:space="preserve">West</w:t>
+            </w:r>
+          </w:p>
+        </w:tc>
+        <w:tc>
+          <w:tcPr/>
+          <w:p>
+            <w:pPr>
+              <w:pStyle w:val="Compact"/>
+            </w:pPr>
+            <w:r>
+              <w:t xml:space="preserve">Notes</w:t>
+            </w:r>
+          </w:p>
+        </w:tc>
+      </w:tr>
+      <w:tr>
+        <w:tc>
+          <w:tcPr/>
+          <w:p>
+            <w:pPr>
+              <w:pStyle w:val="Compact"/>
+            </w:pPr>
+            <w:r>
+              <w:t xml:space="preserve">Act campaign, retry stages (Shadow Fight 2)</w:t>
+            </w:r>
+          </w:p>
+        </w:tc>
+        <w:tc>
+          <w:tcPr/>
+          <w:p>
+            <w:pPr>
+              <w:pStyle w:val="Compact"/>
+            </w:pPr>
+            <w:r>
+              <w:t xml:space="preserve">High</w:t>
+            </w:r>
+          </w:p>
+        </w:tc>
+        <w:tc>
+          <w:tcPr/>
+          <w:p>
+            <w:pPr>
+              <w:pStyle w:val="Compact"/>
+            </w:pPr>
+            <w:r>
+              <w:t xml:space="preserve">Medium</w:t>
+            </w:r>
+          </w:p>
+        </w:tc>
+        <w:tc>
+          <w:tcPr/>
+          <w:p>
+            <w:pPr>
+              <w:pStyle w:val="Compact"/>
+            </w:pPr>
+            <w:r>
+              <w:t xml:space="preserve">Native to India. Fine in West if not energy-bricked</w:t>
+            </w:r>
+          </w:p>
+        </w:tc>
+      </w:tr>
+      <w:tr>
+        <w:tc>
+          <w:tcPr/>
+          <w:p>
+            <w:pPr>
+              <w:pStyle w:val="Compact"/>
+            </w:pPr>
+            <w:r>
+              <w:t xml:space="preserve">Short card fights + persistent loadout (Clash Royale / Brawl Stars)</w:t>
+            </w:r>
+          </w:p>
+        </w:tc>
+        <w:tc>
+          <w:tcPr/>
+          <w:p>
+            <w:pPr>
+              <w:pStyle w:val="Compact"/>
+            </w:pPr>
+            <w:r>
+              <w:t xml:space="preserve">High if priced locally</w:t>
+            </w:r>
+          </w:p>
+        </w:tc>
+        <w:tc>
+          <w:tcPr/>
+          <w:p>
+            <w:pPr>
+              <w:pStyle w:val="Compact"/>
+            </w:pPr>
+            <w:r>
+              <w:t xml:space="preserve">High</w:t>
+            </w:r>
+          </w:p>
+        </w:tc>
+        <w:tc>
+          <w:tcPr/>
+          <w:p>
+            <w:pPr>
+              <w:pStyle w:val="Compact"/>
+            </w:pPr>
+            <w:r>
+              <w:t xml:space="preserve">Best dual-market model</w:t>
+            </w:r>
+          </w:p>
+        </w:tc>
+      </w:tr>
+      <w:tr>
+        <w:tc>
+          <w:tcPr/>
+          <w:p>
+            <w:pPr>
+              <w:pStyle w:val="Compact"/>
+            </w:pPr>
+            <w:r>
+              <w:t xml:space="preserve">Cosmetic + battle pass F2P (BGMI / Fortnite)</w:t>
+            </w:r>
+          </w:p>
+        </w:tc>
+        <w:tc>
+          <w:tcPr/>
+          <w:p>
+            <w:pPr>
+              <w:pStyle w:val="Compact"/>
+            </w:pPr>
+            <w:r>
+              <w:t xml:space="preserve">High (identity spend)</w:t>
+            </w:r>
+          </w:p>
+        </w:tc>
+        <w:tc>
+          <w:tcPr/>
+          <w:p>
+            <w:pPr>
+              <w:pStyle w:val="Compact"/>
+            </w:pPr>
+            <w:r>
+              <w:t xml:space="preserve">High</w:t>
+            </w:r>
+          </w:p>
+        </w:tc>
+        <w:tc>
+          <w:tcPr/>
+          <w:p>
+            <w:pPr>
+              <w:pStyle w:val="Compact"/>
+            </w:pPr>
+            <w:r>
+              <w:t xml:space="preserve">Needs scale</w:t>
+            </w:r>
+          </w:p>
+        </w:tc>
+      </w:tr>
+      <w:tr>
+        <w:tc>
+          <w:tcPr/>
+          <w:p>
+            <w:pPr>
+              <w:pStyle w:val="Compact"/>
+            </w:pPr>
+            <w:r>
+              <w:t xml:space="preserve">Premium one-price (Balatro / StS)</w:t>
+            </w:r>
+          </w:p>
+        </w:tc>
+        <w:tc>
+          <w:tcPr/>
+          <w:p>
+            <w:pPr>
+              <w:pStyle w:val="Compact"/>
+            </w:pPr>
+            <w:r>
+              <w:t xml:space="preserve">Low in India cricket</w:t>
+            </w:r>
+          </w:p>
+        </w:tc>
+        <w:tc>
+          <w:tcPr/>
+          <w:p>
+            <w:pPr>
+              <w:pStyle w:val="Compact"/>
+            </w:pPr>
+            <w:r>
+              <w:t xml:space="preserve">Very high</w:t>
+            </w:r>
+          </w:p>
+        </w:tc>
+        <w:tc>
+          <w:tcPr/>
+          <w:p>
+            <w:pPr>
+              <w:pStyle w:val="Compact"/>
+            </w:pPr>
+            <w:r>
+              <w:t xml:space="preserve">Wrong funnel vs free cricket games</w:t>
+            </w:r>
+          </w:p>
+        </w:tc>
+      </w:tr>
+      <w:tr>
+        <w:tc>
+          <w:tcPr/>
+          <w:p>
+            <w:pPr>
+              <w:pStyle w:val="Compact"/>
+            </w:pPr>
+            <w:r>
+              <w:t xml:space="preserve">Hard gacha P2W cricket</w:t>
+            </w:r>
+          </w:p>
+        </w:tc>
+        <w:tc>
+          <w:tcPr/>
+          <w:p>
+            <w:pPr>
+              <w:pStyle w:val="Compact"/>
+            </w:pPr>
+            <w:r>
+              <w:t xml:space="preserve">High short-term rupees</w:t>
+            </w:r>
+          </w:p>
+        </w:tc>
+        <w:tc>
+          <w:tcPr/>
+          <w:p>
+            <w:pPr>
+              <w:pStyle w:val="Compact"/>
+            </w:pPr>
+            <w:r>
+              <w:t xml:space="preserve">Toxic</w:t>
+            </w:r>
+          </w:p>
+        </w:tc>
+        <w:tc>
+          <w:tcPr/>
+          <w:p>
+            <w:pPr>
+              <w:pStyle w:val="Compact"/>
+            </w:pPr>
+            <w:r>
+              <w:t xml:space="preserve">Legal-adjacent after RMG ban</w:t>
+            </w:r>
+          </w:p>
+        </w:tc>
+      </w:tr>
+      <w:tr>
+        <w:tc>
+          <w:tcPr/>
+          <w:p>
+            <w:pPr>
+              <w:pStyle w:val="Compact"/>
+            </w:pPr>
+            <w:r>
+              <w:t xml:space="preserve">Ad-only hypercasual</w:t>
+            </w:r>
+          </w:p>
+        </w:tc>
+        <w:tc>
+          <w:tcPr/>
+          <w:p>
+            <w:pPr>
+              <w:pStyle w:val="Compact"/>
+            </w:pPr>
+            <w:r>
+              <w:t xml:space="preserve">High installs, tiny $</w:t>
+            </w:r>
+          </w:p>
+        </w:tc>
+        <w:tc>
+          <w:tcPr/>
+          <w:p>
+            <w:pPr>
+              <w:pStyle w:val="Compact"/>
+            </w:pPr>
+            <w:r>
+              <w:t xml:space="preserve">Fine</w:t>
+            </w:r>
+          </w:p>
+        </w:tc>
+        <w:tc>
+          <w:tcPr/>
+          <w:p>
+            <w:pPr>
+              <w:pStyle w:val="Compact"/>
+            </w:pPr>
+            <w:r>
+              <w:t xml:space="preserve">Not a career game</w:t>
+            </w:r>
+          </w:p>
+        </w:tc>
+      </w:tr>
+    </w:tbl>
+    <w:p>
+      <w:pPr>
+        <w:pStyle w:val="BodyText"/>
+      </w:pPr>
+      <w:r>
+        <w:rPr>
+          <w:b/>
+          <w:bCs/>
+        </w:rPr>
+        <w:t xml:space="preserve">Ratings (1 = predatory / unworkable, 10 = dual-market gold)</w:t>
+      </w:r>
+    </w:p>
+    <w:p>
+      <w:pPr>
+        <w:pStyle w:val="BodyText"/>
+      </w:pPr>
+      <w:r>
+        <w:t xml:space="preserve">Score is</w:t>
+      </w:r>
+      <w:r>
+        <w:t xml:space="preserve"> </w:t>
+      </w:r>
+      <w:r>
+        <w:rPr>
+          <w:b/>
+          <w:bCs/>
+        </w:rPr>
+        <w:t xml:space="preserve">blended</w:t>
+      </w:r>
+      <w:r>
+        <w:t xml:space="preserve">: 50% India fit (will they play and pay via UPI/ads) + 50% international fairness (reviews, EU loot-box risk, diaspora eCPM).</w:t>
+      </w:r>
+    </w:p>
+    <w:tbl>
+      <w:tblPr>
+        <w:tblStyle w:val="Table"/>
+        <w:tblW w:type="pct" w:w="5000"/>
+        <w:tblLayout w:type="fixed"/>
+        <w:tblLook w:firstRow="1" w:lastRow="0" w:firstColumn="0" w:lastColumn="0" w:noHBand="0" w:noVBand="0" w:val="0020"/>
+      </w:tblPr>
+      <w:tblGrid>
+        <w:gridCol w:w="1980"/>
+        <w:gridCol w:w="1980"/>
+        <w:gridCol w:w="1980"/>
+        <w:gridCol w:w="1980"/>
+      </w:tblGrid>
+      <w:tr>
+        <w:trPr>
+          <w:tblHeader w:val="on"/>
+        </w:trPr>
+        <w:tc>
+          <w:tcPr/>
+          <w:p>
+            <w:pPr>
+              <w:pStyle w:val="Compact"/>
+            </w:pPr>
+            <w:r>
+              <w:t xml:space="preserve">Dimension</w:t>
+            </w:r>
+          </w:p>
+        </w:tc>
+        <w:tc>
+          <w:tcPr/>
+          <w:p>
+            <w:pPr>
+              <w:pStyle w:val="Compact"/>
+            </w:pPr>
+            <w:r>
+              <w:t xml:space="preserve">Typical India cricket / Shadow Fight F2P (“their” default)</w:t>
+            </w:r>
+          </w:p>
+        </w:tc>
+        <w:tc>
+          <w:tcPr/>
+          <w:p>
+            <w:pPr>
+              <w:pStyle w:val="Compact"/>
+            </w:pPr>
+            <w:r>
+              <w:t xml:space="preserve">Our current plan</w:t>
+            </w:r>
+          </w:p>
+        </w:tc>
+        <w:tc>
+          <w:tcPr/>
+          <w:p>
+            <w:pPr>
+              <w:pStyle w:val="Compact"/>
+            </w:pPr>
+            <w:r>
+              <w:t xml:space="preserve">10/10 target</w:t>
+            </w:r>
+          </w:p>
+        </w:tc>
+      </w:tr>
+      <w:tr>
+        <w:tc>
+          <w:tcPr/>
+          <w:p>
+            <w:pPr>
+              <w:pStyle w:val="Compact"/>
+            </w:pPr>
+            <w:r>
+              <w:t xml:space="preserve">India play/pay fit</w:t>
+            </w:r>
+          </w:p>
+        </w:tc>
+        <w:tc>
+          <w:tcPr/>
+          <w:p>
+            <w:pPr>
+              <w:pStyle w:val="Compact"/>
+            </w:pPr>
+            <w:r>
+              <w:t xml:space="preserve">8</w:t>
+            </w:r>
+          </w:p>
+        </w:tc>
+        <w:tc>
+          <w:tcPr/>
+          <w:p>
+            <w:pPr>
+              <w:pStyle w:val="Compact"/>
+            </w:pPr>
+            <w:r>
+              <w:t xml:space="preserve">7</w:t>
+            </w:r>
+          </w:p>
+        </w:tc>
+        <w:tc>
+          <w:tcPr/>
+          <w:p>
+            <w:pPr>
+              <w:pStyle w:val="Compact"/>
+            </w:pPr>
+            <w:r>
+              <w:t xml:space="preserve">9</w:t>
+            </w:r>
+          </w:p>
+        </w:tc>
+      </w:tr>
+      <w:tr>
+        <w:tc>
+          <w:tcPr/>
+          <w:p>
+            <w:pPr>
+              <w:pStyle w:val="Compact"/>
+            </w:pPr>
+            <w:r>
+              <w:t xml:space="preserve">International fairness</w:t>
+            </w:r>
+          </w:p>
+        </w:tc>
+        <w:tc>
+          <w:tcPr/>
+          <w:p>
+            <w:pPr>
+              <w:pStyle w:val="Compact"/>
+            </w:pPr>
+            <w:r>
+              <w:t xml:space="preserve">3</w:t>
+            </w:r>
+          </w:p>
+        </w:tc>
+        <w:tc>
+          <w:tcPr/>
+          <w:p>
+            <w:pPr>
+              <w:pStyle w:val="Compact"/>
+            </w:pPr>
+            <w:r>
+              <w:t xml:space="preserve">6</w:t>
+            </w:r>
+          </w:p>
+        </w:tc>
+        <w:tc>
+          <w:tcPr/>
+          <w:p>
+            <w:pPr>
+              <w:pStyle w:val="Compact"/>
+            </w:pPr>
+            <w:r>
+              <w:t xml:space="preserve">9</w:t>
+            </w:r>
+          </w:p>
+        </w:tc>
+      </w:tr>
+      <w:tr>
+        <w:tc>
+          <w:tcPr/>
+          <w:p>
+            <w:pPr>
+              <w:pStyle w:val="Compact"/>
+            </w:pPr>
+            <w:r>
+              <w:t xml:space="preserve">Legal / store (odds, RMG-adjacent, Belgium)</w:t>
+            </w:r>
+          </w:p>
+        </w:tc>
+        <w:tc>
+          <w:tcPr/>
+          <w:p>
+            <w:pPr>
+              <w:pStyle w:val="Compact"/>
+            </w:pPr>
+            <w:r>
+              <w:t xml:space="preserve">3</w:t>
+            </w:r>
+          </w:p>
+        </w:tc>
+        <w:tc>
+          <w:tcPr/>
+          <w:p>
+            <w:pPr>
+              <w:pStyle w:val="Compact"/>
+            </w:pPr>
+            <w:r>
+              <w:t xml:space="preserve">5</w:t>
+            </w:r>
+          </w:p>
+        </w:tc>
+        <w:tc>
+          <w:tcPr/>
+          <w:p>
+            <w:pPr>
+              <w:pStyle w:val="Compact"/>
+            </w:pPr>
+            <w:r>
+              <w:t xml:space="preserve">9</w:t>
+            </w:r>
+          </w:p>
+        </w:tc>
+      </w:tr>
+      <w:tr>
+        <w:tc>
+          <w:tcPr/>
+          <w:p>
+            <w:pPr>
+              <w:pStyle w:val="Compact"/>
+            </w:pPr>
+            <w:r>
+              <w:t xml:space="preserve">Long-term LTV (not whale-burn)</w:t>
+            </w:r>
+          </w:p>
+        </w:tc>
+        <w:tc>
+          <w:tcPr/>
+          <w:p>
+            <w:pPr>
+              <w:pStyle w:val="Compact"/>
+            </w:pPr>
+            <w:r>
+              <w:t xml:space="preserve">4</w:t>
+            </w:r>
+          </w:p>
+        </w:tc>
+        <w:tc>
+          <w:tcPr/>
+          <w:p>
+            <w:pPr>
+              <w:pStyle w:val="Compact"/>
+            </w:pPr>
+            <w:r>
+              <w:t xml:space="preserve">7</w:t>
+            </w:r>
+          </w:p>
+        </w:tc>
+        <w:tc>
+          <w:tcPr/>
+          <w:p>
+            <w:pPr>
+              <w:pStyle w:val="Compact"/>
+            </w:pPr>
+            <w:r>
+              <w:t xml:space="preserve">9</w:t>
+            </w:r>
+          </w:p>
+        </w:tc>
+      </w:tr>
+      <w:tr>
+        <w:tc>
+          <w:tcPr/>
+          <w:p>
+            <w:pPr>
+              <w:pStyle w:val="Compact"/>
+            </w:pPr>
+            <w:r>
+              <w:t xml:space="preserve">Ads without churn</w:t>
+            </w:r>
+          </w:p>
+        </w:tc>
+        <w:tc>
+          <w:tcPr/>
+          <w:p>
+            <w:pPr>
+              <w:pStyle w:val="Compact"/>
+            </w:pPr>
+            <w:r>
+              <w:t xml:space="preserve">4</w:t>
+            </w:r>
+          </w:p>
+        </w:tc>
+        <w:tc>
+          <w:tcPr/>
+          <w:p>
+            <w:pPr>
+              <w:pStyle w:val="Compact"/>
+            </w:pPr>
+            <w:r>
+              <w:t xml:space="preserve">7</w:t>
+            </w:r>
+          </w:p>
+        </w:tc>
+        <w:tc>
+          <w:tcPr/>
+          <w:p>
+            <w:pPr>
+              <w:pStyle w:val="Compact"/>
+            </w:pPr>
+            <w:r>
+              <w:t xml:space="preserve">9</w:t>
+            </w:r>
+          </w:p>
+        </w:tc>
+      </w:tr>
+      <w:tr>
+        <w:tc>
+          <w:tcPr/>
+          <w:p>
+            <w:pPr>
+              <w:pStyle w:val="Compact"/>
+            </w:pPr>
+            <w:r>
+              <w:rPr>
+                <w:b/>
+                <w:bCs/>
+              </w:rPr>
+              <w:t xml:space="preserve">Blended</w:t>
+            </w:r>
+          </w:p>
+        </w:tc>
+        <w:tc>
+          <w:tcPr/>
+          <w:p>
+            <w:pPr>
+              <w:pStyle w:val="Compact"/>
+            </w:pPr>
+            <w:r>
+              <w:rPr>
+                <w:b/>
+                <w:bCs/>
+              </w:rPr>
+              <w:t xml:space="preserve">4.5 / 10</w:t>
+            </w:r>
+          </w:p>
+        </w:tc>
+        <w:tc>
+          <w:tcPr/>
+          <w:p>
+            <w:pPr>
+              <w:pStyle w:val="Compact"/>
+            </w:pPr>
+            <w:r>
+              <w:rPr>
+                <w:b/>
+                <w:bCs/>
+              </w:rPr>
+              <w:t xml:space="preserve">6.5 / 10</w:t>
+            </w:r>
+          </w:p>
+        </w:tc>
+        <w:tc>
+          <w:tcPr/>
+          <w:p>
+            <w:pPr>
+              <w:pStyle w:val="Compact"/>
+            </w:pPr>
+            <w:r>
+              <w:rPr>
+                <w:b/>
+                <w:bCs/>
+              </w:rPr>
+              <w:t xml:space="preserve">10</w:t>
+            </w:r>
+          </w:p>
+        </w:tc>
+      </w:tr>
+    </w:tbl>
+    <w:p>
+      <w:pPr>
+        <w:pStyle w:val="BodyText"/>
+      </w:pPr>
+      <w:r>
+        <w:t xml:space="preserve">Why we are not a 10 yet:</w:t>
+      </w:r>
+      <w:r>
+        <w:t xml:space="preserve"> </w:t>
+      </w:r>
+      <w:r>
+        <w:rPr>
+          <w:b/>
+          <w:bCs/>
+        </w:rPr>
+        <w:t xml:space="preserve">packs that can roll new power cards</w:t>
+      </w:r>
+      <w:r>
+        <w:t xml:space="preserve"> </w:t>
+      </w:r>
+      <w:r>
+        <w:t xml:space="preserve">(even if the story also grants them later) are still a paid loot box. That fails Belgium, needs Play odds disclosure, and is the first thing a Western reviewer will screenshot. Soft energy and “story never paywalled” are the parts that already score well.</w:t>
+      </w:r>
+    </w:p>
+    <w:p>
+      <w:pPr>
+        <w:pStyle w:val="BodyText"/>
+      </w:pPr>
+      <w:r>
+        <w:rPr>
+          <w:b/>
+          <w:bCs/>
+        </w:rPr>
+        <w:t xml:space="preserve">Steps to 10/10 (do in this order)</w:t>
       </w:r>
     </w:p>
     <w:p>
@@ -7550,7 +8700,43 @@
         </w:numPr>
       </w:pPr>
       <w:r>
-        <w:t xml:space="preserve">Act 4 stub</w:t>
+        <w:rPr>
+          <w:b/>
+          <w:bCs/>
+        </w:rPr>
+        <w:t xml:space="preserve">Direct buy / craft every power card.</w:t>
+      </w:r>
+      <w:r>
+        <w:t xml:space="preserve"> </w:t>
+      </w:r>
+      <w:r>
+        <w:t xml:space="preserve">If it can appear in a pack, it has a</w:t>
+      </w:r>
+      <w:r>
+        <w:t xml:space="preserve"> </w:t>
+      </w:r>
+      <w:r>
+        <w:rPr>
+          <w:b/>
+          <w:bCs/>
+        </w:rPr>
+        <w:t xml:space="preserve">published coin price</w:t>
+      </w:r>
+      <w:r>
+        <w:t xml:space="preserve">. China draft rules and Western “I just want that cover drive” both require this. Packs become a</w:t>
+      </w:r>
+      <w:r>
+        <w:t xml:space="preserve"> </w:t>
+      </w:r>
+      <w:r>
+        <w:rPr>
+          <w:i/>
+          <w:iCs/>
+        </w:rPr>
+        <w:t xml:space="preserve">discount on random</w:t>
+      </w:r>
+      <w:r>
+        <w:t xml:space="preserve">, not the only door.</w:t>
       </w:r>
     </w:p>
     <w:p>
@@ -7562,7 +8748,17 @@
         </w:numPr>
       </w:pPr>
       <w:r>
-        <w:t xml:space="preserve">Real AdMob (test devices) + 3 IAP SKUs (ad remove, starter, pass)</w:t>
+        <w:rPr>
+          <w:b/>
+          <w:bCs/>
+        </w:rPr>
+        <w:t xml:space="preserve">Odds on the pack screen before spend.</w:t>
+      </w:r>
+      <w:r>
+        <w:t xml:space="preserve"> </w:t>
+      </w:r>
+      <w:r>
+        <w:t xml:space="preserve">Play/App Store requirement. Also print pity: e.g. featured card guaranteed by pack 10; no duplicate of a missing story card until the set is complete.</w:t>
       </w:r>
     </w:p>
     <w:p>
@@ -7574,7 +8770,17 @@
         </w:numPr>
       </w:pPr>
       <w:r>
-        <w:t xml:space="preserve">Hindi flavour pass</w:t>
+        <w:rPr>
+          <w:b/>
+          <w:bCs/>
+        </w:rPr>
+        <w:t xml:space="preserve">Story path beats Act 4 on story cards alone.</w:t>
+      </w:r>
+      <w:r>
+        <w:t xml:space="preserve"> </w:t>
+      </w:r>
+      <w:r>
+        <w:t xml:space="preserve">Pack-early is convenience, never a DPS check. QA a F2P account with zero packs through the finale every patch.</w:t>
       </w:r>
     </w:p>
     <w:p>
@@ -7586,51 +8792,353 @@
         </w:numPr>
       </w:pPr>
       <w:r>
-        <w:t xml:space="preserve">Store listing, shots, 30s trailer (one run, no licensed footage)</w:t>
-      </w:r>
-    </w:p>
-    <w:bookmarkEnd w:id="52"/>
-    <w:bookmarkStart w:id="53" w:name="production"/>
-    <w:p>
-      <w:pPr>
-        <w:pStyle w:val="Heading3"/>
-      </w:pPr>
-      <w:r>
-        <w:t xml:space="preserve">10.4 Production</w:t>
-      </w:r>
-    </w:p>
-    <w:p>
-      <w:pPr>
-        <w:pStyle w:val="Compact"/>
-        <w:numPr>
-          <w:ilvl w:val="0"/>
-          <w:numId w:val="1024"/>
-        </w:numPr>
-      </w:pPr>
-      <w:r>
-        <w:t xml:space="preserve">Staged rollout before a cricket window</w:t>
-      </w:r>
-    </w:p>
-    <w:p>
-      <w:pPr>
-        <w:pStyle w:val="Compact"/>
-        <w:numPr>
-          <w:ilvl w:val="0"/>
-          <w:numId w:val="1024"/>
-        </w:numPr>
-      </w:pPr>
-      <w:r>
-        <w:t xml:space="preserve">Season 0 pass (free track fat, paid track cosmetic)</w:t>
-      </w:r>
-    </w:p>
-    <w:bookmarkEnd w:id="53"/>
-    <w:bookmarkStart w:id="54" w:name="team-v1"/>
-    <w:p>
-      <w:pPr>
-        <w:pStyle w:val="Heading3"/>
-      </w:pPr>
-      <w:r>
-        <w:t xml:space="preserve">10.5 Team (v1)</w:t>
+        <w:rPr>
+          <w:b/>
+          <w:bCs/>
+        </w:rPr>
+        <w:t xml:space="preserve">Keep soft energy exactly as locked:</w:t>
+      </w:r>
+      <w:r>
+        <w:t xml:space="preserve"> </w:t>
+      </w:r>
+      <w:r>
+        <w:t xml:space="preserve">5 tickets/day, ad or wait refill,</w:t>
+      </w:r>
+      <w:r>
+        <w:t xml:space="preserve"> </w:t>
+      </w:r>
+      <w:r>
+        <w:rPr>
+          <w:b/>
+          <w:bCs/>
+        </w:rPr>
+        <w:t xml:space="preserve">story stages always playable</w:t>
+      </w:r>
+      <w:r>
+        <w:t xml:space="preserve"> </w:t>
+      </w:r>
+      <w:r>
+        <w:t xml:space="preserve">(maybe slower). Never Shadow Fight hard-lock.</w:t>
+      </w:r>
+    </w:p>
+    <w:p>
+      <w:pPr>
+        <w:pStyle w:val="Compact"/>
+        <w:numPr>
+          <w:ilvl w:val="0"/>
+          <w:numId w:val="1023"/>
+        </w:numPr>
+      </w:pPr>
+      <w:r>
+        <w:rPr>
+          <w:b/>
+          <w:bCs/>
+        </w:rPr>
+        <w:t xml:space="preserve">Battle pass ₹149–249</w:t>
+      </w:r>
+      <w:r>
+        <w:t xml:space="preserve"> </w:t>
+      </w:r>
+      <w:r>
+        <w:t xml:space="preserve">(not $9.99). Earn-back enough coins to buy the</w:t>
+      </w:r>
+      <w:r>
+        <w:t xml:space="preserve"> </w:t>
+      </w:r>
+      <w:r>
+        <w:rPr>
+          <w:i/>
+          <w:iCs/>
+        </w:rPr>
+        <w:t xml:space="preserve">next</w:t>
+      </w:r>
+      <w:r>
+        <w:t xml:space="preserve"> </w:t>
+      </w:r>
+      <w:r>
+        <w:t xml:space="preserve">pass by playing. Cosmetics + card backs + titles.</w:t>
+      </w:r>
+      <w:r>
+        <w:t xml:space="preserve"> </w:t>
+      </w:r>
+      <w:r>
+        <w:rPr>
+          <w:b/>
+          <w:bCs/>
+        </w:rPr>
+        <w:t xml:space="preserve">No unique power on the paid track.</w:t>
+      </w:r>
+    </w:p>
+    <w:p>
+      <w:pPr>
+        <w:pStyle w:val="Compact"/>
+        <w:numPr>
+          <w:ilvl w:val="0"/>
+          <w:numId w:val="1023"/>
+        </w:numPr>
+      </w:pPr>
+      <w:r>
+        <w:rPr>
+          <w:b/>
+          <w:bCs/>
+        </w:rPr>
+        <w:t xml:space="preserve">Regional pricing</w:t>
+      </w:r>
+      <w:r>
+        <w:t xml:space="preserve"> </w:t>
+      </w:r>
+      <w:r>
+        <w:t xml:space="preserve">on every SKU (Clash Royale 2025). India ₹49 / ₹99 / ₹199 rungs. US/UK can be 3–4×. Block gifting from cheap regions.</w:t>
+      </w:r>
+    </w:p>
+    <w:p>
+      <w:pPr>
+        <w:pStyle w:val="Compact"/>
+        <w:numPr>
+          <w:ilvl w:val="0"/>
+          <w:numId w:val="1023"/>
+        </w:numPr>
+      </w:pPr>
+      <w:r>
+        <w:rPr>
+          <w:b/>
+          <w:bCs/>
+        </w:rPr>
+        <w:t xml:space="preserve">Ads:</w:t>
+      </w:r>
+      <w:r>
+        <w:t xml:space="preserve"> </w:t>
+      </w:r>
+      <w:r>
+        <w:t xml:space="preserve">rewarded only at</w:t>
+      </w:r>
+      <w:r>
+        <w:t xml:space="preserve"> </w:t>
+      </w:r>
+      <w:r>
+        <w:rPr>
+          <w:i/>
+          <w:iCs/>
+        </w:rPr>
+        <w:t xml:space="preserve">opt-in</w:t>
+      </w:r>
+      <w:r>
+        <w:t xml:space="preserve"> </w:t>
+      </w:r>
+      <w:r>
+        <w:t xml:space="preserve">(ticket refill, extra 1-of-3 reroll, one revive). Interstitial only after a</w:t>
+      </w:r>
+      <w:r>
+        <w:t xml:space="preserve"> </w:t>
+      </w:r>
+      <w:r>
+        <w:rPr>
+          <w:i/>
+          <w:iCs/>
+        </w:rPr>
+        <w:t xml:space="preserve">lost</w:t>
+      </w:r>
+      <w:r>
+        <w:t xml:space="preserve"> </w:t>
+      </w:r>
+      <w:r>
+        <w:t xml:space="preserve">fight or returning to the act map.</w:t>
+      </w:r>
+      <w:r>
+        <w:t xml:space="preserve"> </w:t>
+      </w:r>
+      <w:r>
+        <w:rPr>
+          <w:b/>
+          <w:bCs/>
+        </w:rPr>
+        <w:t xml:space="preserve">Never mid-over.</w:t>
+      </w:r>
+      <w:r>
+        <w:t xml:space="preserve"> </w:t>
+      </w:r>
+      <w:r>
+        <w:t xml:space="preserve">Cap ~2 rewarded / session.</w:t>
+      </w:r>
+      <w:r>
+        <w:t xml:space="preserve"> </w:t>
+      </w:r>
+      <w:r>
+        <w:rPr>
+          <w:b/>
+          <w:bCs/>
+        </w:rPr>
+        <w:t xml:space="preserve">38% of Indian surveyed players said they would quit if ads are excessive.</w:t>
+      </w:r>
+    </w:p>
+    <w:p>
+      <w:pPr>
+        <w:pStyle w:val="Compact"/>
+        <w:numPr>
+          <w:ilvl w:val="0"/>
+          <w:numId w:val="1023"/>
+        </w:numPr>
+      </w:pPr>
+      <w:r>
+        <w:rPr>
+          <w:b/>
+          <w:bCs/>
+        </w:rPr>
+        <w:t xml:space="preserve">Remove-ads IAP</w:t>
+      </w:r>
+      <w:r>
+        <w:t xml:space="preserve"> </w:t>
+      </w:r>
+      <w:r>
+        <w:t xml:space="preserve">(₹199–349) so diaspora and haters of ads have an exit. Does not grant power.</w:t>
+      </w:r>
+    </w:p>
+    <w:p>
+      <w:pPr>
+        <w:pStyle w:val="Compact"/>
+        <w:numPr>
+          <w:ilvl w:val="0"/>
+          <w:numId w:val="1023"/>
+        </w:numPr>
+      </w:pPr>
+      <w:r>
+        <w:rPr>
+          <w:b/>
+          <w:bCs/>
+        </w:rPr>
+        <w:t xml:space="preserve">No leftover-gem traps.</w:t>
+      </w:r>
+      <w:r>
+        <w:t xml:space="preserve"> </w:t>
+      </w:r>
+      <w:r>
+        <w:t xml:space="preserve">SKUs map onto prices. If a kit is ₹99, sell a ₹99 pack, not 80 crystals then 150.</w:t>
+      </w:r>
+    </w:p>
+    <w:p>
+      <w:pPr>
+        <w:pStyle w:val="Compact"/>
+        <w:numPr>
+          <w:ilvl w:val="0"/>
+          <w:numId w:val="1023"/>
+        </w:numPr>
+      </w:pPr>
+      <w:r>
+        <w:rPr>
+          <w:b/>
+          <w:bCs/>
+        </w:rPr>
+        <w:t xml:space="preserve">UPI-first first-week offer</w:t>
+      </w:r>
+      <w:r>
+        <w:t xml:space="preserve"> </w:t>
+      </w:r>
+      <w:r>
+        <w:t xml:space="preserve">(₹49–79 starter cosmetics + 2 ticket refills). 54% of Indian payers convert in week one — that SKU is the conversion machine, not a ₹2,999 whale crate.</w:t>
+      </w:r>
+    </w:p>
+    <w:p>
+      <w:pPr>
+        <w:pStyle w:val="Compact"/>
+        <w:numPr>
+          <w:ilvl w:val="0"/>
+          <w:numId w:val="1023"/>
+        </w:numPr>
+      </w:pPr>
+      <w:r>
+        <w:rPr>
+          <w:b/>
+          <w:bCs/>
+        </w:rPr>
+        <w:t xml:space="preserve">Duplicate → dust → craft.</w:t>
+      </w:r>
+      <w:r>
+        <w:t xml:space="preserve"> </w:t>
+      </w:r>
+      <w:r>
+        <w:t xml:space="preserve">Packs that hit cards you own become upgrade currency, not garbage.</w:t>
+      </w:r>
+    </w:p>
+    <w:p>
+      <w:pPr>
+        <w:pStyle w:val="Compact"/>
+        <w:numPr>
+          <w:ilvl w:val="0"/>
+          <w:numId w:val="1023"/>
+        </w:numPr>
+      </w:pPr>
+      <w:r>
+        <w:rPr>
+          <w:b/>
+          <w:bCs/>
+        </w:rPr>
+        <w:t xml:space="preserve">Belgium / strict-EU:</w:t>
+      </w:r>
+      <w:r>
+        <w:t xml:space="preserve"> </w:t>
+      </w:r>
+      <w:r>
+        <w:t xml:space="preserve">geo-disable</w:t>
+      </w:r>
+      <w:r>
+        <w:t xml:space="preserve"> </w:t>
+      </w:r>
+      <w:r>
+        <w:rPr>
+          <w:i/>
+          <w:iCs/>
+        </w:rPr>
+        <w:t xml:space="preserve">paid random</w:t>
+      </w:r>
+      <w:r>
+        <w:t xml:space="preserve"> </w:t>
+      </w:r>
+      <w:r>
+        <w:t xml:space="preserve">packs or replace them with the craft shop only. Safer than arguing with gambling law.</w:t>
+      </w:r>
+    </w:p>
+    <w:p>
+      <w:pPr>
+        <w:pStyle w:val="Compact"/>
+        <w:numPr>
+          <w:ilvl w:val="0"/>
+          <w:numId w:val="1023"/>
+        </w:numPr>
+      </w:pPr>
+      <w:r>
+        <w:rPr>
+          <w:b/>
+          <w:bCs/>
+        </w:rPr>
+        <w:t xml:space="preserve">12+ rating, parental spend cap, no loot marketed at kids.</w:t>
+      </w:r>
+      <w:r>
+        <w:t xml:space="preserve"> </w:t>
+      </w:r>
+      <w:r>
+        <w:t xml:space="preserve">Cricket audience includes minors; we do not need them on packs.</w:t>
+      </w:r>
+    </w:p>
+    <w:p>
+      <w:pPr>
+        <w:pStyle w:val="Compact"/>
+        <w:numPr>
+          <w:ilvl w:val="0"/>
+          <w:numId w:val="1023"/>
+        </w:numPr>
+      </w:pPr>
+      <w:r>
+        <w:rPr>
+          <w:b/>
+          <w:bCs/>
+        </w:rPr>
+        <w:t xml:space="preserve">Live dashboard:</w:t>
+      </w:r>
+      <w:r>
+        <w:t xml:space="preserve"> </w:t>
+      </w:r>
+      <w:r>
+        <w:t xml:space="preserve">ARPDAU ads vs IAP, ticket-ad attach, pass conversion, D7 by payer/non-payer. If D7 of payers &lt; D7 of F2P, the economy is predatory and we roll it back.</w:t>
       </w:r>
     </w:p>
     <w:p>
@@ -7638,55 +9146,7 @@
         <w:pStyle w:val="FirstParagraph"/>
       </w:pPr>
       <w:r>
-        <w:t xml:space="preserve">Solo + specialists:</w:t>
-      </w:r>
-    </w:p>
-    <w:p>
-      <w:pPr>
-        <w:pStyle w:val="Compact"/>
-        <w:numPr>
-          <w:ilvl w:val="0"/>
-          <w:numId w:val="1025"/>
-        </w:numPr>
-      </w:pPr>
-      <w:r>
-        <w:t xml:space="preserve">You: design, Dart, combat</w:t>
-      </w:r>
-    </w:p>
-    <w:p>
-      <w:pPr>
-        <w:pStyle w:val="Compact"/>
-        <w:numPr>
-          <w:ilvl w:val="0"/>
-          <w:numId w:val="1025"/>
-        </w:numPr>
-      </w:pPr>
-      <w:r>
-        <w:t xml:space="preserve">1 illustrator (cards + portraits), contract</w:t>
-      </w:r>
-    </w:p>
-    <w:p>
-      <w:pPr>
-        <w:pStyle w:val="Compact"/>
-        <w:numPr>
-          <w:ilvl w:val="0"/>
-          <w:numId w:val="1025"/>
-        </w:numPr>
-      </w:pPr>
-      <w:r>
-        <w:t xml:space="preserve">1 audio (optional Fiverr-grade, then replace)</w:t>
-      </w:r>
-    </w:p>
-    <w:p>
-      <w:pPr>
-        <w:pStyle w:val="Compact"/>
-        <w:numPr>
-          <w:ilvl w:val="0"/>
-          <w:numId w:val="1025"/>
-        </w:numPr>
-      </w:pPr>
-      <w:r>
-        <w:t xml:space="preserve">No UA agency until §9.5 gates</w:t>
+        <w:t xml:space="preserve">Do 1–4 before closed testing. Do 5–11 before production. Do 12–14 in the first live season.</w:t>
       </w:r>
     </w:p>
     <w:p>
@@ -7696,154 +9156,337 @@
         </w:pict>
       </w:r>
     </w:p>
+    <w:bookmarkEnd w:id="50"/>
+    <w:bookmarkStart w:id="56" w:name="build-plan-what-to-make-in-order"/>
+    <w:p>
+      <w:pPr>
+        <w:pStyle w:val="Heading2"/>
+      </w:pPr>
+      <w:r>
+        <w:t xml:space="preserve">10. Build plan (what to make, in order)</w:t>
+      </w:r>
+    </w:p>
+    <w:bookmarkStart w:id="51" w:name="vertical-slice-46-weeks-kill-or-continue"/>
+    <w:p>
+      <w:pPr>
+        <w:pStyle w:val="Heading3"/>
+      </w:pPr>
+      <w:r>
+        <w:t xml:space="preserve">10.1 Vertical slice (4–6 weeks) — kill or continue</w:t>
+      </w:r>
+    </w:p>
+    <w:p>
+      <w:pPr>
+        <w:pStyle w:val="FirstParagraph"/>
+      </w:pPr>
+      <w:r>
+        <w:t xml:space="preserve">Must be fun on a mid-range Android without accounts:</w:t>
+      </w:r>
+    </w:p>
+    <w:p>
+      <w:pPr>
+        <w:pStyle w:val="Compact"/>
+        <w:numPr>
+          <w:ilvl w:val="0"/>
+          <w:numId w:val="1024"/>
+        </w:numPr>
+      </w:pPr>
+      <w:r>
+        <w:t xml:space="preserve">1 archetype (Dasher)</w:t>
+      </w:r>
+    </w:p>
+    <w:p>
+      <w:pPr>
+        <w:pStyle w:val="Compact"/>
+        <w:numPr>
+          <w:ilvl w:val="0"/>
+          <w:numId w:val="1024"/>
+        </w:numPr>
+      </w:pPr>
+      <w:r>
+        <w:t xml:space="preserve">18 cards, 8 relics, 4 enemies, 1 boss</w:t>
+      </w:r>
+    </w:p>
+    <w:p>
+      <w:pPr>
+        <w:pStyle w:val="Compact"/>
+        <w:numPr>
+          <w:ilvl w:val="0"/>
+          <w:numId w:val="1024"/>
+        </w:numPr>
+      </w:pPr>
+      <w:r>
+        <w:t xml:space="preserve">Gully act map (2–3 stages, retry on loss)</w:t>
+      </w:r>
+    </w:p>
+    <w:p>
+      <w:pPr>
+        <w:pStyle w:val="Compact"/>
+        <w:numPr>
+          <w:ilvl w:val="0"/>
+          <w:numId w:val="1024"/>
+        </w:numPr>
+      </w:pPr>
+      <w:r>
+        <w:t xml:space="preserve">Flame vignette for 4 shot types</w:t>
+      </w:r>
+    </w:p>
+    <w:p>
+      <w:pPr>
+        <w:pStyle w:val="Compact"/>
+        <w:numPr>
+          <w:ilvl w:val="0"/>
+          <w:numId w:val="1024"/>
+        </w:numPr>
+      </w:pPr>
+      <w:r>
+        <w:t xml:space="preserve">Local save</w:t>
+      </w:r>
+    </w:p>
+    <w:p>
+      <w:pPr>
+        <w:pStyle w:val="Compact"/>
+        <w:numPr>
+          <w:ilvl w:val="0"/>
+          <w:numId w:val="1024"/>
+        </w:numPr>
+      </w:pPr>
+      <w:r>
+        <w:t xml:space="preserve">Fake shop (no real money yet)</w:t>
+      </w:r>
+    </w:p>
+    <w:p>
+      <w:pPr>
+        <w:pStyle w:val="FirstParagraph"/>
+      </w:pPr>
+      <w:r>
+        <w:rPr>
+          <w:b/>
+          <w:bCs/>
+        </w:rPr>
+        <w:t xml:space="preserve">Kill criterion:</w:t>
+      </w:r>
+      <w:r>
+        <w:t xml:space="preserve"> </w:t>
+      </w:r>
+      <w:r>
+        <w:t xml:space="preserve">if you do not start a second run after a death without being asked, stop. Do not add ads to a boring slice.</w:t>
+      </w:r>
+    </w:p>
+    <w:bookmarkEnd w:id="51"/>
+    <w:bookmarkStart w:id="52" w:name="alpha-weeks-714"/>
+    <w:p>
+      <w:pPr>
+        <w:pStyle w:val="Heading3"/>
+      </w:pPr>
+      <w:r>
+        <w:t xml:space="preserve">10.2 Alpha (weeks 7–14)</w:t>
+      </w:r>
+    </w:p>
+    <w:p>
+      <w:pPr>
+        <w:pStyle w:val="Compact"/>
+        <w:numPr>
+          <w:ilvl w:val="0"/>
+          <w:numId w:val="1025"/>
+        </w:numPr>
+      </w:pPr>
+      <w:r>
+        <w:t xml:space="preserve">3 archetypes, 60 cards, 3 acts</w:t>
+      </w:r>
+    </w:p>
+    <w:p>
+      <w:pPr>
+        <w:pStyle w:val="Compact"/>
+        <w:numPr>
+          <w:ilvl w:val="0"/>
+          <w:numId w:val="1025"/>
+        </w:numPr>
+      </w:pPr>
+      <w:r>
+        <w:t xml:space="preserve">Daily net</w:t>
+      </w:r>
+    </w:p>
+    <w:p>
+      <w:pPr>
+        <w:pStyle w:val="Compact"/>
+        <w:numPr>
+          <w:ilvl w:val="0"/>
+          <w:numId w:val="1025"/>
+        </w:numPr>
+      </w:pPr>
+      <w:r>
+        <w:t xml:space="preserve">Analytics events (start_run, card_play, death, revive_ad)</w:t>
+      </w:r>
+    </w:p>
+    <w:p>
+      <w:pPr>
+        <w:pStyle w:val="Compact"/>
+        <w:numPr>
+          <w:ilvl w:val="0"/>
+          <w:numId w:val="1025"/>
+        </w:numPr>
+      </w:pPr>
+      <w:r>
+        <w:t xml:space="preserve">Closed testing track, 12 testers, 14 days</w:t>
+      </w:r>
+    </w:p>
+    <w:bookmarkEnd w:id="52"/>
+    <w:bookmarkStart w:id="53" w:name="beta-weeks-1522"/>
+    <w:p>
+      <w:pPr>
+        <w:pStyle w:val="Heading3"/>
+      </w:pPr>
+      <w:r>
+        <w:t xml:space="preserve">10.3 Beta (weeks 15–22)</w:t>
+      </w:r>
+    </w:p>
+    <w:p>
+      <w:pPr>
+        <w:pStyle w:val="Compact"/>
+        <w:numPr>
+          <w:ilvl w:val="0"/>
+          <w:numId w:val="1026"/>
+        </w:numPr>
+      </w:pPr>
+      <w:r>
+        <w:t xml:space="preserve">Act 4 stub</w:t>
+      </w:r>
+    </w:p>
+    <w:p>
+      <w:pPr>
+        <w:pStyle w:val="Compact"/>
+        <w:numPr>
+          <w:ilvl w:val="0"/>
+          <w:numId w:val="1026"/>
+        </w:numPr>
+      </w:pPr>
+      <w:r>
+        <w:t xml:space="preserve">Real AdMob (test devices) + 3 IAP SKUs (ad remove, starter, pass)</w:t>
+      </w:r>
+    </w:p>
+    <w:p>
+      <w:pPr>
+        <w:pStyle w:val="Compact"/>
+        <w:numPr>
+          <w:ilvl w:val="0"/>
+          <w:numId w:val="1026"/>
+        </w:numPr>
+      </w:pPr>
+      <w:r>
+        <w:t xml:space="preserve">Hindi flavour pass</w:t>
+      </w:r>
+    </w:p>
+    <w:p>
+      <w:pPr>
+        <w:pStyle w:val="Compact"/>
+        <w:numPr>
+          <w:ilvl w:val="0"/>
+          <w:numId w:val="1026"/>
+        </w:numPr>
+      </w:pPr>
+      <w:r>
+        <w:t xml:space="preserve">Store listing, shots, 30s trailer (one run, no licensed footage)</w:t>
+      </w:r>
+    </w:p>
+    <w:bookmarkEnd w:id="53"/>
+    <w:bookmarkStart w:id="54" w:name="production"/>
+    <w:p>
+      <w:pPr>
+        <w:pStyle w:val="Heading3"/>
+      </w:pPr>
+      <w:r>
+        <w:t xml:space="preserve">10.4 Production</w:t>
+      </w:r>
+    </w:p>
+    <w:p>
+      <w:pPr>
+        <w:pStyle w:val="Compact"/>
+        <w:numPr>
+          <w:ilvl w:val="0"/>
+          <w:numId w:val="1027"/>
+        </w:numPr>
+      </w:pPr>
+      <w:r>
+        <w:t xml:space="preserve">Staged rollout before a cricket window</w:t>
+      </w:r>
+    </w:p>
+    <w:p>
+      <w:pPr>
+        <w:pStyle w:val="Compact"/>
+        <w:numPr>
+          <w:ilvl w:val="0"/>
+          <w:numId w:val="1027"/>
+        </w:numPr>
+      </w:pPr>
+      <w:r>
+        <w:t xml:space="preserve">Season 0 pass (free track fat, paid track cosmetic)</w:t>
+      </w:r>
+    </w:p>
     <w:bookmarkEnd w:id="54"/>
-    <w:bookmarkEnd w:id="55"/>
-    <w:bookmarkStart w:id="56" w:name="legal-policy-and-dont-get-banned"/>
-    <w:p>
-      <w:pPr>
-        <w:pStyle w:val="Heading2"/>
-      </w:pPr>
-      <w:r>
-        <w:t xml:space="preserve">11. Legal, policy, and “don’t get banned”</w:t>
-      </w:r>
-    </w:p>
-    <w:p>
-      <w:pPr>
-        <w:pStyle w:val="Compact"/>
-        <w:numPr>
-          <w:ilvl w:val="0"/>
-          <w:numId w:val="1026"/>
-        </w:numPr>
-      </w:pPr>
-      <w:r>
-        <w:rPr>
-          <w:b/>
-          <w:bCs/>
-        </w:rPr>
-        <w:t xml:space="preserve">No BCCI, ICC, IPL, franchise names, crests, anthems, player faces.</w:t>
-      </w:r>
-      <w:r>
-        <w:t xml:space="preserve"> </w:t>
-      </w:r>
-      <w:r>
-        <w:t xml:space="preserve">Street kits. Made-up club names (“Cotton Green Colts,” “Marine Drive XI”).</w:t>
-      </w:r>
-    </w:p>
-    <w:p>
-      <w:pPr>
-        <w:pStyle w:val="Compact"/>
-        <w:numPr>
-          <w:ilvl w:val="0"/>
-          <w:numId w:val="1026"/>
-        </w:numPr>
-      </w:pPr>
-      <w:r>
-        <w:rPr>
-          <w:b/>
-          <w:bCs/>
-        </w:rPr>
-        <w:t xml:space="preserve">Not gambling.</w:t>
-      </w:r>
-      <w:r>
-        <w:t xml:space="preserve"> </w:t>
-      </w:r>
-      <w:r>
-        <w:t xml:space="preserve">Cards are shots, not bets. No real-money prizes. India’s</w:t>
-      </w:r>
-      <w:r>
-        <w:t xml:space="preserve"> </w:t>
-      </w:r>
-      <w:r>
-        <w:rPr>
-          <w:b/>
-          <w:bCs/>
-        </w:rPr>
-        <w:t xml:space="preserve">Promotion and Regulation of Online Gaming Act 2025</w:t>
-      </w:r>
-      <w:r>
-        <w:t xml:space="preserve"> </w:t>
-      </w:r>
-      <w:r>
-        <w:t xml:space="preserve">wiped RMG / fantasy ad money off IPL; looking like Dream11 is how you die twice (law + ads). Copy must say</w:t>
-      </w:r>
-      <w:r>
-        <w:t xml:space="preserve"> </w:t>
-      </w:r>
-      <w:r>
-        <w:rPr>
-          <w:i/>
-          <w:iCs/>
-        </w:rPr>
-        <w:t xml:space="preserve">single-player career game</w:t>
-      </w:r>
-      <w:r>
-        <w:t xml:space="preserve">.</w:t>
-      </w:r>
-    </w:p>
-    <w:p>
-      <w:pPr>
-        <w:pStyle w:val="Compact"/>
-        <w:numPr>
-          <w:ilvl w:val="0"/>
-          <w:numId w:val="1026"/>
-        </w:numPr>
-      </w:pPr>
-      <w:r>
-        <w:rPr>
-          <w:b/>
-          <w:bCs/>
-        </w:rPr>
-        <w:t xml:space="preserve">Ads:</w:t>
-      </w:r>
-      <w:r>
-        <w:t xml:space="preserve"> </w:t>
-      </w:r>
-      <w:r>
-        <w:t xml:space="preserve">UMP / families if you ever drop below 13 — don’t. Rewarded must be optional. GDPR/DPDP: consent SDK.</w:t>
-      </w:r>
-    </w:p>
-    <w:p>
-      <w:pPr>
-        <w:pStyle w:val="Compact"/>
-        <w:numPr>
-          <w:ilvl w:val="0"/>
-          <w:numId w:val="1026"/>
-        </w:numPr>
-      </w:pPr>
-      <w:r>
-        <w:rPr>
-          <w:b/>
-          <w:bCs/>
-        </w:rPr>
-        <w:t xml:space="preserve">IAP:</w:t>
-      </w:r>
-      <w:r>
-        <w:t xml:space="preserve"> </w:t>
-      </w:r>
-      <w:r>
-        <w:t xml:space="preserve">restore purchases, clear prices, no dark patterns (Google Play Payments policy).</w:t>
-      </w:r>
-    </w:p>
-    <w:p>
-      <w:pPr>
-        <w:pStyle w:val="Compact"/>
-        <w:numPr>
-          <w:ilvl w:val="0"/>
-          <w:numId w:val="1026"/>
-        </w:numPr>
-      </w:pPr>
-      <w:r>
-        <w:rPr>
-          <w:b/>
-          <w:bCs/>
-        </w:rPr>
-        <w:t xml:space="preserve">Crashes in closed test</w:t>
-      </w:r>
-      <w:r>
-        <w:t xml:space="preserve"> </w:t>
-      </w:r>
-      <w:r>
-        <w:t xml:space="preserve">are a gift. Production one-stars are not.</w:t>
+    <w:bookmarkStart w:id="55" w:name="team-v1"/>
+    <w:p>
+      <w:pPr>
+        <w:pStyle w:val="Heading3"/>
+      </w:pPr>
+      <w:r>
+        <w:t xml:space="preserve">10.5 Team (v1)</w:t>
+      </w:r>
+    </w:p>
+    <w:p>
+      <w:pPr>
+        <w:pStyle w:val="FirstParagraph"/>
+      </w:pPr>
+      <w:r>
+        <w:t xml:space="preserve">Solo + specialists:</w:t>
+      </w:r>
+    </w:p>
+    <w:p>
+      <w:pPr>
+        <w:pStyle w:val="Compact"/>
+        <w:numPr>
+          <w:ilvl w:val="0"/>
+          <w:numId w:val="1028"/>
+        </w:numPr>
+      </w:pPr>
+      <w:r>
+        <w:t xml:space="preserve">You: design, Dart, combat</w:t>
+      </w:r>
+    </w:p>
+    <w:p>
+      <w:pPr>
+        <w:pStyle w:val="Compact"/>
+        <w:numPr>
+          <w:ilvl w:val="0"/>
+          <w:numId w:val="1028"/>
+        </w:numPr>
+      </w:pPr>
+      <w:r>
+        <w:t xml:space="preserve">1 illustrator (cards + portraits), contract</w:t>
+      </w:r>
+    </w:p>
+    <w:p>
+      <w:pPr>
+        <w:pStyle w:val="Compact"/>
+        <w:numPr>
+          <w:ilvl w:val="0"/>
+          <w:numId w:val="1028"/>
+        </w:numPr>
+      </w:pPr>
+      <w:r>
+        <w:t xml:space="preserve">1 audio (optional Fiverr-grade, then replace)</w:t>
+      </w:r>
+    </w:p>
+    <w:p>
+      <w:pPr>
+        <w:pStyle w:val="Compact"/>
+        <w:numPr>
+          <w:ilvl w:val="0"/>
+          <w:numId w:val="1028"/>
+        </w:numPr>
+      </w:pPr>
+      <w:r>
+        <w:t xml:space="preserve">No UA agency until §9.5 gates</w:t>
       </w:r>
     </w:p>
     <w:p>
@@ -7853,8 +9496,165 @@
         </w:pict>
       </w:r>
     </w:p>
+    <w:bookmarkEnd w:id="55"/>
     <w:bookmarkEnd w:id="56"/>
-    <w:bookmarkStart w:id="57" w:name="risks"/>
+    <w:bookmarkStart w:id="57" w:name="legal-policy-and-dont-get-banned"/>
+    <w:p>
+      <w:pPr>
+        <w:pStyle w:val="Heading2"/>
+      </w:pPr>
+      <w:r>
+        <w:t xml:space="preserve">11. Legal, policy, and “don’t get banned”</w:t>
+      </w:r>
+    </w:p>
+    <w:p>
+      <w:pPr>
+        <w:pStyle w:val="Compact"/>
+        <w:numPr>
+          <w:ilvl w:val="0"/>
+          <w:numId w:val="1029"/>
+        </w:numPr>
+      </w:pPr>
+      <w:r>
+        <w:rPr>
+          <w:b/>
+          <w:bCs/>
+        </w:rPr>
+        <w:t xml:space="preserve">No BCCI, ICC, IPL, franchise names, crests, anthems, player faces.</w:t>
+      </w:r>
+      <w:r>
+        <w:t xml:space="preserve"> </w:t>
+      </w:r>
+      <w:r>
+        <w:t xml:space="preserve">Street kits. Made-up club names (“Cotton Green Colts,” “Marine Drive XI”).</w:t>
+      </w:r>
+    </w:p>
+    <w:p>
+      <w:pPr>
+        <w:pStyle w:val="Compact"/>
+        <w:numPr>
+          <w:ilvl w:val="0"/>
+          <w:numId w:val="1029"/>
+        </w:numPr>
+      </w:pPr>
+      <w:r>
+        <w:rPr>
+          <w:b/>
+          <w:bCs/>
+        </w:rPr>
+        <w:t xml:space="preserve">Not gambling.</w:t>
+      </w:r>
+      <w:r>
+        <w:t xml:space="preserve"> </w:t>
+      </w:r>
+      <w:r>
+        <w:t xml:space="preserve">Cards are shots, not bets. No real-money prizes. India’s</w:t>
+      </w:r>
+      <w:r>
+        <w:t xml:space="preserve"> </w:t>
+      </w:r>
+      <w:r>
+        <w:rPr>
+          <w:b/>
+          <w:bCs/>
+        </w:rPr>
+        <w:t xml:space="preserve">Promotion and Regulation of Online Gaming Act 2025</w:t>
+      </w:r>
+      <w:r>
+        <w:t xml:space="preserve"> </w:t>
+      </w:r>
+      <w:r>
+        <w:t xml:space="preserve">wiped RMG / fantasy ad money off IPL; looking like Dream11 is how you die twice (law + ads). Copy must say</w:t>
+      </w:r>
+      <w:r>
+        <w:t xml:space="preserve"> </w:t>
+      </w:r>
+      <w:r>
+        <w:rPr>
+          <w:i/>
+          <w:iCs/>
+        </w:rPr>
+        <w:t xml:space="preserve">single-player career game</w:t>
+      </w:r>
+      <w:r>
+        <w:t xml:space="preserve">.</w:t>
+      </w:r>
+    </w:p>
+    <w:p>
+      <w:pPr>
+        <w:pStyle w:val="Compact"/>
+        <w:numPr>
+          <w:ilvl w:val="0"/>
+          <w:numId w:val="1029"/>
+        </w:numPr>
+      </w:pPr>
+      <w:r>
+        <w:rPr>
+          <w:b/>
+          <w:bCs/>
+        </w:rPr>
+        <w:t xml:space="preserve">Ads:</w:t>
+      </w:r>
+      <w:r>
+        <w:t xml:space="preserve"> </w:t>
+      </w:r>
+      <w:r>
+        <w:t xml:space="preserve">UMP / families if you ever drop below 13 — don’t. Rewarded must be optional. GDPR/DPDP: consent SDK.</w:t>
+      </w:r>
+    </w:p>
+    <w:p>
+      <w:pPr>
+        <w:pStyle w:val="Compact"/>
+        <w:numPr>
+          <w:ilvl w:val="0"/>
+          <w:numId w:val="1029"/>
+        </w:numPr>
+      </w:pPr>
+      <w:r>
+        <w:rPr>
+          <w:b/>
+          <w:bCs/>
+        </w:rPr>
+        <w:t xml:space="preserve">IAP:</w:t>
+      </w:r>
+      <w:r>
+        <w:t xml:space="preserve"> </w:t>
+      </w:r>
+      <w:r>
+        <w:t xml:space="preserve">restore purchases, clear prices, no dark patterns (Google Play Payments policy).</w:t>
+      </w:r>
+    </w:p>
+    <w:p>
+      <w:pPr>
+        <w:pStyle w:val="Compact"/>
+        <w:numPr>
+          <w:ilvl w:val="0"/>
+          <w:numId w:val="1029"/>
+        </w:numPr>
+      </w:pPr>
+      <w:r>
+        <w:rPr>
+          <w:b/>
+          <w:bCs/>
+        </w:rPr>
+        <w:t xml:space="preserve">Crashes in closed test</w:t>
+      </w:r>
+      <w:r>
+        <w:t xml:space="preserve"> </w:t>
+      </w:r>
+      <w:r>
+        <w:t xml:space="preserve">are a gift. Production one-stars are not.</w:t>
+      </w:r>
+    </w:p>
+    <w:p>
+      <w:r>
+        <w:pict>
+          <v:rect style="width:0;height:1.5pt" o:hralign="center" o:hrstd="t" o:hr="t"/>
+        </w:pict>
+      </w:r>
+    </w:p>
+    <w:bookmarkEnd w:id="57"/>
+    <w:bookmarkStart w:id="58" w:name="risks"/>
     <w:p>
       <w:pPr>
         <w:pStyle w:val="Heading2"/>
@@ -8227,8 +10027,8 @@
         </w:pict>
       </w:r>
     </w:p>
-    <w:bookmarkEnd w:id="57"/>
-    <w:bookmarkStart w:id="58" w:name="recommendation"/>
+    <w:bookmarkEnd w:id="58"/>
+    <w:bookmarkStart w:id="59" w:name="recommendation"/>
     <w:p>
       <w:pPr>
         <w:pStyle w:val="Heading2"/>
@@ -8319,8 +10119,8 @@
         </w:pict>
       </w:r>
     </w:p>
-    <w:bookmarkEnd w:id="58"/>
-    <w:bookmarkStart w:id="59" w:name="key-decisions"/>
+    <w:bookmarkEnd w:id="59"/>
+    <w:bookmarkStart w:id="60" w:name="key-decisions"/>
     <w:p>
       <w:pPr>
         <w:pStyle w:val="Heading2"/>
@@ -8334,7 +10134,7 @@
         <w:pStyle w:val="Compact"/>
         <w:numPr>
           <w:ilvl w:val="0"/>
-          <w:numId w:val="1027"/>
+          <w:numId w:val="1030"/>
         </w:numPr>
       </w:pPr>
       <w:r>
@@ -8356,7 +10156,7 @@
         <w:pStyle w:val="Compact"/>
         <w:numPr>
           <w:ilvl w:val="0"/>
-          <w:numId w:val="1027"/>
+          <w:numId w:val="1030"/>
         </w:numPr>
       </w:pPr>
       <w:r>
@@ -8401,7 +10201,7 @@
         <w:pStyle w:val="Compact"/>
         <w:numPr>
           <w:ilvl w:val="0"/>
-          <w:numId w:val="1027"/>
+          <w:numId w:val="1030"/>
         </w:numPr>
       </w:pPr>
       <w:r>
@@ -8420,7 +10220,7 @@
         <w:pStyle w:val="Compact"/>
         <w:numPr>
           <w:ilvl w:val="0"/>
-          <w:numId w:val="1027"/>
+          <w:numId w:val="1030"/>
         </w:numPr>
       </w:pPr>
       <w:r>
@@ -8439,7 +10239,7 @@
         <w:pStyle w:val="Compact"/>
         <w:numPr>
           <w:ilvl w:val="0"/>
-          <w:numId w:val="1027"/>
+          <w:numId w:val="1030"/>
         </w:numPr>
       </w:pPr>
       <w:r>
@@ -8458,7 +10258,7 @@
         <w:pStyle w:val="Compact"/>
         <w:numPr>
           <w:ilvl w:val="0"/>
-          <w:numId w:val="1027"/>
+          <w:numId w:val="1030"/>
         </w:numPr>
       </w:pPr>
       <w:r>
@@ -8477,7 +10277,7 @@
         <w:pStyle w:val="Compact"/>
         <w:numPr>
           <w:ilvl w:val="0"/>
-          <w:numId w:val="1027"/>
+          <w:numId w:val="1030"/>
         </w:numPr>
       </w:pPr>
       <w:r>
@@ -8498,8 +10298,8 @@
         </w:pict>
       </w:r>
     </w:p>
-    <w:bookmarkEnd w:id="59"/>
-    <w:bookmarkStart w:id="60" w:name="decisions-already-made-2026-09-02"/>
+    <w:bookmarkEnd w:id="60"/>
+    <w:bookmarkStart w:id="61" w:name="decisions-already-made-2026-09-02"/>
     <w:p>
       <w:pPr>
         <w:pStyle w:val="Heading2"/>
@@ -8513,7 +10313,7 @@
         <w:pStyle w:val="Compact"/>
         <w:numPr>
           <w:ilvl w:val="0"/>
-          <w:numId w:val="1028"/>
+          <w:numId w:val="1031"/>
         </w:numPr>
       </w:pPr>
       <w:r>
@@ -8558,7 +10358,7 @@
         <w:pStyle w:val="Compact"/>
         <w:numPr>
           <w:ilvl w:val="0"/>
-          <w:numId w:val="1028"/>
+          <w:numId w:val="1031"/>
         </w:numPr>
       </w:pPr>
       <w:r>
@@ -8606,7 +10406,7 @@
         <w:pStyle w:val="Compact"/>
         <w:numPr>
           <w:ilvl w:val="0"/>
-          <w:numId w:val="1028"/>
+          <w:numId w:val="1031"/>
         </w:numPr>
       </w:pPr>
       <w:r>
@@ -8651,7 +10451,7 @@
         <w:pStyle w:val="Compact"/>
         <w:numPr>
           <w:ilvl w:val="0"/>
-          <w:numId w:val="1028"/>
+          <w:numId w:val="1031"/>
         </w:numPr>
       </w:pPr>
       <w:r>
@@ -8683,7 +10483,7 @@
         <w:pStyle w:val="Compact"/>
         <w:numPr>
           <w:ilvl w:val="0"/>
-          <w:numId w:val="1028"/>
+          <w:numId w:val="1031"/>
         </w:numPr>
       </w:pPr>
       <w:r>
@@ -8734,7 +10534,7 @@
         <w:pStyle w:val="Compact"/>
         <w:numPr>
           <w:ilvl w:val="0"/>
-          <w:numId w:val="1028"/>
+          <w:numId w:val="1031"/>
         </w:numPr>
       </w:pPr>
       <w:r>
@@ -8766,7 +10566,7 @@
         <w:pStyle w:val="Compact"/>
         <w:numPr>
           <w:ilvl w:val="0"/>
-          <w:numId w:val="1028"/>
+          <w:numId w:val="1031"/>
         </w:numPr>
       </w:pPr>
       <w:r>
@@ -8817,7 +10617,7 @@
         <w:pStyle w:val="Compact"/>
         <w:numPr>
           <w:ilvl w:val="0"/>
-          <w:numId w:val="1028"/>
+          <w:numId w:val="1031"/>
         </w:numPr>
       </w:pPr>
       <w:r>
@@ -8865,7 +10665,7 @@
         <w:pStyle w:val="Compact"/>
         <w:numPr>
           <w:ilvl w:val="0"/>
-          <w:numId w:val="1028"/>
+          <w:numId w:val="1031"/>
         </w:numPr>
       </w:pPr>
       <w:r>
@@ -8894,7 +10694,7 @@
         <w:pStyle w:val="Compact"/>
         <w:numPr>
           <w:ilvl w:val="0"/>
-          <w:numId w:val="1028"/>
+          <w:numId w:val="1031"/>
         </w:numPr>
       </w:pPr>
       <w:r>
@@ -8926,7 +10726,7 @@
         <w:pStyle w:val="Compact"/>
         <w:numPr>
           <w:ilvl w:val="0"/>
-          <w:numId w:val="1028"/>
+          <w:numId w:val="1031"/>
         </w:numPr>
       </w:pPr>
       <w:r>
@@ -8964,7 +10764,7 @@
         <w:pStyle w:val="Compact"/>
         <w:numPr>
           <w:ilvl w:val="0"/>
-          <w:numId w:val="1028"/>
+          <w:numId w:val="1031"/>
         </w:numPr>
       </w:pPr>
       <w:r>
@@ -8996,7 +10796,7 @@
         <w:pStyle w:val="Compact"/>
         <w:numPr>
           <w:ilvl w:val="0"/>
-          <w:numId w:val="1028"/>
+          <w:numId w:val="1031"/>
         </w:numPr>
       </w:pPr>
       <w:r>
@@ -9028,7 +10828,7 @@
         <w:pStyle w:val="Compact"/>
         <w:numPr>
           <w:ilvl w:val="0"/>
-          <w:numId w:val="1028"/>
+          <w:numId w:val="1031"/>
         </w:numPr>
       </w:pPr>
       <w:r>
@@ -9057,7 +10857,7 @@
         <w:pStyle w:val="Compact"/>
         <w:numPr>
           <w:ilvl w:val="0"/>
-          <w:numId w:val="1028"/>
+          <w:numId w:val="1031"/>
         </w:numPr>
       </w:pPr>
       <w:r>
@@ -9118,7 +10918,7 @@
         <w:pStyle w:val="Compact"/>
         <w:numPr>
           <w:ilvl w:val="0"/>
-          <w:numId w:val="1028"/>
+          <w:numId w:val="1031"/>
         </w:numPr>
       </w:pPr>
       <w:r>
@@ -9166,7 +10966,7 @@
         <w:pStyle w:val="Compact"/>
         <w:numPr>
           <w:ilvl w:val="0"/>
-          <w:numId w:val="1028"/>
+          <w:numId w:val="1031"/>
         </w:numPr>
       </w:pPr>
       <w:r>
@@ -9215,8 +11015,8 @@
         <w:t xml:space="preserve">required. Story remains a complete path. This is the gacha-adjacent line — keep it documented and tight.</w:t>
       </w:r>
     </w:p>
-    <w:bookmarkEnd w:id="60"/>
-    <w:bookmarkStart w:id="61" w:name="open-questions-need-you"/>
+    <w:bookmarkEnd w:id="61"/>
+    <w:bookmarkStart w:id="62" w:name="open-questions-need-you"/>
     <w:p>
       <w:pPr>
         <w:pStyle w:val="Heading2"/>
@@ -9230,7 +11030,7 @@
         <w:pStyle w:val="Compact"/>
         <w:numPr>
           <w:ilvl w:val="0"/>
-          <w:numId w:val="1029"/>
+          <w:numId w:val="1032"/>
         </w:numPr>
       </w:pPr>
       <w:r>
@@ -9252,7 +11052,7 @@
         <w:pStyle w:val="Compact"/>
         <w:numPr>
           <w:ilvl w:val="0"/>
-          <w:numId w:val="1029"/>
+          <w:numId w:val="1032"/>
         </w:numPr>
       </w:pPr>
       <w:r>
@@ -9268,7 +11068,7 @@
         <w:pStyle w:val="Compact"/>
         <w:numPr>
           <w:ilvl w:val="0"/>
-          <w:numId w:val="1029"/>
+          <w:numId w:val="1032"/>
         </w:numPr>
       </w:pPr>
       <w:r>
@@ -9290,7 +11090,7 @@
         <w:pStyle w:val="Compact"/>
         <w:numPr>
           <w:ilvl w:val="0"/>
-          <w:numId w:val="1029"/>
+          <w:numId w:val="1032"/>
         </w:numPr>
       </w:pPr>
       <w:r>
@@ -9312,7 +11112,7 @@
         <w:pStyle w:val="Compact"/>
         <w:numPr>
           <w:ilvl w:val="0"/>
-          <w:numId w:val="1029"/>
+          <w:numId w:val="1032"/>
         </w:numPr>
       </w:pPr>
       <w:r>
@@ -9334,7 +11134,7 @@
         <w:pStyle w:val="Compact"/>
         <w:numPr>
           <w:ilvl w:val="0"/>
-          <w:numId w:val="1029"/>
+          <w:numId w:val="1032"/>
         </w:numPr>
       </w:pPr>
       <w:r>
@@ -9350,7 +11150,7 @@
         <w:pStyle w:val="Compact"/>
         <w:numPr>
           <w:ilvl w:val="0"/>
-          <w:numId w:val="1029"/>
+          <w:numId w:val="1032"/>
         </w:numPr>
       </w:pPr>
       <w:r>
@@ -9374,8 +11174,8 @@
         </w:pict>
       </w:r>
     </w:p>
-    <w:bookmarkEnd w:id="61"/>
-    <w:bookmarkStart w:id="62" w:name="sources-planning-not-audited-financials"/>
+    <w:bookmarkEnd w:id="62"/>
+    <w:bookmarkStart w:id="63" w:name="sources-planning-not-audited-financials"/>
     <w:p>
       <w:pPr>
         <w:pStyle w:val="Heading2"/>
@@ -9389,7 +11189,7 @@
         <w:pStyle w:val="Compact"/>
         <w:numPr>
           <w:ilvl w:val="0"/>
-          <w:numId w:val="1030"/>
+          <w:numId w:val="1033"/>
         </w:numPr>
       </w:pPr>
       <w:r>
@@ -9401,7 +11201,7 @@
         <w:pStyle w:val="Compact"/>
         <w:numPr>
           <w:ilvl w:val="0"/>
-          <w:numId w:val="1030"/>
+          <w:numId w:val="1033"/>
         </w:numPr>
       </w:pPr>
       <w:r>
@@ -9413,7 +11213,7 @@
         <w:pStyle w:val="Compact"/>
         <w:numPr>
           <w:ilvl w:val="0"/>
-          <w:numId w:val="1030"/>
+          <w:numId w:val="1033"/>
         </w:numPr>
       </w:pPr>
       <w:r>
@@ -9425,7 +11225,7 @@
         <w:pStyle w:val="Compact"/>
         <w:numPr>
           <w:ilvl w:val="0"/>
-          <w:numId w:val="1030"/>
+          <w:numId w:val="1033"/>
         </w:numPr>
       </w:pPr>
       <w:r>
@@ -9437,7 +11237,7 @@
         <w:pStyle w:val="Compact"/>
         <w:numPr>
           <w:ilvl w:val="0"/>
-          <w:numId w:val="1030"/>
+          <w:numId w:val="1033"/>
         </w:numPr>
       </w:pPr>
       <w:r>
@@ -9449,7 +11249,7 @@
         <w:pStyle w:val="Compact"/>
         <w:numPr>
           <w:ilvl w:val="0"/>
-          <w:numId w:val="1030"/>
+          <w:numId w:val="1033"/>
         </w:numPr>
       </w:pPr>
       <w:r>
@@ -9461,7 +11261,7 @@
         <w:pStyle w:val="Compact"/>
         <w:numPr>
           <w:ilvl w:val="0"/>
-          <w:numId w:val="1030"/>
+          <w:numId w:val="1033"/>
         </w:numPr>
       </w:pPr>
       <w:r>
@@ -9473,7 +11273,7 @@
         <w:pStyle w:val="Compact"/>
         <w:numPr>
           <w:ilvl w:val="0"/>
-          <w:numId w:val="1030"/>
+          <w:numId w:val="1033"/>
         </w:numPr>
       </w:pPr>
       <w:r>
@@ -9485,7 +11285,7 @@
         <w:pStyle w:val="Compact"/>
         <w:numPr>
           <w:ilvl w:val="0"/>
-          <w:numId w:val="1030"/>
+          <w:numId w:val="1033"/>
         </w:numPr>
       </w:pPr>
       <w:r>
@@ -9497,7 +11297,7 @@
         <w:pStyle w:val="Compact"/>
         <w:numPr>
           <w:ilvl w:val="0"/>
-          <w:numId w:val="1030"/>
+          <w:numId w:val="1033"/>
         </w:numPr>
       </w:pPr>
       <w:r>
@@ -9509,7 +11309,7 @@
         <w:pStyle w:val="Compact"/>
         <w:numPr>
           <w:ilvl w:val="0"/>
-          <w:numId w:val="1030"/>
+          <w:numId w:val="1033"/>
         </w:numPr>
       </w:pPr>
       <w:r>
@@ -9521,7 +11321,7 @@
         <w:pStyle w:val="Compact"/>
         <w:numPr>
           <w:ilvl w:val="0"/>
-          <w:numId w:val="1030"/>
+          <w:numId w:val="1033"/>
         </w:numPr>
       </w:pPr>
       <w:r>
@@ -9533,7 +11333,7 @@
         <w:pStyle w:val="Compact"/>
         <w:numPr>
           <w:ilvl w:val="0"/>
-          <w:numId w:val="1030"/>
+          <w:numId w:val="1033"/>
         </w:numPr>
       </w:pPr>
       <w:r>
@@ -9545,7 +11345,7 @@
         <w:pStyle w:val="Compact"/>
         <w:numPr>
           <w:ilvl w:val="0"/>
-          <w:numId w:val="1030"/>
+          <w:numId w:val="1033"/>
         </w:numPr>
       </w:pPr>
       <w:r>
@@ -9557,7 +11357,7 @@
         <w:pStyle w:val="Compact"/>
         <w:numPr>
           <w:ilvl w:val="0"/>
-          <w:numId w:val="1030"/>
+          <w:numId w:val="1033"/>
         </w:numPr>
       </w:pPr>
       <w:r>
@@ -9569,7 +11369,7 @@
         <w:pStyle w:val="Compact"/>
         <w:numPr>
           <w:ilvl w:val="0"/>
-          <w:numId w:val="1030"/>
+          <w:numId w:val="1033"/>
         </w:numPr>
       </w:pPr>
       <w:r>
@@ -9616,8 +11416,8 @@
         <w:t xml:space="preserve">Prepared for internal use. The replay plan is retired. This is the game.</w:t>
       </w:r>
     </w:p>
-    <w:bookmarkEnd w:id="62"/>
     <w:bookmarkEnd w:id="63"/>
+    <w:bookmarkEnd w:id="64"/>
     <w:sectPr>
       <w:footnotePr>
         <w:numRestart w:val="eachSect"/>
@@ -10013,18 +11813,6 @@
     <w:abstractNumId w:val="991"/>
   </w:num>
   <w:num w:numId="1023">
-    <w:abstractNumId w:val="991"/>
-  </w:num>
-  <w:num w:numId="1024">
-    <w:abstractNumId w:val="991"/>
-  </w:num>
-  <w:num w:numId="1025">
-    <w:abstractNumId w:val="991"/>
-  </w:num>
-  <w:num w:numId="1026">
-    <w:abstractNumId w:val="991"/>
-  </w:num>
-  <w:num w:numId="1027">
     <w:abstractNumId w:val="99411"/>
     <w:lvlOverride w:ilvl="0">
       <w:startOverride w:val="1"/>
@@ -10054,7 +11842,25 @@
       <w:startOverride w:val="1"/>
     </w:lvlOverride>
   </w:num>
+  <w:num w:numId="1024">
+    <w:abstractNumId w:val="991"/>
+  </w:num>
+  <w:num w:numId="1025">
+    <w:abstractNumId w:val="991"/>
+  </w:num>
+  <w:num w:numId="1026">
+    <w:abstractNumId w:val="991"/>
+  </w:num>
+  <w:num w:numId="1027">
+    <w:abstractNumId w:val="991"/>
+  </w:num>
   <w:num w:numId="1028">
+    <w:abstractNumId w:val="991"/>
+  </w:num>
+  <w:num w:numId="1029">
+    <w:abstractNumId w:val="991"/>
+  </w:num>
+  <w:num w:numId="1030">
     <w:abstractNumId w:val="99411"/>
     <w:lvlOverride w:ilvl="0">
       <w:startOverride w:val="1"/>
@@ -10084,7 +11890,7 @@
       <w:startOverride w:val="1"/>
     </w:lvlOverride>
   </w:num>
-  <w:num w:numId="1029">
+  <w:num w:numId="1031">
     <w:abstractNumId w:val="99411"/>
     <w:lvlOverride w:ilvl="0">
       <w:startOverride w:val="1"/>
@@ -10114,7 +11920,37 @@
       <w:startOverride w:val="1"/>
     </w:lvlOverride>
   </w:num>
-  <w:num w:numId="1030">
+  <w:num w:numId="1032">
+    <w:abstractNumId w:val="99411"/>
+    <w:lvlOverride w:ilvl="0">
+      <w:startOverride w:val="1"/>
+    </w:lvlOverride>
+    <w:lvlOverride w:ilvl="1">
+      <w:startOverride w:val="1"/>
+    </w:lvlOverride>
+    <w:lvlOverride w:ilvl="2">
+      <w:startOverride w:val="1"/>
+    </w:lvlOverride>
+    <w:lvlOverride w:ilvl="3">
+      <w:startOverride w:val="1"/>
+    </w:lvlOverride>
+    <w:lvlOverride w:ilvl="4">
+      <w:startOverride w:val="1"/>
+    </w:lvlOverride>
+    <w:lvlOverride w:ilvl="5">
+      <w:startOverride w:val="1"/>
+    </w:lvlOverride>
+    <w:lvlOverride w:ilvl="6">
+      <w:startOverride w:val="1"/>
+    </w:lvlOverride>
+    <w:lvlOverride w:ilvl="7">
+      <w:startOverride w:val="1"/>
+    </w:lvlOverride>
+    <w:lvlOverride w:ilvl="8">
+      <w:startOverride w:val="1"/>
+    </w:lvlOverride>
+  </w:num>
+  <w:num w:numId="1033">
     <w:abstractNumId w:val="991"/>
   </w:num>
 </w:numbering>

--- a/SwitchedHit_Roguelite_Plan.docx
+++ b/SwitchedHit_Roguelite_Plan.docx
@@ -2,7 +2,7 @@
 <file path=word/document.xml><?xml version="1.0" encoding="utf-8"?>
 <w:document xmlns:w="http://schemas.openxmlformats.org/wordprocessingml/2006/main" xmlns:m="http://schemas.openxmlformats.org/officeDocument/2006/math" xmlns:r="http://schemas.openxmlformats.org/officeDocument/2006/relationships" xmlns:o="urn:schemas-microsoft-com:office:office" xmlns:v="urn:schemas-microsoft-com:vml" xmlns:w10="urn:schemas-microsoft-com:office:word" xmlns:a="http://schemas.openxmlformats.org/drawingml/2006/main" xmlns:pic="http://schemas.openxmlformats.org/drawingml/2006/picture" xmlns:wp="http://schemas.openxmlformats.org/drawingml/2006/wordprocessingDrawing">
   <w:body>
-    <w:bookmarkStart w:id="69" w:name="switchedhit"/>
+    <w:bookmarkStart w:id="70" w:name="switchedhit"/>
     <w:p>
       <w:pPr>
         <w:pStyle w:val="Heading1"/>
@@ -1665,7 +1665,7 @@
     </w:p>
     <w:bookmarkEnd w:id="15"/>
     <w:bookmarkEnd w:id="16"/>
-    <w:bookmarkStart w:id="30" w:name="game-plan-design"/>
+    <w:bookmarkStart w:id="31" w:name="game-plan-design"/>
     <w:p>
       <w:pPr>
         <w:pStyle w:val="Heading2"/>
@@ -2626,7 +2626,7 @@
       </w:r>
     </w:p>
     <w:bookmarkEnd w:id="21"/>
-    <w:bookmarkStart w:id="27" w:name="X23adc63dfea66ae92ac6de8291837ae427b7689"/>
+    <w:bookmarkStart w:id="28" w:name="X23adc63dfea66ae92ac6de8291837ae427b7689"/>
     <w:p>
       <w:pPr>
         <w:pStyle w:val="Heading3"/>
@@ -3001,7 +3001,7 @@
               <w:pStyle w:val="Compact"/>
             </w:pPr>
             <w:r>
-              <w:t xml:space="preserve">Story beats: trials, bench, rival, injury, first cap, World Cup</w:t>
+              <w:t xml:space="preserve">Story beats: trials, bench, snub, fans, injury call-up, last dance</w:t>
             </w:r>
           </w:p>
         </w:tc>
@@ -3513,7 +3513,7 @@
                 <w:b/>
                 <w:bCs/>
               </w:rPr>
-              <w:t xml:space="preserve">National camp / A side</w:t>
+              <w:t xml:space="preserve">Camp snub / A side</w:t>
             </w:r>
           </w:p>
         </w:tc>
@@ -3528,7 +3528,7 @@
                 <w:b/>
                 <w:bCs/>
               </w:rPr>
-              <w:t xml:space="preserve">90 First international cap</w:t>
+              <w:t xml:space="preserve">90 Injury-replacement cap</w:t>
             </w:r>
           </w:p>
         </w:tc>
@@ -3571,7 +3571,7 @@
                 <w:b/>
                 <w:bCs/>
               </w:rPr>
-              <w:t xml:space="preserve">100 World Cup qualification</w:t>
+              <w:t xml:space="preserve">100 WC1 qualification</w:t>
             </w:r>
           </w:p>
         </w:tc>
@@ -3599,13 +3599,7 @@
                 <w:b/>
                 <w:bCs/>
               </w:rPr>
-              <w:t xml:space="preserve">World Cup</w:t>
-            </w:r>
-            <w:r>
-              <w:t xml:space="preserve"> </w:t>
-            </w:r>
-            <w:r>
-              <w:t xml:space="preserve">(group + knockouts)</w:t>
+              <w:t xml:space="preserve">World Cup 1</w:t>
             </w:r>
           </w:p>
         </w:tc>
@@ -3620,7 +3614,7 @@
                 <w:b/>
                 <w:bCs/>
               </w:rPr>
-              <w:t xml:space="preserve">110 World Cup semi-final</w:t>
+              <w:t xml:space="preserve">110 Semi-final choke; dropped</w:t>
             </w:r>
           </w:p>
         </w:tc>
@@ -3648,7 +3642,7 @@
                 <w:b/>
                 <w:bCs/>
               </w:rPr>
-              <w:t xml:space="preserve">World Cup knockout run</w:t>
+              <w:t xml:space="preserve">Wilderness → last WC</w:t>
             </w:r>
           </w:p>
         </w:tc>
@@ -3663,7 +3657,7 @@
                 <w:b/>
                 <w:bCs/>
               </w:rPr>
-              <w:t xml:space="preserve">120 World Cup final</w:t>
+              <w:t xml:space="preserve">120 Final + personal milestone</w:t>
             </w:r>
           </w:p>
         </w:tc>
@@ -4956,13 +4950,13 @@
       </w:tr>
     </w:tbl>
     <w:bookmarkEnd w:id="25"/>
-    <w:bookmarkStart w:id="26" w:name="X1df83c30c392a9d879ff3ee26969b3c3581a7a8"/>
+    <w:bookmarkStart w:id="26" w:name="X080aee22b9c313ce02b4448c24a4615d37d635b"/>
     <w:p>
       <w:pPr>
         <w:pStyle w:val="Heading4"/>
       </w:pPr>
       <w:r>
-        <w:t xml:space="preserve">Levels 21–120 — rest of the career (named gates, authored scenarios)</w:t>
+        <w:t xml:space="preserve">Career spine — Score! Hero drama (this is the product)</w:t>
       </w:r>
     </w:p>
     <w:p>
@@ -4970,474 +4964,22 @@
         <w:pStyle w:val="FirstParagraph"/>
       </w:pPr>
       <w:r>
-        <w:t xml:space="preserve">Each chapter follows the same 9 + 1 pattern:</w:t>
-      </w:r>
-      <w:r>
-        <w:t xml:space="preserve"> </w:t>
-      </w:r>
-      <w:r>
-        <w:rPr>
-          <w:b/>
-          <w:bCs/>
-        </w:rPr>
-        <w:t xml:space="preserve">7 league/academy fights, 1 rival or injury beat, 1 nets/shop, 1 gate.</w:t>
-      </w:r>
-    </w:p>
-    <w:tbl>
-      <w:tblPr>
-        <w:tblStyle w:val="Table"/>
-        <w:tblW w:type="pct" w:w="5000"/>
-        <w:tblLayout w:type="fixed"/>
-        <w:tblLook w:firstRow="1" w:lastRow="0" w:firstColumn="0" w:lastColumn="0" w:noHBand="0" w:noVBand="0" w:val="0020"/>
-      </w:tblPr>
-      <w:tblGrid>
-        <w:gridCol w:w="3960"/>
-        <w:gridCol w:w="3960"/>
-      </w:tblGrid>
-      <w:tr>
-        <w:trPr>
-          <w:tblHeader w:val="on"/>
-        </w:trPr>
-        <w:tc>
-          <w:tcPr/>
-          <w:p>
-            <w:pPr>
-              <w:pStyle w:val="Compact"/>
-            </w:pPr>
-            <w:r>
-              <w:t xml:space="preserve">#</w:t>
-            </w:r>
-          </w:p>
-        </w:tc>
-        <w:tc>
-          <w:tcPr/>
-          <w:p>
-            <w:pPr>
-              <w:pStyle w:val="Compact"/>
-            </w:pPr>
-            <w:r>
-              <w:t xml:space="preserve">Scenario type (rotate these, don’t repeat the same fight)</w:t>
-            </w:r>
-          </w:p>
-        </w:tc>
-      </w:tr>
-      <w:tr>
-        <w:tc>
-          <w:tcPr/>
-          <w:p>
-            <w:pPr>
-              <w:pStyle w:val="Compact"/>
-            </w:pPr>
-            <w:r>
-              <w:t xml:space="preserve">21–29 Town</w:t>
-            </w:r>
-          </w:p>
-        </w:tc>
-        <w:tc>
-          <w:tcPr/>
-          <w:p>
-            <w:pPr>
-              <w:pStyle w:val="Compact"/>
-            </w:pPr>
-            <w:r>
-              <w:t xml:space="preserve">Sunday grounds, matting pitch, local umpire (no DRS).</w:t>
-            </w:r>
-            <w:r>
-              <w:t xml:space="preserve"> </w:t>
-            </w:r>
-            <w:r>
-              <w:rPr>
-                <w:b/>
-                <w:bCs/>
-              </w:rPr>
-              <w:t xml:space="preserve">30 District trials</w:t>
-            </w:r>
-            <w:r>
-              <w:t xml:space="preserve"> </w:t>
-            </w:r>
-            <w:r>
-              <w:t xml:space="preserve">— bat a 30-ball knock vs district new-ball.</w:t>
-            </w:r>
-          </w:p>
-        </w:tc>
-      </w:tr>
-      <w:tr>
-        <w:tc>
-          <w:tcPr/>
-          <w:p>
-            <w:pPr>
-              <w:pStyle w:val="Compact"/>
-            </w:pPr>
-            <w:r>
-              <w:t xml:space="preserve">31–39 District</w:t>
-            </w:r>
-          </w:p>
-        </w:tc>
-        <w:tc>
-          <w:tcPr/>
-          <w:p>
-            <w:pPr>
-              <w:pStyle w:val="Compact"/>
-            </w:pPr>
-            <w:r>
-              <w:t xml:space="preserve">Turf, first helmet optional relic. Big spinning grounds.</w:t>
-            </w:r>
-            <w:r>
-              <w:t xml:space="preserve"> </w:t>
-            </w:r>
-            <w:r>
-              <w:rPr>
-                <w:b/>
-                <w:bCs/>
-              </w:rPr>
-              <w:t xml:space="preserve">40 Division cup final</w:t>
-            </w:r>
-            <w:r>
-              <w:t xml:space="preserve"> </w:t>
-            </w:r>
-            <w:r>
-              <w:t xml:space="preserve">— chase 48 off 5.</w:t>
-            </w:r>
-          </w:p>
-        </w:tc>
-      </w:tr>
-      <w:tr>
-        <w:tc>
-          <w:tcPr/>
-          <w:p>
-            <w:pPr>
-              <w:pStyle w:val="Compact"/>
-            </w:pPr>
-            <w:r>
-              <w:t xml:space="preserve">41–49 Zone</w:t>
-            </w:r>
-          </w:p>
-        </w:tc>
-        <w:tc>
-          <w:tcPr/>
-          <w:p>
-            <w:pPr>
-              <w:pStyle w:val="Compact"/>
-            </w:pPr>
-            <w:r>
-              <w:t xml:space="preserve">Travel, tired body (start with −1 energy).</w:t>
-            </w:r>
-            <w:r>
-              <w:t xml:space="preserve"> </w:t>
-            </w:r>
-            <w:r>
-              <w:rPr>
-                <w:b/>
-                <w:bCs/>
-              </w:rPr>
-              <w:t xml:space="preserve">50 State U-19 call-up</w:t>
-            </w:r>
-            <w:r>
-              <w:t xml:space="preserve"> </w:t>
-            </w:r>
-            <w:r>
-              <w:t xml:space="preserve">— bowl at a decorated junior batter.</w:t>
-            </w:r>
-          </w:p>
-        </w:tc>
-      </w:tr>
-      <w:tr>
-        <w:tc>
-          <w:tcPr/>
-          <w:p>
-            <w:pPr>
-              <w:pStyle w:val="Compact"/>
-            </w:pPr>
-            <w:r>
-              <w:t xml:space="preserve">51–59 State U-19</w:t>
-            </w:r>
-          </w:p>
-        </w:tc>
-        <w:tc>
-          <w:tcPr/>
-          <w:p>
-            <w:pPr>
-              <w:pStyle w:val="Compact"/>
-            </w:pPr>
-            <w:r>
-              <w:t xml:space="preserve">Camps, shared rooms, sledging from seniors.</w:t>
-            </w:r>
-            <w:r>
-              <w:t xml:space="preserve"> </w:t>
-            </w:r>
-            <w:r>
-              <w:rPr>
-                <w:b/>
-                <w:bCs/>
-              </w:rPr>
-              <w:t xml:space="preserve">60 State senior contract</w:t>
-            </w:r>
-            <w:r>
-              <w:t xml:space="preserve"> </w:t>
-            </w:r>
-            <w:r>
-              <w:t xml:space="preserve">— last-over 16 off 6.</w:t>
-            </w:r>
-          </w:p>
-        </w:tc>
-      </w:tr>
-      <w:tr>
-        <w:tc>
-          <w:tcPr/>
-          <w:p>
-            <w:pPr>
-              <w:pStyle w:val="Compact"/>
-            </w:pPr>
-            <w:r>
-              <w:t xml:space="preserve">61–69 State senior</w:t>
-            </w:r>
-          </w:p>
-        </w:tc>
-        <w:tc>
-          <w:tcPr/>
-          <w:p>
-            <w:pPr>
-              <w:pStyle w:val="Compact"/>
-            </w:pPr>
-            <w:r>
-              <w:t xml:space="preserve">Red-ball</w:t>
-            </w:r>
-            <w:r>
-              <w:t xml:space="preserve"> </w:t>
-            </w:r>
-            <w:r>
-              <w:rPr>
-                <w:i/>
-                <w:iCs/>
-              </w:rPr>
-              <w:t xml:space="preserve">flavour</w:t>
-            </w:r>
-            <w:r>
-              <w:t xml:space="preserve"> </w:t>
-            </w:r>
-            <w:r>
-              <w:t xml:space="preserve">(more leaves) but still T20-shaped clock. Injury level: 4 energy max.</w:t>
-            </w:r>
-            <w:r>
-              <w:t xml:space="preserve"> </w:t>
-            </w:r>
-            <w:r>
-              <w:rPr>
-                <w:b/>
-                <w:bCs/>
-              </w:rPr>
-              <w:t xml:space="preserve">70 Domestic T20 draft</w:t>
-            </w:r>
-            <w:r>
-              <w:t xml:space="preserve"> </w:t>
-            </w:r>
-            <w:r>
-              <w:t xml:space="preserve">— 2-over audition, both modes.</w:t>
-            </w:r>
-          </w:p>
-        </w:tc>
-      </w:tr>
-      <w:tr>
-        <w:tc>
-          <w:tcPr/>
-          <w:p>
-            <w:pPr>
-              <w:pStyle w:val="Compact"/>
-            </w:pPr>
-            <w:r>
-              <w:t xml:space="preserve">71–79 Domestic T20</w:t>
-            </w:r>
-          </w:p>
-        </w:tc>
-        <w:tc>
-          <w:tcPr/>
-          <w:p>
-            <w:pPr>
-              <w:pStyle w:val="Compact"/>
-            </w:pPr>
-            <w:r>
-              <w:t xml:space="preserve">Floodlights, death overs, crowd curse.</w:t>
-            </w:r>
-            <w:r>
-              <w:t xml:space="preserve"> </w:t>
-            </w:r>
-            <w:r>
-              <w:rPr>
-                <w:b/>
-                <w:bCs/>
-              </w:rPr>
-              <w:t xml:space="preserve">80 National camp</w:t>
-            </w:r>
-            <w:r>
-              <w:t xml:space="preserve"> </w:t>
-            </w:r>
-            <w:r>
-              <w:t xml:space="preserve">— fitness + 12-ball death bowl.</w:t>
-            </w:r>
-          </w:p>
-        </w:tc>
-      </w:tr>
-      <w:tr>
-        <w:tc>
-          <w:tcPr/>
-          <w:p>
-            <w:pPr>
-              <w:pStyle w:val="Compact"/>
-            </w:pPr>
-            <w:r>
-              <w:t xml:space="preserve">81–89 National camp</w:t>
-            </w:r>
-          </w:p>
-        </w:tc>
-        <w:tc>
-          <w:tcPr/>
-          <w:p>
-            <w:pPr>
-              <w:pStyle w:val="Compact"/>
-            </w:pPr>
-            <w:r>
-              <w:t xml:space="preserve">Net bowlers who are faster than the game so far.</w:t>
-            </w:r>
-            <w:r>
-              <w:t xml:space="preserve"> </w:t>
-            </w:r>
-            <w:r>
-              <w:rPr>
-                <w:b/>
-                <w:bCs/>
-              </w:rPr>
-              <w:t xml:space="preserve">90 First cap</w:t>
-            </w:r>
-            <w:r>
-              <w:t xml:space="preserve"> </w:t>
-            </w:r>
-            <w:r>
-              <w:t xml:space="preserve">— bat 8 balls, don’t get a duck (primary is “see off the new ball”).</w:t>
-            </w:r>
-          </w:p>
-        </w:tc>
-      </w:tr>
-      <w:tr>
-        <w:tc>
-          <w:tcPr/>
-          <w:p>
-            <w:pPr>
-              <w:pStyle w:val="Compact"/>
-            </w:pPr>
-            <w:r>
-              <w:t xml:space="preserve">91–99 Internationals</w:t>
-            </w:r>
-          </w:p>
-        </w:tc>
-        <w:tc>
-          <w:tcPr/>
-          <w:p>
-            <w:pPr>
-              <w:pStyle w:val="Compact"/>
-            </w:pPr>
-            <w:r>
-              <w:t xml:space="preserve">Neutral venues, DRS on.</w:t>
-            </w:r>
-            <w:r>
-              <w:t xml:space="preserve"> </w:t>
-            </w:r>
-            <w:r>
-              <w:rPr>
-                <w:b/>
-                <w:bCs/>
-              </w:rPr>
-              <w:t xml:space="preserve">100 WC qualification</w:t>
-            </w:r>
-            <w:r>
-              <w:t xml:space="preserve"> </w:t>
-            </w:r>
-            <w:r>
-              <w:t xml:space="preserve">— must win; star-3 = player-of-the-match relic.</w:t>
-            </w:r>
-          </w:p>
-        </w:tc>
-      </w:tr>
-      <w:tr>
-        <w:tc>
-          <w:tcPr/>
-          <w:p>
-            <w:pPr>
-              <w:pStyle w:val="Compact"/>
-            </w:pPr>
-            <w:r>
-              <w:t xml:space="preserve">101–109 World Cup</w:t>
-            </w:r>
-          </w:p>
-        </w:tc>
-        <w:tc>
-          <w:tcPr/>
-          <w:p>
-            <w:pPr>
-              <w:pStyle w:val="Compact"/>
-            </w:pPr>
-            <w:r>
-              <w:t xml:space="preserve">Group: defend 28 off 4; Super-8 chase; knock-out last-over.</w:t>
-            </w:r>
-            <w:r>
-              <w:t xml:space="preserve"> </w:t>
-            </w:r>
-            <w:r>
-              <w:rPr>
-                <w:b/>
-                <w:bCs/>
-              </w:rPr>
-              <w:t xml:space="preserve">110 Semi-final</w:t>
-            </w:r>
-            <w:r>
-              <w:t xml:space="preserve"> </w:t>
-            </w:r>
-            <w:r>
-              <w:t xml:space="preserve">— named overseas quick, bouncer barrage.</w:t>
-            </w:r>
-          </w:p>
-        </w:tc>
-      </w:tr>
-      <w:tr>
-        <w:tc>
-          <w:tcPr/>
-          <w:p>
-            <w:pPr>
-              <w:pStyle w:val="Compact"/>
-            </w:pPr>
-            <w:r>
-              <w:t xml:space="preserve">111–119 Knockout run</w:t>
-            </w:r>
-          </w:p>
-        </w:tc>
-        <w:tc>
-          <w:tcPr/>
-          <w:p>
-            <w:pPr>
-              <w:pStyle w:val="Compact"/>
-            </w:pPr>
-            <w:r>
-              <w:t xml:space="preserve">Recover from 111 “dropped catch” (start −1 wicket). Rival nation (no real flags: “The Old Enemy”).</w:t>
-            </w:r>
-            <w:r>
-              <w:t xml:space="preserve"> </w:t>
-            </w:r>
-            <w:r>
-              <w:rPr>
-                <w:b/>
-                <w:bCs/>
-              </w:rPr>
-              <w:t xml:space="preserve">120 World Cup final</w:t>
-            </w:r>
-            <w:r>
-              <w:t xml:space="preserve"> </w:t>
-            </w:r>
-            <w:r>
-              <w:t xml:space="preserve">— you choose bat or bowl after the toss card. Longest fight still capped at 7 minutes.</w:t>
-            </w:r>
-          </w:p>
-        </w:tc>
-      </w:tr>
-    </w:tbl>
+        <w:t xml:space="preserve">The list is a</w:t>
+      </w:r>
+      <w:r>
+        <w:t xml:space="preserve"> </w:t>
+      </w:r>
+      <w:r>
+        <w:rPr>
+          <w:b/>
+          <w:bCs/>
+        </w:rPr>
+        <w:t xml:space="preserve">cricket life</w:t>
+      </w:r>
+      <w:r>
+        <w:t xml:space="preserve">, not a harder HP bar. Snubs, recalls, one last dance. Between levels: one SMS, one headline, one line from Coach Kulkarni. No cutscene budget.</w:t>
+      </w:r>
+    </w:p>
     <w:p>
       <w:pPr>
         <w:pStyle w:val="BodyText"/>
@@ -5447,7 +4989,7 @@
           <w:b/>
           <w:bCs/>
         </w:rPr>
-        <w:t xml:space="preserve">Recurring cast (Score Hero’s veteran rival, cricket-flavoured):</w:t>
+        <w:t xml:space="preserve">Seven movements</w:t>
       </w:r>
     </w:p>
     <w:p>
@@ -5463,13 +5005,13 @@
           <w:b/>
           <w:bCs/>
         </w:rPr>
-        <w:t xml:space="preserve">Raju</w:t>
-      </w:r>
-      <w:r>
-        <w:t xml:space="preserve"> </w:t>
-      </w:r>
-      <w:r>
-        <w:t xml:space="preserve">— gully rival, returns at 7, 17, 37, 77.</w:t>
+        <w:t xml:space="preserve">The kid (1–20).</w:t>
+      </w:r>
+      <w:r>
+        <w:t xml:space="preserve"> </w:t>
+      </w:r>
+      <w:r>
+        <w:t xml:space="preserve">Gully → academy → town. Hungry. Raju bats prettier.</w:t>
       </w:r>
     </w:p>
     <w:p>
@@ -5485,13 +5027,29 @@
           <w:b/>
           <w:bCs/>
         </w:rPr>
-        <w:t xml:space="preserve">Coach Kulkarni</w:t>
-      </w:r>
-      <w:r>
-        <w:t xml:space="preserve"> </w:t>
-      </w:r>
-      <w:r>
-        <w:t xml:space="preserve">— academy, SMS between levels.</w:t>
+        <w:t xml:space="preserve">The rise (21–60).</w:t>
+      </w:r>
+      <w:r>
+        <w:t xml:space="preserve"> </w:t>
+      </w:r>
+      <w:r>
+        <w:t xml:space="preserve">District, zone, U-19.</w:t>
+      </w:r>
+      <w:r>
+        <w:t xml:space="preserve"> </w:t>
+      </w:r>
+      <w:r>
+        <w:rPr>
+          <w:b/>
+          <w:bCs/>
+        </w:rPr>
+        <w:t xml:space="preserve">State senior contract at 60.</w:t>
+      </w:r>
+      <w:r>
+        <w:t xml:space="preserve"> </w:t>
+      </w:r>
+      <w:r>
+        <w:t xml:space="preserve">Feels like arrival. It is not.</w:t>
       </w:r>
     </w:p>
     <w:p>
@@ -5507,13 +5065,13 @@
           <w:b/>
           <w:bCs/>
         </w:rPr>
-        <w:t xml:space="preserve">The Veteran</w:t>
-      </w:r>
-      <w:r>
-        <w:t xml:space="preserve"> </w:t>
-      </w:r>
-      <w:r>
-        <w:t xml:space="preserve">— state senior who won’t give you strike (level 64).</w:t>
+        <w:t xml:space="preserve">The stall (61–69).</w:t>
+      </w:r>
+      <w:r>
+        <w:t xml:space="preserve"> </w:t>
+      </w:r>
+      <w:r>
+        <w:t xml:space="preserve">You have the contract. You do not play. 12th man. Drinks. The Veteran keeps the XI. Selectors want “a special innings.”</w:t>
       </w:r>
     </w:p>
     <w:p>
@@ -5529,2463 +5087,167 @@
           <w:b/>
           <w:bCs/>
         </w:rPr>
-        <w:t xml:space="preserve">The New Ball</w:t>
-      </w:r>
-      <w:r>
-        <w:t xml:space="preserve"> </w:t>
-      </w:r>
-      <w:r>
-        <w:t xml:space="preserve">— Act-final quick, portrait reused with better kit.</w:t>
-      </w:r>
-    </w:p>
-    <w:p>
-      <w:pPr>
-        <w:pStyle w:val="FirstParagraph"/>
-      </w:pPr>
-      <w:r>
-        <w:rPr>
-          <w:b/>
-          <w:bCs/>
-        </w:rPr>
-        <w:t xml:space="preserve">Chapter unlock:</w:t>
-      </w:r>
-      <w:r>
-        <w:t xml:space="preserve"> </w:t>
-      </w:r>
-      <w:r>
-        <w:t xml:space="preserve">20 stars from the last 10 levels. You can brute-force on 1-stars and scrape through; 3-starring is the grind/ads loop.</w:t>
-      </w:r>
-    </w:p>
-    <w:p>
-      <w:pPr>
-        <w:pStyle w:val="BodyText"/>
-      </w:pPr>
-      <w:r>
-        <w:rPr>
-          <w:b/>
-          <w:bCs/>
-        </w:rPr>
-        <w:t xml:space="preserve">True roguelite</w:t>
-      </w:r>
-      <w:r>
-        <w:t xml:space="preserve"> </w:t>
-      </w:r>
-      <w:r>
-        <w:t xml:space="preserve">(daily tour, death wipes the tour) is a</w:t>
-      </w:r>
-      <w:r>
-        <w:t xml:space="preserve"> </w:t>
-      </w:r>
-      <w:r>
-        <w:rPr>
-          <w:b/>
-          <w:bCs/>
-        </w:rPr>
-        <w:t xml:space="preserve">later mode</w:t>
-      </w:r>
-      <w:r>
-        <w:t xml:space="preserve">, not v1.</w:t>
-      </w:r>
-    </w:p>
-    <w:p>
-      <w:pPr>
-        <w:pStyle w:val="BodyText"/>
-      </w:pPr>
-      <w:r>
-        <w:rPr>
-          <w:b/>
-          <w:bCs/>
-        </w:rPr>
-        <w:t xml:space="preserve">Win the campaign:</w:t>
-      </w:r>
-      <w:r>
-        <w:t xml:space="preserve"> </w:t>
-      </w:r>
-      <w:r>
-        <w:t xml:space="preserve">level 120. Then New Game+ (intents scale) / cosmetics, not “delete the kid.”</w:t>
+        <w:t xml:space="preserve">The audition (70).</w:t>
+      </w:r>
+      <w:r>
+        <w:t xml:space="preserve"> </w:t>
+      </w:r>
+      <w:r>
+        <w:t xml:space="preserve">One night knock as impact sub. That innings is why the draft even looks at you.</w:t>
+      </w:r>
+    </w:p>
+    <w:p>
+      <w:pPr>
+        <w:pStyle w:val="Compact"/>
+        <w:numPr>
+          <w:ilvl w:val="0"/>
+          <w:numId w:val="1010"/>
+        </w:numPr>
+      </w:pPr>
+      <w:r>
+        <w:rPr>
+          <w:b/>
+          <w:bCs/>
+        </w:rPr>
+        <w:t xml:space="preserve">The almost (71–80).</w:t>
+      </w:r>
+      <w:r>
+        <w:t xml:space="preserve"> </w:t>
+      </w:r>
+      <w:r>
+        <w:t xml:space="preserve">You fire.</w:t>
+      </w:r>
+      <w:r>
+        <w:t xml:space="preserve"> </w:t>
+      </w:r>
+      <w:r>
+        <w:rPr>
+          <w:b/>
+          <w:bCs/>
+        </w:rPr>
+        <w:t xml:space="preserve">Dropped for a bigger name.</w:t>
+      </w:r>
+      <w:r>
+        <w:t xml:space="preserve"> </w:t>
+      </w:r>
+      <w:r>
+        <w:t xml:space="preserve">Fans demand you. Recall. National camp.</w:t>
+      </w:r>
+    </w:p>
+    <w:p>
+      <w:pPr>
+        <w:pStyle w:val="Compact"/>
+        <w:numPr>
+          <w:ilvl w:val="0"/>
+          <w:numId w:val="1010"/>
+        </w:numPr>
+      </w:pPr>
+      <w:r>
+        <w:rPr>
+          <w:b/>
+          <w:bCs/>
+        </w:rPr>
+        <w:t xml:space="preserve">The snub (81–89).</w:t>
+      </w:r>
+      <w:r>
+        <w:t xml:space="preserve"> </w:t>
+      </w:r>
+      <w:r>
+        <w:rPr>
+          <w:b/>
+          <w:bCs/>
+        </w:rPr>
+        <w:t xml:space="preserve">Best player in camp. Not in the 15.</w:t>
+      </w:r>
+      <w:r>
+        <w:t xml:space="preserve"> </w:t>
+      </w:r>
+      <w:r>
+        <w:t xml:space="preserve">Nation plays badly.</w:t>
+      </w:r>
+      <w:r>
+        <w:t xml:space="preserve"> </w:t>
+      </w:r>
+      <w:r>
+        <w:rPr>
+          <w:b/>
+          <w:bCs/>
+        </w:rPr>
+        <w:t xml:space="preserve">90 is an injury-replacement cap</w:t>
+      </w:r>
+      <w:r>
+        <w:t xml:space="preserve"> </w:t>
+      </w:r>
+      <w:r>
+        <w:t xml:space="preserve">— see off the new ball, don’t duck.</w:t>
+      </w:r>
+    </w:p>
+    <w:p>
+      <w:pPr>
+        <w:pStyle w:val="Compact"/>
+        <w:numPr>
+          <w:ilvl w:val="0"/>
+          <w:numId w:val="1010"/>
+        </w:numPr>
+      </w:pPr>
+      <w:r>
+        <w:rPr>
+          <w:b/>
+          <w:bCs/>
+        </w:rPr>
+        <w:t xml:space="preserve">Two World Cups (91–120).</w:t>
+      </w:r>
+      <w:r>
+        <w:t xml:space="preserve"> </w:t>
+      </w:r>
+      <w:r>
+        <w:t xml:space="preserve">First cup: go deep,</w:t>
+      </w:r>
+      <w:r>
+        <w:t xml:space="preserve"> </w:t>
+      </w:r>
+      <w:r>
+        <w:rPr>
+          <w:b/>
+          <w:bCs/>
+        </w:rPr>
+        <w:t xml:space="preserve">choke a semi</w:t>
+      </w:r>
+      <w:r>
+        <w:t xml:space="preserve">, scapegoat, dropped (Raju stays). Wilderness. Recalled for</w:t>
+      </w:r>
+      <w:r>
+        <w:t xml:space="preserve"> </w:t>
+      </w:r>
+      <w:r>
+        <w:rPr>
+          <w:b/>
+          <w:bCs/>
+        </w:rPr>
+        <w:t xml:space="preserve">one last World Cup</w:t>
+      </w:r>
+      <w:r>
+        <w:t xml:space="preserve">.</w:t>
+      </w:r>
+      <w:r>
+        <w:t xml:space="preserve"> </w:t>
+      </w:r>
+      <w:r>
+        <w:rPr>
+          <w:b/>
+          <w:bCs/>
+        </w:rPr>
+        <w:t xml:space="preserve">120 = win the final AND a personal milestone.</w:t>
       </w:r>
     </w:p>
     <w:bookmarkEnd w:id="26"/>
-    <w:bookmarkEnd w:id="27"/>
-    <w:bookmarkStart w:id="28" w:name="X796be92f9aa7c4c75258fba23d495e1e09d263f"/>
-    <w:p>
-      <w:pPr>
-        <w:pStyle w:val="Heading3"/>
-      </w:pPr>
-      <w:r>
-        <w:t xml:space="preserve">4.7 Daily / live-ops (retention, not content treadmill)</w:t>
-      </w:r>
-    </w:p>
-    <w:p>
-      <w:pPr>
-        <w:pStyle w:val="Compact"/>
-        <w:numPr>
-          <w:ilvl w:val="0"/>
-          <w:numId w:val="1011"/>
-        </w:numPr>
-      </w:pPr>
-      <w:r>
-        <w:rPr>
-          <w:b/>
-          <w:bCs/>
-        </w:rPr>
-        <w:t xml:space="preserve">Daily net:</w:t>
-      </w:r>
-      <w:r>
-        <w:t xml:space="preserve"> </w:t>
-      </w:r>
-      <w:r>
-        <w:t xml:space="preserve">one short seeded fight, cosmetics + a pinch of soft currency.</w:t>
-      </w:r>
-    </w:p>
-    <w:p>
-      <w:pPr>
-        <w:pStyle w:val="Compact"/>
-        <w:numPr>
-          <w:ilvl w:val="0"/>
-          <w:numId w:val="1011"/>
-        </w:numPr>
-      </w:pPr>
-      <w:r>
-        <w:rPr>
-          <w:b/>
-          <w:bCs/>
-        </w:rPr>
-        <w:t xml:space="preserve">Season pass:</w:t>
-      </w:r>
-      <w:r>
-        <w:t xml:space="preserve"> </w:t>
-      </w:r>
-      <w:r>
-        <w:t xml:space="preserve">6–8 weeks, aligned to IPL / World Cup / home series. Track is cosmetics + card</w:t>
-      </w:r>
-      <w:r>
-        <w:t xml:space="preserve"> </w:t>
-      </w:r>
-      <w:r>
-        <w:rPr>
-          <w:i/>
-          <w:iCs/>
-        </w:rPr>
-        <w:t xml:space="preserve">backs</w:t>
-      </w:r>
-      <w:r>
-        <w:t xml:space="preserve"> </w:t>
-      </w:r>
-      <w:r>
-        <w:t xml:space="preserve">+ a mid-season relic skin.</w:t>
-      </w:r>
-      <w:r>
-        <w:t xml:space="preserve"> </w:t>
-      </w:r>
-      <w:r>
-        <w:rPr>
-          <w:b/>
-          <w:bCs/>
-        </w:rPr>
-        <w:t xml:space="preserve">No exclusive power cards on the paid track.</w:t>
-      </w:r>
-    </w:p>
-    <w:p>
-      <w:pPr>
-        <w:pStyle w:val="Compact"/>
-        <w:numPr>
-          <w:ilvl w:val="0"/>
-          <w:numId w:val="1011"/>
-        </w:numPr>
-      </w:pPr>
-      <w:r>
-        <w:rPr>
-          <w:b/>
-          <w:bCs/>
-        </w:rPr>
-        <w:t xml:space="preserve">Challenge seeds:</w:t>
-      </w:r>
-      <w:r>
-        <w:t xml:space="preserve"> </w:t>
-      </w:r>
-      <w:r>
-        <w:t xml:space="preserve">“today every bowler is left-arm around.” Shareable.</w:t>
-      </w:r>
-    </w:p>
-    <w:bookmarkEnd w:id="28"/>
-    <w:bookmarkStart w:id="29" w:name="what-v1-is-not"/>
-    <w:p>
-      <w:pPr>
-        <w:pStyle w:val="Heading3"/>
-      </w:pPr>
-      <w:r>
-        <w:t xml:space="preserve">4.8 What v1 is not</w:t>
-      </w:r>
-    </w:p>
-    <w:p>
-      <w:pPr>
-        <w:pStyle w:val="Compact"/>
-        <w:numPr>
-          <w:ilvl w:val="0"/>
-          <w:numId w:val="1012"/>
-        </w:numPr>
-      </w:pPr>
-      <w:r>
-        <w:t xml:space="preserve">No multiplayer, no PvP, no clubs, no licensed XI.</w:t>
-      </w:r>
-    </w:p>
-    <w:p>
-      <w:pPr>
-        <w:pStyle w:val="Compact"/>
-        <w:numPr>
-          <w:ilvl w:val="0"/>
-          <w:numId w:val="1012"/>
-        </w:numPr>
-      </w:pPr>
-      <w:r>
-        <w:t xml:space="preserve">No analog batting, no 3D stadium broadcast (that was the scrapped product).</w:t>
-      </w:r>
-    </w:p>
-    <w:p>
-      <w:pPr>
-        <w:pStyle w:val="Compact"/>
-        <w:numPr>
-          <w:ilvl w:val="0"/>
-          <w:numId w:val="1012"/>
-        </w:numPr>
-      </w:pPr>
-      <w:r>
-        <w:t xml:space="preserve">No real-money contests, no “predict the IPL,” no fantasy XI.</w:t>
-      </w:r>
-    </w:p>
-    <w:p>
-      <w:pPr>
-        <w:pStyle w:val="Compact"/>
-        <w:numPr>
-          <w:ilvl w:val="0"/>
-          <w:numId w:val="1012"/>
-        </w:numPr>
-      </w:pPr>
-      <w:r>
-        <w:t xml:space="preserve">No Unity.</w:t>
-      </w:r>
-    </w:p>
-    <w:p>
-      <w:pPr>
-        <w:pStyle w:val="Compact"/>
-        <w:numPr>
-          <w:ilvl w:val="0"/>
-          <w:numId w:val="1012"/>
-        </w:numPr>
-      </w:pPr>
-      <w:r>
-        <w:t xml:space="preserve">No permadeath of the campaign. Roguelite daily-tour is post-v1.</w:t>
-      </w:r>
-    </w:p>
-    <w:p>
-      <w:r>
-        <w:pict>
-          <v:rect style="width:0;height:1.5pt" o:hralign="center" o:hrstd="t" o:hr="t"/>
-        </w:pict>
-      </w:r>
-    </w:p>
-    <w:bookmarkEnd w:id="29"/>
-    <w:bookmarkEnd w:id="30"/>
-    <w:bookmarkStart w:id="31" w:name="inspiration-steal-structures-not-assets"/>
-    <w:p>
-      <w:pPr>
-        <w:pStyle w:val="Heading2"/>
-      </w:pPr>
-      <w:r>
-        <w:t xml:space="preserve">5. Inspiration (steal structures, not assets)</w:t>
-      </w:r>
-    </w:p>
-    <w:tbl>
-      <w:tblPr>
-        <w:tblStyle w:val="Table"/>
-        <w:tblW w:type="pct" w:w="5000"/>
-        <w:tblLayout w:type="fixed"/>
-        <w:tblLook w:firstRow="1" w:lastRow="0" w:firstColumn="0" w:lastColumn="0" w:noHBand="0" w:noVBand="0" w:val="0020"/>
-      </w:tblPr>
-      <w:tblGrid>
-        <w:gridCol w:w="2640"/>
-        <w:gridCol w:w="2640"/>
-        <w:gridCol w:w="2640"/>
-      </w:tblGrid>
-      <w:tr>
-        <w:trPr>
-          <w:tblHeader w:val="on"/>
-        </w:trPr>
-        <w:tc>
-          <w:tcPr/>
-          <w:p>
-            <w:pPr>
-              <w:pStyle w:val="Compact"/>
-            </w:pPr>
-            <w:r>
-              <w:t xml:space="preserve">Game</w:t>
-            </w:r>
-          </w:p>
-        </w:tc>
-        <w:tc>
-          <w:tcPr/>
-          <w:p>
-            <w:pPr>
-              <w:pStyle w:val="Compact"/>
-            </w:pPr>
-            <w:r>
-              <w:t xml:space="preserve">Steal</w:t>
-            </w:r>
-          </w:p>
-        </w:tc>
-        <w:tc>
-          <w:tcPr/>
-          <w:p>
-            <w:pPr>
-              <w:pStyle w:val="Compact"/>
-            </w:pPr>
-            <w:r>
-              <w:t xml:space="preserve">Do not steal</w:t>
-            </w:r>
-          </w:p>
-        </w:tc>
-      </w:tr>
-      <w:tr>
-        <w:tc>
-          <w:tcPr/>
-          <w:p>
-            <w:pPr>
-              <w:pStyle w:val="Compact"/>
-            </w:pPr>
-            <w:r>
-              <w:rPr>
-                <w:b/>
-                <w:bCs/>
-              </w:rPr>
-              <w:t xml:space="preserve">Slay the Spire</w:t>
-            </w:r>
-          </w:p>
-        </w:tc>
-        <w:tc>
-          <w:tcPr/>
-          <w:p>
-            <w:pPr>
-              <w:pStyle w:val="Compact"/>
-            </w:pPr>
-            <w:r>
-              <w:t xml:space="preserve">Energy, intents, map, relics, card remove</w:t>
-            </w:r>
-          </w:p>
-        </w:tc>
-        <w:tc>
-          <w:tcPr/>
-          <w:p>
-            <w:pPr>
-              <w:pStyle w:val="Compact"/>
-            </w:pPr>
-            <w:r>
-              <w:t xml:space="preserve">Fantasy art, 3 acts as-is</w:t>
-            </w:r>
-          </w:p>
-        </w:tc>
-      </w:tr>
-      <w:tr>
-        <w:tc>
-          <w:tcPr/>
-          <w:p>
-            <w:pPr>
-              <w:pStyle w:val="Compact"/>
-            </w:pPr>
-            <w:r>
-              <w:rPr>
-                <w:b/>
-                <w:bCs/>
-              </w:rPr>
-              <w:t xml:space="preserve">Balatro</w:t>
-            </w:r>
-          </w:p>
-        </w:tc>
-        <w:tc>
-          <w:tcPr/>
-          <w:p>
-            <w:pPr>
-              <w:pStyle w:val="Compact"/>
-            </w:pPr>
-            <w:r>
-              <w:t xml:space="preserve">Short “one more run,” number-go-up dopamine, mobile-native</w:t>
-            </w:r>
-          </w:p>
-        </w:tc>
-        <w:tc>
-          <w:tcPr/>
-          <w:p>
-            <w:pPr>
-              <w:pStyle w:val="Compact"/>
-            </w:pPr>
-            <w:r>
-              <w:t xml:space="preserve">Poker IP, premium-only (we are F2P)</w:t>
-            </w:r>
-          </w:p>
-        </w:tc>
-      </w:tr>
-      <w:tr>
-        <w:tc>
-          <w:tcPr/>
-          <w:p>
-            <w:pPr>
-              <w:pStyle w:val="Compact"/>
-            </w:pPr>
-            <w:r>
-              <w:rPr>
-                <w:b/>
-                <w:bCs/>
-              </w:rPr>
-              <w:t xml:space="preserve">Shadow Fight 2</w:t>
-            </w:r>
-          </w:p>
-        </w:tc>
-        <w:tc>
-          <w:tcPr/>
-          <w:p>
-            <w:pPr>
-              <w:pStyle w:val="Compact"/>
-            </w:pPr>
-            <w:r>
-              <w:t xml:space="preserve">Act maps, retry-the-fight, persistent gear, India-digestible F2P</w:t>
-            </w:r>
-          </w:p>
-        </w:tc>
-        <w:tc>
-          <w:tcPr/>
-          <w:p>
-            <w:pPr>
-              <w:pStyle w:val="Compact"/>
-            </w:pPr>
-            <w:r>
-              <w:t xml:space="preserve">Weapon gacha, energy that bricks the game</w:t>
-            </w:r>
-          </w:p>
-        </w:tc>
-      </w:tr>
-      <w:tr>
-        <w:tc>
-          <w:tcPr/>
-          <w:p>
-            <w:pPr>
-              <w:pStyle w:val="Compact"/>
-            </w:pPr>
-            <w:r>
-              <w:rPr>
-                <w:b/>
-                <w:bCs/>
-              </w:rPr>
-              <w:t xml:space="preserve">Inscryption</w:t>
-            </w:r>
-          </w:p>
-        </w:tc>
-        <w:tc>
-          <w:tcPr/>
-          <w:p>
-            <w:pPr>
-              <w:pStyle w:val="Compact"/>
-            </w:pPr>
-            <w:r>
-              <w:t xml:space="preserve">The table is sacred; cards have weight</w:t>
-            </w:r>
-          </w:p>
-        </w:tc>
-        <w:tc>
-          <w:tcPr/>
-          <w:p>
-            <w:pPr>
-              <w:pStyle w:val="Compact"/>
-            </w:pPr>
-            <w:r>
-              <w:t xml:space="preserve">Horror / ARG</w:t>
-            </w:r>
-          </w:p>
-        </w:tc>
-      </w:tr>
-      <w:tr>
-        <w:tc>
-          <w:tcPr/>
-          <w:p>
-            <w:pPr>
-              <w:pStyle w:val="Compact"/>
-            </w:pPr>
-            <w:r>
-              <w:rPr>
-                <w:b/>
-                <w:bCs/>
-              </w:rPr>
-              <w:t xml:space="preserve">Marvel Snap</w:t>
-            </w:r>
-          </w:p>
-        </w:tc>
-        <w:tc>
-          <w:tcPr/>
-          <w:p>
-            <w:pPr>
-              <w:pStyle w:val="Compact"/>
-            </w:pPr>
-            <w:r>
-              <w:t xml:space="preserve">Thumb-first card UX, 3-minute tension</w:t>
-            </w:r>
-          </w:p>
-        </w:tc>
-        <w:tc>
-          <w:tcPr/>
-          <w:p>
-            <w:pPr>
-              <w:pStyle w:val="Compact"/>
-            </w:pPr>
-            <w:r>
-              <w:t xml:space="preserve">Locations / 12-turn cube economy</w:t>
-            </w:r>
-          </w:p>
-        </w:tc>
-      </w:tr>
-      <w:tr>
-        <w:tc>
-          <w:tcPr/>
-          <w:p>
-            <w:pPr>
-              <w:pStyle w:val="Compact"/>
-            </w:pPr>
-            <w:r>
-              <w:rPr>
-                <w:b/>
-                <w:bCs/>
-              </w:rPr>
-              <w:t xml:space="preserve">Hitwicket</w:t>
-            </w:r>
-          </w:p>
-        </w:tc>
-        <w:tc>
-          <w:tcPr/>
-          <w:p>
-            <w:pPr>
-              <w:pStyle w:val="Compact"/>
-            </w:pPr>
-            <w:r>
-              <w:t xml:space="preserve">Proof cricket-strategy players exist in India</w:t>
-            </w:r>
-          </w:p>
-        </w:tc>
-        <w:tc>
-          <w:tcPr/>
-          <w:p>
-            <w:pPr>
-              <w:pStyle w:val="Compact"/>
-            </w:pPr>
-            <w:r>
-              <w:t xml:space="preserve">Daily 8pm obligation, GM fantasy</w:t>
-            </w:r>
-          </w:p>
-        </w:tc>
-      </w:tr>
-      <w:tr>
-        <w:tc>
-          <w:tcPr/>
-          <w:p>
-            <w:pPr>
-              <w:pStyle w:val="Compact"/>
-            </w:pPr>
-            <w:r>
-              <w:rPr>
-                <w:b/>
-                <w:bCs/>
-              </w:rPr>
-              <w:t xml:space="preserve">Stick Cricket</w:t>
-            </w:r>
-          </w:p>
-        </w:tc>
-        <w:tc>
-          <w:tcPr/>
-          <w:p>
-            <w:pPr>
-              <w:pStyle w:val="Compact"/>
-            </w:pPr>
-            <w:r>
-              <w:t xml:space="preserve">Casual cricket can be cartoon and still feel like cricket</w:t>
-            </w:r>
-          </w:p>
-        </w:tc>
-        <w:tc>
-          <w:tcPr/>
-          <w:p>
-            <w:pPr>
-              <w:pStyle w:val="Compact"/>
-            </w:pPr>
-            <w:r>
-              <w:t xml:space="preserve">Shallow meta</w:t>
-            </w:r>
-          </w:p>
-        </w:tc>
-      </w:tr>
-      <w:tr>
-        <w:tc>
-          <w:tcPr/>
-          <w:p>
-            <w:pPr>
-              <w:pStyle w:val="Compact"/>
-            </w:pPr>
-            <w:r>
-              <w:rPr>
-                <w:b/>
-                <w:bCs/>
-              </w:rPr>
-              <w:t xml:space="preserve">Monster Train / Wildfrost</w:t>
-            </w:r>
-          </w:p>
-        </w:tc>
-        <w:tc>
-          <w:tcPr/>
-          <w:p>
-            <w:pPr>
-              <w:pStyle w:val="Compact"/>
-            </w:pPr>
-            <w:r>
-              <w:t xml:space="preserve">Layered combat ideas if we ever do “two innings”</w:t>
-            </w:r>
-          </w:p>
-        </w:tc>
-        <w:tc>
-          <w:tcPr/>
-          <w:p>
-            <w:pPr>
-              <w:pStyle w:val="Compact"/>
-            </w:pPr>
-            <w:r>
-              <w:t xml:space="preserve">Complexity at tutorial</w:t>
-            </w:r>
-          </w:p>
-        </w:tc>
-      </w:tr>
-    </w:tbl>
-    <w:p>
-      <w:pPr>
-        <w:pStyle w:val="BodyText"/>
-      </w:pPr>
-      <w:r>
-        <w:rPr>
-          <w:b/>
-          <w:bCs/>
-        </w:rPr>
-        <w:t xml:space="preserve">North star loop:</w:t>
-      </w:r>
-      <w:r>
-        <w:t xml:space="preserve"> </w:t>
-      </w:r>
-      <w:r>
-        <w:rPr>
-          <w:i/>
-          <w:iCs/>
-        </w:rPr>
-        <w:t xml:space="preserve">lose a gully fight to a bouncer, slam the meme reverse-sweep anyway, retry the same kid, beat the stage, open the next chowk.</w:t>
-      </w:r>
-    </w:p>
-    <w:p>
-      <w:r>
-        <w:pict>
-          <v:rect style="width:0;height:1.5pt" o:hralign="center" o:hrstd="t" o:hr="t"/>
-        </w:pict>
-      </w:r>
-    </w:p>
-    <w:bookmarkEnd w:id="31"/>
-    <w:bookmarkStart w:id="35" w:name="art-style"/>
-    <w:p>
-      <w:pPr>
-        <w:pStyle w:val="Heading2"/>
-      </w:pPr>
-      <w:r>
-        <w:t xml:space="preserve">6. Art style</w:t>
-      </w:r>
-    </w:p>
-    <w:bookmarkStart w:id="32" w:name="recommendation-gully-tarot-not-broadcast"/>
-    <w:p>
-      <w:pPr>
-        <w:pStyle w:val="Heading3"/>
-      </w:pPr>
-      <w:r>
-        <w:t xml:space="preserve">6.1 Recommendation: “Gully tarot, not broadcast”</w:t>
-      </w:r>
-    </w:p>
-    <w:p>
-      <w:pPr>
-        <w:pStyle w:val="FirstParagraph"/>
-      </w:pPr>
-      <w:r>
-        <w:t xml:space="preserve">Photoreal cricket on phones is</w:t>
-      </w:r>
-      <w:r>
-        <w:t xml:space="preserve"> </w:t>
-      </w:r>
-      <w:r>
-        <w:rPr>
-          <w:b/>
-          <w:bCs/>
-        </w:rPr>
-        <w:t xml:space="preserve">Real Cricket’s trench</w:t>
-      </w:r>
-      <w:r>
-        <w:t xml:space="preserve">. Do not fight Krafton/Nautilus on mocap. Go</w:t>
-      </w:r>
-      <w:r>
-        <w:t xml:space="preserve"> </w:t>
-      </w:r>
-      <w:r>
-        <w:rPr>
-          <w:b/>
-          <w:bCs/>
-        </w:rPr>
-        <w:t xml:space="preserve">stylised sports-card illustration</w:t>
-      </w:r>
-      <w:r>
-        <w:t xml:space="preserve">:</w:t>
-      </w:r>
-    </w:p>
-    <w:p>
-      <w:pPr>
-        <w:pStyle w:val="Compact"/>
-        <w:numPr>
-          <w:ilvl w:val="0"/>
-          <w:numId w:val="1013"/>
-        </w:numPr>
-      </w:pPr>
-      <w:r>
-        <w:t xml:space="preserve">Players as</w:t>
-      </w:r>
-      <w:r>
-        <w:t xml:space="preserve"> </w:t>
-      </w:r>
-      <w:r>
-        <w:rPr>
-          <w:b/>
-          <w:bCs/>
-        </w:rPr>
-        <w:t xml:space="preserve">collectible cricket cards</w:t>
-      </w:r>
-      <w:r>
-        <w:t xml:space="preserve"> </w:t>
-      </w:r>
-      <w:r>
-        <w:t xml:space="preserve">(3/4 portrait, exaggerated hands and eyes, kits as</w:t>
-      </w:r>
-      <w:r>
-        <w:t xml:space="preserve"> </w:t>
-      </w:r>
-      <w:r>
-        <w:rPr>
-          <w:i/>
-          <w:iCs/>
-        </w:rPr>
-        <w:t xml:space="preserve">colour stories</w:t>
-      </w:r>
-      <w:r>
-        <w:t xml:space="preserve"> </w:t>
-      </w:r>
-      <w:r>
-        <w:t xml:space="preserve">not franchise marks).</w:t>
-      </w:r>
-    </w:p>
-    <w:p>
-      <w:pPr>
-        <w:pStyle w:val="Compact"/>
-        <w:numPr>
-          <w:ilvl w:val="0"/>
-          <w:numId w:val="1013"/>
-        </w:numPr>
-      </w:pPr>
-      <w:r>
-        <w:t xml:space="preserve">Table / pitch vignette in</w:t>
-      </w:r>
-      <w:r>
-        <w:t xml:space="preserve"> </w:t>
-      </w:r>
-      <w:r>
-        <w:rPr>
-          <w:b/>
-          <w:bCs/>
-        </w:rPr>
-        <w:t xml:space="preserve">miniature diorama</w:t>
-      </w:r>
-      <w:r>
-        <w:t xml:space="preserve"> </w:t>
-      </w:r>
-      <w:r>
-        <w:t xml:space="preserve">(Flame): clay-red ground, sodium-vapour night, taped tennis ball in Act 1, hard ball later.</w:t>
-      </w:r>
-    </w:p>
-    <w:p>
-      <w:pPr>
-        <w:pStyle w:val="Compact"/>
-        <w:numPr>
-          <w:ilvl w:val="0"/>
-          <w:numId w:val="1013"/>
-        </w:numPr>
-      </w:pPr>
-      <w:r>
-        <w:t xml:space="preserve">UI: dark green + floodlight gold + cream paper (already in the spike’s palette — keep it).</w:t>
-      </w:r>
-    </w:p>
-    <w:p>
-      <w:pPr>
-        <w:pStyle w:val="Compact"/>
-        <w:numPr>
-          <w:ilvl w:val="0"/>
-          <w:numId w:val="1013"/>
-        </w:numPr>
-      </w:pPr>
-      <w:r>
-        <w:t xml:space="preserve">Cards: thick border, shot diagram watermark, Hindi/English nickname.</w:t>
-      </w:r>
-    </w:p>
-    <w:p>
-      <w:pPr>
-        <w:pStyle w:val="FirstParagraph"/>
-      </w:pPr>
-      <w:r>
-        <w:rPr>
-          <w:b/>
-          <w:bCs/>
-        </w:rPr>
-        <w:t xml:space="preserve">References (mood, not copies):</w:t>
-      </w:r>
-      <w:r>
-        <w:t xml:space="preserve"> </w:t>
-      </w:r>
-      <w:r>
-        <w:t xml:space="preserve">FIFA/FC Ultimate Team card frames,</w:t>
-      </w:r>
-      <w:r>
-        <w:t xml:space="preserve"> </w:t>
-      </w:r>
-      <w:r>
-        <w:rPr>
-          <w:i/>
-          <w:iCs/>
-        </w:rPr>
-        <w:t xml:space="preserve">Slay the Spire</w:t>
-      </w:r>
-      <w:r>
-        <w:t xml:space="preserve"> </w:t>
-      </w:r>
-      <w:r>
-        <w:t xml:space="preserve">readability,</w:t>
-      </w:r>
-      <w:r>
-        <w:t xml:space="preserve"> </w:t>
-      </w:r>
-      <w:r>
-        <w:rPr>
-          <w:i/>
-          <w:iCs/>
-        </w:rPr>
-        <w:t xml:space="preserve">Hades</w:t>
-      </w:r>
-      <w:r>
-        <w:t xml:space="preserve"> </w:t>
-      </w:r>
-      <w:r>
-        <w:t xml:space="preserve">portrait lighting, Indian matchbox / truck art saturation,</w:t>
-      </w:r>
-      <w:r>
-        <w:t xml:space="preserve"> </w:t>
-      </w:r>
-      <w:r>
-        <w:rPr>
-          <w:i/>
-          <w:iCs/>
-        </w:rPr>
-        <w:t xml:space="preserve">Cricket in the 90s</w:t>
-      </w:r>
-      <w:r>
-        <w:t xml:space="preserve"> </w:t>
-      </w:r>
-      <w:r>
-        <w:t xml:space="preserve">Doordarshan warmth.</w:t>
-      </w:r>
-    </w:p>
-    <w:p>
-      <w:pPr>
-        <w:pStyle w:val="BodyText"/>
-      </w:pPr>
-      <w:r>
-        <w:rPr>
-          <w:b/>
-          <w:bCs/>
-        </w:rPr>
-        <w:t xml:space="preserve">Do not:</w:t>
-      </w:r>
-      <w:r>
-        <w:t xml:space="preserve"> </w:t>
-      </w:r>
-      <w:r>
-        <w:t xml:space="preserve">IPL logos, BCCI crest, player likenesses, photoreal faces, 4K stadiums.</w:t>
-      </w:r>
-    </w:p>
-    <w:bookmarkEnd w:id="32"/>
-    <w:bookmarkStart w:id="33" w:name="production-reality-solo-tiny-team"/>
-    <w:p>
-      <w:pPr>
-        <w:pStyle w:val="Heading3"/>
-      </w:pPr>
-      <w:r>
-        <w:t xml:space="preserve">6.2 Production reality (solo / tiny team)</w:t>
-      </w:r>
-    </w:p>
-    <w:p>
-      <w:pPr>
-        <w:pStyle w:val="Compact"/>
-        <w:numPr>
-          <w:ilvl w:val="0"/>
-          <w:numId w:val="1014"/>
-        </w:numPr>
-      </w:pPr>
-      <w:r>
-        <w:t xml:space="preserve">1 consistent illustrator (or you + AI for</w:t>
-      </w:r>
-      <w:r>
-        <w:t xml:space="preserve"> </w:t>
-      </w:r>
-      <w:r>
-        <w:rPr>
-          <w:i/>
-          <w:iCs/>
-        </w:rPr>
-        <w:t xml:space="preserve">blockouts only</w:t>
-      </w:r>
-      <w:r>
-        <w:t xml:space="preserve">, human pass on every ship card).</w:t>
-      </w:r>
-    </w:p>
-    <w:p>
-      <w:pPr>
-        <w:pStyle w:val="Compact"/>
-        <w:numPr>
-          <w:ilvl w:val="0"/>
-          <w:numId w:val="1014"/>
-        </w:numPr>
-      </w:pPr>
-      <w:r>
-        <w:t xml:space="preserve">~80 cards in v1, ~40 relics, ~25 enemy bowler portraits, 5 kits.</w:t>
-      </w:r>
-    </w:p>
-    <w:p>
-      <w:pPr>
-        <w:pStyle w:val="Compact"/>
-        <w:numPr>
-          <w:ilvl w:val="0"/>
-          <w:numId w:val="1014"/>
-        </w:numPr>
-      </w:pPr>
-      <w:r>
-        <w:t xml:space="preserve">Spine animations in Flame (idle / play / dismiss) as 4-frame loops, not mocap.</w:t>
-      </w:r>
-    </w:p>
-    <w:p>
-      <w:pPr>
-        <w:pStyle w:val="Compact"/>
-        <w:numPr>
-          <w:ilvl w:val="0"/>
-          <w:numId w:val="1014"/>
-        </w:numPr>
-      </w:pPr>
-      <w:r>
-        <w:t xml:space="preserve">If art becomes the bottleneck, ship</w:t>
-      </w:r>
-      <w:r>
-        <w:t xml:space="preserve"> </w:t>
-      </w:r>
-      <w:r>
-        <w:rPr>
-          <w:b/>
-          <w:bCs/>
-        </w:rPr>
-        <w:t xml:space="preserve">silhouette + kit colour</w:t>
-      </w:r>
-      <w:r>
-        <w:t xml:space="preserve"> </w:t>
-      </w:r>
-      <w:r>
-        <w:t xml:space="preserve">enemies first; portraits later.</w:t>
-      </w:r>
-    </w:p>
-    <w:bookmarkEnd w:id="33"/>
-    <w:bookmarkStart w:id="34" w:name="audio"/>
-    <w:p>
-      <w:pPr>
-        <w:pStyle w:val="Heading3"/>
-      </w:pPr>
-      <w:r>
-        <w:t xml:space="preserve">6.3 Audio</w:t>
-      </w:r>
-    </w:p>
-    <w:p>
-      <w:pPr>
-        <w:pStyle w:val="FirstParagraph"/>
-      </w:pPr>
-      <w:r>
-        <w:t xml:space="preserve">Original stumps / crowd bed. A commentator character with 40 lines, not a licensed voice. Street mix: tape-ball thud in Act 1, leather in Act 3.</w:t>
-      </w:r>
-    </w:p>
-    <w:p>
-      <w:r>
-        <w:pict>
-          <v:rect style="width:0;height:1.5pt" o:hralign="center" o:hrstd="t" o:hr="t"/>
-        </w:pict>
-      </w:r>
-    </w:p>
-    <w:bookmarkEnd w:id="34"/>
-    <w:bookmarkEnd w:id="35"/>
-    <w:bookmarkStart w:id="40" w:name="tech-stack-android-first-flutter"/>
-    <w:p>
-      <w:pPr>
-        <w:pStyle w:val="Heading2"/>
-      </w:pPr>
-      <w:r>
-        <w:t xml:space="preserve">7. Tech stack (Android-first Flutter)</w:t>
-      </w:r>
-    </w:p>
-    <w:p>
-      <w:pPr>
-        <w:pStyle w:val="FirstParagraph"/>
-      </w:pPr>
-      <w:r>
-        <w:t xml:space="preserve">A deckbuilder is</w:t>
-      </w:r>
-      <w:r>
-        <w:t xml:space="preserve"> </w:t>
-      </w:r>
-      <w:r>
-        <w:rPr>
-          <w:b/>
-          <w:bCs/>
-        </w:rPr>
-        <w:t xml:space="preserve">mostly UI</w:t>
-      </w:r>
-      <w:r>
-        <w:t xml:space="preserve">. Google’s</w:t>
-      </w:r>
-      <w:r>
-        <w:t xml:space="preserve"> </w:t>
-      </w:r>
-      <w:r>
-        <w:rPr>
-          <w:i/>
-          <w:iCs/>
-        </w:rPr>
-        <w:t xml:space="preserve">I/O Flip</w:t>
-      </w:r>
-      <w:r>
-        <w:t xml:space="preserve"> </w:t>
-      </w:r>
-      <w:r>
-        <w:t xml:space="preserve">shipped a full card game on</w:t>
-      </w:r>
-      <w:r>
-        <w:t xml:space="preserve"> </w:t>
-      </w:r>
-      <w:r>
-        <w:rPr>
-          <w:b/>
-          <w:bCs/>
-        </w:rPr>
-        <w:t xml:space="preserve">Flutter widgets with no Flame</w:t>
-      </w:r>
-      <w:r>
-        <w:t xml:space="preserve">. Use Flame only where a game loop earns it.</w:t>
-      </w:r>
-    </w:p>
-    <w:bookmarkStart w:id="36" w:name="recommended-stack"/>
-    <w:p>
-      <w:pPr>
-        <w:pStyle w:val="Heading3"/>
-      </w:pPr>
-      <w:r>
-        <w:t xml:space="preserve">7.1 Recommended stack</w:t>
-      </w:r>
-    </w:p>
-    <w:tbl>
-      <w:tblPr>
-        <w:tblStyle w:val="Table"/>
-        <w:tblW w:type="pct" w:w="5000"/>
-        <w:tblLayout w:type="fixed"/>
-        <w:tblLook w:firstRow="1" w:lastRow="0" w:firstColumn="0" w:lastColumn="0" w:noHBand="0" w:noVBand="0" w:val="0020"/>
-      </w:tblPr>
-      <w:tblGrid>
-        <w:gridCol w:w="2640"/>
-        <w:gridCol w:w="2640"/>
-        <w:gridCol w:w="2640"/>
-      </w:tblGrid>
-      <w:tr>
-        <w:trPr>
-          <w:tblHeader w:val="on"/>
-        </w:trPr>
-        <w:tc>
-          <w:tcPr/>
-          <w:p>
-            <w:pPr>
-              <w:pStyle w:val="Compact"/>
-            </w:pPr>
-            <w:r>
-              <w:t xml:space="preserve">Layer</w:t>
-            </w:r>
-          </w:p>
-        </w:tc>
-        <w:tc>
-          <w:tcPr/>
-          <w:p>
-            <w:pPr>
-              <w:pStyle w:val="Compact"/>
-            </w:pPr>
-            <w:r>
-              <w:t xml:space="preserve">Choice</w:t>
-            </w:r>
-          </w:p>
-        </w:tc>
-        <w:tc>
-          <w:tcPr/>
-          <w:p>
-            <w:pPr>
-              <w:pStyle w:val="Compact"/>
-            </w:pPr>
-            <w:r>
-              <w:t xml:space="preserve">Why</w:t>
-            </w:r>
-          </w:p>
-        </w:tc>
-      </w:tr>
-      <w:tr>
-        <w:tc>
-          <w:tcPr/>
-          <w:p>
-            <w:pPr>
-              <w:pStyle w:val="Compact"/>
-            </w:pPr>
-            <w:r>
-              <w:t xml:space="preserve">App</w:t>
-            </w:r>
-          </w:p>
-        </w:tc>
-        <w:tc>
-          <w:tcPr/>
-          <w:p>
-            <w:pPr>
-              <w:pStyle w:val="Compact"/>
-            </w:pPr>
-            <w:r>
-              <w:rPr>
-                <w:b/>
-                <w:bCs/>
-              </w:rPr>
-              <w:t xml:space="preserve">Flutter 3.x / Dart 3</w:t>
-            </w:r>
-          </w:p>
-        </w:tc>
-        <w:tc>
-          <w:tcPr/>
-          <w:p>
-            <w:pPr>
-              <w:pStyle w:val="Compact"/>
-            </w:pPr>
-            <w:r>
-              <w:t xml:space="preserve">One codebase, Play-ready, you already think in Flutter</w:t>
-            </w:r>
-          </w:p>
-        </w:tc>
-      </w:tr>
-      <w:tr>
-        <w:tc>
-          <w:tcPr/>
-          <w:p>
-            <w:pPr>
-              <w:pStyle w:val="Compact"/>
-            </w:pPr>
-            <w:r>
-              <w:t xml:space="preserve">Cards, map, shop, meta</w:t>
-            </w:r>
-          </w:p>
-        </w:tc>
-        <w:tc>
-          <w:tcPr/>
-          <w:p>
-            <w:pPr>
-              <w:pStyle w:val="Compact"/>
-            </w:pPr>
-            <w:r>
-              <w:rPr>
-                <w:b/>
-                <w:bCs/>
-              </w:rPr>
-              <w:t xml:space="preserve">Flutter widgets</w:t>
-            </w:r>
-            <w:r>
-              <w:t xml:space="preserve"> </w:t>
-            </w:r>
-            <w:r>
-              <w:t xml:space="preserve">+</w:t>
-            </w:r>
-            <w:r>
-              <w:t xml:space="preserve"> </w:t>
-            </w:r>
-            <w:r>
-              <w:rPr>
-                <w:rStyle w:val="VerbatimChar"/>
-              </w:rPr>
-              <w:t xml:space="preserve">flutter_animate</w:t>
-            </w:r>
-          </w:p>
-        </w:tc>
-        <w:tc>
-          <w:tcPr/>
-          <w:p>
-            <w:pPr>
-              <w:pStyle w:val="Compact"/>
-            </w:pPr>
-            <w:r>
-              <w:t xml:space="preserve">Snappy, accessible, cheap to iterate</w:t>
-            </w:r>
-          </w:p>
-        </w:tc>
-      </w:tr>
-      <w:tr>
-        <w:tc>
-          <w:tcPr/>
-          <w:p>
-            <w:pPr>
-              <w:pStyle w:val="Compact"/>
-            </w:pPr>
-            <w:r>
-              <w:t xml:space="preserve">Pitch vignette (the 1.5s shot)</w:t>
-            </w:r>
-          </w:p>
-        </w:tc>
-        <w:tc>
-          <w:tcPr/>
-          <w:p>
-            <w:pPr>
-              <w:pStyle w:val="Compact"/>
-            </w:pPr>
-            <w:r>
-              <w:rPr>
-                <w:b/>
-                <w:bCs/>
-              </w:rPr>
-              <w:t xml:space="preserve">Flame 1.38+</w:t>
-            </w:r>
-            <w:r>
-              <w:t xml:space="preserve"> </w:t>
-            </w:r>
-            <w:r>
-              <w:t xml:space="preserve">(</w:t>
-            </w:r>
-            <w:r>
-              <w:rPr>
-                <w:rStyle w:val="VerbatimChar"/>
-              </w:rPr>
-              <w:t xml:space="preserve">GameWidget</w:t>
-            </w:r>
-            <w:r>
-              <w:t xml:space="preserve"> </w:t>
-            </w:r>
-            <w:r>
-              <w:t xml:space="preserve">embedded)</w:t>
-            </w:r>
-          </w:p>
-        </w:tc>
-        <w:tc>
-          <w:tcPr/>
-          <w:p>
-            <w:pPr>
-              <w:pStyle w:val="Compact"/>
-            </w:pPr>
-            <w:r>
-              <w:t xml:space="preserve">Sprites, timeline, particles; do not build the whole app as a FlameGame</w:t>
-            </w:r>
-          </w:p>
-        </w:tc>
-      </w:tr>
-      <w:tr>
-        <w:tc>
-          <w:tcPr/>
-          <w:p>
-            <w:pPr>
-              <w:pStyle w:val="Compact"/>
-            </w:pPr>
-            <w:r>
-              <w:t xml:space="preserve">State</w:t>
-            </w:r>
-          </w:p>
-        </w:tc>
-        <w:tc>
-          <w:tcPr/>
-          <w:p>
-            <w:pPr>
-              <w:pStyle w:val="Compact"/>
-            </w:pPr>
-            <w:r>
-              <w:rPr>
-                <w:b/>
-                <w:bCs/>
-              </w:rPr>
-              <w:t xml:space="preserve">Riverpod</w:t>
-            </w:r>
-          </w:p>
-        </w:tc>
-        <w:tc>
-          <w:tcPr/>
-          <w:p>
-            <w:pPr>
-              <w:pStyle w:val="Compact"/>
-            </w:pPr>
-            <w:r>
-              <w:t xml:space="preserve">Testable, no BuildContext soup</w:t>
-            </w:r>
-          </w:p>
-        </w:tc>
-      </w:tr>
-      <w:tr>
-        <w:tc>
-          <w:tcPr/>
-          <w:p>
-            <w:pPr>
-              <w:pStyle w:val="Compact"/>
-            </w:pPr>
-            <w:r>
-              <w:t xml:space="preserve">Save</w:t>
-            </w:r>
-          </w:p>
-        </w:tc>
-        <w:tc>
-          <w:tcPr/>
-          <w:p>
-            <w:pPr>
-              <w:pStyle w:val="Compact"/>
-            </w:pPr>
-            <w:r>
-              <w:rPr>
-                <w:b/>
-                <w:bCs/>
-              </w:rPr>
-              <w:t xml:space="preserve">Isar</w:t>
-            </w:r>
-            <w:r>
-              <w:t xml:space="preserve"> </w:t>
-            </w:r>
-            <w:r>
-              <w:t xml:space="preserve">or</w:t>
-            </w:r>
-            <w:r>
-              <w:t xml:space="preserve"> </w:t>
-            </w:r>
-            <w:r>
-              <w:rPr>
-                <w:b/>
-                <w:bCs/>
-              </w:rPr>
-              <w:t xml:space="preserve">Hive</w:t>
-            </w:r>
-            <w:r>
-              <w:t xml:space="preserve"> </w:t>
-            </w:r>
-            <w:r>
-              <w:t xml:space="preserve">local; optional Drive/Play Games later</w:t>
-            </w:r>
-          </w:p>
-        </w:tc>
-        <w:tc>
-          <w:tcPr/>
-          <w:p>
-            <w:pPr>
-              <w:pStyle w:val="Compact"/>
-            </w:pPr>
-            <w:r>
-              <w:t xml:space="preserve">Runs must survive process death</w:t>
-            </w:r>
-          </w:p>
-        </w:tc>
-      </w:tr>
-      <w:tr>
-        <w:tc>
-          <w:tcPr/>
-          <w:p>
-            <w:pPr>
-              <w:pStyle w:val="Compact"/>
-            </w:pPr>
-            <w:r>
-              <w:t xml:space="preserve">Analytics</w:t>
-            </w:r>
-          </w:p>
-        </w:tc>
-        <w:tc>
-          <w:tcPr/>
-          <w:p>
-            <w:pPr>
-              <w:pStyle w:val="Compact"/>
-            </w:pPr>
-            <w:r>
-              <w:rPr>
-                <w:b/>
-                <w:bCs/>
-              </w:rPr>
-              <w:t xml:space="preserve">Firebase Analytics + Crashlytics</w:t>
-            </w:r>
-          </w:p>
-        </w:tc>
-        <w:tc>
-          <w:tcPr/>
-          <w:p>
-            <w:pPr>
-              <w:pStyle w:val="Compact"/>
-            </w:pPr>
-            <w:r>
-              <w:t xml:space="preserve">Play Vitals + funnels</w:t>
-            </w:r>
-          </w:p>
-        </w:tc>
-      </w:tr>
-      <w:tr>
-        <w:tc>
-          <w:tcPr/>
-          <w:p>
-            <w:pPr>
-              <w:pStyle w:val="Compact"/>
-            </w:pPr>
-            <w:r>
-              <w:t xml:space="preserve">Ads</w:t>
-            </w:r>
-          </w:p>
-        </w:tc>
-        <w:tc>
-          <w:tcPr/>
-          <w:p>
-            <w:pPr>
-              <w:pStyle w:val="Compact"/>
-            </w:pPr>
-            <w:r>
-              <w:rPr>
-                <w:b/>
-                <w:bCs/>
-              </w:rPr>
-              <w:t xml:space="preserve">google_mobile_ads</w:t>
-            </w:r>
-            <w:r>
-              <w:t xml:space="preserve"> </w:t>
-            </w:r>
-            <w:r>
-              <w:t xml:space="preserve">+</w:t>
-            </w:r>
-            <w:r>
-              <w:t xml:space="preserve"> </w:t>
-            </w:r>
-            <w:r>
-              <w:rPr>
-                <w:b/>
-                <w:bCs/>
-              </w:rPr>
-              <w:t xml:space="preserve">AdMob mediation</w:t>
-            </w:r>
-            <w:r>
-              <w:t xml:space="preserve"> </w:t>
-            </w:r>
-            <w:r>
-              <w:t xml:space="preserve">(add</w:t>
-            </w:r>
-            <w:r>
-              <w:t xml:space="preserve"> </w:t>
-            </w:r>
-            <w:r>
-              <w:rPr>
-                <w:b/>
-                <w:bCs/>
-              </w:rPr>
-              <w:t xml:space="preserve">InMobi</w:t>
-            </w:r>
-            <w:r>
-              <w:t xml:space="preserve"> </w:t>
-            </w:r>
-            <w:r>
-              <w:t xml:space="preserve">for India)</w:t>
-            </w:r>
-          </w:p>
-        </w:tc>
-        <w:tc>
-          <w:tcPr/>
-          <w:p>
-            <w:pPr>
-              <w:pStyle w:val="Compact"/>
-            </w:pPr>
-            <w:r>
-              <w:t xml:space="preserve">India rewarded eCPM is often better on InMobi than AdMob alone</w:t>
-            </w:r>
-          </w:p>
-        </w:tc>
-      </w:tr>
-      <w:tr>
-        <w:tc>
-          <w:tcPr/>
-          <w:p>
-            <w:pPr>
-              <w:pStyle w:val="Compact"/>
-            </w:pPr>
-            <w:r>
-              <w:t xml:space="preserve">IAP</w:t>
-            </w:r>
-          </w:p>
-        </w:tc>
-        <w:tc>
-          <w:tcPr/>
-          <w:p>
-            <w:pPr>
-              <w:pStyle w:val="Compact"/>
-            </w:pPr>
-            <w:r>
-              <w:rPr>
-                <w:b/>
-                <w:bCs/>
-              </w:rPr>
-              <w:t xml:space="preserve">in_app_purchase</w:t>
-            </w:r>
-            <w:r>
-              <w:t xml:space="preserve"> </w:t>
-            </w:r>
-            <w:r>
-              <w:t xml:space="preserve">→ Play Billing</w:t>
-            </w:r>
-          </w:p>
-        </w:tc>
-        <w:tc>
-          <w:tcPr/>
-          <w:p>
-            <w:pPr>
-              <w:pStyle w:val="Compact"/>
-            </w:pPr>
-            <w:r>
-              <w:t xml:space="preserve">Required for digital goods on Play</w:t>
-            </w:r>
-          </w:p>
-        </w:tc>
-      </w:tr>
-      <w:tr>
-        <w:tc>
-          <w:tcPr/>
-          <w:p>
-            <w:pPr>
-              <w:pStyle w:val="Compact"/>
-            </w:pPr>
-            <w:r>
-              <w:t xml:space="preserve">Remote config</w:t>
-            </w:r>
-          </w:p>
-        </w:tc>
-        <w:tc>
-          <w:tcPr/>
-          <w:p>
-            <w:pPr>
-              <w:pStyle w:val="Compact"/>
-            </w:pPr>
-            <w:r>
-              <w:rPr>
-                <w:b/>
-                <w:bCs/>
-              </w:rPr>
-              <w:t xml:space="preserve">Firebase Remote Config</w:t>
-            </w:r>
-          </w:p>
-        </w:tc>
-        <w:tc>
-          <w:tcPr/>
-          <w:p>
-            <w:pPr>
-              <w:pStyle w:val="Compact"/>
-            </w:pPr>
-            <w:r>
-              <w:t xml:space="preserve">Tune energy, ad frequency, prices without a store review</w:t>
-            </w:r>
-          </w:p>
-        </w:tc>
-      </w:tr>
-      <w:tr>
-        <w:tc>
-          <w:tcPr/>
-          <w:p>
-            <w:pPr>
-              <w:pStyle w:val="Compact"/>
-            </w:pPr>
-            <w:r>
-              <w:t xml:space="preserve">Audio</w:t>
-            </w:r>
-          </w:p>
-        </w:tc>
-        <w:tc>
-          <w:tcPr/>
-          <w:p>
-            <w:pPr>
-              <w:pStyle w:val="Compact"/>
-            </w:pPr>
-            <w:r>
-              <w:rPr>
-                <w:b/>
-                <w:bCs/>
-              </w:rPr>
-              <w:t xml:space="preserve">flame_audio</w:t>
-            </w:r>
-            <w:r>
-              <w:t xml:space="preserve"> </w:t>
-            </w:r>
-            <w:r>
-              <w:t xml:space="preserve">/</w:t>
-            </w:r>
-            <w:r>
-              <w:t xml:space="preserve"> </w:t>
-            </w:r>
-            <w:r>
-              <w:rPr>
-                <w:rStyle w:val="VerbatimChar"/>
-              </w:rPr>
-              <w:t xml:space="preserve">audioplayers</w:t>
-            </w:r>
-          </w:p>
-        </w:tc>
-        <w:tc>
-          <w:tcPr/>
-          <w:p>
-            <w:pPr>
-              <w:pStyle w:val="Compact"/>
-            </w:pPr>
-            <w:r>
-              <w:t xml:space="preserve">SFX + bed</w:t>
-            </w:r>
-          </w:p>
-        </w:tc>
-      </w:tr>
-      <w:tr>
-        <w:tc>
-          <w:tcPr/>
-          <w:p>
-            <w:pPr>
-              <w:pStyle w:val="Compact"/>
-            </w:pPr>
-            <w:r>
-              <w:t xml:space="preserve">CI</w:t>
-            </w:r>
-          </w:p>
-        </w:tc>
-        <w:tc>
-          <w:tcPr/>
-          <w:p>
-            <w:pPr>
-              <w:pStyle w:val="Compact"/>
-            </w:pPr>
-            <w:r>
-              <w:t xml:space="preserve">GitHub Actions →</w:t>
-            </w:r>
-            <w:r>
-              <w:t xml:space="preserve"> </w:t>
-            </w:r>
-            <w:r>
-              <w:rPr>
-                <w:b/>
-                <w:bCs/>
-              </w:rPr>
-              <w:t xml:space="preserve">AAB</w:t>
-            </w:r>
-          </w:p>
-        </w:tc>
-        <w:tc>
-          <w:tcPr/>
-          <w:p>
-            <w:pPr>
-              <w:pStyle w:val="Compact"/>
-            </w:pPr>
-            <w:r>
-              <w:t xml:space="preserve">Play wants App Bundles</w:t>
-            </w:r>
-          </w:p>
-        </w:tc>
-      </w:tr>
-    </w:tbl>
-    <w:p>
-      <w:pPr>
-        <w:pStyle w:val="BodyText"/>
-      </w:pPr>
-      <w:r>
-        <w:rPr>
-          <w:b/>
-          <w:bCs/>
-        </w:rPr>
-        <w:t xml:space="preserve">Explicitly not:</w:t>
-      </w:r>
-      <w:r>
-        <w:t xml:space="preserve"> </w:t>
-      </w:r>
-      <w:r>
-        <w:t xml:space="preserve">Unity, Godot (unless Flame vignettes fail — review at end of vertical slice), native Kotlin-only, a custom engine.</w:t>
-      </w:r>
-    </w:p>
-    <w:bookmarkEnd w:id="36"/>
-    <w:bookmarkStart w:id="37" w:name="X38235a94b02e17803c5f419623a7d793a1e218a"/>
-    <w:p>
-      <w:pPr>
-        <w:pStyle w:val="Heading3"/>
-      </w:pPr>
-      <w:r>
-        <w:t xml:space="preserve">7.2 Why Flutter is the right call</w:t>
-      </w:r>
-      <w:r>
-        <w:t xml:space="preserve"> </w:t>
-      </w:r>
-      <w:r>
-        <w:rPr>
-          <w:i/>
-          <w:iCs/>
-        </w:rPr>
-        <w:t xml:space="preserve">for this genre</w:t>
-      </w:r>
-    </w:p>
-    <w:p>
-      <w:pPr>
-        <w:pStyle w:val="Compact"/>
-        <w:numPr>
-          <w:ilvl w:val="0"/>
-          <w:numId w:val="1015"/>
-        </w:numPr>
-      </w:pPr>
-      <w:r>
-        <w:t xml:space="preserve">Cards, shops, maps, battle passes are</w:t>
-      </w:r>
-      <w:r>
-        <w:t xml:space="preserve"> </w:t>
-      </w:r>
-      <w:r>
-        <w:rPr>
-          <w:b/>
-          <w:bCs/>
-        </w:rPr>
-        <w:t xml:space="preserve">product UI</w:t>
-      </w:r>
-      <w:r>
-        <w:t xml:space="preserve">. Flutter is stronger than Unity there.</w:t>
-      </w:r>
-    </w:p>
-    <w:p>
-      <w:pPr>
-        <w:pStyle w:val="Compact"/>
-        <w:numPr>
-          <w:ilvl w:val="0"/>
-          <w:numId w:val="1015"/>
-        </w:numPr>
-      </w:pPr>
-      <w:r>
-        <w:t xml:space="preserve">Combat is turn-based. 60fps sprite punch-ins are enough; you do not need PhysX.</w:t>
-      </w:r>
-    </w:p>
-    <w:p>
-      <w:pPr>
-        <w:pStyle w:val="Compact"/>
-        <w:numPr>
-          <w:ilvl w:val="0"/>
-          <w:numId w:val="1015"/>
-        </w:numPr>
-      </w:pPr>
-      <w:r>
-        <w:t xml:space="preserve">Play Console, ads, IAP, deep links are boring and well-documented in Dart.</w:t>
-      </w:r>
-    </w:p>
-    <w:p>
-      <w:pPr>
-        <w:pStyle w:val="Compact"/>
-        <w:numPr>
-          <w:ilvl w:val="0"/>
-          <w:numId w:val="1015"/>
-        </w:numPr>
-      </w:pPr>
-      <w:r>
-        <w:t xml:space="preserve">Flame (Blue Fire) is actively shipped in 2026 (v1.38.x, Flutter 3.41+). Real Play titles exist (puzzle, runners, RPGs). It is not I/O Pinball-or-nothing anymore.</w:t>
-      </w:r>
-    </w:p>
-    <w:p>
-      <w:pPr>
-        <w:pStyle w:val="FirstParagraph"/>
-      </w:pPr>
-      <w:r>
-        <w:rPr>
-          <w:b/>
-          <w:bCs/>
-        </w:rPr>
-        <w:t xml:space="preserve">Where Flutter is weak:</w:t>
-      </w:r>
-      <w:r>
-        <w:t xml:space="preserve"> </w:t>
-      </w:r>
-      <w:r>
-        <w:t xml:space="preserve">heavy 3D, 60-player netcode. We are doing neither in v1.</w:t>
-      </w:r>
-    </w:p>
-    <w:bookmarkEnd w:id="37"/>
-    <w:bookmarkStart w:id="38" w:name="architecture-sketch"/>
-    <w:p>
-      <w:pPr>
-        <w:pStyle w:val="Heading3"/>
-      </w:pPr>
-      <w:r>
-        <w:t xml:space="preserve">7.3 Architecture sketch</w:t>
-      </w:r>
-    </w:p>
-    <w:p>
-      <w:pPr>
-        <w:pStyle w:val="SourceCode"/>
-      </w:pPr>
-      <w:r>
-        <w:rPr>
-          <w:rStyle w:val="VerbatimChar"/>
-        </w:rPr>
-        <w:t xml:space="preserve">lib/</w:t>
-      </w:r>
-      <w:r>
-        <w:br/>
-      </w:r>
-      <w:r>
-        <w:rPr>
-          <w:rStyle w:val="VerbatimChar"/>
-        </w:rPr>
-        <w:t xml:space="preserve">  app/                 // routing, theme, bootstrap</w:t>
-      </w:r>
-      <w:r>
-        <w:br/>
-      </w:r>
-      <w:r>
-        <w:rPr>
-          <w:rStyle w:val="VerbatimChar"/>
-        </w:rPr>
-        <w:t xml:space="preserve">  meta/                // unlocks, profile, battle pass</w:t>
-      </w:r>
-      <w:r>
-        <w:br/>
-      </w:r>
-      <w:r>
-        <w:rPr>
-          <w:rStyle w:val="VerbatimChar"/>
-        </w:rPr>
-        <w:t xml:space="preserve">  run/                 // map, rng seed, relic state</w:t>
-      </w:r>
-      <w:r>
-        <w:br/>
-      </w:r>
-      <w:r>
-        <w:rPr>
-          <w:rStyle w:val="VerbatimChar"/>
-        </w:rPr>
-        <w:t xml:space="preserve">  combat/              // energy, intents, discard, resolve</w:t>
-      </w:r>
-      <w:r>
-        <w:br/>
-      </w:r>
-      <w:r>
-        <w:rPr>
-          <w:rStyle w:val="VerbatimChar"/>
-        </w:rPr>
-        <w:t xml:space="preserve">  cards/               // data + widgets</w:t>
-      </w:r>
-      <w:r>
-        <w:br/>
-      </w:r>
-      <w:r>
-        <w:rPr>
-          <w:rStyle w:val="VerbatimChar"/>
-        </w:rPr>
-        <w:t xml:space="preserve">  pitch/               // FlameGame vignette only</w:t>
-      </w:r>
-      <w:r>
-        <w:br/>
-      </w:r>
-      <w:r>
-        <w:rPr>
-          <w:rStyle w:val="VerbatimChar"/>
-        </w:rPr>
-        <w:t xml:space="preserve">  monetization/        // ads, IAP, remote flags</w:t>
-      </w:r>
-      <w:r>
-        <w:br/>
-      </w:r>
-      <w:r>
-        <w:rPr>
-          <w:rStyle w:val="VerbatimChar"/>
-        </w:rPr>
-        <w:t xml:space="preserve">  save/</w:t>
-      </w:r>
-    </w:p>
-    <w:p>
-      <w:pPr>
-        <w:pStyle w:val="FirstParagraph"/>
-      </w:pPr>
-      <w:r>
-        <w:t xml:space="preserve">Combat is</w:t>
-      </w:r>
-      <w:r>
-        <w:t xml:space="preserve"> </w:t>
-      </w:r>
-      <w:r>
-        <w:rPr>
-          <w:b/>
-          <w:bCs/>
-        </w:rPr>
-        <w:t xml:space="preserve">pure Dart</w:t>
-      </w:r>
-      <w:r>
-        <w:t xml:space="preserve">, deterministic given a seed (for daily nets and for QA). Flame only</w:t>
-      </w:r>
-      <w:r>
-        <w:t xml:space="preserve"> </w:t>
-      </w:r>
-      <w:r>
-        <w:rPr>
-          <w:i/>
-          <w:iCs/>
-        </w:rPr>
-        <w:t xml:space="preserve">presents</w:t>
-      </w:r>
-      <w:r>
-        <w:t xml:space="preserve"> </w:t>
-      </w:r>
-      <w:r>
-        <w:t xml:space="preserve">the resolve.</w:t>
-      </w:r>
-    </w:p>
-    <w:bookmarkEnd w:id="38"/>
-    <w:bookmarkStart w:id="39" w:name="device-bar"/>
-    <w:p>
-      <w:pPr>
-        <w:pStyle w:val="Heading3"/>
-      </w:pPr>
-      <w:r>
-        <w:t xml:space="preserve">7.4 Device bar</w:t>
-      </w:r>
-    </w:p>
-    <w:p>
-      <w:pPr>
-        <w:pStyle w:val="FirstParagraph"/>
-      </w:pPr>
-      <w:r>
-        <w:t xml:space="preserve">Min</w:t>
-      </w:r>
-      <w:r>
-        <w:t xml:space="preserve"> </w:t>
-      </w:r>
-      <w:r>
-        <w:rPr>
-          <w:b/>
-          <w:bCs/>
-        </w:rPr>
-        <w:t xml:space="preserve">Android 8 / API 26</w:t>
-      </w:r>
-      <w:r>
-        <w:t xml:space="preserve">, 2 GB RAM class. Download target</w:t>
-      </w:r>
-      <w:r>
-        <w:t xml:space="preserve"> </w:t>
-      </w:r>
-      <w:r>
-        <w:rPr>
-          <w:b/>
-          <w:bCs/>
-        </w:rPr>
-        <w:t xml:space="preserve">&lt; 80 MB</w:t>
-      </w:r>
-      <w:r>
-        <w:t xml:space="preserve"> </w:t>
-      </w:r>
-      <w:r>
-        <w:t xml:space="preserve">at install (on-demand card art if needed). 60 fps on a mid-range Samsung is a launch gate, not a stretch.</w:t>
-      </w:r>
-    </w:p>
-    <w:p>
-      <w:r>
-        <w:pict>
-          <v:rect style="width:0;height:1.5pt" o:hralign="center" o:hrstd="t" o:hr="t"/>
-        </w:pict>
-      </w:r>
-    </w:p>
-    <w:bookmarkEnd w:id="39"/>
-    <w:bookmarkEnd w:id="40"/>
-    <w:bookmarkStart w:id="46" w:name="play-store-release-plan"/>
-    <w:p>
-      <w:pPr>
-        <w:pStyle w:val="Heading2"/>
-      </w:pPr>
-      <w:r>
-        <w:t xml:space="preserve">8. Play Store release plan</w:t>
-      </w:r>
-    </w:p>
-    <w:bookmarkStart w:id="41" w:name="listing"/>
-    <w:p>
-      <w:pPr>
-        <w:pStyle w:val="Heading3"/>
-      </w:pPr>
-      <w:r>
-        <w:t xml:space="preserve">8.1 Listing</w:t>
-      </w:r>
-    </w:p>
-    <w:p>
-      <w:pPr>
-        <w:pStyle w:val="Compact"/>
-        <w:numPr>
-          <w:ilvl w:val="0"/>
-          <w:numId w:val="1016"/>
-        </w:numPr>
-      </w:pPr>
-      <w:r>
-        <w:rPr>
-          <w:b/>
-          <w:bCs/>
-        </w:rPr>
-        <w:t xml:space="preserve">Name:</w:t>
-      </w:r>
-      <w:r>
-        <w:t xml:space="preserve"> </w:t>
-      </w:r>
-      <w:r>
-        <w:t xml:space="preserve">SwitchedHit</w:t>
-      </w:r>
-    </w:p>
-    <w:p>
-      <w:pPr>
-        <w:pStyle w:val="Compact"/>
-        <w:numPr>
-          <w:ilvl w:val="0"/>
-          <w:numId w:val="1016"/>
-        </w:numPr>
-      </w:pPr>
-      <w:r>
-        <w:rPr>
-          <w:b/>
-          <w:bCs/>
-        </w:rPr>
-        <w:t xml:space="preserve">Short:</w:t>
-      </w:r>
-      <w:r>
-        <w:t xml:space="preserve"> </w:t>
-      </w:r>
-      <w:r>
-        <w:t xml:space="preserve">Roguelite cricket. Build a batter. Climb from the gully.</w:t>
-      </w:r>
-    </w:p>
-    <w:p>
-      <w:pPr>
-        <w:pStyle w:val="Compact"/>
-        <w:numPr>
-          <w:ilvl w:val="0"/>
-          <w:numId w:val="1016"/>
-        </w:numPr>
-      </w:pPr>
-      <w:r>
-        <w:rPr>
-          <w:b/>
-          <w:bCs/>
-        </w:rPr>
-        <w:t xml:space="preserve">Category:</w:t>
-      </w:r>
-      <w:r>
-        <w:t xml:space="preserve"> </w:t>
-      </w:r>
-      <w:r>
-        <w:t xml:space="preserve">Game →</w:t>
-      </w:r>
-      <w:r>
-        <w:t xml:space="preserve"> </w:t>
-      </w:r>
-      <w:r>
-        <w:rPr>
-          <w:b/>
-          <w:bCs/>
-        </w:rPr>
-        <w:t xml:space="preserve">Card</w:t>
-      </w:r>
-      <w:r>
-        <w:t xml:space="preserve"> </w:t>
-      </w:r>
-      <w:r>
-        <w:t xml:space="preserve">(primary). Sports as tag, not primary — you will be crushed under Real Cricket in Sports charts; Card is where StS-likes live.</w:t>
-      </w:r>
-    </w:p>
-    <w:p>
-      <w:pPr>
-        <w:pStyle w:val="Compact"/>
-        <w:numPr>
-          <w:ilvl w:val="0"/>
-          <w:numId w:val="1016"/>
-        </w:numPr>
-      </w:pPr>
-      <w:r>
-        <w:rPr>
-          <w:b/>
-          <w:bCs/>
-        </w:rPr>
-        <w:t xml:space="preserve">Content rating:</w:t>
-      </w:r>
-      <w:r>
-        <w:t xml:space="preserve"> </w:t>
-      </w:r>
-      <w:r>
-        <w:t xml:space="preserve">12+ (mild violence of dismissals, no gambling).</w:t>
-      </w:r>
-    </w:p>
-    <w:p>
-      <w:pPr>
-        <w:pStyle w:val="Compact"/>
-        <w:numPr>
-          <w:ilvl w:val="0"/>
-          <w:numId w:val="1016"/>
-        </w:numPr>
-      </w:pPr>
-      <w:r>
-        <w:rPr>
-          <w:b/>
-          <w:bCs/>
-        </w:rPr>
-        <w:t xml:space="preserve">Data safety:</w:t>
-      </w:r>
-      <w:r>
-        <w:t xml:space="preserve"> </w:t>
-      </w:r>
-      <w:r>
-        <w:t xml:space="preserve">ads + purchase + analytics declared honestly.</w:t>
-      </w:r>
-    </w:p>
-    <w:bookmarkEnd w:id="41"/>
-    <w:bookmarkStart w:id="42" w:name="X081f9b293dcea5631916ce8d1c425e6d974b29f"/>
-    <w:p>
-      <w:pPr>
-        <w:pStyle w:val="Heading3"/>
-      </w:pPr>
-      <w:r>
-        <w:t xml:space="preserve">8.2 Closed testing (do this on the calendar, not as an afterthought)</w:t>
-      </w:r>
-    </w:p>
-    <w:p>
-      <w:pPr>
-        <w:pStyle w:val="FirstParagraph"/>
-      </w:pPr>
-      <w:r>
-        <w:t xml:space="preserve">Personal Play accounts created after</w:t>
-      </w:r>
-      <w:r>
-        <w:t xml:space="preserve"> </w:t>
-      </w:r>
-      <w:r>
-        <w:rPr>
-          <w:b/>
-          <w:bCs/>
-        </w:rPr>
-        <w:t xml:space="preserve">13 Nov 2023</w:t>
-      </w:r>
-      <w:r>
-        <w:t xml:space="preserve"> </w:t>
-      </w:r>
-      <w:r>
-        <w:t xml:space="preserve">need a</w:t>
-      </w:r>
-      <w:r>
-        <w:t xml:space="preserve"> </w:t>
-      </w:r>
-      <w:r>
-        <w:rPr>
-          <w:b/>
-          <w:bCs/>
-        </w:rPr>
-        <w:t xml:space="preserve">closed test: ≥ 12 testers opted in for 14 continuous days</w:t>
-      </w:r>
-      <w:r>
-        <w:t xml:space="preserve"> </w:t>
-      </w:r>
-      <w:r>
-        <w:t xml:space="preserve">before production access (Google reduced 20 → 12 in Dec 2024; 14 days stayed). Opt-in means they clicked the Play link and installed. Sideloads do not count. You already have testers —</w:t>
-      </w:r>
-      <w:r>
-        <w:t xml:space="preserve"> </w:t>
-      </w:r>
-      <w:r>
-        <w:rPr>
-          <w:b/>
-          <w:bCs/>
-        </w:rPr>
-        <w:t xml:space="preserve">keep 12 opted in the whole window</w:t>
-      </w:r>
-      <w:r>
-        <w:t xml:space="preserve">. If one drops, the clock can stall.</w:t>
-      </w:r>
-    </w:p>
-    <w:p>
-      <w:pPr>
-        <w:pStyle w:val="BodyText"/>
-      </w:pPr>
-      <w:r>
-        <w:t xml:space="preserve">Organization Play accounts (D-U-N-S) skip this. If you form a Pvt Ltd later, consider moving the app.</w:t>
-      </w:r>
-    </w:p>
-    <w:bookmarkEnd w:id="42"/>
-    <w:bookmarkStart w:id="43" w:name="store-page-that-converts-in-india"/>
-    <w:p>
-      <w:pPr>
-        <w:pStyle w:val="Heading3"/>
-      </w:pPr>
-      <w:r>
-        <w:t xml:space="preserve">8.3 Store page that converts in India</w:t>
-      </w:r>
-    </w:p>
-    <w:p>
-      <w:pPr>
-        <w:pStyle w:val="Compact"/>
-        <w:numPr>
-          <w:ilvl w:val="0"/>
-          <w:numId w:val="1017"/>
-        </w:numPr>
-      </w:pPr>
-      <w:r>
-        <w:t xml:space="preserve">First screenshot:</w:t>
-      </w:r>
-      <w:r>
-        <w:t xml:space="preserve"> </w:t>
-      </w:r>
-      <w:r>
-        <w:rPr>
-          <w:b/>
-          <w:bCs/>
-        </w:rPr>
-        <w:t xml:space="preserve">gully night + one legendary card</w:t>
-      </w:r>
-      <w:r>
-        <w:t xml:space="preserve">, not a settings screen.</w:t>
-      </w:r>
-    </w:p>
-    <w:p>
-      <w:pPr>
-        <w:pStyle w:val="Compact"/>
-        <w:numPr>
-          <w:ilvl w:val="0"/>
-          <w:numId w:val="1017"/>
-        </w:numPr>
-      </w:pPr>
-      <w:r>
-        <w:t xml:space="preserve">Hindi/English short description.</w:t>
-      </w:r>
-    </w:p>
-    <w:p>
-      <w:pPr>
-        <w:pStyle w:val="Compact"/>
-        <w:numPr>
-          <w:ilvl w:val="0"/>
-          <w:numId w:val="1017"/>
-        </w:numPr>
-      </w:pPr>
-      <w:r>
-        <w:t xml:space="preserve">“No internet required for runs” if true — huge for commute play. Ads can wait for connectivity.</w:t>
-      </w:r>
-    </w:p>
-    <w:p>
-      <w:pPr>
-        <w:pStyle w:val="Compact"/>
-        <w:numPr>
-          <w:ilvl w:val="0"/>
-          <w:numId w:val="1017"/>
-        </w:numPr>
-      </w:pPr>
-      <w:r>
-        <w:t xml:space="preserve">Do not put “IPL” or team names in ASO. Use</w:t>
-      </w:r>
-      <w:r>
-        <w:t xml:space="preserve"> </w:t>
-      </w:r>
-      <w:r>
-        <w:rPr>
-          <w:i/>
-          <w:iCs/>
-        </w:rPr>
-        <w:t xml:space="preserve">street cricket, career, cards, roguelike</w:t>
-      </w:r>
-      <w:r>
-        <w:t xml:space="preserve">.</w:t>
-      </w:r>
-    </w:p>
-    <w:bookmarkEnd w:id="43"/>
-    <w:bookmarkStart w:id="44" w:name="launch-window"/>
-    <w:p>
-      <w:pPr>
-        <w:pStyle w:val="Heading3"/>
-      </w:pPr>
-      <w:r>
-        <w:t xml:space="preserve">8.4 Launch window</w:t>
-      </w:r>
-    </w:p>
-    <w:p>
-      <w:pPr>
-        <w:pStyle w:val="FirstParagraph"/>
-      </w:pPr>
-      <w:r>
-        <w:t xml:space="preserve">Ship a</w:t>
-      </w:r>
-      <w:r>
-        <w:t xml:space="preserve"> </w:t>
-      </w:r>
-      <w:r>
-        <w:rPr>
-          <w:b/>
-          <w:bCs/>
-        </w:rPr>
-        <w:t xml:space="preserve">vertical slice</w:t>
-      </w:r>
-      <w:r>
-        <w:t xml:space="preserve"> </w:t>
-      </w:r>
-      <w:r>
-        <w:t xml:space="preserve">anytime.</w:t>
-      </w:r>
-      <w:r>
-        <w:t xml:space="preserve"> </w:t>
-      </w:r>
-      <w:r>
-        <w:rPr>
-          <w:b/>
-          <w:bCs/>
-        </w:rPr>
-        <w:t xml:space="preserve">Store launch</w:t>
-      </w:r>
-      <w:r>
-        <w:t xml:space="preserve"> </w:t>
-      </w:r>
-      <w:r>
-        <w:t xml:space="preserve">should sit</w:t>
-      </w:r>
-      <w:r>
-        <w:t xml:space="preserve"> </w:t>
-      </w:r>
-      <w:r>
-        <w:rPr>
-          <w:b/>
-          <w:bCs/>
-        </w:rPr>
-        <w:t xml:space="preserve">2–3 weeks before IPL or a home WT20/ODI window</w:t>
-      </w:r>
-      <w:r>
-        <w:t xml:space="preserve">, with a season pass that</w:t>
-      </w:r>
-      <w:r>
-        <w:t xml:space="preserve"> </w:t>
-      </w:r>
-      <w:r>
-        <w:rPr>
-          <w:i/>
-          <w:iCs/>
-        </w:rPr>
-        <w:t xml:space="preserve">ends</w:t>
-      </w:r>
-      <w:r>
-        <w:t xml:space="preserve"> </w:t>
-      </w:r>
-      <w:r>
-        <w:t xml:space="preserve">after the final. Cricket UA is cheap when the country is already watching; it is expensive in September.</w:t>
-      </w:r>
-    </w:p>
-    <w:bookmarkEnd w:id="44"/>
-    <w:bookmarkStart w:id="45" w:name="ratings"/>
-    <w:p>
-      <w:pPr>
-        <w:pStyle w:val="Heading3"/>
-      </w:pPr>
-      <w:r>
-        <w:t xml:space="preserve">8.5 Ratings</w:t>
-      </w:r>
-    </w:p>
-    <w:p>
-      <w:pPr>
-        <w:pStyle w:val="FirstParagraph"/>
-      </w:pPr>
-      <w:r>
-        <w:t xml:space="preserve">Crash-free 99.5%+ before production. One broken IAP and India will one-star you. Staged rollout 10% → 50% → 100%.</w:t>
-      </w:r>
-    </w:p>
-    <w:p>
-      <w:r>
-        <w:pict>
-          <v:rect style="width:0;height:1.5pt" o:hralign="center" o:hrstd="t" o:hr="t"/>
-        </w:pict>
-      </w:r>
-    </w:p>
-    <w:bookmarkEnd w:id="45"/>
-    <w:bookmarkEnd w:id="46"/>
-    <w:bookmarkStart w:id="54" w:name="monetization-the-actual-money"/>
-    <w:p>
-      <w:pPr>
-        <w:pStyle w:val="Heading2"/>
-      </w:pPr>
-      <w:r>
-        <w:t xml:space="preserve">9. Monetization (the actual money)</w:t>
-      </w:r>
-    </w:p>
-    <w:bookmarkStart w:id="47" w:name="principle"/>
-    <w:p>
-      <w:pPr>
-        <w:pStyle w:val="Heading3"/>
-      </w:pPr>
-      <w:r>
-        <w:t xml:space="preserve">9.1 Principle</w:t>
-      </w:r>
-    </w:p>
-    <w:p>
-      <w:pPr>
-        <w:pStyle w:val="FirstParagraph"/>
-      </w:pPr>
-      <w:r>
-        <w:rPr>
-          <w:b/>
-          <w:bCs/>
-        </w:rPr>
-        <w:t xml:space="preserve">F2P, hybrid ads + IAP, cosmetics-first, power never in a loot box.</w:t>
-      </w:r>
-    </w:p>
-    <w:p>
-      <w:pPr>
-        <w:pStyle w:val="BodyText"/>
-      </w:pPr>
-      <w:r>
-        <w:t xml:space="preserve">Roguelites die in reviews when the shop sells the win. They print when the shop sells</w:t>
-      </w:r>
-      <w:r>
-        <w:t xml:space="preserve"> </w:t>
-      </w:r>
-      <w:r>
-        <w:rPr>
-          <w:i/>
-          <w:iCs/>
-        </w:rPr>
-        <w:t xml:space="preserve">identity</w:t>
-      </w:r>
-      <w:r>
-        <w:t xml:space="preserve"> </w:t>
-      </w:r>
-      <w:r>
-        <w:t xml:space="preserve">and</w:t>
-      </w:r>
-      <w:r>
-        <w:t xml:space="preserve"> </w:t>
-      </w:r>
-      <w:r>
-        <w:rPr>
-          <w:i/>
-          <w:iCs/>
-        </w:rPr>
-        <w:t xml:space="preserve">another run tonight</w:t>
-      </w:r>
-      <w:r>
-        <w:t xml:space="preserve">.</w:t>
-      </w:r>
-    </w:p>
-    <w:bookmarkEnd w:id="47"/>
-    <w:bookmarkStart w:id="48" w:name="what-we-sell"/>
-    <w:p>
-      <w:pPr>
-        <w:pStyle w:val="Heading3"/>
-      </w:pPr>
-      <w:r>
-        <w:t xml:space="preserve">9.2 What we sell</w:t>
+    <w:bookmarkStart w:id="27" w:name="levels-21120-authored-beats"/>
+    <w:p>
+      <w:pPr>
+        <w:pStyle w:val="Heading4"/>
+      </w:pPr>
+      <w:r>
+        <w:t xml:space="preserve">Levels 21–120 — authored beats</w:t>
       </w:r>
     </w:p>
     <w:tbl>
@@ -8012,6 +5274,4719 @@
               <w:pStyle w:val="Compact"/>
             </w:pPr>
             <w:r>
+              <w:t xml:space="preserve">#</w:t>
+            </w:r>
+          </w:p>
+        </w:tc>
+        <w:tc>
+          <w:tcPr/>
+          <w:p>
+            <w:pPr>
+              <w:pStyle w:val="Compact"/>
+            </w:pPr>
+            <w:r>
+              <w:t xml:space="preserve">Beat</w:t>
+            </w:r>
+          </w:p>
+        </w:tc>
+        <w:tc>
+          <w:tcPr/>
+          <w:p>
+            <w:pPr>
+              <w:pStyle w:val="Compact"/>
+            </w:pPr>
+            <w:r>
+              <w:t xml:space="preserve">Mode</w:t>
+            </w:r>
+          </w:p>
+        </w:tc>
+        <w:tc>
+          <w:tcPr/>
+          <w:p>
+            <w:pPr>
+              <w:pStyle w:val="Compact"/>
+            </w:pPr>
+            <w:r>
+              <w:t xml:space="preserve">What happens</w:t>
+            </w:r>
+          </w:p>
+        </w:tc>
+      </w:tr>
+      <w:tr>
+        <w:tc>
+          <w:tcPr/>
+          <w:p>
+            <w:pPr>
+              <w:pStyle w:val="Compact"/>
+            </w:pPr>
+            <w:r>
+              <w:t xml:space="preserve">21–29</w:t>
+            </w:r>
+          </w:p>
+        </w:tc>
+        <w:tc>
+          <w:tcPr/>
+          <w:p>
+            <w:pPr>
+              <w:pStyle w:val="Compact"/>
+            </w:pPr>
+            <w:r>
+              <w:t xml:space="preserve">Town grind</w:t>
+            </w:r>
+          </w:p>
+        </w:tc>
+        <w:tc>
+          <w:tcPr/>
+          <w:p>
+            <w:pPr>
+              <w:pStyle w:val="Compact"/>
+            </w:pPr>
+            <w:r>
+              <w:t xml:space="preserve">mix</w:t>
+            </w:r>
+          </w:p>
+        </w:tc>
+        <w:tc>
+          <w:tcPr/>
+          <w:p>
+            <w:pPr>
+              <w:pStyle w:val="Compact"/>
+            </w:pPr>
+            <w:r>
+              <w:t xml:space="preserve">Sunday grounds, matting, bent umpires.</w:t>
+            </w:r>
+          </w:p>
+        </w:tc>
+      </w:tr>
+      <w:tr>
+        <w:tc>
+          <w:tcPr/>
+          <w:p>
+            <w:pPr>
+              <w:pStyle w:val="Compact"/>
+            </w:pPr>
+            <w:r>
+              <w:rPr>
+                <w:b/>
+                <w:bCs/>
+              </w:rPr>
+              <w:t xml:space="preserve">30</w:t>
+            </w:r>
+          </w:p>
+        </w:tc>
+        <w:tc>
+          <w:tcPr/>
+          <w:p>
+            <w:pPr>
+              <w:pStyle w:val="Compact"/>
+            </w:pPr>
+            <w:r>
+              <w:rPr>
+                <w:b/>
+                <w:bCs/>
+              </w:rPr>
+              <w:t xml:space="preserve">District trials</w:t>
+            </w:r>
+          </w:p>
+        </w:tc>
+        <w:tc>
+          <w:tcPr/>
+          <w:p>
+            <w:pPr>
+              <w:pStyle w:val="Compact"/>
+            </w:pPr>
+            <w:r>
+              <w:t xml:space="preserve">Bat</w:t>
+            </w:r>
+          </w:p>
+        </w:tc>
+        <w:tc>
+          <w:tcPr/>
+          <w:p>
+            <w:pPr>
+              <w:pStyle w:val="Compact"/>
+            </w:pPr>
+            <w:r>
+              <w:t xml:space="preserve">30-ball knock vs new ball. First “this is a job.”</w:t>
+            </w:r>
+          </w:p>
+        </w:tc>
+      </w:tr>
+      <w:tr>
+        <w:tc>
+          <w:tcPr/>
+          <w:p>
+            <w:pPr>
+              <w:pStyle w:val="Compact"/>
+            </w:pPr>
+            <w:r>
+              <w:t xml:space="preserve">31–36</w:t>
+            </w:r>
+          </w:p>
+        </w:tc>
+        <w:tc>
+          <w:tcPr/>
+          <w:p>
+            <w:pPr>
+              <w:pStyle w:val="Compact"/>
+            </w:pPr>
+            <w:r>
+              <w:t xml:space="preserve">District rise</w:t>
+            </w:r>
+          </w:p>
+        </w:tc>
+        <w:tc>
+          <w:tcPr/>
+          <w:p>
+            <w:pPr>
+              <w:pStyle w:val="Compact"/>
+            </w:pPr>
+            <w:r>
+              <w:t xml:space="preserve">mix</w:t>
+            </w:r>
+          </w:p>
+        </w:tc>
+        <w:tc>
+          <w:tcPr/>
+          <w:p>
+            <w:pPr>
+              <w:pStyle w:val="Compact"/>
+            </w:pPr>
+            <w:r>
+              <w:t xml:space="preserve">Turf. Helmet optional relic.</w:t>
+            </w:r>
+          </w:p>
+        </w:tc>
+      </w:tr>
+      <w:tr>
+        <w:tc>
+          <w:tcPr/>
+          <w:p>
+            <w:pPr>
+              <w:pStyle w:val="Compact"/>
+            </w:pPr>
+            <w:r>
+              <w:t xml:space="preserve">37</w:t>
+            </w:r>
+          </w:p>
+        </w:tc>
+        <w:tc>
+          <w:tcPr/>
+          <w:p>
+            <w:pPr>
+              <w:pStyle w:val="Compact"/>
+            </w:pPr>
+            <w:r>
+              <w:t xml:space="preserve">Raju, now sponsored</w:t>
+            </w:r>
+          </w:p>
+        </w:tc>
+        <w:tc>
+          <w:tcPr/>
+          <w:p>
+            <w:pPr>
+              <w:pStyle w:val="Compact"/>
+            </w:pPr>
+            <w:r>
+              <w:t xml:space="preserve">Bat</w:t>
+            </w:r>
+          </w:p>
+        </w:tc>
+        <w:tc>
+          <w:tcPr/>
+          <w:p>
+            <w:pPr>
+              <w:pStyle w:val="Compact"/>
+            </w:pPr>
+            <w:r>
+              <w:t xml:space="preserve">Same kid, better kit.</w:t>
+            </w:r>
+          </w:p>
+        </w:tc>
+      </w:tr>
+      <w:tr>
+        <w:tc>
+          <w:tcPr/>
+          <w:p>
+            <w:pPr>
+              <w:pStyle w:val="Compact"/>
+            </w:pPr>
+            <w:r>
+              <w:t xml:space="preserve">38–39</w:t>
+            </w:r>
+          </w:p>
+        </w:tc>
+        <w:tc>
+          <w:tcPr/>
+          <w:p>
+            <w:pPr>
+              <w:pStyle w:val="Compact"/>
+            </w:pPr>
+            <w:r>
+              <w:t xml:space="preserve">Nets / bus</w:t>
+            </w:r>
+          </w:p>
+        </w:tc>
+        <w:tc>
+          <w:tcPr/>
+          <w:p>
+            <w:pPr>
+              <w:pStyle w:val="Compact"/>
+            </w:pPr>
+            <w:r>
+              <w:t xml:space="preserve">—</w:t>
+            </w:r>
+          </w:p>
+        </w:tc>
+        <w:tc>
+          <w:tcPr/>
+          <w:p>
+            <w:pPr>
+              <w:pStyle w:val="Compact"/>
+            </w:pPr>
+            <w:r>
+              <w:t xml:space="preserve">−1 energy.</w:t>
+            </w:r>
+          </w:p>
+        </w:tc>
+      </w:tr>
+      <w:tr>
+        <w:tc>
+          <w:tcPr/>
+          <w:p>
+            <w:pPr>
+              <w:pStyle w:val="Compact"/>
+            </w:pPr>
+            <w:r>
+              <w:rPr>
+                <w:b/>
+                <w:bCs/>
+              </w:rPr>
+              <w:t xml:space="preserve">40</w:t>
+            </w:r>
+          </w:p>
+        </w:tc>
+        <w:tc>
+          <w:tcPr/>
+          <w:p>
+            <w:pPr>
+              <w:pStyle w:val="Compact"/>
+            </w:pPr>
+            <w:r>
+              <w:rPr>
+                <w:b/>
+                <w:bCs/>
+              </w:rPr>
+              <w:t xml:space="preserve">Division cup final</w:t>
+            </w:r>
+          </w:p>
+        </w:tc>
+        <w:tc>
+          <w:tcPr/>
+          <w:p>
+            <w:pPr>
+              <w:pStyle w:val="Compact"/>
+            </w:pPr>
+            <w:r>
+              <w:t xml:space="preserve">Bat</w:t>
+            </w:r>
+          </w:p>
+        </w:tc>
+        <w:tc>
+          <w:tcPr/>
+          <w:p>
+            <w:pPr>
+              <w:pStyle w:val="Compact"/>
+            </w:pPr>
+            <w:r>
+              <w:t xml:space="preserve">Chase 48 off 5.</w:t>
+            </w:r>
+            <w:r>
+              <w:t xml:space="preserve"> </w:t>
+            </w:r>
+            <w:r>
+              <w:rPr>
+                <w:i/>
+                <w:iCs/>
+              </w:rPr>
+              <w:t xml:space="preserve">Local kid.</w:t>
+            </w:r>
+          </w:p>
+        </w:tc>
+      </w:tr>
+      <w:tr>
+        <w:tc>
+          <w:tcPr/>
+          <w:p>
+            <w:pPr>
+              <w:pStyle w:val="Compact"/>
+            </w:pPr>
+            <w:r>
+              <w:t xml:space="preserve">41–45</w:t>
+            </w:r>
+          </w:p>
+        </w:tc>
+        <w:tc>
+          <w:tcPr/>
+          <w:p>
+            <w:pPr>
+              <w:pStyle w:val="Compact"/>
+            </w:pPr>
+            <w:r>
+              <w:t xml:space="preserve">Zone</w:t>
+            </w:r>
+          </w:p>
+        </w:tc>
+        <w:tc>
+          <w:tcPr/>
+          <w:p>
+            <w:pPr>
+              <w:pStyle w:val="Compact"/>
+            </w:pPr>
+            <w:r>
+              <w:t xml:space="preserve">mix</w:t>
+            </w:r>
+          </w:p>
+        </w:tc>
+        <w:tc>
+          <w:tcPr/>
+          <w:p>
+            <w:pPr>
+              <w:pStyle w:val="Compact"/>
+            </w:pPr>
+            <w:r>
+              <w:t xml:space="preserve">Homesick.</w:t>
+            </w:r>
+          </w:p>
+        </w:tc>
+      </w:tr>
+      <w:tr>
+        <w:tc>
+          <w:tcPr/>
+          <w:p>
+            <w:pPr>
+              <w:pStyle w:val="Compact"/>
+            </w:pPr>
+            <w:r>
+              <w:t xml:space="preserve">46</w:t>
+            </w:r>
+          </w:p>
+        </w:tc>
+        <w:tc>
+          <w:tcPr/>
+          <w:p>
+            <w:pPr>
+              <w:pStyle w:val="Compact"/>
+            </w:pPr>
+            <w:r>
+              <w:rPr>
+                <w:b/>
+                <w:bCs/>
+              </w:rPr>
+              <w:t xml:space="preserve">12th man / concussion sub</w:t>
+            </w:r>
+          </w:p>
+        </w:tc>
+        <w:tc>
+          <w:tcPr/>
+          <w:p>
+            <w:pPr>
+              <w:pStyle w:val="Compact"/>
+            </w:pPr>
+            <w:r>
+              <w:t xml:space="preserve">Bat</w:t>
+            </w:r>
+          </w:p>
+        </w:tc>
+        <w:tc>
+          <w:tcPr/>
+          <w:p>
+            <w:pPr>
+              <w:pStyle w:val="Compact"/>
+            </w:pPr>
+            <w:r>
+              <w:t xml:space="preserve">4-over cameo. Score Hero bench beat.</w:t>
+            </w:r>
+          </w:p>
+        </w:tc>
+      </w:tr>
+      <w:tr>
+        <w:tc>
+          <w:tcPr/>
+          <w:p>
+            <w:pPr>
+              <w:pStyle w:val="Compact"/>
+            </w:pPr>
+            <w:r>
+              <w:t xml:space="preserve">47–49</w:t>
+            </w:r>
+          </w:p>
+        </w:tc>
+        <w:tc>
+          <w:tcPr/>
+          <w:p>
+            <w:pPr>
+              <w:pStyle w:val="Compact"/>
+            </w:pPr>
+            <w:r>
+              <w:t xml:space="preserve">Earn the call</w:t>
+            </w:r>
+          </w:p>
+        </w:tc>
+        <w:tc>
+          <w:tcPr/>
+          <w:p>
+            <w:pPr>
+              <w:pStyle w:val="Compact"/>
+            </w:pPr>
+            <w:r>
+              <w:t xml:space="preserve">mix</w:t>
+            </w:r>
+          </w:p>
+        </w:tc>
+        <w:tc>
+          <w:tcPr/>
+          <w:p>
+            <w:pPr>
+              <w:pStyle w:val="Compact"/>
+            </w:pPr>
+          </w:p>
+        </w:tc>
+      </w:tr>
+      <w:tr>
+        <w:tc>
+          <w:tcPr/>
+          <w:p>
+            <w:pPr>
+              <w:pStyle w:val="Compact"/>
+            </w:pPr>
+            <w:r>
+              <w:rPr>
+                <w:b/>
+                <w:bCs/>
+              </w:rPr>
+              <w:t xml:space="preserve">50</w:t>
+            </w:r>
+          </w:p>
+        </w:tc>
+        <w:tc>
+          <w:tcPr/>
+          <w:p>
+            <w:pPr>
+              <w:pStyle w:val="Compact"/>
+            </w:pPr>
+            <w:r>
+              <w:rPr>
+                <w:b/>
+                <w:bCs/>
+              </w:rPr>
+              <w:t xml:space="preserve">State U-19 call-up</w:t>
+            </w:r>
+          </w:p>
+        </w:tc>
+        <w:tc>
+          <w:tcPr/>
+          <w:p>
+            <w:pPr>
+              <w:pStyle w:val="Compact"/>
+            </w:pPr>
+            <w:r>
+              <w:t xml:space="preserve">Bowl</w:t>
+            </w:r>
+          </w:p>
+        </w:tc>
+        <w:tc>
+          <w:tcPr/>
+          <w:p>
+            <w:pPr>
+              <w:pStyle w:val="Compact"/>
+            </w:pPr>
+            <w:r>
+              <w:t xml:space="preserve">Decorated junior. You barely belong.</w:t>
+            </w:r>
+          </w:p>
+        </w:tc>
+      </w:tr>
+      <w:tr>
+        <w:tc>
+          <w:tcPr/>
+          <w:p>
+            <w:pPr>
+              <w:pStyle w:val="Compact"/>
+            </w:pPr>
+            <w:r>
+              <w:t xml:space="preserve">51–57</w:t>
+            </w:r>
+          </w:p>
+        </w:tc>
+        <w:tc>
+          <w:tcPr/>
+          <w:p>
+            <w:pPr>
+              <w:pStyle w:val="Compact"/>
+            </w:pPr>
+            <w:r>
+              <w:t xml:space="preserve">U-19 star</w:t>
+            </w:r>
+          </w:p>
+        </w:tc>
+        <w:tc>
+          <w:tcPr/>
+          <w:p>
+            <w:pPr>
+              <w:pStyle w:val="Compact"/>
+            </w:pPr>
+            <w:r>
+              <w:t xml:space="preserve">mix</w:t>
+            </w:r>
+          </w:p>
+        </w:tc>
+        <w:tc>
+          <w:tcPr/>
+          <w:p>
+            <w:pPr>
+              <w:pStyle w:val="Compact"/>
+            </w:pPr>
+            <w:r>
+              <w:t xml:space="preserve">Shared rooms. Seniors sledge.</w:t>
+            </w:r>
+          </w:p>
+        </w:tc>
+      </w:tr>
+      <w:tr>
+        <w:tc>
+          <w:tcPr/>
+          <w:p>
+            <w:pPr>
+              <w:pStyle w:val="Compact"/>
+            </w:pPr>
+            <w:r>
+              <w:t xml:space="preserve">58</w:t>
+            </w:r>
+          </w:p>
+        </w:tc>
+        <w:tc>
+          <w:tcPr/>
+          <w:p>
+            <w:pPr>
+              <w:pStyle w:val="Compact"/>
+            </w:pPr>
+            <w:r>
+              <w:rPr>
+                <w:b/>
+                <w:bCs/>
+              </w:rPr>
+              <w:t xml:space="preserve">Snub preview</w:t>
+            </w:r>
+          </w:p>
+        </w:tc>
+        <w:tc>
+          <w:tcPr/>
+          <w:p>
+            <w:pPr>
+              <w:pStyle w:val="Compact"/>
+            </w:pPr>
+            <w:r>
+              <w:t xml:space="preserve">Bat</w:t>
+            </w:r>
+          </w:p>
+        </w:tc>
+        <w:tc>
+          <w:tcPr/>
+          <w:p>
+            <w:pPr>
+              <w:pStyle w:val="Compact"/>
+            </w:pPr>
+            <w:r>
+              <w:t xml:space="preserve">Left out for a “safer” batter. Impact: 12 off 8 or drinks.</w:t>
+            </w:r>
+          </w:p>
+        </w:tc>
+      </w:tr>
+      <w:tr>
+        <w:tc>
+          <w:tcPr/>
+          <w:p>
+            <w:pPr>
+              <w:pStyle w:val="Compact"/>
+            </w:pPr>
+            <w:r>
+              <w:t xml:space="preserve">59</w:t>
+            </w:r>
+          </w:p>
+        </w:tc>
+        <w:tc>
+          <w:tcPr/>
+          <w:p>
+            <w:pPr>
+              <w:pStyle w:val="Compact"/>
+            </w:pPr>
+            <w:r>
+              <w:t xml:space="preserve">Nets</w:t>
+            </w:r>
+          </w:p>
+        </w:tc>
+        <w:tc>
+          <w:tcPr/>
+          <w:p>
+            <w:pPr>
+              <w:pStyle w:val="Compact"/>
+            </w:pPr>
+            <w:r>
+              <w:t xml:space="preserve">—</w:t>
+            </w:r>
+          </w:p>
+        </w:tc>
+        <w:tc>
+          <w:tcPr/>
+          <w:p>
+            <w:pPr>
+              <w:pStyle w:val="Compact"/>
+            </w:pPr>
+            <w:r>
+              <w:t xml:space="preserve">Shop.</w:t>
+            </w:r>
+          </w:p>
+        </w:tc>
+      </w:tr>
+      <w:tr>
+        <w:tc>
+          <w:tcPr/>
+          <w:p>
+            <w:pPr>
+              <w:pStyle w:val="Compact"/>
+            </w:pPr>
+            <w:r>
+              <w:rPr>
+                <w:b/>
+                <w:bCs/>
+              </w:rPr>
+              <w:t xml:space="preserve">60</w:t>
+            </w:r>
+          </w:p>
+        </w:tc>
+        <w:tc>
+          <w:tcPr/>
+          <w:p>
+            <w:pPr>
+              <w:pStyle w:val="Compact"/>
+            </w:pPr>
+            <w:r>
+              <w:rPr>
+                <w:b/>
+                <w:bCs/>
+              </w:rPr>
+              <w:t xml:space="preserve">State senior contract</w:t>
+            </w:r>
+          </w:p>
+        </w:tc>
+        <w:tc>
+          <w:tcPr/>
+          <w:p>
+            <w:pPr>
+              <w:pStyle w:val="Compact"/>
+            </w:pPr>
+            <w:r>
+              <w:t xml:space="preserve">Bat</w:t>
+            </w:r>
+          </w:p>
+        </w:tc>
+        <w:tc>
+          <w:tcPr/>
+          <w:p>
+            <w:pPr>
+              <w:pStyle w:val="Compact"/>
+            </w:pPr>
+            <w:r>
+              <w:t xml:space="preserve">16 off 6. Paper:</w:t>
+            </w:r>
+            <w:r>
+              <w:t xml:space="preserve"> </w:t>
+            </w:r>
+            <w:r>
+              <w:rPr>
+                <w:i/>
+                <w:iCs/>
+              </w:rPr>
+              <w:t xml:space="preserve">Contracted.</w:t>
+            </w:r>
+            <w:r>
+              <w:t xml:space="preserve"> </w:t>
+            </w:r>
+            <w:r>
+              <w:t xml:space="preserve">Stall starts tomorrow.</w:t>
+            </w:r>
+          </w:p>
+        </w:tc>
+      </w:tr>
+      <w:tr>
+        <w:tc>
+          <w:tcPr/>
+          <w:p>
+            <w:pPr>
+              <w:pStyle w:val="Compact"/>
+            </w:pPr>
+            <w:r>
+              <w:t xml:space="preserve">61–63</w:t>
+            </w:r>
+          </w:p>
+        </w:tc>
+        <w:tc>
+          <w:tcPr/>
+          <w:p>
+            <w:pPr>
+              <w:pStyle w:val="Compact"/>
+            </w:pPr>
+            <w:r>
+              <w:rPr>
+                <w:b/>
+                <w:bCs/>
+              </w:rPr>
+              <w:t xml:space="preserve">You don’t play</w:t>
+            </w:r>
+          </w:p>
+        </w:tc>
+        <w:tc>
+          <w:tcPr/>
+          <w:p>
+            <w:pPr>
+              <w:pStyle w:val="Compact"/>
+            </w:pPr>
+            <w:r>
+              <w:t xml:space="preserve">mix</w:t>
+            </w:r>
+          </w:p>
+        </w:tc>
+        <w:tc>
+          <w:tcPr/>
+          <w:p>
+            <w:pPr>
+              <w:pStyle w:val="Compact"/>
+            </w:pPr>
+            <w:r>
+              <w:t xml:space="preserve">Training. The Veteran’s name on the sheet.</w:t>
+            </w:r>
+          </w:p>
+        </w:tc>
+      </w:tr>
+      <w:tr>
+        <w:tc>
+          <w:tcPr/>
+          <w:p>
+            <w:pPr>
+              <w:pStyle w:val="Compact"/>
+            </w:pPr>
+            <w:r>
+              <w:t xml:space="preserve">64</w:t>
+            </w:r>
+          </w:p>
+        </w:tc>
+        <w:tc>
+          <w:tcPr/>
+          <w:p>
+            <w:pPr>
+              <w:pStyle w:val="Compact"/>
+            </w:pPr>
+            <w:r>
+              <w:t xml:space="preserve">The Veteran</w:t>
+            </w:r>
+          </w:p>
+        </w:tc>
+        <w:tc>
+          <w:tcPr/>
+          <w:p>
+            <w:pPr>
+              <w:pStyle w:val="Compact"/>
+            </w:pPr>
+            <w:r>
+              <w:t xml:space="preserve">Bat</w:t>
+            </w:r>
+          </w:p>
+        </w:tc>
+        <w:tc>
+          <w:tcPr/>
+          <w:p>
+            <w:pPr>
+              <w:pStyle w:val="Compact"/>
+            </w:pPr>
+            <w:r>
+              <w:t xml:space="preserve">He will not rotate. Star-3 = steal strike.</w:t>
+            </w:r>
+          </w:p>
+        </w:tc>
+      </w:tr>
+      <w:tr>
+        <w:tc>
+          <w:tcPr/>
+          <w:p>
+            <w:pPr>
+              <w:pStyle w:val="Compact"/>
+            </w:pPr>
+            <w:r>
+              <w:t xml:space="preserve">65–67</w:t>
+            </w:r>
+          </w:p>
+        </w:tc>
+        <w:tc>
+          <w:tcPr/>
+          <w:p>
+            <w:pPr>
+              <w:pStyle w:val="Compact"/>
+            </w:pPr>
+            <w:r>
+              <w:t xml:space="preserve">Death bowling, no batting</w:t>
+            </w:r>
+          </w:p>
+        </w:tc>
+        <w:tc>
+          <w:tcPr/>
+          <w:p>
+            <w:pPr>
+              <w:pStyle w:val="Compact"/>
+            </w:pPr>
+            <w:r>
+              <w:t xml:space="preserve">Bowl</w:t>
+            </w:r>
+          </w:p>
+        </w:tc>
+        <w:tc>
+          <w:tcPr/>
+          <w:p>
+            <w:pPr>
+              <w:pStyle w:val="Compact"/>
+            </w:pPr>
+            <w:r>
+              <w:t xml:space="preserve">They use you as a bowler because they won’t bat you.</w:t>
+            </w:r>
+          </w:p>
+        </w:tc>
+      </w:tr>
+      <w:tr>
+        <w:tc>
+          <w:tcPr/>
+          <w:p>
+            <w:pPr>
+              <w:pStyle w:val="Compact"/>
+            </w:pPr>
+            <w:r>
+              <w:t xml:space="preserve">68</w:t>
+            </w:r>
+          </w:p>
+        </w:tc>
+        <w:tc>
+          <w:tcPr/>
+          <w:p>
+            <w:pPr>
+              <w:pStyle w:val="Compact"/>
+            </w:pPr>
+            <w:r>
+              <w:rPr>
+                <w:b/>
+                <w:bCs/>
+              </w:rPr>
+              <w:t xml:space="preserve">“Give us a special innings”</w:t>
+            </w:r>
+          </w:p>
+        </w:tc>
+        <w:tc>
+          <w:tcPr/>
+          <w:p>
+            <w:pPr>
+              <w:pStyle w:val="Compact"/>
+            </w:pPr>
+            <w:r>
+              <w:t xml:space="preserve">Bat</w:t>
+            </w:r>
+          </w:p>
+        </w:tc>
+        <w:tc>
+          <w:tcPr/>
+          <w:p>
+            <w:pPr>
+              <w:pStyle w:val="Compact"/>
+            </w:pPr>
+            <w:r>
+              <w:t xml:space="preserve">Selectors in the stand. See off the new ball.</w:t>
+            </w:r>
+          </w:p>
+        </w:tc>
+      </w:tr>
+      <w:tr>
+        <w:tc>
+          <w:tcPr/>
+          <w:p>
+            <w:pPr>
+              <w:pStyle w:val="Compact"/>
+            </w:pPr>
+            <w:r>
+              <w:t xml:space="preserve">69</w:t>
+            </w:r>
+          </w:p>
+        </w:tc>
+        <w:tc>
+          <w:tcPr/>
+          <w:p>
+            <w:pPr>
+              <w:pStyle w:val="Compact"/>
+            </w:pPr>
+            <w:r>
+              <w:rPr>
+                <w:b/>
+                <w:bCs/>
+              </w:rPr>
+              <w:t xml:space="preserve">The knock</w:t>
+            </w:r>
+          </w:p>
+        </w:tc>
+        <w:tc>
+          <w:tcPr/>
+          <w:p>
+            <w:pPr>
+              <w:pStyle w:val="Compact"/>
+            </w:pPr>
+            <w:r>
+              <w:t xml:space="preserve">Bat</w:t>
+            </w:r>
+          </w:p>
+        </w:tc>
+        <w:tc>
+          <w:tcPr/>
+          <w:p>
+            <w:pPr>
+              <w:pStyle w:val="Compact"/>
+            </w:pPr>
+            <w:r>
+              <w:t xml:space="preserve">Night. 24 off 8. The only reason 70 exists.</w:t>
+            </w:r>
+          </w:p>
+        </w:tc>
+      </w:tr>
+      <w:tr>
+        <w:tc>
+          <w:tcPr/>
+          <w:p>
+            <w:pPr>
+              <w:pStyle w:val="Compact"/>
+            </w:pPr>
+            <w:r>
+              <w:rPr>
+                <w:b/>
+                <w:bCs/>
+              </w:rPr>
+              <w:t xml:space="preserve">70</w:t>
+            </w:r>
+          </w:p>
+        </w:tc>
+        <w:tc>
+          <w:tcPr/>
+          <w:p>
+            <w:pPr>
+              <w:pStyle w:val="Compact"/>
+            </w:pPr>
+            <w:r>
+              <w:rPr>
+                <w:b/>
+                <w:bCs/>
+              </w:rPr>
+              <w:t xml:space="preserve">Domestic T20 draft audition</w:t>
+            </w:r>
+          </w:p>
+        </w:tc>
+        <w:tc>
+          <w:tcPr/>
+          <w:p>
+            <w:pPr>
+              <w:pStyle w:val="Compact"/>
+            </w:pPr>
+            <w:r>
+              <w:t xml:space="preserve">Both</w:t>
+            </w:r>
+          </w:p>
+        </w:tc>
+        <w:tc>
+          <w:tcPr/>
+          <w:p>
+            <w:pPr>
+              <w:pStyle w:val="Compact"/>
+            </w:pPr>
+            <w:r>
+              <w:t xml:space="preserve">2-over bowl + 10-ball bat.</w:t>
+            </w:r>
+            <w:r>
+              <w:t xml:space="preserve"> </w:t>
+            </w:r>
+            <w:r>
+              <w:rPr>
+                <w:i/>
+                <w:iCs/>
+              </w:rPr>
+              <w:t xml:space="preserve">Considered</w:t>
+            </w:r>
+            <w:r>
+              <w:t xml:space="preserve">, not chosen.</w:t>
+            </w:r>
+          </w:p>
+        </w:tc>
+      </w:tr>
+      <w:tr>
+        <w:tc>
+          <w:tcPr/>
+          <w:p>
+            <w:pPr>
+              <w:pStyle w:val="Compact"/>
+            </w:pPr>
+            <w:r>
+              <w:t xml:space="preserve">71–75</w:t>
+            </w:r>
+          </w:p>
+        </w:tc>
+        <w:tc>
+          <w:tcPr/>
+          <w:p>
+            <w:pPr>
+              <w:pStyle w:val="Compact"/>
+            </w:pPr>
+            <w:r>
+              <w:t xml:space="preserve">Domestic fire</w:t>
+            </w:r>
+          </w:p>
+        </w:tc>
+        <w:tc>
+          <w:tcPr/>
+          <w:p>
+            <w:pPr>
+              <w:pStyle w:val="Compact"/>
+            </w:pPr>
+            <w:r>
+              <w:t xml:space="preserve">mix</w:t>
+            </w:r>
+          </w:p>
+        </w:tc>
+        <w:tc>
+          <w:tcPr/>
+          <w:p>
+            <w:pPr>
+              <w:pStyle w:val="Compact"/>
+            </w:pPr>
+            <w:r>
+              <w:t xml:space="preserve">Floodlights, death overs. You look like the real thing.</w:t>
+            </w:r>
+          </w:p>
+        </w:tc>
+      </w:tr>
+      <w:tr>
+        <w:tc>
+          <w:tcPr/>
+          <w:p>
+            <w:pPr>
+              <w:pStyle w:val="Compact"/>
+            </w:pPr>
+            <w:r>
+              <w:t xml:space="preserve">76</w:t>
+            </w:r>
+          </w:p>
+        </w:tc>
+        <w:tc>
+          <w:tcPr/>
+          <w:p>
+            <w:pPr>
+              <w:pStyle w:val="Compact"/>
+            </w:pPr>
+            <w:r>
+              <w:rPr>
+                <w:b/>
+                <w:bCs/>
+              </w:rPr>
+              <w:t xml:space="preserve">Dropped</w:t>
+            </w:r>
+          </w:p>
+        </w:tc>
+        <w:tc>
+          <w:tcPr/>
+          <w:p>
+            <w:pPr>
+              <w:pStyle w:val="Compact"/>
+            </w:pPr>
+            <w:r>
+              <w:t xml:space="preserve">—</w:t>
+            </w:r>
+          </w:p>
+        </w:tc>
+        <w:tc>
+          <w:tcPr/>
+          <w:p>
+            <w:pPr>
+              <w:pStyle w:val="Compact"/>
+            </w:pPr>
+            <w:r>
+              <w:t xml:space="preserve">Text: franchise picked a “name.” Raju on the poster.</w:t>
+            </w:r>
+          </w:p>
+        </w:tc>
+      </w:tr>
+      <w:tr>
+        <w:tc>
+          <w:tcPr/>
+          <w:p>
+            <w:pPr>
+              <w:pStyle w:val="Compact"/>
+            </w:pPr>
+            <w:r>
+              <w:t xml:space="preserve">77–79</w:t>
+            </w:r>
+          </w:p>
+        </w:tc>
+        <w:tc>
+          <w:tcPr/>
+          <w:p>
+            <w:pPr>
+              <w:pStyle w:val="Compact"/>
+            </w:pPr>
+            <w:r>
+              <w:t xml:space="preserve">Fan demand / exile</w:t>
+            </w:r>
+          </w:p>
+        </w:tc>
+        <w:tc>
+          <w:tcPr/>
+          <w:p>
+            <w:pPr>
+              <w:pStyle w:val="Compact"/>
+            </w:pPr>
+            <w:r>
+              <w:t xml:space="preserve">mix</w:t>
+            </w:r>
+          </w:p>
+        </w:tc>
+        <w:tc>
+          <w:tcPr/>
+          <w:p>
+            <w:pPr>
+              <w:pStyle w:val="Compact"/>
+            </w:pPr>
+            <w:r>
+              <w:t xml:space="preserve">Headline:</w:t>
+            </w:r>
+            <w:r>
+              <w:t xml:space="preserve"> </w:t>
+            </w:r>
+            <w:r>
+              <w:rPr>
+                <w:i/>
+                <w:iCs/>
+              </w:rPr>
+              <w:t xml:space="preserve">Bring him back.</w:t>
+            </w:r>
+            <w:r>
+              <w:t xml:space="preserve"> </w:t>
+            </w:r>
+            <w:r>
+              <w:t xml:space="preserve">78 packed home ground.</w:t>
+            </w:r>
+          </w:p>
+        </w:tc>
+      </w:tr>
+      <w:tr>
+        <w:tc>
+          <w:tcPr/>
+          <w:p>
+            <w:pPr>
+              <w:pStyle w:val="Compact"/>
+            </w:pPr>
+            <w:r>
+              <w:rPr>
+                <w:b/>
+                <w:bCs/>
+              </w:rPr>
+              <w:t xml:space="preserve">80</w:t>
+            </w:r>
+          </w:p>
+        </w:tc>
+        <w:tc>
+          <w:tcPr/>
+          <w:p>
+            <w:pPr>
+              <w:pStyle w:val="Compact"/>
+            </w:pPr>
+            <w:r>
+              <w:rPr>
+                <w:b/>
+                <w:bCs/>
+              </w:rPr>
+              <w:t xml:space="preserve">Recall → national camp</w:t>
+            </w:r>
+          </w:p>
+        </w:tc>
+        <w:tc>
+          <w:tcPr/>
+          <w:p>
+            <w:pPr>
+              <w:pStyle w:val="Compact"/>
+            </w:pPr>
+            <w:r>
+              <w:t xml:space="preserve">Bowl</w:t>
+            </w:r>
+          </w:p>
+        </w:tc>
+        <w:tc>
+          <w:tcPr/>
+          <w:p>
+            <w:pPr>
+              <w:pStyle w:val="Compact"/>
+            </w:pPr>
+            <w:r>
+              <w:t xml:space="preserve">12-ball death. In the room. Not in the 15.</w:t>
+            </w:r>
+          </w:p>
+        </w:tc>
+      </w:tr>
+      <w:tr>
+        <w:tc>
+          <w:tcPr/>
+          <w:p>
+            <w:pPr>
+              <w:pStyle w:val="Compact"/>
+            </w:pPr>
+            <w:r>
+              <w:t xml:space="preserve">81–85</w:t>
+            </w:r>
+          </w:p>
+        </w:tc>
+        <w:tc>
+          <w:tcPr/>
+          <w:p>
+            <w:pPr>
+              <w:pStyle w:val="Compact"/>
+            </w:pPr>
+            <w:r>
+              <w:t xml:space="preserve">Camp monster</w:t>
+            </w:r>
+          </w:p>
+        </w:tc>
+        <w:tc>
+          <w:tcPr/>
+          <w:p>
+            <w:pPr>
+              <w:pStyle w:val="Compact"/>
+            </w:pPr>
+            <w:r>
+              <w:t xml:space="preserve">mix</w:t>
+            </w:r>
+          </w:p>
+        </w:tc>
+        <w:tc>
+          <w:tcPr/>
+          <w:p>
+            <w:pPr>
+              <w:pStyle w:val="Compact"/>
+            </w:pPr>
+            <w:r>
+              <w:t xml:space="preserve">Best net numbers. Kulkarni: “They know. They won’t pick you.”</w:t>
+            </w:r>
+          </w:p>
+        </w:tc>
+      </w:tr>
+      <w:tr>
+        <w:tc>
+          <w:tcPr/>
+          <w:p>
+            <w:pPr>
+              <w:pStyle w:val="Compact"/>
+            </w:pPr>
+            <w:r>
+              <w:t xml:space="preserve">86</w:t>
+            </w:r>
+          </w:p>
+        </w:tc>
+        <w:tc>
+          <w:tcPr/>
+          <w:p>
+            <w:pPr>
+              <w:pStyle w:val="Compact"/>
+            </w:pPr>
+            <w:r>
+              <w:rPr>
+                <w:b/>
+                <w:bCs/>
+              </w:rPr>
+              <w:t xml:space="preserve">Not in the 15</w:t>
+            </w:r>
+          </w:p>
+        </w:tc>
+        <w:tc>
+          <w:tcPr/>
+          <w:p>
+            <w:pPr>
+              <w:pStyle w:val="Compact"/>
+            </w:pPr>
+            <w:r>
+              <w:t xml:space="preserve">—</w:t>
+            </w:r>
+          </w:p>
+        </w:tc>
+        <w:tc>
+          <w:tcPr/>
+          <w:p>
+            <w:pPr>
+              <w:pStyle w:val="Compact"/>
+            </w:pPr>
+            <w:r>
+              <w:t xml:space="preserve">Squad photo without you.</w:t>
+            </w:r>
+          </w:p>
+        </w:tc>
+      </w:tr>
+      <w:tr>
+        <w:tc>
+          <w:tcPr/>
+          <w:p>
+            <w:pPr>
+              <w:pStyle w:val="Compact"/>
+            </w:pPr>
+            <w:r>
+              <w:t xml:space="preserve">87–88</w:t>
+            </w:r>
+          </w:p>
+        </w:tc>
+        <w:tc>
+          <w:tcPr/>
+          <w:p>
+            <w:pPr>
+              <w:pStyle w:val="Compact"/>
+            </w:pPr>
+            <w:r>
+              <w:t xml:space="preserve">A-team while the nation gets hammered</w:t>
+            </w:r>
+          </w:p>
+        </w:tc>
+        <w:tc>
+          <w:tcPr/>
+          <w:p>
+            <w:pPr>
+              <w:pStyle w:val="Compact"/>
+            </w:pPr>
+            <w:r>
+              <w:t xml:space="preserve">mix</w:t>
+            </w:r>
+          </w:p>
+        </w:tc>
+        <w:tc>
+          <w:tcPr/>
+          <w:p>
+            <w:pPr>
+              <w:pStyle w:val="Compact"/>
+            </w:pPr>
+            <w:r>
+              <w:t xml:space="preserve">Bus TV. Spite. Star-3 = play angry.</w:t>
+            </w:r>
+          </w:p>
+        </w:tc>
+      </w:tr>
+      <w:tr>
+        <w:tc>
+          <w:tcPr/>
+          <w:p>
+            <w:pPr>
+              <w:pStyle w:val="Compact"/>
+            </w:pPr>
+            <w:r>
+              <w:t xml:space="preserve">89</w:t>
+            </w:r>
+          </w:p>
+        </w:tc>
+        <w:tc>
+          <w:tcPr/>
+          <w:p>
+            <w:pPr>
+              <w:pStyle w:val="Compact"/>
+            </w:pPr>
+            <w:r>
+              <w:rPr>
+                <w:b/>
+                <w:bCs/>
+              </w:rPr>
+              <w:t xml:space="preserve">The injury</w:t>
+            </w:r>
+          </w:p>
+        </w:tc>
+        <w:tc>
+          <w:tcPr/>
+          <w:p>
+            <w:pPr>
+              <w:pStyle w:val="Compact"/>
+            </w:pPr>
+            <w:r>
+              <w:t xml:space="preserve">—</w:t>
+            </w:r>
+          </w:p>
+        </w:tc>
+        <w:tc>
+          <w:tcPr/>
+          <w:p>
+            <w:pPr>
+              <w:pStyle w:val="Compact"/>
+            </w:pPr>
+            <w:r>
+              <w:t xml:space="preserve">Opener flown home. SMS at 2am.</w:t>
+            </w:r>
+          </w:p>
+        </w:tc>
+      </w:tr>
+      <w:tr>
+        <w:tc>
+          <w:tcPr/>
+          <w:p>
+            <w:pPr>
+              <w:pStyle w:val="Compact"/>
+            </w:pPr>
+            <w:r>
+              <w:rPr>
+                <w:b/>
+                <w:bCs/>
+              </w:rPr>
+              <w:t xml:space="preserve">90</w:t>
+            </w:r>
+          </w:p>
+        </w:tc>
+        <w:tc>
+          <w:tcPr/>
+          <w:p>
+            <w:pPr>
+              <w:pStyle w:val="Compact"/>
+            </w:pPr>
+            <w:r>
+              <w:rPr>
+                <w:b/>
+                <w:bCs/>
+              </w:rPr>
+              <w:t xml:space="preserve">First cap (injury replacement)</w:t>
+            </w:r>
+          </w:p>
+        </w:tc>
+        <w:tc>
+          <w:tcPr/>
+          <w:p>
+            <w:pPr>
+              <w:pStyle w:val="Compact"/>
+            </w:pPr>
+            <w:r>
+              <w:t xml:space="preserve">Bat</w:t>
+            </w:r>
+          </w:p>
+        </w:tc>
+        <w:tc>
+          <w:tcPr/>
+          <w:p>
+            <w:pPr>
+              <w:pStyle w:val="Compact"/>
+            </w:pPr>
+            <w:r>
+              <w:t xml:space="preserve">Not a hundred.</w:t>
+            </w:r>
+            <w:r>
+              <w:t xml:space="preserve"> </w:t>
+            </w:r>
+            <w:r>
+              <w:rPr>
+                <w:b/>
+                <w:bCs/>
+              </w:rPr>
+              <w:t xml:space="preserve">8 balls, don’t duck.</w:t>
+            </w:r>
+            <w:r>
+              <w:t xml:space="preserve"> </w:t>
+            </w:r>
+            <w:r>
+              <w:t xml:space="preserve">The country is a curse card.</w:t>
+            </w:r>
+          </w:p>
+        </w:tc>
+      </w:tr>
+      <w:tr>
+        <w:tc>
+          <w:tcPr/>
+          <w:p>
+            <w:pPr>
+              <w:pStyle w:val="Compact"/>
+            </w:pPr>
+            <w:r>
+              <w:t xml:space="preserve">91–96</w:t>
+            </w:r>
+          </w:p>
+        </w:tc>
+        <w:tc>
+          <w:tcPr/>
+          <w:p>
+            <w:pPr>
+              <w:pStyle w:val="Compact"/>
+            </w:pPr>
+            <w:r>
+              <w:t xml:space="preserve">Prove you belong</w:t>
+            </w:r>
+          </w:p>
+        </w:tc>
+        <w:tc>
+          <w:tcPr/>
+          <w:p>
+            <w:pPr>
+              <w:pStyle w:val="Compact"/>
+            </w:pPr>
+            <w:r>
+              <w:t xml:space="preserve">mix</w:t>
+            </w:r>
+          </w:p>
+        </w:tc>
+        <w:tc>
+          <w:tcPr/>
+          <w:p>
+            <w:pPr>
+              <w:pStyle w:val="Compact"/>
+            </w:pPr>
+            <w:r>
+              <w:t xml:space="preserve">Neutral venues, DRS. 93 is a public duck — retry = next innings of the series.</w:t>
+            </w:r>
+          </w:p>
+        </w:tc>
+      </w:tr>
+      <w:tr>
+        <w:tc>
+          <w:tcPr/>
+          <w:p>
+            <w:pPr>
+              <w:pStyle w:val="Compact"/>
+            </w:pPr>
+            <w:r>
+              <w:t xml:space="preserve">97–99</w:t>
+            </w:r>
+          </w:p>
+        </w:tc>
+        <w:tc>
+          <w:tcPr/>
+          <w:p>
+            <w:pPr>
+              <w:pStyle w:val="Compact"/>
+            </w:pPr>
+            <w:r>
+              <w:t xml:space="preserve">Locked in</w:t>
+            </w:r>
+          </w:p>
+        </w:tc>
+        <w:tc>
+          <w:tcPr/>
+          <w:p>
+            <w:pPr>
+              <w:pStyle w:val="Compact"/>
+            </w:pPr>
+            <w:r>
+              <w:t xml:space="preserve">mix</w:t>
+            </w:r>
+          </w:p>
+        </w:tc>
+        <w:tc>
+          <w:tcPr/>
+          <w:p>
+            <w:pPr>
+              <w:pStyle w:val="Compact"/>
+            </w:pPr>
+            <w:r>
+              <w:t xml:space="preserve">You are a player now.</w:t>
+            </w:r>
+          </w:p>
+        </w:tc>
+      </w:tr>
+      <w:tr>
+        <w:tc>
+          <w:tcPr/>
+          <w:p>
+            <w:pPr>
+              <w:pStyle w:val="Compact"/>
+            </w:pPr>
+            <w:r>
+              <w:rPr>
+                <w:b/>
+                <w:bCs/>
+              </w:rPr>
+              <w:t xml:space="preserve">100</w:t>
+            </w:r>
+          </w:p>
+        </w:tc>
+        <w:tc>
+          <w:tcPr/>
+          <w:p>
+            <w:pPr>
+              <w:pStyle w:val="Compact"/>
+            </w:pPr>
+            <w:r>
+              <w:rPr>
+                <w:b/>
+                <w:bCs/>
+              </w:rPr>
+              <w:t xml:space="preserve">WC1 qualification</w:t>
+            </w:r>
+          </w:p>
+        </w:tc>
+        <w:tc>
+          <w:tcPr/>
+          <w:p>
+            <w:pPr>
+              <w:pStyle w:val="Compact"/>
+            </w:pPr>
+            <w:r>
+              <w:t xml:space="preserve">Bat</w:t>
+            </w:r>
+          </w:p>
+        </w:tc>
+        <w:tc>
+          <w:tcPr/>
+          <w:p>
+            <w:pPr>
+              <w:pStyle w:val="Compact"/>
+            </w:pPr>
+            <w:r>
+              <w:t xml:space="preserve">Must-win. Star-3 = POTM relic.</w:t>
+            </w:r>
+          </w:p>
+        </w:tc>
+      </w:tr>
+      <w:tr>
+        <w:tc>
+          <w:tcPr/>
+          <w:p>
+            <w:pPr>
+              <w:pStyle w:val="Compact"/>
+            </w:pPr>
+            <w:r>
+              <w:t xml:space="preserve">101–107</w:t>
+            </w:r>
+          </w:p>
+        </w:tc>
+        <w:tc>
+          <w:tcPr/>
+          <w:p>
+            <w:pPr>
+              <w:pStyle w:val="Compact"/>
+            </w:pPr>
+            <w:r>
+              <w:rPr>
+                <w:b/>
+                <w:bCs/>
+              </w:rPr>
+              <w:t xml:space="preserve">World Cup 1</w:t>
+            </w:r>
+          </w:p>
+        </w:tc>
+        <w:tc>
+          <w:tcPr/>
+          <w:p>
+            <w:pPr>
+              <w:pStyle w:val="Compact"/>
+            </w:pPr>
+            <w:r>
+              <w:t xml:space="preserve">mix</w:t>
+            </w:r>
+          </w:p>
+        </w:tc>
+        <w:tc>
+          <w:tcPr/>
+          <w:p>
+            <w:pPr>
+              <w:pStyle w:val="Compact"/>
+            </w:pPr>
+            <w:r>
+              <w:t xml:space="preserve">Group, Super-8, QF. You are good. Too good.</w:t>
+            </w:r>
+          </w:p>
+        </w:tc>
+      </w:tr>
+      <w:tr>
+        <w:tc>
+          <w:tcPr/>
+          <w:p>
+            <w:pPr>
+              <w:pStyle w:val="Compact"/>
+            </w:pPr>
+            <w:r>
+              <w:t xml:space="preserve">108–</w:t>
+            </w:r>
+            <w:r>
+              <w:rPr>
+                <w:b/>
+                <w:bCs/>
+              </w:rPr>
+              <w:t xml:space="preserve">110</w:t>
+            </w:r>
+          </w:p>
+        </w:tc>
+        <w:tc>
+          <w:tcPr/>
+          <w:p>
+            <w:pPr>
+              <w:pStyle w:val="Compact"/>
+            </w:pPr>
+            <w:r>
+              <w:rPr>
+                <w:b/>
+                <w:bCs/>
+              </w:rPr>
+              <w:t xml:space="preserve">Semi-final choke</w:t>
+            </w:r>
+          </w:p>
+        </w:tc>
+        <w:tc>
+          <w:tcPr/>
+          <w:p>
+            <w:pPr>
+              <w:pStyle w:val="Compact"/>
+            </w:pPr>
+            <w:r>
+              <w:t xml:space="preserve">Bat</w:t>
+            </w:r>
+          </w:p>
+        </w:tc>
+        <w:tc>
+          <w:tcPr/>
+          <w:p>
+            <w:pPr>
+              <w:pStyle w:val="Compact"/>
+            </w:pPr>
+            <w:r>
+              <w:t xml:space="preserve">Last over. You hole out. Scapegoat.</w:t>
+            </w:r>
+            <w:r>
+              <w:t xml:space="preserve"> </w:t>
+            </w:r>
+            <w:r>
+              <w:rPr>
+                <w:b/>
+                <w:bCs/>
+              </w:rPr>
+              <w:t xml:space="preserve">Dropped.</w:t>
+            </w:r>
+            <w:r>
+              <w:t xml:space="preserve"> </w:t>
+            </w:r>
+            <w:r>
+              <w:t xml:space="preserve">Raju stays.</w:t>
+            </w:r>
+          </w:p>
+        </w:tc>
+      </w:tr>
+      <w:tr>
+        <w:tc>
+          <w:tcPr/>
+          <w:p>
+            <w:pPr>
+              <w:pStyle w:val="Compact"/>
+            </w:pPr>
+            <w:r>
+              <w:t xml:space="preserve">111–113</w:t>
+            </w:r>
+          </w:p>
+        </w:tc>
+        <w:tc>
+          <w:tcPr/>
+          <w:p>
+            <w:pPr>
+              <w:pStyle w:val="Compact"/>
+            </w:pPr>
+            <w:r>
+              <w:t xml:space="preserve">Wilderness</w:t>
+            </w:r>
+          </w:p>
+        </w:tc>
+        <w:tc>
+          <w:tcPr/>
+          <w:p>
+            <w:pPr>
+              <w:pStyle w:val="Compact"/>
+            </w:pPr>
+            <w:r>
+              <w:t xml:space="preserve">mix</w:t>
+            </w:r>
+          </w:p>
+        </w:tc>
+        <w:tc>
+          <w:tcPr/>
+          <w:p>
+            <w:pPr>
+              <w:pStyle w:val="Compact"/>
+            </w:pPr>
+            <w:r>
+              <w:t xml:space="preserve">Domestic. Empty stands.</w:t>
+            </w:r>
+          </w:p>
+        </w:tc>
+      </w:tr>
+      <w:tr>
+        <w:tc>
+          <w:tcPr/>
+          <w:p>
+            <w:pPr>
+              <w:pStyle w:val="Compact"/>
+            </w:pPr>
+            <w:r>
+              <w:t xml:space="preserve">114</w:t>
+            </w:r>
+          </w:p>
+        </w:tc>
+        <w:tc>
+          <w:tcPr/>
+          <w:p>
+            <w:pPr>
+              <w:pStyle w:val="Compact"/>
+            </w:pPr>
+            <w:r>
+              <w:rPr>
+                <w:b/>
+                <w:bCs/>
+              </w:rPr>
+              <w:t xml:space="preserve">One more special innings</w:t>
+            </w:r>
+          </w:p>
+        </w:tc>
+        <w:tc>
+          <w:tcPr/>
+          <w:p>
+            <w:pPr>
+              <w:pStyle w:val="Compact"/>
+            </w:pPr>
+            <w:r>
+              <w:t xml:space="preserve">Bat</w:t>
+            </w:r>
+          </w:p>
+        </w:tc>
+        <w:tc>
+          <w:tcPr/>
+          <w:p>
+            <w:pPr>
+              <w:pStyle w:val="Compact"/>
+            </w:pPr>
+            <w:r>
+              <w:t xml:space="preserve">For selectors who “aren’t watching.” 20 off 6, two wickets in hand.</w:t>
+            </w:r>
+          </w:p>
+        </w:tc>
+      </w:tr>
+      <w:tr>
+        <w:tc>
+          <w:tcPr/>
+          <w:p>
+            <w:pPr>
+              <w:pStyle w:val="Compact"/>
+            </w:pPr>
+            <w:r>
+              <w:rPr>
+                <w:b/>
+                <w:bCs/>
+              </w:rPr>
+              <w:t xml:space="preserve">115</w:t>
+            </w:r>
+          </w:p>
+        </w:tc>
+        <w:tc>
+          <w:tcPr/>
+          <w:p>
+            <w:pPr>
+              <w:pStyle w:val="Compact"/>
+            </w:pPr>
+            <w:r>
+              <w:rPr>
+                <w:b/>
+                <w:bCs/>
+              </w:rPr>
+              <w:t xml:space="preserve">Last World Cup — recalled</w:t>
+            </w:r>
+          </w:p>
+        </w:tc>
+        <w:tc>
+          <w:tcPr/>
+          <w:p>
+            <w:pPr>
+              <w:pStyle w:val="Compact"/>
+            </w:pPr>
+            <w:r>
+              <w:t xml:space="preserve">Bowl</w:t>
+            </w:r>
+          </w:p>
+        </w:tc>
+        <w:tc>
+          <w:tcPr/>
+          <w:p>
+            <w:pPr>
+              <w:pStyle w:val="Compact"/>
+            </w:pPr>
+            <w:r>
+              <w:t xml:space="preserve">Injury replacement</w:t>
+            </w:r>
+            <w:r>
+              <w:t xml:space="preserve"> </w:t>
+            </w:r>
+            <w:r>
+              <w:rPr>
+                <w:i/>
+                <w:iCs/>
+              </w:rPr>
+              <w:t xml:space="preserve">again</w:t>
+            </w:r>
+            <w:r>
+              <w:t xml:space="preserve">, or fans + form. Older kit. Same 5–7 min.</w:t>
+            </w:r>
+          </w:p>
+        </w:tc>
+      </w:tr>
+      <w:tr>
+        <w:tc>
+          <w:tcPr/>
+          <w:p>
+            <w:pPr>
+              <w:pStyle w:val="Compact"/>
+            </w:pPr>
+            <w:r>
+              <w:t xml:space="preserve">116–119</w:t>
+            </w:r>
+          </w:p>
+        </w:tc>
+        <w:tc>
+          <w:tcPr/>
+          <w:p>
+            <w:pPr>
+              <w:pStyle w:val="Compact"/>
+            </w:pPr>
+            <w:r>
+              <w:t xml:space="preserve">WC2 knockouts</w:t>
+            </w:r>
+          </w:p>
+        </w:tc>
+        <w:tc>
+          <w:tcPr/>
+          <w:p>
+            <w:pPr>
+              <w:pStyle w:val="Compact"/>
+            </w:pPr>
+            <w:r>
+              <w:t xml:space="preserve">mix</w:t>
+            </w:r>
+          </w:p>
+        </w:tc>
+        <w:tc>
+          <w:tcPr/>
+          <w:p>
+            <w:pPr>
+              <w:pStyle w:val="Compact"/>
+            </w:pPr>
+            <w:r>
+              <w:t xml:space="preserve">The Old Enemy. Crowd with you. 118: dropped catch, −1 wicket, still win.</w:t>
+            </w:r>
+          </w:p>
+        </w:tc>
+      </w:tr>
+      <w:tr>
+        <w:tc>
+          <w:tcPr/>
+          <w:p>
+            <w:pPr>
+              <w:pStyle w:val="Compact"/>
+            </w:pPr>
+            <w:r>
+              <w:rPr>
+                <w:b/>
+                <w:bCs/>
+              </w:rPr>
+              <w:t xml:space="preserve">120</w:t>
+            </w:r>
+          </w:p>
+        </w:tc>
+        <w:tc>
+          <w:tcPr/>
+          <w:p>
+            <w:pPr>
+              <w:pStyle w:val="Compact"/>
+            </w:pPr>
+            <w:r>
+              <w:rPr>
+                <w:b/>
+                <w:bCs/>
+              </w:rPr>
+              <w:t xml:space="preserve">Final + personal milestone</w:t>
+            </w:r>
+          </w:p>
+        </w:tc>
+        <w:tc>
+          <w:tcPr/>
+          <w:p>
+            <w:pPr>
+              <w:pStyle w:val="Compact"/>
+            </w:pPr>
+            <w:r>
+              <w:t xml:space="preserve">Bat</w:t>
+            </w:r>
+            <w:r>
+              <w:t xml:space="preserve"> </w:t>
+            </w:r>
+            <w:r>
+              <w:rPr>
+                <w:i/>
+                <w:iCs/>
+              </w:rPr>
+              <w:t xml:space="preserve">or</w:t>
+            </w:r>
+            <w:r>
+              <w:t xml:space="preserve"> </w:t>
+            </w:r>
+            <w:r>
+              <w:t xml:space="preserve">Bowl (toss)</w:t>
+            </w:r>
+          </w:p>
+        </w:tc>
+        <w:tc>
+          <w:tcPr/>
+          <w:p>
+            <w:pPr>
+              <w:pStyle w:val="Compact"/>
+            </w:pPr>
+            <w:r>
+              <w:rPr>
+                <w:b/>
+                <w:bCs/>
+              </w:rPr>
+              <w:t xml:space="preserve">Dual primary:</w:t>
+            </w:r>
+            <w:r>
+              <w:t xml:space="preserve"> </w:t>
+            </w:r>
+            <w:r>
+              <w:t xml:space="preserve">(1) win the match. (2)</w:t>
+            </w:r>
+            <w:r>
+              <w:t xml:space="preserve"> </w:t>
+            </w:r>
+            <w:r>
+              <w:rPr>
+                <w:b/>
+                <w:bCs/>
+              </w:rPr>
+              <w:t xml:space="preserve">your number</w:t>
+            </w:r>
+            <w:r>
+              <w:t xml:space="preserve"> </w:t>
+            </w:r>
+            <w:r>
+              <w:t xml:space="preserve">— e.g. 18 for a tournament hundred, or 2 wickets for 50 WC wickets. Fail the milestone = 1-star win, replay for the 3-star ending.</w:t>
+            </w:r>
+          </w:p>
+        </w:tc>
+      </w:tr>
+    </w:tbl>
+    <w:p>
+      <w:pPr>
+        <w:pStyle w:val="BodyText"/>
+      </w:pPr>
+      <w:r>
+        <w:rPr>
+          <w:b/>
+          <w:bCs/>
+        </w:rPr>
+        <w:t xml:space="preserve">Cast</w:t>
+      </w:r>
+    </w:p>
+    <w:p>
+      <w:pPr>
+        <w:pStyle w:val="Compact"/>
+        <w:numPr>
+          <w:ilvl w:val="0"/>
+          <w:numId w:val="1011"/>
+        </w:numPr>
+      </w:pPr>
+      <w:r>
+        <w:rPr>
+          <w:b/>
+          <w:bCs/>
+        </w:rPr>
+        <w:t xml:space="preserve">Raju</w:t>
+      </w:r>
+      <w:r>
+        <w:t xml:space="preserve"> </w:t>
+      </w:r>
+      <w:r>
+        <w:t xml:space="preserve">— 7, 17, 37,</w:t>
+      </w:r>
+      <w:r>
+        <w:t xml:space="preserve"> </w:t>
+      </w:r>
+      <w:r>
+        <w:rPr>
+          <w:b/>
+          <w:bCs/>
+        </w:rPr>
+        <w:t xml:space="preserve">77 (takes your franchise slot)</w:t>
+      </w:r>
+      <w:r>
+        <w:t xml:space="preserve">,</w:t>
+      </w:r>
+      <w:r>
+        <w:t xml:space="preserve"> </w:t>
+      </w:r>
+      <w:r>
+        <w:rPr>
+          <w:b/>
+          <w:bCs/>
+        </w:rPr>
+        <w:t xml:space="preserve">110 (stays; you go).</w:t>
+      </w:r>
+    </w:p>
+    <w:p>
+      <w:pPr>
+        <w:pStyle w:val="Compact"/>
+        <w:numPr>
+          <w:ilvl w:val="0"/>
+          <w:numId w:val="1011"/>
+        </w:numPr>
+      </w:pPr>
+      <w:r>
+        <w:rPr>
+          <w:b/>
+          <w:bCs/>
+        </w:rPr>
+        <w:t xml:space="preserve">Coach Kulkarni</w:t>
+      </w:r>
+      <w:r>
+        <w:t xml:space="preserve"> </w:t>
+      </w:r>
+      <w:r>
+        <w:t xml:space="preserve">— the only adult who texts the truth.</w:t>
+      </w:r>
+    </w:p>
+    <w:p>
+      <w:pPr>
+        <w:pStyle w:val="Compact"/>
+        <w:numPr>
+          <w:ilvl w:val="0"/>
+          <w:numId w:val="1011"/>
+        </w:numPr>
+      </w:pPr>
+      <w:r>
+        <w:rPr>
+          <w:b/>
+          <w:bCs/>
+        </w:rPr>
+        <w:t xml:space="preserve">The Veteran</w:t>
+      </w:r>
+      <w:r>
+        <w:t xml:space="preserve"> </w:t>
+      </w:r>
+      <w:r>
+        <w:t xml:space="preserve">— 64–67, will not give strike.</w:t>
+      </w:r>
+    </w:p>
+    <w:p>
+      <w:pPr>
+        <w:pStyle w:val="Compact"/>
+        <w:numPr>
+          <w:ilvl w:val="0"/>
+          <w:numId w:val="1011"/>
+        </w:numPr>
+      </w:pPr>
+      <w:r>
+        <w:rPr>
+          <w:b/>
+          <w:bCs/>
+        </w:rPr>
+        <w:t xml:space="preserve">The Name</w:t>
+      </w:r>
+      <w:r>
+        <w:t xml:space="preserve"> </w:t>
+      </w:r>
+      <w:r>
+        <w:t xml:space="preserve">— billboard who replaces you at 76. Never shown batting better.</w:t>
+      </w:r>
+    </w:p>
+    <w:p>
+      <w:pPr>
+        <w:pStyle w:val="Compact"/>
+        <w:numPr>
+          <w:ilvl w:val="0"/>
+          <w:numId w:val="1011"/>
+        </w:numPr>
+      </w:pPr>
+      <w:r>
+        <w:rPr>
+          <w:b/>
+          <w:bCs/>
+        </w:rPr>
+        <w:t xml:space="preserve">The New Ball</w:t>
+      </w:r>
+      <w:r>
+        <w:t xml:space="preserve"> </w:t>
+      </w:r>
+      <w:r>
+        <w:t xml:space="preserve">— overseas quick. 110 and 120.</w:t>
+      </w:r>
+    </w:p>
+    <w:p>
+      <w:pPr>
+        <w:pStyle w:val="FirstParagraph"/>
+      </w:pPr>
+      <w:r>
+        <w:rPr>
+          <w:b/>
+          <w:bCs/>
+        </w:rPr>
+        <w:t xml:space="preserve">Headlines:</w:t>
+      </w:r>
+      <w:r>
+        <w:t xml:space="preserve"> </w:t>
+      </w:r>
+      <w:r>
+        <w:rPr>
+          <w:i/>
+          <w:iCs/>
+        </w:rPr>
+        <w:t xml:space="preserve">Tape-ball cup; Contracted, not trusted; Give him a knock; Dropped for a name; Best in camp, not in the 15; Injury replacement; Semi-final villain; One last World Cup.</w:t>
+      </w:r>
+    </w:p>
+    <w:p>
+      <w:pPr>
+        <w:pStyle w:val="BodyText"/>
+      </w:pPr>
+      <w:r>
+        <w:rPr>
+          <w:b/>
+          <w:bCs/>
+        </w:rPr>
+        <w:t xml:space="preserve">Chapter unlock:</w:t>
+      </w:r>
+      <w:r>
+        <w:t xml:space="preserve"> </w:t>
+      </w:r>
+      <w:r>
+        <w:t xml:space="preserve">20/30 stars. 1-stars scrape the story; 3-stars are the grind.</w:t>
+      </w:r>
+    </w:p>
+    <w:p>
+      <w:pPr>
+        <w:pStyle w:val="BodyText"/>
+      </w:pPr>
+      <w:r>
+        <w:rPr>
+          <w:b/>
+          <w:bCs/>
+        </w:rPr>
+        <w:t xml:space="preserve">Win:</w:t>
+      </w:r>
+      <w:r>
+        <w:t xml:space="preserve"> </w:t>
+      </w:r>
+      <w:r>
+        <w:t xml:space="preserve">120, match + milestone. New Game+ scales intents. The kid stays.</w:t>
+      </w:r>
+    </w:p>
+    <w:bookmarkEnd w:id="27"/>
+    <w:bookmarkEnd w:id="28"/>
+    <w:bookmarkStart w:id="29" w:name="X796be92f9aa7c4c75258fba23d495e1e09d263f"/>
+    <w:p>
+      <w:pPr>
+        <w:pStyle w:val="Heading3"/>
+      </w:pPr>
+      <w:r>
+        <w:t xml:space="preserve">4.7 Daily / live-ops (retention, not content treadmill)</w:t>
+      </w:r>
+    </w:p>
+    <w:p>
+      <w:pPr>
+        <w:pStyle w:val="Compact"/>
+        <w:numPr>
+          <w:ilvl w:val="0"/>
+          <w:numId w:val="1012"/>
+        </w:numPr>
+      </w:pPr>
+      <w:r>
+        <w:rPr>
+          <w:b/>
+          <w:bCs/>
+        </w:rPr>
+        <w:t xml:space="preserve">Daily net:</w:t>
+      </w:r>
+      <w:r>
+        <w:t xml:space="preserve"> </w:t>
+      </w:r>
+      <w:r>
+        <w:t xml:space="preserve">one short seeded fight, cosmetics + a pinch of soft currency.</w:t>
+      </w:r>
+    </w:p>
+    <w:p>
+      <w:pPr>
+        <w:pStyle w:val="Compact"/>
+        <w:numPr>
+          <w:ilvl w:val="0"/>
+          <w:numId w:val="1012"/>
+        </w:numPr>
+      </w:pPr>
+      <w:r>
+        <w:rPr>
+          <w:b/>
+          <w:bCs/>
+        </w:rPr>
+        <w:t xml:space="preserve">Season pass:</w:t>
+      </w:r>
+      <w:r>
+        <w:t xml:space="preserve"> </w:t>
+      </w:r>
+      <w:r>
+        <w:t xml:space="preserve">6–8 weeks, aligned to IPL / World Cup / home series. Track is cosmetics + card</w:t>
+      </w:r>
+      <w:r>
+        <w:t xml:space="preserve"> </w:t>
+      </w:r>
+      <w:r>
+        <w:rPr>
+          <w:i/>
+          <w:iCs/>
+        </w:rPr>
+        <w:t xml:space="preserve">backs</w:t>
+      </w:r>
+      <w:r>
+        <w:t xml:space="preserve"> </w:t>
+      </w:r>
+      <w:r>
+        <w:t xml:space="preserve">+ a mid-season relic skin.</w:t>
+      </w:r>
+      <w:r>
+        <w:t xml:space="preserve"> </w:t>
+      </w:r>
+      <w:r>
+        <w:rPr>
+          <w:b/>
+          <w:bCs/>
+        </w:rPr>
+        <w:t xml:space="preserve">No exclusive power cards on the paid track.</w:t>
+      </w:r>
+    </w:p>
+    <w:p>
+      <w:pPr>
+        <w:pStyle w:val="Compact"/>
+        <w:numPr>
+          <w:ilvl w:val="0"/>
+          <w:numId w:val="1012"/>
+        </w:numPr>
+      </w:pPr>
+      <w:r>
+        <w:rPr>
+          <w:b/>
+          <w:bCs/>
+        </w:rPr>
+        <w:t xml:space="preserve">Challenge seeds:</w:t>
+      </w:r>
+      <w:r>
+        <w:t xml:space="preserve"> </w:t>
+      </w:r>
+      <w:r>
+        <w:t xml:space="preserve">“today every bowler is left-arm around.” Shareable.</w:t>
+      </w:r>
+    </w:p>
+    <w:bookmarkEnd w:id="29"/>
+    <w:bookmarkStart w:id="30" w:name="what-v1-is-not"/>
+    <w:p>
+      <w:pPr>
+        <w:pStyle w:val="Heading3"/>
+      </w:pPr>
+      <w:r>
+        <w:t xml:space="preserve">4.8 What v1 is not</w:t>
+      </w:r>
+    </w:p>
+    <w:p>
+      <w:pPr>
+        <w:pStyle w:val="Compact"/>
+        <w:numPr>
+          <w:ilvl w:val="0"/>
+          <w:numId w:val="1013"/>
+        </w:numPr>
+      </w:pPr>
+      <w:r>
+        <w:t xml:space="preserve">No multiplayer, no PvP, no clubs, no licensed XI.</w:t>
+      </w:r>
+    </w:p>
+    <w:p>
+      <w:pPr>
+        <w:pStyle w:val="Compact"/>
+        <w:numPr>
+          <w:ilvl w:val="0"/>
+          <w:numId w:val="1013"/>
+        </w:numPr>
+      </w:pPr>
+      <w:r>
+        <w:t xml:space="preserve">No analog batting, no 3D stadium broadcast (that was the scrapped product).</w:t>
+      </w:r>
+    </w:p>
+    <w:p>
+      <w:pPr>
+        <w:pStyle w:val="Compact"/>
+        <w:numPr>
+          <w:ilvl w:val="0"/>
+          <w:numId w:val="1013"/>
+        </w:numPr>
+      </w:pPr>
+      <w:r>
+        <w:t xml:space="preserve">No real-money contests, no “predict the IPL,” no fantasy XI.</w:t>
+      </w:r>
+    </w:p>
+    <w:p>
+      <w:pPr>
+        <w:pStyle w:val="Compact"/>
+        <w:numPr>
+          <w:ilvl w:val="0"/>
+          <w:numId w:val="1013"/>
+        </w:numPr>
+      </w:pPr>
+      <w:r>
+        <w:t xml:space="preserve">No Unity.</w:t>
+      </w:r>
+    </w:p>
+    <w:p>
+      <w:pPr>
+        <w:pStyle w:val="Compact"/>
+        <w:numPr>
+          <w:ilvl w:val="0"/>
+          <w:numId w:val="1013"/>
+        </w:numPr>
+      </w:pPr>
+      <w:r>
+        <w:t xml:space="preserve">No permadeath of the campaign. Roguelite daily-tour is post-v1.</w:t>
+      </w:r>
+    </w:p>
+    <w:p>
+      <w:r>
+        <w:pict>
+          <v:rect style="width:0;height:1.5pt" o:hralign="center" o:hrstd="t" o:hr="t"/>
+        </w:pict>
+      </w:r>
+    </w:p>
+    <w:bookmarkEnd w:id="30"/>
+    <w:bookmarkEnd w:id="31"/>
+    <w:bookmarkStart w:id="32" w:name="inspiration-steal-structures-not-assets"/>
+    <w:p>
+      <w:pPr>
+        <w:pStyle w:val="Heading2"/>
+      </w:pPr>
+      <w:r>
+        <w:t xml:space="preserve">5. Inspiration (steal structures, not assets)</w:t>
+      </w:r>
+    </w:p>
+    <w:tbl>
+      <w:tblPr>
+        <w:tblStyle w:val="Table"/>
+        <w:tblW w:type="pct" w:w="5000"/>
+        <w:tblLayout w:type="fixed"/>
+        <w:tblLook w:firstRow="1" w:lastRow="0" w:firstColumn="0" w:lastColumn="0" w:noHBand="0" w:noVBand="0" w:val="0020"/>
+      </w:tblPr>
+      <w:tblGrid>
+        <w:gridCol w:w="2640"/>
+        <w:gridCol w:w="2640"/>
+        <w:gridCol w:w="2640"/>
+      </w:tblGrid>
+      <w:tr>
+        <w:trPr>
+          <w:tblHeader w:val="on"/>
+        </w:trPr>
+        <w:tc>
+          <w:tcPr/>
+          <w:p>
+            <w:pPr>
+              <w:pStyle w:val="Compact"/>
+            </w:pPr>
+            <w:r>
+              <w:t xml:space="preserve">Game</w:t>
+            </w:r>
+          </w:p>
+        </w:tc>
+        <w:tc>
+          <w:tcPr/>
+          <w:p>
+            <w:pPr>
+              <w:pStyle w:val="Compact"/>
+            </w:pPr>
+            <w:r>
+              <w:t xml:space="preserve">Steal</w:t>
+            </w:r>
+          </w:p>
+        </w:tc>
+        <w:tc>
+          <w:tcPr/>
+          <w:p>
+            <w:pPr>
+              <w:pStyle w:val="Compact"/>
+            </w:pPr>
+            <w:r>
+              <w:t xml:space="preserve">Do not steal</w:t>
+            </w:r>
+          </w:p>
+        </w:tc>
+      </w:tr>
+      <w:tr>
+        <w:tc>
+          <w:tcPr/>
+          <w:p>
+            <w:pPr>
+              <w:pStyle w:val="Compact"/>
+            </w:pPr>
+            <w:r>
+              <w:rPr>
+                <w:b/>
+                <w:bCs/>
+              </w:rPr>
+              <w:t xml:space="preserve">Slay the Spire</w:t>
+            </w:r>
+          </w:p>
+        </w:tc>
+        <w:tc>
+          <w:tcPr/>
+          <w:p>
+            <w:pPr>
+              <w:pStyle w:val="Compact"/>
+            </w:pPr>
+            <w:r>
+              <w:t xml:space="preserve">Energy, intents, map, relics, card remove</w:t>
+            </w:r>
+          </w:p>
+        </w:tc>
+        <w:tc>
+          <w:tcPr/>
+          <w:p>
+            <w:pPr>
+              <w:pStyle w:val="Compact"/>
+            </w:pPr>
+            <w:r>
+              <w:t xml:space="preserve">Fantasy art, 3 acts as-is</w:t>
+            </w:r>
+          </w:p>
+        </w:tc>
+      </w:tr>
+      <w:tr>
+        <w:tc>
+          <w:tcPr/>
+          <w:p>
+            <w:pPr>
+              <w:pStyle w:val="Compact"/>
+            </w:pPr>
+            <w:r>
+              <w:rPr>
+                <w:b/>
+                <w:bCs/>
+              </w:rPr>
+              <w:t xml:space="preserve">Balatro</w:t>
+            </w:r>
+          </w:p>
+        </w:tc>
+        <w:tc>
+          <w:tcPr/>
+          <w:p>
+            <w:pPr>
+              <w:pStyle w:val="Compact"/>
+            </w:pPr>
+            <w:r>
+              <w:t xml:space="preserve">Short “one more run,” number-go-up dopamine, mobile-native</w:t>
+            </w:r>
+          </w:p>
+        </w:tc>
+        <w:tc>
+          <w:tcPr/>
+          <w:p>
+            <w:pPr>
+              <w:pStyle w:val="Compact"/>
+            </w:pPr>
+            <w:r>
+              <w:t xml:space="preserve">Poker IP, premium-only (we are F2P)</w:t>
+            </w:r>
+          </w:p>
+        </w:tc>
+      </w:tr>
+      <w:tr>
+        <w:tc>
+          <w:tcPr/>
+          <w:p>
+            <w:pPr>
+              <w:pStyle w:val="Compact"/>
+            </w:pPr>
+            <w:r>
+              <w:rPr>
+                <w:b/>
+                <w:bCs/>
+              </w:rPr>
+              <w:t xml:space="preserve">Shadow Fight 2</w:t>
+            </w:r>
+          </w:p>
+        </w:tc>
+        <w:tc>
+          <w:tcPr/>
+          <w:p>
+            <w:pPr>
+              <w:pStyle w:val="Compact"/>
+            </w:pPr>
+            <w:r>
+              <w:t xml:space="preserve">Act maps, retry-the-fight, persistent gear, India-digestible F2P</w:t>
+            </w:r>
+          </w:p>
+        </w:tc>
+        <w:tc>
+          <w:tcPr/>
+          <w:p>
+            <w:pPr>
+              <w:pStyle w:val="Compact"/>
+            </w:pPr>
+            <w:r>
+              <w:t xml:space="preserve">Weapon gacha, energy that bricks the game</w:t>
+            </w:r>
+          </w:p>
+        </w:tc>
+      </w:tr>
+      <w:tr>
+        <w:tc>
+          <w:tcPr/>
+          <w:p>
+            <w:pPr>
+              <w:pStyle w:val="Compact"/>
+            </w:pPr>
+            <w:r>
+              <w:rPr>
+                <w:b/>
+                <w:bCs/>
+              </w:rPr>
+              <w:t xml:space="preserve">Inscryption</w:t>
+            </w:r>
+          </w:p>
+        </w:tc>
+        <w:tc>
+          <w:tcPr/>
+          <w:p>
+            <w:pPr>
+              <w:pStyle w:val="Compact"/>
+            </w:pPr>
+            <w:r>
+              <w:t xml:space="preserve">The table is sacred; cards have weight</w:t>
+            </w:r>
+          </w:p>
+        </w:tc>
+        <w:tc>
+          <w:tcPr/>
+          <w:p>
+            <w:pPr>
+              <w:pStyle w:val="Compact"/>
+            </w:pPr>
+            <w:r>
+              <w:t xml:space="preserve">Horror / ARG</w:t>
+            </w:r>
+          </w:p>
+        </w:tc>
+      </w:tr>
+      <w:tr>
+        <w:tc>
+          <w:tcPr/>
+          <w:p>
+            <w:pPr>
+              <w:pStyle w:val="Compact"/>
+            </w:pPr>
+            <w:r>
+              <w:rPr>
+                <w:b/>
+                <w:bCs/>
+              </w:rPr>
+              <w:t xml:space="preserve">Marvel Snap</w:t>
+            </w:r>
+          </w:p>
+        </w:tc>
+        <w:tc>
+          <w:tcPr/>
+          <w:p>
+            <w:pPr>
+              <w:pStyle w:val="Compact"/>
+            </w:pPr>
+            <w:r>
+              <w:t xml:space="preserve">Thumb-first card UX, 3-minute tension</w:t>
+            </w:r>
+          </w:p>
+        </w:tc>
+        <w:tc>
+          <w:tcPr/>
+          <w:p>
+            <w:pPr>
+              <w:pStyle w:val="Compact"/>
+            </w:pPr>
+            <w:r>
+              <w:t xml:space="preserve">Locations / 12-turn cube economy</w:t>
+            </w:r>
+          </w:p>
+        </w:tc>
+      </w:tr>
+      <w:tr>
+        <w:tc>
+          <w:tcPr/>
+          <w:p>
+            <w:pPr>
+              <w:pStyle w:val="Compact"/>
+            </w:pPr>
+            <w:r>
+              <w:rPr>
+                <w:b/>
+                <w:bCs/>
+              </w:rPr>
+              <w:t xml:space="preserve">Hitwicket</w:t>
+            </w:r>
+          </w:p>
+        </w:tc>
+        <w:tc>
+          <w:tcPr/>
+          <w:p>
+            <w:pPr>
+              <w:pStyle w:val="Compact"/>
+            </w:pPr>
+            <w:r>
+              <w:t xml:space="preserve">Proof cricket-strategy players exist in India</w:t>
+            </w:r>
+          </w:p>
+        </w:tc>
+        <w:tc>
+          <w:tcPr/>
+          <w:p>
+            <w:pPr>
+              <w:pStyle w:val="Compact"/>
+            </w:pPr>
+            <w:r>
+              <w:t xml:space="preserve">Daily 8pm obligation, GM fantasy</w:t>
+            </w:r>
+          </w:p>
+        </w:tc>
+      </w:tr>
+      <w:tr>
+        <w:tc>
+          <w:tcPr/>
+          <w:p>
+            <w:pPr>
+              <w:pStyle w:val="Compact"/>
+            </w:pPr>
+            <w:r>
+              <w:rPr>
+                <w:b/>
+                <w:bCs/>
+              </w:rPr>
+              <w:t xml:space="preserve">Stick Cricket</w:t>
+            </w:r>
+          </w:p>
+        </w:tc>
+        <w:tc>
+          <w:tcPr/>
+          <w:p>
+            <w:pPr>
+              <w:pStyle w:val="Compact"/>
+            </w:pPr>
+            <w:r>
+              <w:t xml:space="preserve">Casual cricket can be cartoon and still feel like cricket</w:t>
+            </w:r>
+          </w:p>
+        </w:tc>
+        <w:tc>
+          <w:tcPr/>
+          <w:p>
+            <w:pPr>
+              <w:pStyle w:val="Compact"/>
+            </w:pPr>
+            <w:r>
+              <w:t xml:space="preserve">Shallow meta</w:t>
+            </w:r>
+          </w:p>
+        </w:tc>
+      </w:tr>
+      <w:tr>
+        <w:tc>
+          <w:tcPr/>
+          <w:p>
+            <w:pPr>
+              <w:pStyle w:val="Compact"/>
+            </w:pPr>
+            <w:r>
+              <w:rPr>
+                <w:b/>
+                <w:bCs/>
+              </w:rPr>
+              <w:t xml:space="preserve">Monster Train / Wildfrost</w:t>
+            </w:r>
+          </w:p>
+        </w:tc>
+        <w:tc>
+          <w:tcPr/>
+          <w:p>
+            <w:pPr>
+              <w:pStyle w:val="Compact"/>
+            </w:pPr>
+            <w:r>
+              <w:t xml:space="preserve">Layered combat ideas if we ever do “two innings”</w:t>
+            </w:r>
+          </w:p>
+        </w:tc>
+        <w:tc>
+          <w:tcPr/>
+          <w:p>
+            <w:pPr>
+              <w:pStyle w:val="Compact"/>
+            </w:pPr>
+            <w:r>
+              <w:t xml:space="preserve">Complexity at tutorial</w:t>
+            </w:r>
+          </w:p>
+        </w:tc>
+      </w:tr>
+    </w:tbl>
+    <w:p>
+      <w:pPr>
+        <w:pStyle w:val="BodyText"/>
+      </w:pPr>
+      <w:r>
+        <w:rPr>
+          <w:b/>
+          <w:bCs/>
+        </w:rPr>
+        <w:t xml:space="preserve">North star loop:</w:t>
+      </w:r>
+      <w:r>
+        <w:t xml:space="preserve"> </w:t>
+      </w:r>
+      <w:r>
+        <w:rPr>
+          <w:i/>
+          <w:iCs/>
+        </w:rPr>
+        <w:t xml:space="preserve">lose a gully fight to a bouncer, slam the meme reverse-sweep anyway, retry the same kid, beat the stage, open the next chowk.</w:t>
+      </w:r>
+    </w:p>
+    <w:p>
+      <w:r>
+        <w:pict>
+          <v:rect style="width:0;height:1.5pt" o:hralign="center" o:hrstd="t" o:hr="t"/>
+        </w:pict>
+      </w:r>
+    </w:p>
+    <w:bookmarkEnd w:id="32"/>
+    <w:bookmarkStart w:id="36" w:name="art-style"/>
+    <w:p>
+      <w:pPr>
+        <w:pStyle w:val="Heading2"/>
+      </w:pPr>
+      <w:r>
+        <w:t xml:space="preserve">6. Art style</w:t>
+      </w:r>
+    </w:p>
+    <w:bookmarkStart w:id="33" w:name="recommendation-gully-tarot-not-broadcast"/>
+    <w:p>
+      <w:pPr>
+        <w:pStyle w:val="Heading3"/>
+      </w:pPr>
+      <w:r>
+        <w:t xml:space="preserve">6.1 Recommendation: “Gully tarot, not broadcast”</w:t>
+      </w:r>
+    </w:p>
+    <w:p>
+      <w:pPr>
+        <w:pStyle w:val="FirstParagraph"/>
+      </w:pPr>
+      <w:r>
+        <w:t xml:space="preserve">Photoreal cricket on phones is</w:t>
+      </w:r>
+      <w:r>
+        <w:t xml:space="preserve"> </w:t>
+      </w:r>
+      <w:r>
+        <w:rPr>
+          <w:b/>
+          <w:bCs/>
+        </w:rPr>
+        <w:t xml:space="preserve">Real Cricket’s trench</w:t>
+      </w:r>
+      <w:r>
+        <w:t xml:space="preserve">. Do not fight Krafton/Nautilus on mocap. Go</w:t>
+      </w:r>
+      <w:r>
+        <w:t xml:space="preserve"> </w:t>
+      </w:r>
+      <w:r>
+        <w:rPr>
+          <w:b/>
+          <w:bCs/>
+        </w:rPr>
+        <w:t xml:space="preserve">stylised sports-card illustration</w:t>
+      </w:r>
+      <w:r>
+        <w:t xml:space="preserve">:</w:t>
+      </w:r>
+    </w:p>
+    <w:p>
+      <w:pPr>
+        <w:pStyle w:val="Compact"/>
+        <w:numPr>
+          <w:ilvl w:val="0"/>
+          <w:numId w:val="1014"/>
+        </w:numPr>
+      </w:pPr>
+      <w:r>
+        <w:t xml:space="preserve">Players as</w:t>
+      </w:r>
+      <w:r>
+        <w:t xml:space="preserve"> </w:t>
+      </w:r>
+      <w:r>
+        <w:rPr>
+          <w:b/>
+          <w:bCs/>
+        </w:rPr>
+        <w:t xml:space="preserve">collectible cricket cards</w:t>
+      </w:r>
+      <w:r>
+        <w:t xml:space="preserve"> </w:t>
+      </w:r>
+      <w:r>
+        <w:t xml:space="preserve">(3/4 portrait, exaggerated hands and eyes, kits as</w:t>
+      </w:r>
+      <w:r>
+        <w:t xml:space="preserve"> </w:t>
+      </w:r>
+      <w:r>
+        <w:rPr>
+          <w:i/>
+          <w:iCs/>
+        </w:rPr>
+        <w:t xml:space="preserve">colour stories</w:t>
+      </w:r>
+      <w:r>
+        <w:t xml:space="preserve"> </w:t>
+      </w:r>
+      <w:r>
+        <w:t xml:space="preserve">not franchise marks).</w:t>
+      </w:r>
+    </w:p>
+    <w:p>
+      <w:pPr>
+        <w:pStyle w:val="Compact"/>
+        <w:numPr>
+          <w:ilvl w:val="0"/>
+          <w:numId w:val="1014"/>
+        </w:numPr>
+      </w:pPr>
+      <w:r>
+        <w:t xml:space="preserve">Table / pitch vignette in</w:t>
+      </w:r>
+      <w:r>
+        <w:t xml:space="preserve"> </w:t>
+      </w:r>
+      <w:r>
+        <w:rPr>
+          <w:b/>
+          <w:bCs/>
+        </w:rPr>
+        <w:t xml:space="preserve">miniature diorama</w:t>
+      </w:r>
+      <w:r>
+        <w:t xml:space="preserve"> </w:t>
+      </w:r>
+      <w:r>
+        <w:t xml:space="preserve">(Flame): clay-red ground, sodium-vapour night, taped tennis ball in Act 1, hard ball later.</w:t>
+      </w:r>
+    </w:p>
+    <w:p>
+      <w:pPr>
+        <w:pStyle w:val="Compact"/>
+        <w:numPr>
+          <w:ilvl w:val="0"/>
+          <w:numId w:val="1014"/>
+        </w:numPr>
+      </w:pPr>
+      <w:r>
+        <w:t xml:space="preserve">UI: dark green + floodlight gold + cream paper (already in the spike’s palette — keep it).</w:t>
+      </w:r>
+    </w:p>
+    <w:p>
+      <w:pPr>
+        <w:pStyle w:val="Compact"/>
+        <w:numPr>
+          <w:ilvl w:val="0"/>
+          <w:numId w:val="1014"/>
+        </w:numPr>
+      </w:pPr>
+      <w:r>
+        <w:t xml:space="preserve">Cards: thick border, shot diagram watermark, Hindi/English nickname.</w:t>
+      </w:r>
+    </w:p>
+    <w:p>
+      <w:pPr>
+        <w:pStyle w:val="FirstParagraph"/>
+      </w:pPr>
+      <w:r>
+        <w:rPr>
+          <w:b/>
+          <w:bCs/>
+        </w:rPr>
+        <w:t xml:space="preserve">References (mood, not copies):</w:t>
+      </w:r>
+      <w:r>
+        <w:t xml:space="preserve"> </w:t>
+      </w:r>
+      <w:r>
+        <w:t xml:space="preserve">FIFA/FC Ultimate Team card frames,</w:t>
+      </w:r>
+      <w:r>
+        <w:t xml:space="preserve"> </w:t>
+      </w:r>
+      <w:r>
+        <w:rPr>
+          <w:i/>
+          <w:iCs/>
+        </w:rPr>
+        <w:t xml:space="preserve">Slay the Spire</w:t>
+      </w:r>
+      <w:r>
+        <w:t xml:space="preserve"> </w:t>
+      </w:r>
+      <w:r>
+        <w:t xml:space="preserve">readability,</w:t>
+      </w:r>
+      <w:r>
+        <w:t xml:space="preserve"> </w:t>
+      </w:r>
+      <w:r>
+        <w:rPr>
+          <w:i/>
+          <w:iCs/>
+        </w:rPr>
+        <w:t xml:space="preserve">Hades</w:t>
+      </w:r>
+      <w:r>
+        <w:t xml:space="preserve"> </w:t>
+      </w:r>
+      <w:r>
+        <w:t xml:space="preserve">portrait lighting, Indian matchbox / truck art saturation,</w:t>
+      </w:r>
+      <w:r>
+        <w:t xml:space="preserve"> </w:t>
+      </w:r>
+      <w:r>
+        <w:rPr>
+          <w:i/>
+          <w:iCs/>
+        </w:rPr>
+        <w:t xml:space="preserve">Cricket in the 90s</w:t>
+      </w:r>
+      <w:r>
+        <w:t xml:space="preserve"> </w:t>
+      </w:r>
+      <w:r>
+        <w:t xml:space="preserve">Doordarshan warmth.</w:t>
+      </w:r>
+    </w:p>
+    <w:p>
+      <w:pPr>
+        <w:pStyle w:val="BodyText"/>
+      </w:pPr>
+      <w:r>
+        <w:rPr>
+          <w:b/>
+          <w:bCs/>
+        </w:rPr>
+        <w:t xml:space="preserve">Do not:</w:t>
+      </w:r>
+      <w:r>
+        <w:t xml:space="preserve"> </w:t>
+      </w:r>
+      <w:r>
+        <w:t xml:space="preserve">IPL logos, BCCI crest, player likenesses, photoreal faces, 4K stadiums.</w:t>
+      </w:r>
+    </w:p>
+    <w:bookmarkEnd w:id="33"/>
+    <w:bookmarkStart w:id="34" w:name="production-reality-solo-tiny-team"/>
+    <w:p>
+      <w:pPr>
+        <w:pStyle w:val="Heading3"/>
+      </w:pPr>
+      <w:r>
+        <w:t xml:space="preserve">6.2 Production reality (solo / tiny team)</w:t>
+      </w:r>
+    </w:p>
+    <w:p>
+      <w:pPr>
+        <w:pStyle w:val="Compact"/>
+        <w:numPr>
+          <w:ilvl w:val="0"/>
+          <w:numId w:val="1015"/>
+        </w:numPr>
+      </w:pPr>
+      <w:r>
+        <w:t xml:space="preserve">1 consistent illustrator (or you + AI for</w:t>
+      </w:r>
+      <w:r>
+        <w:t xml:space="preserve"> </w:t>
+      </w:r>
+      <w:r>
+        <w:rPr>
+          <w:i/>
+          <w:iCs/>
+        </w:rPr>
+        <w:t xml:space="preserve">blockouts only</w:t>
+      </w:r>
+      <w:r>
+        <w:t xml:space="preserve">, human pass on every ship card).</w:t>
+      </w:r>
+    </w:p>
+    <w:p>
+      <w:pPr>
+        <w:pStyle w:val="Compact"/>
+        <w:numPr>
+          <w:ilvl w:val="0"/>
+          <w:numId w:val="1015"/>
+        </w:numPr>
+      </w:pPr>
+      <w:r>
+        <w:t xml:space="preserve">~80 cards in v1, ~40 relics, ~25 enemy bowler portraits, 5 kits.</w:t>
+      </w:r>
+    </w:p>
+    <w:p>
+      <w:pPr>
+        <w:pStyle w:val="Compact"/>
+        <w:numPr>
+          <w:ilvl w:val="0"/>
+          <w:numId w:val="1015"/>
+        </w:numPr>
+      </w:pPr>
+      <w:r>
+        <w:t xml:space="preserve">Spine animations in Flame (idle / play / dismiss) as 4-frame loops, not mocap.</w:t>
+      </w:r>
+    </w:p>
+    <w:p>
+      <w:pPr>
+        <w:pStyle w:val="Compact"/>
+        <w:numPr>
+          <w:ilvl w:val="0"/>
+          <w:numId w:val="1015"/>
+        </w:numPr>
+      </w:pPr>
+      <w:r>
+        <w:t xml:space="preserve">If art becomes the bottleneck, ship</w:t>
+      </w:r>
+      <w:r>
+        <w:t xml:space="preserve"> </w:t>
+      </w:r>
+      <w:r>
+        <w:rPr>
+          <w:b/>
+          <w:bCs/>
+        </w:rPr>
+        <w:t xml:space="preserve">silhouette + kit colour</w:t>
+      </w:r>
+      <w:r>
+        <w:t xml:space="preserve"> </w:t>
+      </w:r>
+      <w:r>
+        <w:t xml:space="preserve">enemies first; portraits later.</w:t>
+      </w:r>
+    </w:p>
+    <w:bookmarkEnd w:id="34"/>
+    <w:bookmarkStart w:id="35" w:name="audio"/>
+    <w:p>
+      <w:pPr>
+        <w:pStyle w:val="Heading3"/>
+      </w:pPr>
+      <w:r>
+        <w:t xml:space="preserve">6.3 Audio</w:t>
+      </w:r>
+    </w:p>
+    <w:p>
+      <w:pPr>
+        <w:pStyle w:val="FirstParagraph"/>
+      </w:pPr>
+      <w:r>
+        <w:t xml:space="preserve">Original stumps / crowd bed. A commentator character with 40 lines, not a licensed voice. Street mix: tape-ball thud in Act 1, leather in Act 3.</w:t>
+      </w:r>
+    </w:p>
+    <w:p>
+      <w:r>
+        <w:pict>
+          <v:rect style="width:0;height:1.5pt" o:hralign="center" o:hrstd="t" o:hr="t"/>
+        </w:pict>
+      </w:r>
+    </w:p>
+    <w:bookmarkEnd w:id="35"/>
+    <w:bookmarkEnd w:id="36"/>
+    <w:bookmarkStart w:id="41" w:name="tech-stack-android-first-flutter"/>
+    <w:p>
+      <w:pPr>
+        <w:pStyle w:val="Heading2"/>
+      </w:pPr>
+      <w:r>
+        <w:t xml:space="preserve">7. Tech stack (Android-first Flutter)</w:t>
+      </w:r>
+    </w:p>
+    <w:p>
+      <w:pPr>
+        <w:pStyle w:val="FirstParagraph"/>
+      </w:pPr>
+      <w:r>
+        <w:t xml:space="preserve">A deckbuilder is</w:t>
+      </w:r>
+      <w:r>
+        <w:t xml:space="preserve"> </w:t>
+      </w:r>
+      <w:r>
+        <w:rPr>
+          <w:b/>
+          <w:bCs/>
+        </w:rPr>
+        <w:t xml:space="preserve">mostly UI</w:t>
+      </w:r>
+      <w:r>
+        <w:t xml:space="preserve">. Google’s</w:t>
+      </w:r>
+      <w:r>
+        <w:t xml:space="preserve"> </w:t>
+      </w:r>
+      <w:r>
+        <w:rPr>
+          <w:i/>
+          <w:iCs/>
+        </w:rPr>
+        <w:t xml:space="preserve">I/O Flip</w:t>
+      </w:r>
+      <w:r>
+        <w:t xml:space="preserve"> </w:t>
+      </w:r>
+      <w:r>
+        <w:t xml:space="preserve">shipped a full card game on</w:t>
+      </w:r>
+      <w:r>
+        <w:t xml:space="preserve"> </w:t>
+      </w:r>
+      <w:r>
+        <w:rPr>
+          <w:b/>
+          <w:bCs/>
+        </w:rPr>
+        <w:t xml:space="preserve">Flutter widgets with no Flame</w:t>
+      </w:r>
+      <w:r>
+        <w:t xml:space="preserve">. Use Flame only where a game loop earns it.</w:t>
+      </w:r>
+    </w:p>
+    <w:bookmarkStart w:id="37" w:name="recommended-stack"/>
+    <w:p>
+      <w:pPr>
+        <w:pStyle w:val="Heading3"/>
+      </w:pPr>
+      <w:r>
+        <w:t xml:space="preserve">7.1 Recommended stack</w:t>
+      </w:r>
+    </w:p>
+    <w:tbl>
+      <w:tblPr>
+        <w:tblStyle w:val="Table"/>
+        <w:tblW w:type="pct" w:w="5000"/>
+        <w:tblLayout w:type="fixed"/>
+        <w:tblLook w:firstRow="1" w:lastRow="0" w:firstColumn="0" w:lastColumn="0" w:noHBand="0" w:noVBand="0" w:val="0020"/>
+      </w:tblPr>
+      <w:tblGrid>
+        <w:gridCol w:w="2640"/>
+        <w:gridCol w:w="2640"/>
+        <w:gridCol w:w="2640"/>
+      </w:tblGrid>
+      <w:tr>
+        <w:trPr>
+          <w:tblHeader w:val="on"/>
+        </w:trPr>
+        <w:tc>
+          <w:tcPr/>
+          <w:p>
+            <w:pPr>
+              <w:pStyle w:val="Compact"/>
+            </w:pPr>
+            <w:r>
+              <w:t xml:space="preserve">Layer</w:t>
+            </w:r>
+          </w:p>
+        </w:tc>
+        <w:tc>
+          <w:tcPr/>
+          <w:p>
+            <w:pPr>
+              <w:pStyle w:val="Compact"/>
+            </w:pPr>
+            <w:r>
+              <w:t xml:space="preserve">Choice</w:t>
+            </w:r>
+          </w:p>
+        </w:tc>
+        <w:tc>
+          <w:tcPr/>
+          <w:p>
+            <w:pPr>
+              <w:pStyle w:val="Compact"/>
+            </w:pPr>
+            <w:r>
+              <w:t xml:space="preserve">Why</w:t>
+            </w:r>
+          </w:p>
+        </w:tc>
+      </w:tr>
+      <w:tr>
+        <w:tc>
+          <w:tcPr/>
+          <w:p>
+            <w:pPr>
+              <w:pStyle w:val="Compact"/>
+            </w:pPr>
+            <w:r>
+              <w:t xml:space="preserve">App</w:t>
+            </w:r>
+          </w:p>
+        </w:tc>
+        <w:tc>
+          <w:tcPr/>
+          <w:p>
+            <w:pPr>
+              <w:pStyle w:val="Compact"/>
+            </w:pPr>
+            <w:r>
+              <w:rPr>
+                <w:b/>
+                <w:bCs/>
+              </w:rPr>
+              <w:t xml:space="preserve">Flutter 3.x / Dart 3</w:t>
+            </w:r>
+          </w:p>
+        </w:tc>
+        <w:tc>
+          <w:tcPr/>
+          <w:p>
+            <w:pPr>
+              <w:pStyle w:val="Compact"/>
+            </w:pPr>
+            <w:r>
+              <w:t xml:space="preserve">One codebase, Play-ready, you already think in Flutter</w:t>
+            </w:r>
+          </w:p>
+        </w:tc>
+      </w:tr>
+      <w:tr>
+        <w:tc>
+          <w:tcPr/>
+          <w:p>
+            <w:pPr>
+              <w:pStyle w:val="Compact"/>
+            </w:pPr>
+            <w:r>
+              <w:t xml:space="preserve">Cards, map, shop, meta</w:t>
+            </w:r>
+          </w:p>
+        </w:tc>
+        <w:tc>
+          <w:tcPr/>
+          <w:p>
+            <w:pPr>
+              <w:pStyle w:val="Compact"/>
+            </w:pPr>
+            <w:r>
+              <w:rPr>
+                <w:b/>
+                <w:bCs/>
+              </w:rPr>
+              <w:t xml:space="preserve">Flutter widgets</w:t>
+            </w:r>
+            <w:r>
+              <w:t xml:space="preserve"> </w:t>
+            </w:r>
+            <w:r>
+              <w:t xml:space="preserve">+</w:t>
+            </w:r>
+            <w:r>
+              <w:t xml:space="preserve"> </w:t>
+            </w:r>
+            <w:r>
+              <w:rPr>
+                <w:rStyle w:val="VerbatimChar"/>
+              </w:rPr>
+              <w:t xml:space="preserve">flutter_animate</w:t>
+            </w:r>
+          </w:p>
+        </w:tc>
+        <w:tc>
+          <w:tcPr/>
+          <w:p>
+            <w:pPr>
+              <w:pStyle w:val="Compact"/>
+            </w:pPr>
+            <w:r>
+              <w:t xml:space="preserve">Snappy, accessible, cheap to iterate</w:t>
+            </w:r>
+          </w:p>
+        </w:tc>
+      </w:tr>
+      <w:tr>
+        <w:tc>
+          <w:tcPr/>
+          <w:p>
+            <w:pPr>
+              <w:pStyle w:val="Compact"/>
+            </w:pPr>
+            <w:r>
+              <w:t xml:space="preserve">Pitch vignette (the 1.5s shot)</w:t>
+            </w:r>
+          </w:p>
+        </w:tc>
+        <w:tc>
+          <w:tcPr/>
+          <w:p>
+            <w:pPr>
+              <w:pStyle w:val="Compact"/>
+            </w:pPr>
+            <w:r>
+              <w:rPr>
+                <w:b/>
+                <w:bCs/>
+              </w:rPr>
+              <w:t xml:space="preserve">Flame 1.38+</w:t>
+            </w:r>
+            <w:r>
+              <w:t xml:space="preserve"> </w:t>
+            </w:r>
+            <w:r>
+              <w:t xml:space="preserve">(</w:t>
+            </w:r>
+            <w:r>
+              <w:rPr>
+                <w:rStyle w:val="VerbatimChar"/>
+              </w:rPr>
+              <w:t xml:space="preserve">GameWidget</w:t>
+            </w:r>
+            <w:r>
+              <w:t xml:space="preserve"> </w:t>
+            </w:r>
+            <w:r>
+              <w:t xml:space="preserve">embedded)</w:t>
+            </w:r>
+          </w:p>
+        </w:tc>
+        <w:tc>
+          <w:tcPr/>
+          <w:p>
+            <w:pPr>
+              <w:pStyle w:val="Compact"/>
+            </w:pPr>
+            <w:r>
+              <w:t xml:space="preserve">Sprites, timeline, particles; do not build the whole app as a FlameGame</w:t>
+            </w:r>
+          </w:p>
+        </w:tc>
+      </w:tr>
+      <w:tr>
+        <w:tc>
+          <w:tcPr/>
+          <w:p>
+            <w:pPr>
+              <w:pStyle w:val="Compact"/>
+            </w:pPr>
+            <w:r>
+              <w:t xml:space="preserve">State</w:t>
+            </w:r>
+          </w:p>
+        </w:tc>
+        <w:tc>
+          <w:tcPr/>
+          <w:p>
+            <w:pPr>
+              <w:pStyle w:val="Compact"/>
+            </w:pPr>
+            <w:r>
+              <w:rPr>
+                <w:b/>
+                <w:bCs/>
+              </w:rPr>
+              <w:t xml:space="preserve">Riverpod</w:t>
+            </w:r>
+          </w:p>
+        </w:tc>
+        <w:tc>
+          <w:tcPr/>
+          <w:p>
+            <w:pPr>
+              <w:pStyle w:val="Compact"/>
+            </w:pPr>
+            <w:r>
+              <w:t xml:space="preserve">Testable, no BuildContext soup</w:t>
+            </w:r>
+          </w:p>
+        </w:tc>
+      </w:tr>
+      <w:tr>
+        <w:tc>
+          <w:tcPr/>
+          <w:p>
+            <w:pPr>
+              <w:pStyle w:val="Compact"/>
+            </w:pPr>
+            <w:r>
+              <w:t xml:space="preserve">Save</w:t>
+            </w:r>
+          </w:p>
+        </w:tc>
+        <w:tc>
+          <w:tcPr/>
+          <w:p>
+            <w:pPr>
+              <w:pStyle w:val="Compact"/>
+            </w:pPr>
+            <w:r>
+              <w:rPr>
+                <w:b/>
+                <w:bCs/>
+              </w:rPr>
+              <w:t xml:space="preserve">Isar</w:t>
+            </w:r>
+            <w:r>
+              <w:t xml:space="preserve"> </w:t>
+            </w:r>
+            <w:r>
+              <w:t xml:space="preserve">or</w:t>
+            </w:r>
+            <w:r>
+              <w:t xml:space="preserve"> </w:t>
+            </w:r>
+            <w:r>
+              <w:rPr>
+                <w:b/>
+                <w:bCs/>
+              </w:rPr>
+              <w:t xml:space="preserve">Hive</w:t>
+            </w:r>
+            <w:r>
+              <w:t xml:space="preserve"> </w:t>
+            </w:r>
+            <w:r>
+              <w:t xml:space="preserve">local; optional Drive/Play Games later</w:t>
+            </w:r>
+          </w:p>
+        </w:tc>
+        <w:tc>
+          <w:tcPr/>
+          <w:p>
+            <w:pPr>
+              <w:pStyle w:val="Compact"/>
+            </w:pPr>
+            <w:r>
+              <w:t xml:space="preserve">Runs must survive process death</w:t>
+            </w:r>
+          </w:p>
+        </w:tc>
+      </w:tr>
+      <w:tr>
+        <w:tc>
+          <w:tcPr/>
+          <w:p>
+            <w:pPr>
+              <w:pStyle w:val="Compact"/>
+            </w:pPr>
+            <w:r>
+              <w:t xml:space="preserve">Analytics</w:t>
+            </w:r>
+          </w:p>
+        </w:tc>
+        <w:tc>
+          <w:tcPr/>
+          <w:p>
+            <w:pPr>
+              <w:pStyle w:val="Compact"/>
+            </w:pPr>
+            <w:r>
+              <w:rPr>
+                <w:b/>
+                <w:bCs/>
+              </w:rPr>
+              <w:t xml:space="preserve">Firebase Analytics + Crashlytics</w:t>
+            </w:r>
+          </w:p>
+        </w:tc>
+        <w:tc>
+          <w:tcPr/>
+          <w:p>
+            <w:pPr>
+              <w:pStyle w:val="Compact"/>
+            </w:pPr>
+            <w:r>
+              <w:t xml:space="preserve">Play Vitals + funnels</w:t>
+            </w:r>
+          </w:p>
+        </w:tc>
+      </w:tr>
+      <w:tr>
+        <w:tc>
+          <w:tcPr/>
+          <w:p>
+            <w:pPr>
+              <w:pStyle w:val="Compact"/>
+            </w:pPr>
+            <w:r>
+              <w:t xml:space="preserve">Ads</w:t>
+            </w:r>
+          </w:p>
+        </w:tc>
+        <w:tc>
+          <w:tcPr/>
+          <w:p>
+            <w:pPr>
+              <w:pStyle w:val="Compact"/>
+            </w:pPr>
+            <w:r>
+              <w:rPr>
+                <w:b/>
+                <w:bCs/>
+              </w:rPr>
+              <w:t xml:space="preserve">google_mobile_ads</w:t>
+            </w:r>
+            <w:r>
+              <w:t xml:space="preserve"> </w:t>
+            </w:r>
+            <w:r>
+              <w:t xml:space="preserve">+</w:t>
+            </w:r>
+            <w:r>
+              <w:t xml:space="preserve"> </w:t>
+            </w:r>
+            <w:r>
+              <w:rPr>
+                <w:b/>
+                <w:bCs/>
+              </w:rPr>
+              <w:t xml:space="preserve">AdMob mediation</w:t>
+            </w:r>
+            <w:r>
+              <w:t xml:space="preserve"> </w:t>
+            </w:r>
+            <w:r>
+              <w:t xml:space="preserve">(add</w:t>
+            </w:r>
+            <w:r>
+              <w:t xml:space="preserve"> </w:t>
+            </w:r>
+            <w:r>
+              <w:rPr>
+                <w:b/>
+                <w:bCs/>
+              </w:rPr>
+              <w:t xml:space="preserve">InMobi</w:t>
+            </w:r>
+            <w:r>
+              <w:t xml:space="preserve"> </w:t>
+            </w:r>
+            <w:r>
+              <w:t xml:space="preserve">for India)</w:t>
+            </w:r>
+          </w:p>
+        </w:tc>
+        <w:tc>
+          <w:tcPr/>
+          <w:p>
+            <w:pPr>
+              <w:pStyle w:val="Compact"/>
+            </w:pPr>
+            <w:r>
+              <w:t xml:space="preserve">India rewarded eCPM is often better on InMobi than AdMob alone</w:t>
+            </w:r>
+          </w:p>
+        </w:tc>
+      </w:tr>
+      <w:tr>
+        <w:tc>
+          <w:tcPr/>
+          <w:p>
+            <w:pPr>
+              <w:pStyle w:val="Compact"/>
+            </w:pPr>
+            <w:r>
+              <w:t xml:space="preserve">IAP</w:t>
+            </w:r>
+          </w:p>
+        </w:tc>
+        <w:tc>
+          <w:tcPr/>
+          <w:p>
+            <w:pPr>
+              <w:pStyle w:val="Compact"/>
+            </w:pPr>
+            <w:r>
+              <w:rPr>
+                <w:b/>
+                <w:bCs/>
+              </w:rPr>
+              <w:t xml:space="preserve">in_app_purchase</w:t>
+            </w:r>
+            <w:r>
+              <w:t xml:space="preserve"> </w:t>
+            </w:r>
+            <w:r>
+              <w:t xml:space="preserve">→ Play Billing</w:t>
+            </w:r>
+          </w:p>
+        </w:tc>
+        <w:tc>
+          <w:tcPr/>
+          <w:p>
+            <w:pPr>
+              <w:pStyle w:val="Compact"/>
+            </w:pPr>
+            <w:r>
+              <w:t xml:space="preserve">Required for digital goods on Play</w:t>
+            </w:r>
+          </w:p>
+        </w:tc>
+      </w:tr>
+      <w:tr>
+        <w:tc>
+          <w:tcPr/>
+          <w:p>
+            <w:pPr>
+              <w:pStyle w:val="Compact"/>
+            </w:pPr>
+            <w:r>
+              <w:t xml:space="preserve">Remote config</w:t>
+            </w:r>
+          </w:p>
+        </w:tc>
+        <w:tc>
+          <w:tcPr/>
+          <w:p>
+            <w:pPr>
+              <w:pStyle w:val="Compact"/>
+            </w:pPr>
+            <w:r>
+              <w:rPr>
+                <w:b/>
+                <w:bCs/>
+              </w:rPr>
+              <w:t xml:space="preserve">Firebase Remote Config</w:t>
+            </w:r>
+          </w:p>
+        </w:tc>
+        <w:tc>
+          <w:tcPr/>
+          <w:p>
+            <w:pPr>
+              <w:pStyle w:val="Compact"/>
+            </w:pPr>
+            <w:r>
+              <w:t xml:space="preserve">Tune energy, ad frequency, prices without a store review</w:t>
+            </w:r>
+          </w:p>
+        </w:tc>
+      </w:tr>
+      <w:tr>
+        <w:tc>
+          <w:tcPr/>
+          <w:p>
+            <w:pPr>
+              <w:pStyle w:val="Compact"/>
+            </w:pPr>
+            <w:r>
+              <w:t xml:space="preserve">Audio</w:t>
+            </w:r>
+          </w:p>
+        </w:tc>
+        <w:tc>
+          <w:tcPr/>
+          <w:p>
+            <w:pPr>
+              <w:pStyle w:val="Compact"/>
+            </w:pPr>
+            <w:r>
+              <w:rPr>
+                <w:b/>
+                <w:bCs/>
+              </w:rPr>
+              <w:t xml:space="preserve">flame_audio</w:t>
+            </w:r>
+            <w:r>
+              <w:t xml:space="preserve"> </w:t>
+            </w:r>
+            <w:r>
+              <w:t xml:space="preserve">/</w:t>
+            </w:r>
+            <w:r>
+              <w:t xml:space="preserve"> </w:t>
+            </w:r>
+            <w:r>
+              <w:rPr>
+                <w:rStyle w:val="VerbatimChar"/>
+              </w:rPr>
+              <w:t xml:space="preserve">audioplayers</w:t>
+            </w:r>
+          </w:p>
+        </w:tc>
+        <w:tc>
+          <w:tcPr/>
+          <w:p>
+            <w:pPr>
+              <w:pStyle w:val="Compact"/>
+            </w:pPr>
+            <w:r>
+              <w:t xml:space="preserve">SFX + bed</w:t>
+            </w:r>
+          </w:p>
+        </w:tc>
+      </w:tr>
+      <w:tr>
+        <w:tc>
+          <w:tcPr/>
+          <w:p>
+            <w:pPr>
+              <w:pStyle w:val="Compact"/>
+            </w:pPr>
+            <w:r>
+              <w:t xml:space="preserve">CI</w:t>
+            </w:r>
+          </w:p>
+        </w:tc>
+        <w:tc>
+          <w:tcPr/>
+          <w:p>
+            <w:pPr>
+              <w:pStyle w:val="Compact"/>
+            </w:pPr>
+            <w:r>
+              <w:t xml:space="preserve">GitHub Actions →</w:t>
+            </w:r>
+            <w:r>
+              <w:t xml:space="preserve"> </w:t>
+            </w:r>
+            <w:r>
+              <w:rPr>
+                <w:b/>
+                <w:bCs/>
+              </w:rPr>
+              <w:t xml:space="preserve">AAB</w:t>
+            </w:r>
+          </w:p>
+        </w:tc>
+        <w:tc>
+          <w:tcPr/>
+          <w:p>
+            <w:pPr>
+              <w:pStyle w:val="Compact"/>
+            </w:pPr>
+            <w:r>
+              <w:t xml:space="preserve">Play wants App Bundles</w:t>
+            </w:r>
+          </w:p>
+        </w:tc>
+      </w:tr>
+    </w:tbl>
+    <w:p>
+      <w:pPr>
+        <w:pStyle w:val="BodyText"/>
+      </w:pPr>
+      <w:r>
+        <w:rPr>
+          <w:b/>
+          <w:bCs/>
+        </w:rPr>
+        <w:t xml:space="preserve">Explicitly not:</w:t>
+      </w:r>
+      <w:r>
+        <w:t xml:space="preserve"> </w:t>
+      </w:r>
+      <w:r>
+        <w:t xml:space="preserve">Unity, Godot (unless Flame vignettes fail — review at end of vertical slice), native Kotlin-only, a custom engine.</w:t>
+      </w:r>
+    </w:p>
+    <w:bookmarkEnd w:id="37"/>
+    <w:bookmarkStart w:id="38" w:name="X38235a94b02e17803c5f419623a7d793a1e218a"/>
+    <w:p>
+      <w:pPr>
+        <w:pStyle w:val="Heading3"/>
+      </w:pPr>
+      <w:r>
+        <w:t xml:space="preserve">7.2 Why Flutter is the right call</w:t>
+      </w:r>
+      <w:r>
+        <w:t xml:space="preserve"> </w:t>
+      </w:r>
+      <w:r>
+        <w:rPr>
+          <w:i/>
+          <w:iCs/>
+        </w:rPr>
+        <w:t xml:space="preserve">for this genre</w:t>
+      </w:r>
+    </w:p>
+    <w:p>
+      <w:pPr>
+        <w:pStyle w:val="Compact"/>
+        <w:numPr>
+          <w:ilvl w:val="0"/>
+          <w:numId w:val="1016"/>
+        </w:numPr>
+      </w:pPr>
+      <w:r>
+        <w:t xml:space="preserve">Cards, shops, maps, battle passes are</w:t>
+      </w:r>
+      <w:r>
+        <w:t xml:space="preserve"> </w:t>
+      </w:r>
+      <w:r>
+        <w:rPr>
+          <w:b/>
+          <w:bCs/>
+        </w:rPr>
+        <w:t xml:space="preserve">product UI</w:t>
+      </w:r>
+      <w:r>
+        <w:t xml:space="preserve">. Flutter is stronger than Unity there.</w:t>
+      </w:r>
+    </w:p>
+    <w:p>
+      <w:pPr>
+        <w:pStyle w:val="Compact"/>
+        <w:numPr>
+          <w:ilvl w:val="0"/>
+          <w:numId w:val="1016"/>
+        </w:numPr>
+      </w:pPr>
+      <w:r>
+        <w:t xml:space="preserve">Combat is turn-based. 60fps sprite punch-ins are enough; you do not need PhysX.</w:t>
+      </w:r>
+    </w:p>
+    <w:p>
+      <w:pPr>
+        <w:pStyle w:val="Compact"/>
+        <w:numPr>
+          <w:ilvl w:val="0"/>
+          <w:numId w:val="1016"/>
+        </w:numPr>
+      </w:pPr>
+      <w:r>
+        <w:t xml:space="preserve">Play Console, ads, IAP, deep links are boring and well-documented in Dart.</w:t>
+      </w:r>
+    </w:p>
+    <w:p>
+      <w:pPr>
+        <w:pStyle w:val="Compact"/>
+        <w:numPr>
+          <w:ilvl w:val="0"/>
+          <w:numId w:val="1016"/>
+        </w:numPr>
+      </w:pPr>
+      <w:r>
+        <w:t xml:space="preserve">Flame (Blue Fire) is actively shipped in 2026 (v1.38.x, Flutter 3.41+). Real Play titles exist (puzzle, runners, RPGs). It is not I/O Pinball-or-nothing anymore.</w:t>
+      </w:r>
+    </w:p>
+    <w:p>
+      <w:pPr>
+        <w:pStyle w:val="FirstParagraph"/>
+      </w:pPr>
+      <w:r>
+        <w:rPr>
+          <w:b/>
+          <w:bCs/>
+        </w:rPr>
+        <w:t xml:space="preserve">Where Flutter is weak:</w:t>
+      </w:r>
+      <w:r>
+        <w:t xml:space="preserve"> </w:t>
+      </w:r>
+      <w:r>
+        <w:t xml:space="preserve">heavy 3D, 60-player netcode. We are doing neither in v1.</w:t>
+      </w:r>
+    </w:p>
+    <w:bookmarkEnd w:id="38"/>
+    <w:bookmarkStart w:id="39" w:name="architecture-sketch"/>
+    <w:p>
+      <w:pPr>
+        <w:pStyle w:val="Heading3"/>
+      </w:pPr>
+      <w:r>
+        <w:t xml:space="preserve">7.3 Architecture sketch</w:t>
+      </w:r>
+    </w:p>
+    <w:p>
+      <w:pPr>
+        <w:pStyle w:val="SourceCode"/>
+      </w:pPr>
+      <w:r>
+        <w:rPr>
+          <w:rStyle w:val="VerbatimChar"/>
+        </w:rPr>
+        <w:t xml:space="preserve">lib/</w:t>
+      </w:r>
+      <w:r>
+        <w:br/>
+      </w:r>
+      <w:r>
+        <w:rPr>
+          <w:rStyle w:val="VerbatimChar"/>
+        </w:rPr>
+        <w:t xml:space="preserve">  app/                 // routing, theme, bootstrap</w:t>
+      </w:r>
+      <w:r>
+        <w:br/>
+      </w:r>
+      <w:r>
+        <w:rPr>
+          <w:rStyle w:val="VerbatimChar"/>
+        </w:rPr>
+        <w:t xml:space="preserve">  meta/                // unlocks, profile, battle pass</w:t>
+      </w:r>
+      <w:r>
+        <w:br/>
+      </w:r>
+      <w:r>
+        <w:rPr>
+          <w:rStyle w:val="VerbatimChar"/>
+        </w:rPr>
+        <w:t xml:space="preserve">  run/                 // map, rng seed, relic state</w:t>
+      </w:r>
+      <w:r>
+        <w:br/>
+      </w:r>
+      <w:r>
+        <w:rPr>
+          <w:rStyle w:val="VerbatimChar"/>
+        </w:rPr>
+        <w:t xml:space="preserve">  combat/              // energy, intents, discard, resolve</w:t>
+      </w:r>
+      <w:r>
+        <w:br/>
+      </w:r>
+      <w:r>
+        <w:rPr>
+          <w:rStyle w:val="VerbatimChar"/>
+        </w:rPr>
+        <w:t xml:space="preserve">  cards/               // data + widgets</w:t>
+      </w:r>
+      <w:r>
+        <w:br/>
+      </w:r>
+      <w:r>
+        <w:rPr>
+          <w:rStyle w:val="VerbatimChar"/>
+        </w:rPr>
+        <w:t xml:space="preserve">  pitch/               // FlameGame vignette only</w:t>
+      </w:r>
+      <w:r>
+        <w:br/>
+      </w:r>
+      <w:r>
+        <w:rPr>
+          <w:rStyle w:val="VerbatimChar"/>
+        </w:rPr>
+        <w:t xml:space="preserve">  monetization/        // ads, IAP, remote flags</w:t>
+      </w:r>
+      <w:r>
+        <w:br/>
+      </w:r>
+      <w:r>
+        <w:rPr>
+          <w:rStyle w:val="VerbatimChar"/>
+        </w:rPr>
+        <w:t xml:space="preserve">  save/</w:t>
+      </w:r>
+    </w:p>
+    <w:p>
+      <w:pPr>
+        <w:pStyle w:val="FirstParagraph"/>
+      </w:pPr>
+      <w:r>
+        <w:t xml:space="preserve">Combat is</w:t>
+      </w:r>
+      <w:r>
+        <w:t xml:space="preserve"> </w:t>
+      </w:r>
+      <w:r>
+        <w:rPr>
+          <w:b/>
+          <w:bCs/>
+        </w:rPr>
+        <w:t xml:space="preserve">pure Dart</w:t>
+      </w:r>
+      <w:r>
+        <w:t xml:space="preserve">, deterministic given a seed (for daily nets and for QA). Flame only</w:t>
+      </w:r>
+      <w:r>
+        <w:t xml:space="preserve"> </w:t>
+      </w:r>
+      <w:r>
+        <w:rPr>
+          <w:i/>
+          <w:iCs/>
+        </w:rPr>
+        <w:t xml:space="preserve">presents</w:t>
+      </w:r>
+      <w:r>
+        <w:t xml:space="preserve"> </w:t>
+      </w:r>
+      <w:r>
+        <w:t xml:space="preserve">the resolve.</w:t>
+      </w:r>
+    </w:p>
+    <w:bookmarkEnd w:id="39"/>
+    <w:bookmarkStart w:id="40" w:name="device-bar"/>
+    <w:p>
+      <w:pPr>
+        <w:pStyle w:val="Heading3"/>
+      </w:pPr>
+      <w:r>
+        <w:t xml:space="preserve">7.4 Device bar</w:t>
+      </w:r>
+    </w:p>
+    <w:p>
+      <w:pPr>
+        <w:pStyle w:val="FirstParagraph"/>
+      </w:pPr>
+      <w:r>
+        <w:t xml:space="preserve">Min</w:t>
+      </w:r>
+      <w:r>
+        <w:t xml:space="preserve"> </w:t>
+      </w:r>
+      <w:r>
+        <w:rPr>
+          <w:b/>
+          <w:bCs/>
+        </w:rPr>
+        <w:t xml:space="preserve">Android 8 / API 26</w:t>
+      </w:r>
+      <w:r>
+        <w:t xml:space="preserve">, 2 GB RAM class. Download target</w:t>
+      </w:r>
+      <w:r>
+        <w:t xml:space="preserve"> </w:t>
+      </w:r>
+      <w:r>
+        <w:rPr>
+          <w:b/>
+          <w:bCs/>
+        </w:rPr>
+        <w:t xml:space="preserve">&lt; 80 MB</w:t>
+      </w:r>
+      <w:r>
+        <w:t xml:space="preserve"> </w:t>
+      </w:r>
+      <w:r>
+        <w:t xml:space="preserve">at install (on-demand card art if needed). 60 fps on a mid-range Samsung is a launch gate, not a stretch.</w:t>
+      </w:r>
+    </w:p>
+    <w:p>
+      <w:r>
+        <w:pict>
+          <v:rect style="width:0;height:1.5pt" o:hralign="center" o:hrstd="t" o:hr="t"/>
+        </w:pict>
+      </w:r>
+    </w:p>
+    <w:bookmarkEnd w:id="40"/>
+    <w:bookmarkEnd w:id="41"/>
+    <w:bookmarkStart w:id="47" w:name="play-store-release-plan"/>
+    <w:p>
+      <w:pPr>
+        <w:pStyle w:val="Heading2"/>
+      </w:pPr>
+      <w:r>
+        <w:t xml:space="preserve">8. Play Store release plan</w:t>
+      </w:r>
+    </w:p>
+    <w:bookmarkStart w:id="42" w:name="listing"/>
+    <w:p>
+      <w:pPr>
+        <w:pStyle w:val="Heading3"/>
+      </w:pPr>
+      <w:r>
+        <w:t xml:space="preserve">8.1 Listing</w:t>
+      </w:r>
+    </w:p>
+    <w:p>
+      <w:pPr>
+        <w:pStyle w:val="Compact"/>
+        <w:numPr>
+          <w:ilvl w:val="0"/>
+          <w:numId w:val="1017"/>
+        </w:numPr>
+      </w:pPr>
+      <w:r>
+        <w:rPr>
+          <w:b/>
+          <w:bCs/>
+        </w:rPr>
+        <w:t xml:space="preserve">Name:</w:t>
+      </w:r>
+      <w:r>
+        <w:t xml:space="preserve"> </w:t>
+      </w:r>
+      <w:r>
+        <w:t xml:space="preserve">SwitchedHit</w:t>
+      </w:r>
+    </w:p>
+    <w:p>
+      <w:pPr>
+        <w:pStyle w:val="Compact"/>
+        <w:numPr>
+          <w:ilvl w:val="0"/>
+          <w:numId w:val="1017"/>
+        </w:numPr>
+      </w:pPr>
+      <w:r>
+        <w:rPr>
+          <w:b/>
+          <w:bCs/>
+        </w:rPr>
+        <w:t xml:space="preserve">Short:</w:t>
+      </w:r>
+      <w:r>
+        <w:t xml:space="preserve"> </w:t>
+      </w:r>
+      <w:r>
+        <w:t xml:space="preserve">Roguelite cricket. Build a batter. Climb from the gully.</w:t>
+      </w:r>
+    </w:p>
+    <w:p>
+      <w:pPr>
+        <w:pStyle w:val="Compact"/>
+        <w:numPr>
+          <w:ilvl w:val="0"/>
+          <w:numId w:val="1017"/>
+        </w:numPr>
+      </w:pPr>
+      <w:r>
+        <w:rPr>
+          <w:b/>
+          <w:bCs/>
+        </w:rPr>
+        <w:t xml:space="preserve">Category:</w:t>
+      </w:r>
+      <w:r>
+        <w:t xml:space="preserve"> </w:t>
+      </w:r>
+      <w:r>
+        <w:t xml:space="preserve">Game →</w:t>
+      </w:r>
+      <w:r>
+        <w:t xml:space="preserve"> </w:t>
+      </w:r>
+      <w:r>
+        <w:rPr>
+          <w:b/>
+          <w:bCs/>
+        </w:rPr>
+        <w:t xml:space="preserve">Card</w:t>
+      </w:r>
+      <w:r>
+        <w:t xml:space="preserve"> </w:t>
+      </w:r>
+      <w:r>
+        <w:t xml:space="preserve">(primary). Sports as tag, not primary — you will be crushed under Real Cricket in Sports charts; Card is where StS-likes live.</w:t>
+      </w:r>
+    </w:p>
+    <w:p>
+      <w:pPr>
+        <w:pStyle w:val="Compact"/>
+        <w:numPr>
+          <w:ilvl w:val="0"/>
+          <w:numId w:val="1017"/>
+        </w:numPr>
+      </w:pPr>
+      <w:r>
+        <w:rPr>
+          <w:b/>
+          <w:bCs/>
+        </w:rPr>
+        <w:t xml:space="preserve">Content rating:</w:t>
+      </w:r>
+      <w:r>
+        <w:t xml:space="preserve"> </w:t>
+      </w:r>
+      <w:r>
+        <w:t xml:space="preserve">12+ (mild violence of dismissals, no gambling).</w:t>
+      </w:r>
+    </w:p>
+    <w:p>
+      <w:pPr>
+        <w:pStyle w:val="Compact"/>
+        <w:numPr>
+          <w:ilvl w:val="0"/>
+          <w:numId w:val="1017"/>
+        </w:numPr>
+      </w:pPr>
+      <w:r>
+        <w:rPr>
+          <w:b/>
+          <w:bCs/>
+        </w:rPr>
+        <w:t xml:space="preserve">Data safety:</w:t>
+      </w:r>
+      <w:r>
+        <w:t xml:space="preserve"> </w:t>
+      </w:r>
+      <w:r>
+        <w:t xml:space="preserve">ads + purchase + analytics declared honestly.</w:t>
+      </w:r>
+    </w:p>
+    <w:bookmarkEnd w:id="42"/>
+    <w:bookmarkStart w:id="43" w:name="X081f9b293dcea5631916ce8d1c425e6d974b29f"/>
+    <w:p>
+      <w:pPr>
+        <w:pStyle w:val="Heading3"/>
+      </w:pPr>
+      <w:r>
+        <w:t xml:space="preserve">8.2 Closed testing (do this on the calendar, not as an afterthought)</w:t>
+      </w:r>
+    </w:p>
+    <w:p>
+      <w:pPr>
+        <w:pStyle w:val="FirstParagraph"/>
+      </w:pPr>
+      <w:r>
+        <w:t xml:space="preserve">Personal Play accounts created after</w:t>
+      </w:r>
+      <w:r>
+        <w:t xml:space="preserve"> </w:t>
+      </w:r>
+      <w:r>
+        <w:rPr>
+          <w:b/>
+          <w:bCs/>
+        </w:rPr>
+        <w:t xml:space="preserve">13 Nov 2023</w:t>
+      </w:r>
+      <w:r>
+        <w:t xml:space="preserve"> </w:t>
+      </w:r>
+      <w:r>
+        <w:t xml:space="preserve">need a</w:t>
+      </w:r>
+      <w:r>
+        <w:t xml:space="preserve"> </w:t>
+      </w:r>
+      <w:r>
+        <w:rPr>
+          <w:b/>
+          <w:bCs/>
+        </w:rPr>
+        <w:t xml:space="preserve">closed test: ≥ 12 testers opted in for 14 continuous days</w:t>
+      </w:r>
+      <w:r>
+        <w:t xml:space="preserve"> </w:t>
+      </w:r>
+      <w:r>
+        <w:t xml:space="preserve">before production access (Google reduced 20 → 12 in Dec 2024; 14 days stayed). Opt-in means they clicked the Play link and installed. Sideloads do not count. You already have testers —</w:t>
+      </w:r>
+      <w:r>
+        <w:t xml:space="preserve"> </w:t>
+      </w:r>
+      <w:r>
+        <w:rPr>
+          <w:b/>
+          <w:bCs/>
+        </w:rPr>
+        <w:t xml:space="preserve">keep 12 opted in the whole window</w:t>
+      </w:r>
+      <w:r>
+        <w:t xml:space="preserve">. If one drops, the clock can stall.</w:t>
+      </w:r>
+    </w:p>
+    <w:p>
+      <w:pPr>
+        <w:pStyle w:val="BodyText"/>
+      </w:pPr>
+      <w:r>
+        <w:t xml:space="preserve">Organization Play accounts (D-U-N-S) skip this. If you form a Pvt Ltd later, consider moving the app.</w:t>
+      </w:r>
+    </w:p>
+    <w:bookmarkEnd w:id="43"/>
+    <w:bookmarkStart w:id="44" w:name="store-page-that-converts-in-india"/>
+    <w:p>
+      <w:pPr>
+        <w:pStyle w:val="Heading3"/>
+      </w:pPr>
+      <w:r>
+        <w:t xml:space="preserve">8.3 Store page that converts in India</w:t>
+      </w:r>
+    </w:p>
+    <w:p>
+      <w:pPr>
+        <w:pStyle w:val="Compact"/>
+        <w:numPr>
+          <w:ilvl w:val="0"/>
+          <w:numId w:val="1018"/>
+        </w:numPr>
+      </w:pPr>
+      <w:r>
+        <w:t xml:space="preserve">First screenshot:</w:t>
+      </w:r>
+      <w:r>
+        <w:t xml:space="preserve"> </w:t>
+      </w:r>
+      <w:r>
+        <w:rPr>
+          <w:b/>
+          <w:bCs/>
+        </w:rPr>
+        <w:t xml:space="preserve">gully night + one legendary card</w:t>
+      </w:r>
+      <w:r>
+        <w:t xml:space="preserve">, not a settings screen.</w:t>
+      </w:r>
+    </w:p>
+    <w:p>
+      <w:pPr>
+        <w:pStyle w:val="Compact"/>
+        <w:numPr>
+          <w:ilvl w:val="0"/>
+          <w:numId w:val="1018"/>
+        </w:numPr>
+      </w:pPr>
+      <w:r>
+        <w:t xml:space="preserve">Hindi/English short description.</w:t>
+      </w:r>
+    </w:p>
+    <w:p>
+      <w:pPr>
+        <w:pStyle w:val="Compact"/>
+        <w:numPr>
+          <w:ilvl w:val="0"/>
+          <w:numId w:val="1018"/>
+        </w:numPr>
+      </w:pPr>
+      <w:r>
+        <w:t xml:space="preserve">“No internet required for runs” if true — huge for commute play. Ads can wait for connectivity.</w:t>
+      </w:r>
+    </w:p>
+    <w:p>
+      <w:pPr>
+        <w:pStyle w:val="Compact"/>
+        <w:numPr>
+          <w:ilvl w:val="0"/>
+          <w:numId w:val="1018"/>
+        </w:numPr>
+      </w:pPr>
+      <w:r>
+        <w:t xml:space="preserve">Do not put “IPL” or team names in ASO. Use</w:t>
+      </w:r>
+      <w:r>
+        <w:t xml:space="preserve"> </w:t>
+      </w:r>
+      <w:r>
+        <w:rPr>
+          <w:i/>
+          <w:iCs/>
+        </w:rPr>
+        <w:t xml:space="preserve">street cricket, career, cards, roguelike</w:t>
+      </w:r>
+      <w:r>
+        <w:t xml:space="preserve">.</w:t>
+      </w:r>
+    </w:p>
+    <w:bookmarkEnd w:id="44"/>
+    <w:bookmarkStart w:id="45" w:name="launch-window"/>
+    <w:p>
+      <w:pPr>
+        <w:pStyle w:val="Heading3"/>
+      </w:pPr>
+      <w:r>
+        <w:t xml:space="preserve">8.4 Launch window</w:t>
+      </w:r>
+    </w:p>
+    <w:p>
+      <w:pPr>
+        <w:pStyle w:val="FirstParagraph"/>
+      </w:pPr>
+      <w:r>
+        <w:t xml:space="preserve">Ship a</w:t>
+      </w:r>
+      <w:r>
+        <w:t xml:space="preserve"> </w:t>
+      </w:r>
+      <w:r>
+        <w:rPr>
+          <w:b/>
+          <w:bCs/>
+        </w:rPr>
+        <w:t xml:space="preserve">vertical slice</w:t>
+      </w:r>
+      <w:r>
+        <w:t xml:space="preserve"> </w:t>
+      </w:r>
+      <w:r>
+        <w:t xml:space="preserve">anytime.</w:t>
+      </w:r>
+      <w:r>
+        <w:t xml:space="preserve"> </w:t>
+      </w:r>
+      <w:r>
+        <w:rPr>
+          <w:b/>
+          <w:bCs/>
+        </w:rPr>
+        <w:t xml:space="preserve">Store launch</w:t>
+      </w:r>
+      <w:r>
+        <w:t xml:space="preserve"> </w:t>
+      </w:r>
+      <w:r>
+        <w:t xml:space="preserve">should sit</w:t>
+      </w:r>
+      <w:r>
+        <w:t xml:space="preserve"> </w:t>
+      </w:r>
+      <w:r>
+        <w:rPr>
+          <w:b/>
+          <w:bCs/>
+        </w:rPr>
+        <w:t xml:space="preserve">2–3 weeks before IPL or a home WT20/ODI window</w:t>
+      </w:r>
+      <w:r>
+        <w:t xml:space="preserve">, with a season pass that</w:t>
+      </w:r>
+      <w:r>
+        <w:t xml:space="preserve"> </w:t>
+      </w:r>
+      <w:r>
+        <w:rPr>
+          <w:i/>
+          <w:iCs/>
+        </w:rPr>
+        <w:t xml:space="preserve">ends</w:t>
+      </w:r>
+      <w:r>
+        <w:t xml:space="preserve"> </w:t>
+      </w:r>
+      <w:r>
+        <w:t xml:space="preserve">after the final. Cricket UA is cheap when the country is already watching; it is expensive in September.</w:t>
+      </w:r>
+    </w:p>
+    <w:bookmarkEnd w:id="45"/>
+    <w:bookmarkStart w:id="46" w:name="ratings"/>
+    <w:p>
+      <w:pPr>
+        <w:pStyle w:val="Heading3"/>
+      </w:pPr>
+      <w:r>
+        <w:t xml:space="preserve">8.5 Ratings</w:t>
+      </w:r>
+    </w:p>
+    <w:p>
+      <w:pPr>
+        <w:pStyle w:val="FirstParagraph"/>
+      </w:pPr>
+      <w:r>
+        <w:t xml:space="preserve">Crash-free 99.5%+ before production. One broken IAP and India will one-star you. Staged rollout 10% → 50% → 100%.</w:t>
+      </w:r>
+    </w:p>
+    <w:p>
+      <w:r>
+        <w:pict>
+          <v:rect style="width:0;height:1.5pt" o:hralign="center" o:hrstd="t" o:hr="t"/>
+        </w:pict>
+      </w:r>
+    </w:p>
+    <w:bookmarkEnd w:id="46"/>
+    <w:bookmarkEnd w:id="47"/>
+    <w:bookmarkStart w:id="55" w:name="monetization-the-actual-money"/>
+    <w:p>
+      <w:pPr>
+        <w:pStyle w:val="Heading2"/>
+      </w:pPr>
+      <w:r>
+        <w:t xml:space="preserve">9. Monetization (the actual money)</w:t>
+      </w:r>
+    </w:p>
+    <w:bookmarkStart w:id="48" w:name="principle"/>
+    <w:p>
+      <w:pPr>
+        <w:pStyle w:val="Heading3"/>
+      </w:pPr>
+      <w:r>
+        <w:t xml:space="preserve">9.1 Principle</w:t>
+      </w:r>
+    </w:p>
+    <w:p>
+      <w:pPr>
+        <w:pStyle w:val="FirstParagraph"/>
+      </w:pPr>
+      <w:r>
+        <w:rPr>
+          <w:b/>
+          <w:bCs/>
+        </w:rPr>
+        <w:t xml:space="preserve">F2P, hybrid ads + IAP, cosmetics-first, power never in a loot box.</w:t>
+      </w:r>
+    </w:p>
+    <w:p>
+      <w:pPr>
+        <w:pStyle w:val="BodyText"/>
+      </w:pPr>
+      <w:r>
+        <w:t xml:space="preserve">Roguelites die in reviews when the shop sells the win. They print when the shop sells</w:t>
+      </w:r>
+      <w:r>
+        <w:t xml:space="preserve"> </w:t>
+      </w:r>
+      <w:r>
+        <w:rPr>
+          <w:i/>
+          <w:iCs/>
+        </w:rPr>
+        <w:t xml:space="preserve">identity</w:t>
+      </w:r>
+      <w:r>
+        <w:t xml:space="preserve"> </w:t>
+      </w:r>
+      <w:r>
+        <w:t xml:space="preserve">and</w:t>
+      </w:r>
+      <w:r>
+        <w:t xml:space="preserve"> </w:t>
+      </w:r>
+      <w:r>
+        <w:rPr>
+          <w:i/>
+          <w:iCs/>
+        </w:rPr>
+        <w:t xml:space="preserve">another run tonight</w:t>
+      </w:r>
+      <w:r>
+        <w:t xml:space="preserve">.</w:t>
+      </w:r>
+    </w:p>
+    <w:bookmarkEnd w:id="48"/>
+    <w:bookmarkStart w:id="49" w:name="what-we-sell"/>
+    <w:p>
+      <w:pPr>
+        <w:pStyle w:val="Heading3"/>
+      </w:pPr>
+      <w:r>
+        <w:t xml:space="preserve">9.2 What we sell</w:t>
+      </w:r>
+    </w:p>
+    <w:tbl>
+      <w:tblPr>
+        <w:tblStyle w:val="Table"/>
+        <w:tblW w:type="pct" w:w="5000"/>
+        <w:tblLayout w:type="fixed"/>
+        <w:tblLook w:firstRow="1" w:lastRow="0" w:firstColumn="0" w:lastColumn="0" w:noHBand="0" w:noVBand="0" w:val="0020"/>
+      </w:tblPr>
+      <w:tblGrid>
+        <w:gridCol w:w="1980"/>
+        <w:gridCol w:w="1980"/>
+        <w:gridCol w:w="1980"/>
+        <w:gridCol w:w="1980"/>
+      </w:tblGrid>
+      <w:tr>
+        <w:trPr>
+          <w:tblHeader w:val="on"/>
+        </w:trPr>
+        <w:tc>
+          <w:tcPr/>
+          <w:p>
+            <w:pPr>
+              <w:pStyle w:val="Compact"/>
+            </w:pPr>
+            <w:r>
               <w:t xml:space="preserve">SKU</w:t>
             </w:r>
           </w:p>
@@ -8614,8 +10589,8 @@
         <w:t xml:space="preserve">random card packs with power, “guaranteed six” tickets, skip-the-boss, paid XP that gates archetypes.</w:t>
       </w:r>
     </w:p>
-    <w:bookmarkEnd w:id="48"/>
-    <w:bookmarkStart w:id="49" w:name="ad-ops-india-first"/>
+    <w:bookmarkEnd w:id="49"/>
+    <w:bookmarkStart w:id="50" w:name="ad-ops-india-first"/>
     <w:p>
       <w:pPr>
         <w:pStyle w:val="Heading3"/>
@@ -8637,7 +10612,7 @@
         <w:pStyle w:val="Compact"/>
         <w:numPr>
           <w:ilvl w:val="0"/>
-          <w:numId w:val="1018"/>
+          <w:numId w:val="1019"/>
         </w:numPr>
       </w:pPr>
       <w:r>
@@ -8710,7 +10685,7 @@
         <w:pStyle w:val="Compact"/>
         <w:numPr>
           <w:ilvl w:val="0"/>
-          <w:numId w:val="1018"/>
+          <w:numId w:val="1019"/>
         </w:numPr>
       </w:pPr>
       <w:r>
@@ -8748,7 +10723,7 @@
         <w:pStyle w:val="Compact"/>
         <w:numPr>
           <w:ilvl w:val="0"/>
-          <w:numId w:val="1018"/>
+          <w:numId w:val="1019"/>
         </w:numPr>
       </w:pPr>
       <w:r>
@@ -8785,7 +10760,7 @@
         <w:pStyle w:val="Compact"/>
         <w:numPr>
           <w:ilvl w:val="0"/>
-          <w:numId w:val="1019"/>
+          <w:numId w:val="1020"/>
         </w:numPr>
       </w:pPr>
       <w:r>
@@ -8819,7 +10794,7 @@
         <w:pStyle w:val="Compact"/>
         <w:numPr>
           <w:ilvl w:val="0"/>
-          <w:numId w:val="1019"/>
+          <w:numId w:val="1020"/>
         </w:numPr>
       </w:pPr>
       <w:r>
@@ -8850,7 +10825,7 @@
         <w:pStyle w:val="Compact"/>
         <w:numPr>
           <w:ilvl w:val="0"/>
-          <w:numId w:val="1019"/>
+          <w:numId w:val="1020"/>
         </w:numPr>
       </w:pPr>
       <w:r>
@@ -9176,8 +11151,8 @@
         <w:t xml:space="preserve">without doubling users. English flavour + Play listing in those countries is not optional.</w:t>
       </w:r>
     </w:p>
-    <w:bookmarkEnd w:id="49"/>
-    <w:bookmarkStart w:id="50" w:name="play-fees"/>
+    <w:bookmarkEnd w:id="50"/>
+    <w:bookmarkStart w:id="51" w:name="play-fees"/>
     <w:p>
       <w:pPr>
         <w:pStyle w:val="Heading3"/>
@@ -9191,7 +11166,7 @@
         <w:pStyle w:val="Compact"/>
         <w:numPr>
           <w:ilvl w:val="0"/>
-          <w:numId w:val="1020"/>
+          <w:numId w:val="1021"/>
         </w:numPr>
       </w:pPr>
       <w:r>
@@ -9251,7 +11226,7 @@
         <w:pStyle w:val="Compact"/>
         <w:numPr>
           <w:ilvl w:val="0"/>
-          <w:numId w:val="1020"/>
+          <w:numId w:val="1021"/>
         </w:numPr>
       </w:pPr>
       <w:r>
@@ -9276,7 +11251,7 @@
         <w:pStyle w:val="Compact"/>
         <w:numPr>
           <w:ilvl w:val="0"/>
-          <w:numId w:val="1020"/>
+          <w:numId w:val="1021"/>
         </w:numPr>
       </w:pPr>
       <w:r>
@@ -9299,8 +11274,8 @@
         <w:t xml:space="preserve">on top in the price, or eat it. Do the maths in the SKU so ₹99 does not become a surprise.</w:t>
       </w:r>
     </w:p>
-    <w:bookmarkEnd w:id="50"/>
-    <w:bookmarkStart w:id="51" w:name="ua-where-money-actually-dies"/>
+    <w:bookmarkEnd w:id="51"/>
+    <w:bookmarkStart w:id="52" w:name="ua-where-money-actually-dies"/>
     <w:p>
       <w:pPr>
         <w:pStyle w:val="Heading3"/>
@@ -9359,7 +11334,7 @@
         <w:pStyle w:val="Compact"/>
         <w:numPr>
           <w:ilvl w:val="0"/>
-          <w:numId w:val="1021"/>
+          <w:numId w:val="1022"/>
         </w:numPr>
       </w:pPr>
       <w:r>
@@ -9371,7 +11346,7 @@
         <w:pStyle w:val="Compact"/>
         <w:numPr>
           <w:ilvl w:val="0"/>
-          <w:numId w:val="1021"/>
+          <w:numId w:val="1022"/>
         </w:numPr>
       </w:pPr>
       <w:r>
@@ -9383,7 +11358,7 @@
         <w:pStyle w:val="Compact"/>
         <w:numPr>
           <w:ilvl w:val="0"/>
-          <w:numId w:val="1021"/>
+          <w:numId w:val="1022"/>
         </w:numPr>
       </w:pPr>
       <w:r>
@@ -9398,8 +11373,8 @@
         <w:t xml:space="preserve">If CPI &gt; 7-day revenue, stop ads, ship content.</w:t>
       </w:r>
     </w:p>
-    <w:bookmarkEnd w:id="51"/>
-    <w:bookmarkStart w:id="52" w:name="honest-year-one-scenarios"/>
+    <w:bookmarkEnd w:id="52"/>
+    <w:bookmarkStart w:id="53" w:name="honest-year-one-scenarios"/>
     <w:p>
       <w:pPr>
         <w:pStyle w:val="Heading3"/>
@@ -9758,8 +11733,8 @@
         <w:t xml:space="preserve">Hire and UA only after two months of “side project” numbers during a cricket window.</w:t>
       </w:r>
     </w:p>
-    <w:bookmarkEnd w:id="52"/>
-    <w:bookmarkStart w:id="53" w:name="why-ads-iap-not-premium"/>
+    <w:bookmarkEnd w:id="53"/>
+    <w:bookmarkStart w:id="54" w:name="why-ads-iap-not-premium"/>
     <w:p>
       <w:pPr>
         <w:pStyle w:val="Heading3"/>
@@ -9815,9 +11790,9 @@
         </w:pict>
       </w:r>
     </w:p>
-    <w:bookmarkEnd w:id="53"/>
     <w:bookmarkEnd w:id="54"/>
-    <w:bookmarkStart w:id="55" w:name="X6aa8b93b117ffc1ae25350cc88761d43712c1c6"/>
+    <w:bookmarkEnd w:id="55"/>
+    <w:bookmarkStart w:id="56" w:name="X6aa8b93b117ffc1ae25350cc88761d43712c1c6"/>
     <w:p>
       <w:pPr>
         <w:pStyle w:val="Heading2"/>
@@ -9851,7 +11826,7 @@
         <w:pStyle w:val="Compact"/>
         <w:numPr>
           <w:ilvl w:val="0"/>
-          <w:numId w:val="1022"/>
+          <w:numId w:val="1023"/>
         </w:numPr>
       </w:pPr>
       <w:r>
@@ -9863,7 +11838,7 @@
         <w:pStyle w:val="Compact"/>
         <w:numPr>
           <w:ilvl w:val="0"/>
-          <w:numId w:val="1022"/>
+          <w:numId w:val="1023"/>
         </w:numPr>
       </w:pPr>
       <w:r>
@@ -9936,7 +11911,7 @@
         <w:pStyle w:val="Compact"/>
         <w:numPr>
           <w:ilvl w:val="0"/>
-          <w:numId w:val="1022"/>
+          <w:numId w:val="1023"/>
         </w:numPr>
       </w:pPr>
       <w:r>
@@ -9974,7 +11949,7 @@
         <w:pStyle w:val="Compact"/>
         <w:numPr>
           <w:ilvl w:val="0"/>
-          <w:numId w:val="1022"/>
+          <w:numId w:val="1023"/>
         </w:numPr>
       </w:pPr>
       <w:r>
@@ -10073,7 +12048,7 @@
         <w:pStyle w:val="Compact"/>
         <w:numPr>
           <w:ilvl w:val="0"/>
-          <w:numId w:val="1022"/>
+          <w:numId w:val="1023"/>
         </w:numPr>
       </w:pPr>
       <w:r>
@@ -10114,7 +12089,7 @@
         <w:pStyle w:val="Compact"/>
         <w:numPr>
           <w:ilvl w:val="0"/>
-          <w:numId w:val="1022"/>
+          <w:numId w:val="1023"/>
         </w:numPr>
       </w:pPr>
       <w:r>
@@ -10139,7 +12114,7 @@
         <w:pStyle w:val="Compact"/>
         <w:numPr>
           <w:ilvl w:val="0"/>
-          <w:numId w:val="1022"/>
+          <w:numId w:val="1023"/>
         </w:numPr>
       </w:pPr>
       <w:r>
@@ -10163,7 +12138,7 @@
         <w:pStyle w:val="Compact"/>
         <w:numPr>
           <w:ilvl w:val="0"/>
-          <w:numId w:val="1023"/>
+          <w:numId w:val="1024"/>
         </w:numPr>
       </w:pPr>
       <w:r>
@@ -10191,7 +12166,7 @@
         <w:pStyle w:val="Compact"/>
         <w:numPr>
           <w:ilvl w:val="0"/>
-          <w:numId w:val="1023"/>
+          <w:numId w:val="1024"/>
         </w:numPr>
       </w:pPr>
       <w:r>
@@ -10258,7 +12233,7 @@
         <w:pStyle w:val="Compact"/>
         <w:numPr>
           <w:ilvl w:val="0"/>
-          <w:numId w:val="1023"/>
+          <w:numId w:val="1024"/>
         </w:numPr>
       </w:pPr>
       <w:r>
@@ -10283,7 +12258,7 @@
         <w:pStyle w:val="Compact"/>
         <w:numPr>
           <w:ilvl w:val="0"/>
-          <w:numId w:val="1023"/>
+          <w:numId w:val="1024"/>
         </w:numPr>
       </w:pPr>
       <w:r>
@@ -10343,7 +12318,7 @@
         <w:pStyle w:val="Compact"/>
         <w:numPr>
           <w:ilvl w:val="0"/>
-          <w:numId w:val="1023"/>
+          <w:numId w:val="1024"/>
         </w:numPr>
       </w:pPr>
       <w:r>
@@ -11156,7 +13131,7 @@
         <w:pStyle w:val="Compact"/>
         <w:numPr>
           <w:ilvl w:val="0"/>
-          <w:numId w:val="1024"/>
+          <w:numId w:val="1025"/>
         </w:numPr>
       </w:pPr>
       <w:r>
@@ -11204,7 +13179,7 @@
         <w:pStyle w:val="Compact"/>
         <w:numPr>
           <w:ilvl w:val="0"/>
-          <w:numId w:val="1024"/>
+          <w:numId w:val="1025"/>
         </w:numPr>
       </w:pPr>
       <w:r>
@@ -11226,7 +13201,7 @@
         <w:pStyle w:val="Compact"/>
         <w:numPr>
           <w:ilvl w:val="0"/>
-          <w:numId w:val="1024"/>
+          <w:numId w:val="1025"/>
         </w:numPr>
       </w:pPr>
       <w:r>
@@ -11248,7 +13223,7 @@
         <w:pStyle w:val="Compact"/>
         <w:numPr>
           <w:ilvl w:val="0"/>
-          <w:numId w:val="1024"/>
+          <w:numId w:val="1025"/>
         </w:numPr>
       </w:pPr>
       <w:r>
@@ -11286,7 +13261,7 @@
         <w:pStyle w:val="Compact"/>
         <w:numPr>
           <w:ilvl w:val="0"/>
-          <w:numId w:val="1024"/>
+          <w:numId w:val="1025"/>
         </w:numPr>
       </w:pPr>
       <w:r>
@@ -11334,7 +13309,7 @@
         <w:pStyle w:val="Compact"/>
         <w:numPr>
           <w:ilvl w:val="0"/>
-          <w:numId w:val="1024"/>
+          <w:numId w:val="1025"/>
         </w:numPr>
       </w:pPr>
       <w:r>
@@ -11356,7 +13331,7 @@
         <w:pStyle w:val="Compact"/>
         <w:numPr>
           <w:ilvl w:val="0"/>
-          <w:numId w:val="1024"/>
+          <w:numId w:val="1025"/>
         </w:numPr>
       </w:pPr>
       <w:r>
@@ -11436,7 +13411,7 @@
         <w:pStyle w:val="Compact"/>
         <w:numPr>
           <w:ilvl w:val="0"/>
-          <w:numId w:val="1024"/>
+          <w:numId w:val="1025"/>
         </w:numPr>
       </w:pPr>
       <w:r>
@@ -11458,7 +13433,7 @@
         <w:pStyle w:val="Compact"/>
         <w:numPr>
           <w:ilvl w:val="0"/>
-          <w:numId w:val="1024"/>
+          <w:numId w:val="1025"/>
         </w:numPr>
       </w:pPr>
       <w:r>
@@ -11480,7 +13455,7 @@
         <w:pStyle w:val="Compact"/>
         <w:numPr>
           <w:ilvl w:val="0"/>
-          <w:numId w:val="1024"/>
+          <w:numId w:val="1025"/>
         </w:numPr>
       </w:pPr>
       <w:r>
@@ -11502,7 +13477,7 @@
         <w:pStyle w:val="Compact"/>
         <w:numPr>
           <w:ilvl w:val="0"/>
-          <w:numId w:val="1024"/>
+          <w:numId w:val="1025"/>
         </w:numPr>
       </w:pPr>
       <w:r>
@@ -11524,7 +13499,7 @@
         <w:pStyle w:val="Compact"/>
         <w:numPr>
           <w:ilvl w:val="0"/>
-          <w:numId w:val="1024"/>
+          <w:numId w:val="1025"/>
         </w:numPr>
       </w:pPr>
       <w:r>
@@ -11562,7 +13537,7 @@
         <w:pStyle w:val="Compact"/>
         <w:numPr>
           <w:ilvl w:val="0"/>
-          <w:numId w:val="1024"/>
+          <w:numId w:val="1025"/>
         </w:numPr>
       </w:pPr>
       <w:r>
@@ -11584,7 +13559,7 @@
         <w:pStyle w:val="Compact"/>
         <w:numPr>
           <w:ilvl w:val="0"/>
-          <w:numId w:val="1024"/>
+          <w:numId w:val="1025"/>
         </w:numPr>
       </w:pPr>
       <w:r>
@@ -11616,8 +13591,8 @@
         </w:pict>
       </w:r>
     </w:p>
-    <w:bookmarkEnd w:id="55"/>
-    <w:bookmarkStart w:id="61" w:name="build-plan-what-to-make-in-order"/>
+    <w:bookmarkEnd w:id="56"/>
+    <w:bookmarkStart w:id="62" w:name="build-plan-what-to-make-in-order"/>
     <w:p>
       <w:pPr>
         <w:pStyle w:val="Heading2"/>
@@ -11626,7 +13601,7 @@
         <w:t xml:space="preserve">10. Build plan (what to make, in order)</w:t>
       </w:r>
     </w:p>
-    <w:bookmarkStart w:id="56" w:name="vertical-slice-46-weeks-kill-or-continue"/>
+    <w:bookmarkStart w:id="57" w:name="vertical-slice-46-weeks-kill-or-continue"/>
     <w:p>
       <w:pPr>
         <w:pStyle w:val="Heading3"/>
@@ -11648,7 +13623,7 @@
         <w:pStyle w:val="Compact"/>
         <w:numPr>
           <w:ilvl w:val="0"/>
-          <w:numId w:val="1025"/>
+          <w:numId w:val="1026"/>
         </w:numPr>
       </w:pPr>
       <w:r>
@@ -11660,7 +13635,7 @@
         <w:pStyle w:val="Compact"/>
         <w:numPr>
           <w:ilvl w:val="0"/>
-          <w:numId w:val="1025"/>
+          <w:numId w:val="1026"/>
         </w:numPr>
       </w:pPr>
       <w:r>
@@ -11672,7 +13647,7 @@
         <w:pStyle w:val="Compact"/>
         <w:numPr>
           <w:ilvl w:val="0"/>
-          <w:numId w:val="1025"/>
+          <w:numId w:val="1026"/>
         </w:numPr>
       </w:pPr>
       <w:r>
@@ -11684,7 +13659,7 @@
         <w:pStyle w:val="Compact"/>
         <w:numPr>
           <w:ilvl w:val="0"/>
-          <w:numId w:val="1025"/>
+          <w:numId w:val="1026"/>
         </w:numPr>
       </w:pPr>
       <w:r>
@@ -11696,7 +13671,7 @@
         <w:pStyle w:val="Compact"/>
         <w:numPr>
           <w:ilvl w:val="0"/>
-          <w:numId w:val="1025"/>
+          <w:numId w:val="1026"/>
         </w:numPr>
       </w:pPr>
       <w:r>
@@ -11708,7 +13683,7 @@
         <w:pStyle w:val="Compact"/>
         <w:numPr>
           <w:ilvl w:val="0"/>
-          <w:numId w:val="1025"/>
+          <w:numId w:val="1026"/>
         </w:numPr>
       </w:pPr>
       <w:r>
@@ -11733,8 +13708,8 @@
         <w:t xml:space="preserve">if you do not start a second run after a death without being asked, stop. Do not add ads to a boring slice.</w:t>
       </w:r>
     </w:p>
-    <w:bookmarkEnd w:id="56"/>
-    <w:bookmarkStart w:id="57" w:name="alpha-weeks-714"/>
+    <w:bookmarkEnd w:id="57"/>
+    <w:bookmarkStart w:id="58" w:name="alpha-weeks-714"/>
     <w:p>
       <w:pPr>
         <w:pStyle w:val="Heading3"/>
@@ -11748,7 +13723,7 @@
         <w:pStyle w:val="Compact"/>
         <w:numPr>
           <w:ilvl w:val="0"/>
-          <w:numId w:val="1026"/>
+          <w:numId w:val="1027"/>
         </w:numPr>
       </w:pPr>
       <w:r>
@@ -11760,7 +13735,7 @@
         <w:pStyle w:val="Compact"/>
         <w:numPr>
           <w:ilvl w:val="0"/>
-          <w:numId w:val="1026"/>
+          <w:numId w:val="1027"/>
         </w:numPr>
       </w:pPr>
       <w:r>
@@ -11772,7 +13747,7 @@
         <w:pStyle w:val="Compact"/>
         <w:numPr>
           <w:ilvl w:val="0"/>
-          <w:numId w:val="1026"/>
+          <w:numId w:val="1027"/>
         </w:numPr>
       </w:pPr>
       <w:r>
@@ -11784,15 +13759,15 @@
         <w:pStyle w:val="Compact"/>
         <w:numPr>
           <w:ilvl w:val="0"/>
-          <w:numId w:val="1026"/>
+          <w:numId w:val="1027"/>
         </w:numPr>
       </w:pPr>
       <w:r>
         <w:t xml:space="preserve">Closed testing track, 12 testers, 14 days</w:t>
       </w:r>
     </w:p>
-    <w:bookmarkEnd w:id="57"/>
-    <w:bookmarkStart w:id="58" w:name="beta-weeks-1522"/>
+    <w:bookmarkEnd w:id="58"/>
+    <w:bookmarkStart w:id="59" w:name="beta-weeks-1522"/>
     <w:p>
       <w:pPr>
         <w:pStyle w:val="Heading3"/>
@@ -11806,7 +13781,7 @@
         <w:pStyle w:val="Compact"/>
         <w:numPr>
           <w:ilvl w:val="0"/>
-          <w:numId w:val="1027"/>
+          <w:numId w:val="1028"/>
         </w:numPr>
       </w:pPr>
       <w:r>
@@ -11818,7 +13793,7 @@
         <w:pStyle w:val="Compact"/>
         <w:numPr>
           <w:ilvl w:val="0"/>
-          <w:numId w:val="1027"/>
+          <w:numId w:val="1028"/>
         </w:numPr>
       </w:pPr>
       <w:r>
@@ -11830,7 +13805,7 @@
         <w:pStyle w:val="Compact"/>
         <w:numPr>
           <w:ilvl w:val="0"/>
-          <w:numId w:val="1027"/>
+          <w:numId w:val="1028"/>
         </w:numPr>
       </w:pPr>
       <w:r>
@@ -11842,15 +13817,15 @@
         <w:pStyle w:val="Compact"/>
         <w:numPr>
           <w:ilvl w:val="0"/>
-          <w:numId w:val="1027"/>
+          <w:numId w:val="1028"/>
         </w:numPr>
       </w:pPr>
       <w:r>
         <w:t xml:space="preserve">Store listing, shots, 30s trailer (one run, no licensed footage)</w:t>
       </w:r>
     </w:p>
-    <w:bookmarkEnd w:id="58"/>
-    <w:bookmarkStart w:id="59" w:name="production"/>
+    <w:bookmarkEnd w:id="59"/>
+    <w:bookmarkStart w:id="60" w:name="production"/>
     <w:p>
       <w:pPr>
         <w:pStyle w:val="Heading3"/>
@@ -11864,7 +13839,7 @@
         <w:pStyle w:val="Compact"/>
         <w:numPr>
           <w:ilvl w:val="0"/>
-          <w:numId w:val="1028"/>
+          <w:numId w:val="1029"/>
         </w:numPr>
       </w:pPr>
       <w:r>
@@ -11876,15 +13851,15 @@
         <w:pStyle w:val="Compact"/>
         <w:numPr>
           <w:ilvl w:val="0"/>
-          <w:numId w:val="1028"/>
+          <w:numId w:val="1029"/>
         </w:numPr>
       </w:pPr>
       <w:r>
         <w:t xml:space="preserve">Season 0 pass (free track fat, paid track cosmetic)</w:t>
       </w:r>
     </w:p>
-    <w:bookmarkEnd w:id="59"/>
-    <w:bookmarkStart w:id="60" w:name="team-v1"/>
+    <w:bookmarkEnd w:id="60"/>
+    <w:bookmarkStart w:id="61" w:name="team-v1"/>
     <w:p>
       <w:pPr>
         <w:pStyle w:val="Heading3"/>
@@ -11906,7 +13881,7 @@
         <w:pStyle w:val="Compact"/>
         <w:numPr>
           <w:ilvl w:val="0"/>
-          <w:numId w:val="1029"/>
+          <w:numId w:val="1030"/>
         </w:numPr>
       </w:pPr>
       <w:r>
@@ -11918,7 +13893,7 @@
         <w:pStyle w:val="Compact"/>
         <w:numPr>
           <w:ilvl w:val="0"/>
-          <w:numId w:val="1029"/>
+          <w:numId w:val="1030"/>
         </w:numPr>
       </w:pPr>
       <w:r>
@@ -11930,7 +13905,7 @@
         <w:pStyle w:val="Compact"/>
         <w:numPr>
           <w:ilvl w:val="0"/>
-          <w:numId w:val="1029"/>
+          <w:numId w:val="1030"/>
         </w:numPr>
       </w:pPr>
       <w:r>
@@ -11942,7 +13917,7 @@
         <w:pStyle w:val="Compact"/>
         <w:numPr>
           <w:ilvl w:val="0"/>
-          <w:numId w:val="1029"/>
+          <w:numId w:val="1030"/>
         </w:numPr>
       </w:pPr>
       <w:r>
@@ -11956,9 +13931,9 @@
         </w:pict>
       </w:r>
     </w:p>
-    <w:bookmarkEnd w:id="60"/>
     <w:bookmarkEnd w:id="61"/>
-    <w:bookmarkStart w:id="62" w:name="legal-policy-and-dont-get-banned"/>
+    <w:bookmarkEnd w:id="62"/>
+    <w:bookmarkStart w:id="63" w:name="legal-policy-and-dont-get-banned"/>
     <w:p>
       <w:pPr>
         <w:pStyle w:val="Heading2"/>
@@ -11972,7 +13947,7 @@
         <w:pStyle w:val="Compact"/>
         <w:numPr>
           <w:ilvl w:val="0"/>
-          <w:numId w:val="1030"/>
+          <w:numId w:val="1031"/>
         </w:numPr>
       </w:pPr>
       <w:r>
@@ -11994,7 +13969,7 @@
         <w:pStyle w:val="Compact"/>
         <w:numPr>
           <w:ilvl w:val="0"/>
-          <w:numId w:val="1030"/>
+          <w:numId w:val="1031"/>
         </w:numPr>
       </w:pPr>
       <w:r>
@@ -12045,7 +14020,7 @@
         <w:pStyle w:val="Compact"/>
         <w:numPr>
           <w:ilvl w:val="0"/>
-          <w:numId w:val="1030"/>
+          <w:numId w:val="1031"/>
         </w:numPr>
       </w:pPr>
       <w:r>
@@ -12067,7 +14042,7 @@
         <w:pStyle w:val="Compact"/>
         <w:numPr>
           <w:ilvl w:val="0"/>
-          <w:numId w:val="1030"/>
+          <w:numId w:val="1031"/>
         </w:numPr>
       </w:pPr>
       <w:r>
@@ -12089,7 +14064,7 @@
         <w:pStyle w:val="Compact"/>
         <w:numPr>
           <w:ilvl w:val="0"/>
-          <w:numId w:val="1030"/>
+          <w:numId w:val="1031"/>
         </w:numPr>
       </w:pPr>
       <w:r>
@@ -12113,8 +14088,8 @@
         </w:pict>
       </w:r>
     </w:p>
-    <w:bookmarkEnd w:id="62"/>
-    <w:bookmarkStart w:id="63" w:name="risks"/>
+    <w:bookmarkEnd w:id="63"/>
+    <w:bookmarkStart w:id="64" w:name="risks"/>
     <w:p>
       <w:pPr>
         <w:pStyle w:val="Heading2"/>
@@ -12487,8 +14462,8 @@
         </w:pict>
       </w:r>
     </w:p>
-    <w:bookmarkEnd w:id="63"/>
-    <w:bookmarkStart w:id="64" w:name="recommendation"/>
+    <w:bookmarkEnd w:id="64"/>
+    <w:bookmarkStart w:id="65" w:name="recommendation"/>
     <w:p>
       <w:pPr>
         <w:pStyle w:val="Heading2"/>
@@ -12579,8 +14554,8 @@
         </w:pict>
       </w:r>
     </w:p>
-    <w:bookmarkEnd w:id="64"/>
-    <w:bookmarkStart w:id="65" w:name="key-decisions"/>
+    <w:bookmarkEnd w:id="65"/>
+    <w:bookmarkStart w:id="66" w:name="key-decisions"/>
     <w:p>
       <w:pPr>
         <w:pStyle w:val="Heading2"/>
@@ -12594,7 +14569,7 @@
         <w:pStyle w:val="Compact"/>
         <w:numPr>
           <w:ilvl w:val="0"/>
-          <w:numId w:val="1031"/>
+          <w:numId w:val="1032"/>
         </w:numPr>
       </w:pPr>
       <w:r>
@@ -12616,7 +14591,7 @@
         <w:pStyle w:val="Compact"/>
         <w:numPr>
           <w:ilvl w:val="0"/>
-          <w:numId w:val="1031"/>
+          <w:numId w:val="1032"/>
         </w:numPr>
       </w:pPr>
       <w:r>
@@ -12661,7 +14636,7 @@
         <w:pStyle w:val="Compact"/>
         <w:numPr>
           <w:ilvl w:val="0"/>
-          <w:numId w:val="1031"/>
+          <w:numId w:val="1032"/>
         </w:numPr>
       </w:pPr>
       <w:r>
@@ -12680,7 +14655,7 @@
         <w:pStyle w:val="Compact"/>
         <w:numPr>
           <w:ilvl w:val="0"/>
-          <w:numId w:val="1031"/>
+          <w:numId w:val="1032"/>
         </w:numPr>
       </w:pPr>
       <w:r>
@@ -12699,7 +14674,7 @@
         <w:pStyle w:val="Compact"/>
         <w:numPr>
           <w:ilvl w:val="0"/>
-          <w:numId w:val="1031"/>
+          <w:numId w:val="1032"/>
         </w:numPr>
       </w:pPr>
       <w:r>
@@ -12718,7 +14693,7 @@
         <w:pStyle w:val="Compact"/>
         <w:numPr>
           <w:ilvl w:val="0"/>
-          <w:numId w:val="1031"/>
+          <w:numId w:val="1032"/>
         </w:numPr>
       </w:pPr>
       <w:r>
@@ -12737,7 +14712,7 @@
         <w:pStyle w:val="Compact"/>
         <w:numPr>
           <w:ilvl w:val="0"/>
-          <w:numId w:val="1031"/>
+          <w:numId w:val="1032"/>
         </w:numPr>
       </w:pPr>
       <w:r>
@@ -12758,8 +14733,8 @@
         </w:pict>
       </w:r>
     </w:p>
-    <w:bookmarkEnd w:id="65"/>
-    <w:bookmarkStart w:id="66" w:name="decisions-already-made-2026-09-02"/>
+    <w:bookmarkEnd w:id="66"/>
+    <w:bookmarkStart w:id="67" w:name="decisions-already-made-2026-09-02"/>
     <w:p>
       <w:pPr>
         <w:pStyle w:val="Heading2"/>
@@ -12773,7 +14748,7 @@
         <w:pStyle w:val="Compact"/>
         <w:numPr>
           <w:ilvl w:val="0"/>
-          <w:numId w:val="1032"/>
+          <w:numId w:val="1033"/>
         </w:numPr>
       </w:pPr>
       <w:r>
@@ -12818,7 +14793,7 @@
         <w:pStyle w:val="Compact"/>
         <w:numPr>
           <w:ilvl w:val="0"/>
-          <w:numId w:val="1032"/>
+          <w:numId w:val="1033"/>
         </w:numPr>
       </w:pPr>
       <w:r>
@@ -12866,7 +14841,7 @@
         <w:pStyle w:val="Compact"/>
         <w:numPr>
           <w:ilvl w:val="0"/>
-          <w:numId w:val="1032"/>
+          <w:numId w:val="1033"/>
         </w:numPr>
       </w:pPr>
       <w:r>
@@ -12911,7 +14886,7 @@
         <w:pStyle w:val="Compact"/>
         <w:numPr>
           <w:ilvl w:val="0"/>
-          <w:numId w:val="1032"/>
+          <w:numId w:val="1033"/>
         </w:numPr>
       </w:pPr>
       <w:r>
@@ -12943,7 +14918,7 @@
         <w:pStyle w:val="Compact"/>
         <w:numPr>
           <w:ilvl w:val="0"/>
-          <w:numId w:val="1032"/>
+          <w:numId w:val="1033"/>
         </w:numPr>
       </w:pPr>
       <w:r>
@@ -12994,7 +14969,7 @@
         <w:pStyle w:val="Compact"/>
         <w:numPr>
           <w:ilvl w:val="0"/>
-          <w:numId w:val="1032"/>
+          <w:numId w:val="1033"/>
         </w:numPr>
       </w:pPr>
       <w:r>
@@ -13026,7 +15001,7 @@
         <w:pStyle w:val="Compact"/>
         <w:numPr>
           <w:ilvl w:val="0"/>
-          <w:numId w:val="1032"/>
+          <w:numId w:val="1033"/>
         </w:numPr>
       </w:pPr>
       <w:r>
@@ -13077,7 +15052,7 @@
         <w:pStyle w:val="Compact"/>
         <w:numPr>
           <w:ilvl w:val="0"/>
-          <w:numId w:val="1032"/>
+          <w:numId w:val="1033"/>
         </w:numPr>
       </w:pPr>
       <w:r>
@@ -13125,7 +15100,7 @@
         <w:pStyle w:val="Compact"/>
         <w:numPr>
           <w:ilvl w:val="0"/>
-          <w:numId w:val="1032"/>
+          <w:numId w:val="1033"/>
         </w:numPr>
       </w:pPr>
       <w:r>
@@ -13154,7 +15129,7 @@
         <w:pStyle w:val="Compact"/>
         <w:numPr>
           <w:ilvl w:val="0"/>
-          <w:numId w:val="1032"/>
+          <w:numId w:val="1033"/>
         </w:numPr>
       </w:pPr>
       <w:r>
@@ -13186,7 +15161,7 @@
         <w:pStyle w:val="Compact"/>
         <w:numPr>
           <w:ilvl w:val="0"/>
-          <w:numId w:val="1032"/>
+          <w:numId w:val="1033"/>
         </w:numPr>
       </w:pPr>
       <w:r>
@@ -13224,7 +15199,7 @@
         <w:pStyle w:val="Compact"/>
         <w:numPr>
           <w:ilvl w:val="0"/>
-          <w:numId w:val="1032"/>
+          <w:numId w:val="1033"/>
         </w:numPr>
       </w:pPr>
       <w:r>
@@ -13256,7 +15231,7 @@
         <w:pStyle w:val="Compact"/>
         <w:numPr>
           <w:ilvl w:val="0"/>
-          <w:numId w:val="1032"/>
+          <w:numId w:val="1033"/>
         </w:numPr>
       </w:pPr>
       <w:r>
@@ -13288,7 +15263,7 @@
         <w:pStyle w:val="Compact"/>
         <w:numPr>
           <w:ilvl w:val="0"/>
-          <w:numId w:val="1032"/>
+          <w:numId w:val="1033"/>
         </w:numPr>
       </w:pPr>
       <w:r>
@@ -13317,7 +15292,7 @@
         <w:pStyle w:val="Compact"/>
         <w:numPr>
           <w:ilvl w:val="0"/>
-          <w:numId w:val="1032"/>
+          <w:numId w:val="1033"/>
         </w:numPr>
       </w:pPr>
       <w:r>
@@ -13378,7 +15353,7 @@
         <w:pStyle w:val="Compact"/>
         <w:numPr>
           <w:ilvl w:val="0"/>
-          <w:numId w:val="1032"/>
+          <w:numId w:val="1033"/>
         </w:numPr>
       </w:pPr>
       <w:r>
@@ -13426,7 +15401,7 @@
         <w:pStyle w:val="Compact"/>
         <w:numPr>
           <w:ilvl w:val="0"/>
-          <w:numId w:val="1032"/>
+          <w:numId w:val="1033"/>
         </w:numPr>
       </w:pPr>
       <w:r>
@@ -13480,7 +15455,7 @@
         <w:pStyle w:val="Compact"/>
         <w:numPr>
           <w:ilvl w:val="0"/>
-          <w:numId w:val="1032"/>
+          <w:numId w:val="1033"/>
         </w:numPr>
       </w:pPr>
       <w:r>
@@ -13504,24 +15479,72 @@
         <w:t xml:space="preserve"> </w:t>
       </w:r>
       <w:r>
-        <w:t xml:space="preserve">12 chapters × 10. Every 10th level is a gate (gully cup, town selection, …,</w:t>
-      </w:r>
-      <w:r>
-        <w:t xml:space="preserve"> </w:t>
-      </w:r>
-      <w:r>
-        <w:rPr>
-          <w:b/>
-          <w:bCs/>
-        </w:rPr>
-        <w:t xml:space="preserve">World Cup final = 120</w:t>
-      </w:r>
-      <w:r>
-        <w:t xml:space="preserve">). Primary + 2 star missions. 20/30 stars to unlock the next chapter.</w:t>
-      </w:r>
-    </w:p>
-    <w:bookmarkEnd w:id="66"/>
-    <w:bookmarkStart w:id="67" w:name="open-questions-need-you"/>
+        <w:t xml:space="preserve">12 chapters × 10. Every 10th level is a gate.</w:t>
+      </w:r>
+      <w:r>
+        <w:t xml:space="preserve"> </w:t>
+      </w:r>
+      <w:r>
+        <w:rPr>
+          <w:b/>
+          <w:bCs/>
+        </w:rPr>
+        <w:t xml:space="preserve">World Cup final = 120.</w:t>
+      </w:r>
+    </w:p>
+    <w:p>
+      <w:pPr>
+        <w:pStyle w:val="Compact"/>
+        <w:numPr>
+          <w:ilvl w:val="0"/>
+          <w:numId w:val="1033"/>
+        </w:numPr>
+      </w:pPr>
+      <w:r>
+        <w:rPr>
+          <w:b/>
+          <w:bCs/>
+        </w:rPr>
+        <w:t xml:space="preserve">Drama spine:</w:t>
+      </w:r>
+      <w:r>
+        <w:t xml:space="preserve"> </w:t>
+      </w:r>
+      <w:r>
+        <w:t xml:space="preserve">stall at state senior; special innings to be</w:t>
+      </w:r>
+      <w:r>
+        <w:t xml:space="preserve"> </w:t>
+      </w:r>
+      <w:r>
+        <w:rPr>
+          <w:i/>
+          <w:iCs/>
+        </w:rPr>
+        <w:t xml:space="preserve">considered</w:t>
+      </w:r>
+      <w:r>
+        <w:t xml:space="preserve">; best in camp, not in the 15; injury-replacement cap; WC1 semi choke; last World Cup +</w:t>
+      </w:r>
+      <w:r>
+        <w:t xml:space="preserve"> </w:t>
+      </w:r>
+      <w:r>
+        <w:rPr>
+          <w:b/>
+          <w:bCs/>
+        </w:rPr>
+        <w:t xml:space="preserve">personal milestone</w:t>
+      </w:r>
+      <w:r>
+        <w:t xml:space="preserve"> </w:t>
+      </w:r>
+      <w:r>
+        <w:t xml:space="preserve">dual-win.</w:t>
+      </w:r>
+    </w:p>
+    <w:bookmarkEnd w:id="67"/>
+    <w:bookmarkStart w:id="68" w:name="open-questions-need-you"/>
     <w:p>
       <w:pPr>
         <w:pStyle w:val="Heading2"/>
@@ -13535,7 +15558,7 @@
         <w:pStyle w:val="Compact"/>
         <w:numPr>
           <w:ilvl w:val="0"/>
-          <w:numId w:val="1033"/>
+          <w:numId w:val="1034"/>
         </w:numPr>
       </w:pPr>
       <w:r>
@@ -13557,7 +15580,7 @@
         <w:pStyle w:val="Compact"/>
         <w:numPr>
           <w:ilvl w:val="0"/>
-          <w:numId w:val="1033"/>
+          <w:numId w:val="1034"/>
         </w:numPr>
       </w:pPr>
       <w:r>
@@ -13573,7 +15596,7 @@
         <w:pStyle w:val="Compact"/>
         <w:numPr>
           <w:ilvl w:val="0"/>
-          <w:numId w:val="1033"/>
+          <w:numId w:val="1034"/>
         </w:numPr>
       </w:pPr>
       <w:r>
@@ -13595,7 +15618,7 @@
         <w:pStyle w:val="Compact"/>
         <w:numPr>
           <w:ilvl w:val="0"/>
-          <w:numId w:val="1033"/>
+          <w:numId w:val="1034"/>
         </w:numPr>
       </w:pPr>
       <w:r>
@@ -13617,7 +15640,7 @@
         <w:pStyle w:val="Compact"/>
         <w:numPr>
           <w:ilvl w:val="0"/>
-          <w:numId w:val="1033"/>
+          <w:numId w:val="1034"/>
         </w:numPr>
       </w:pPr>
       <w:r>
@@ -13639,7 +15662,7 @@
         <w:pStyle w:val="Compact"/>
         <w:numPr>
           <w:ilvl w:val="0"/>
-          <w:numId w:val="1033"/>
+          <w:numId w:val="1034"/>
         </w:numPr>
       </w:pPr>
       <w:r>
@@ -13655,7 +15678,7 @@
         <w:pStyle w:val="Compact"/>
         <w:numPr>
           <w:ilvl w:val="0"/>
-          <w:numId w:val="1033"/>
+          <w:numId w:val="1034"/>
         </w:numPr>
       </w:pPr>
       <w:r>
@@ -13679,8 +15702,8 @@
         </w:pict>
       </w:r>
     </w:p>
-    <w:bookmarkEnd w:id="67"/>
-    <w:bookmarkStart w:id="68" w:name="sources-planning-not-audited-financials"/>
+    <w:bookmarkEnd w:id="68"/>
+    <w:bookmarkStart w:id="69" w:name="sources-planning-not-audited-financials"/>
     <w:p>
       <w:pPr>
         <w:pStyle w:val="Heading2"/>
@@ -13694,7 +15717,7 @@
         <w:pStyle w:val="Compact"/>
         <w:numPr>
           <w:ilvl w:val="0"/>
-          <w:numId w:val="1034"/>
+          <w:numId w:val="1035"/>
         </w:numPr>
       </w:pPr>
       <w:r>
@@ -13706,7 +15729,7 @@
         <w:pStyle w:val="Compact"/>
         <w:numPr>
           <w:ilvl w:val="0"/>
-          <w:numId w:val="1034"/>
+          <w:numId w:val="1035"/>
         </w:numPr>
       </w:pPr>
       <w:r>
@@ -13718,7 +15741,7 @@
         <w:pStyle w:val="Compact"/>
         <w:numPr>
           <w:ilvl w:val="0"/>
-          <w:numId w:val="1034"/>
+          <w:numId w:val="1035"/>
         </w:numPr>
       </w:pPr>
       <w:r>
@@ -13730,7 +15753,7 @@
         <w:pStyle w:val="Compact"/>
         <w:numPr>
           <w:ilvl w:val="0"/>
-          <w:numId w:val="1034"/>
+          <w:numId w:val="1035"/>
         </w:numPr>
       </w:pPr>
       <w:r>
@@ -13742,7 +15765,7 @@
         <w:pStyle w:val="Compact"/>
         <w:numPr>
           <w:ilvl w:val="0"/>
-          <w:numId w:val="1034"/>
+          <w:numId w:val="1035"/>
         </w:numPr>
       </w:pPr>
       <w:r>
@@ -13754,7 +15777,7 @@
         <w:pStyle w:val="Compact"/>
         <w:numPr>
           <w:ilvl w:val="0"/>
-          <w:numId w:val="1034"/>
+          <w:numId w:val="1035"/>
         </w:numPr>
       </w:pPr>
       <w:r>
@@ -13766,7 +15789,7 @@
         <w:pStyle w:val="Compact"/>
         <w:numPr>
           <w:ilvl w:val="0"/>
-          <w:numId w:val="1034"/>
+          <w:numId w:val="1035"/>
         </w:numPr>
       </w:pPr>
       <w:r>
@@ -13778,7 +15801,7 @@
         <w:pStyle w:val="Compact"/>
         <w:numPr>
           <w:ilvl w:val="0"/>
-          <w:numId w:val="1034"/>
+          <w:numId w:val="1035"/>
         </w:numPr>
       </w:pPr>
       <w:r>
@@ -13790,7 +15813,7 @@
         <w:pStyle w:val="Compact"/>
         <w:numPr>
           <w:ilvl w:val="0"/>
-          <w:numId w:val="1034"/>
+          <w:numId w:val="1035"/>
         </w:numPr>
       </w:pPr>
       <w:r>
@@ -13802,7 +15825,7 @@
         <w:pStyle w:val="Compact"/>
         <w:numPr>
           <w:ilvl w:val="0"/>
-          <w:numId w:val="1034"/>
+          <w:numId w:val="1035"/>
         </w:numPr>
       </w:pPr>
       <w:r>
@@ -13814,7 +15837,7 @@
         <w:pStyle w:val="Compact"/>
         <w:numPr>
           <w:ilvl w:val="0"/>
-          <w:numId w:val="1034"/>
+          <w:numId w:val="1035"/>
         </w:numPr>
       </w:pPr>
       <w:r>
@@ -13826,7 +15849,7 @@
         <w:pStyle w:val="Compact"/>
         <w:numPr>
           <w:ilvl w:val="0"/>
-          <w:numId w:val="1034"/>
+          <w:numId w:val="1035"/>
         </w:numPr>
       </w:pPr>
       <w:r>
@@ -13838,7 +15861,7 @@
         <w:pStyle w:val="Compact"/>
         <w:numPr>
           <w:ilvl w:val="0"/>
-          <w:numId w:val="1034"/>
+          <w:numId w:val="1035"/>
         </w:numPr>
       </w:pPr>
       <w:r>
@@ -13850,7 +15873,7 @@
         <w:pStyle w:val="Compact"/>
         <w:numPr>
           <w:ilvl w:val="0"/>
-          <w:numId w:val="1034"/>
+          <w:numId w:val="1035"/>
         </w:numPr>
       </w:pPr>
       <w:r>
@@ -13862,7 +15885,7 @@
         <w:pStyle w:val="Compact"/>
         <w:numPr>
           <w:ilvl w:val="0"/>
-          <w:numId w:val="1034"/>
+          <w:numId w:val="1035"/>
         </w:numPr>
       </w:pPr>
       <w:r>
@@ -13874,7 +15897,7 @@
         <w:pStyle w:val="Compact"/>
         <w:numPr>
           <w:ilvl w:val="0"/>
-          <w:numId w:val="1034"/>
+          <w:numId w:val="1035"/>
         </w:numPr>
       </w:pPr>
       <w:r>
@@ -13921,8 +15944,8 @@
         <w:t xml:space="preserve">Prepared for internal use. The replay plan is retired. This is the game.</w:t>
       </w:r>
     </w:p>
-    <w:bookmarkEnd w:id="68"/>
     <w:bookmarkEnd w:id="69"/>
+    <w:bookmarkEnd w:id="70"/>
     <w:sectPr>
       <w:footnotePr>
         <w:numRestart w:val="eachSect"/>
@@ -14279,7 +16302,34 @@
     <w:abstractNumId w:val="991"/>
   </w:num>
   <w:num w:numId="1010">
-    <w:abstractNumId w:val="991"/>
+    <w:abstractNumId w:val="99411"/>
+    <w:lvlOverride w:ilvl="0">
+      <w:startOverride w:val="1"/>
+    </w:lvlOverride>
+    <w:lvlOverride w:ilvl="1">
+      <w:startOverride w:val="1"/>
+    </w:lvlOverride>
+    <w:lvlOverride w:ilvl="2">
+      <w:startOverride w:val="1"/>
+    </w:lvlOverride>
+    <w:lvlOverride w:ilvl="3">
+      <w:startOverride w:val="1"/>
+    </w:lvlOverride>
+    <w:lvlOverride w:ilvl="4">
+      <w:startOverride w:val="1"/>
+    </w:lvlOverride>
+    <w:lvlOverride w:ilvl="5">
+      <w:startOverride w:val="1"/>
+    </w:lvlOverride>
+    <w:lvlOverride w:ilvl="6">
+      <w:startOverride w:val="1"/>
+    </w:lvlOverride>
+    <w:lvlOverride w:ilvl="7">
+      <w:startOverride w:val="1"/>
+    </w:lvlOverride>
+    <w:lvlOverride w:ilvl="8">
+      <w:startOverride w:val="1"/>
+    </w:lvlOverride>
   </w:num>
   <w:num w:numId="1011">
     <w:abstractNumId w:val="991"/>
@@ -14321,6 +16371,9 @@
     <w:abstractNumId w:val="991"/>
   </w:num>
   <w:num w:numId="1024">
+    <w:abstractNumId w:val="991"/>
+  </w:num>
+  <w:num w:numId="1025">
     <w:abstractNumId w:val="99411"/>
     <w:lvlOverride w:ilvl="0">
       <w:startOverride w:val="1"/>
@@ -14350,9 +16403,6 @@
       <w:startOverride w:val="1"/>
     </w:lvlOverride>
   </w:num>
-  <w:num w:numId="1025">
-    <w:abstractNumId w:val="991"/>
-  </w:num>
   <w:num w:numId="1026">
     <w:abstractNumId w:val="991"/>
   </w:num>
@@ -14369,34 +16419,7 @@
     <w:abstractNumId w:val="991"/>
   </w:num>
   <w:num w:numId="1031">
-    <w:abstractNumId w:val="99411"/>
-    <w:lvlOverride w:ilvl="0">
-      <w:startOverride w:val="1"/>
-    </w:lvlOverride>
-    <w:lvlOverride w:ilvl="1">
-      <w:startOverride w:val="1"/>
-    </w:lvlOverride>
-    <w:lvlOverride w:ilvl="2">
-      <w:startOverride w:val="1"/>
-    </w:lvlOverride>
-    <w:lvlOverride w:ilvl="3">
-      <w:startOverride w:val="1"/>
-    </w:lvlOverride>
-    <w:lvlOverride w:ilvl="4">
-      <w:startOverride w:val="1"/>
-    </w:lvlOverride>
-    <w:lvlOverride w:ilvl="5">
-      <w:startOverride w:val="1"/>
-    </w:lvlOverride>
-    <w:lvlOverride w:ilvl="6">
-      <w:startOverride w:val="1"/>
-    </w:lvlOverride>
-    <w:lvlOverride w:ilvl="7">
-      <w:startOverride w:val="1"/>
-    </w:lvlOverride>
-    <w:lvlOverride w:ilvl="8">
-      <w:startOverride w:val="1"/>
-    </w:lvlOverride>
+    <w:abstractNumId w:val="991"/>
   </w:num>
   <w:num w:numId="1032">
     <w:abstractNumId w:val="99411"/>
@@ -14459,6 +16482,36 @@
     </w:lvlOverride>
   </w:num>
   <w:num w:numId="1034">
+    <w:abstractNumId w:val="99411"/>
+    <w:lvlOverride w:ilvl="0">
+      <w:startOverride w:val="1"/>
+    </w:lvlOverride>
+    <w:lvlOverride w:ilvl="1">
+      <w:startOverride w:val="1"/>
+    </w:lvlOverride>
+    <w:lvlOverride w:ilvl="2">
+      <w:startOverride w:val="1"/>
+    </w:lvlOverride>
+    <w:lvlOverride w:ilvl="3">
+      <w:startOverride w:val="1"/>
+    </w:lvlOverride>
+    <w:lvlOverride w:ilvl="4">
+      <w:startOverride w:val="1"/>
+    </w:lvlOverride>
+    <w:lvlOverride w:ilvl="5">
+      <w:startOverride w:val="1"/>
+    </w:lvlOverride>
+    <w:lvlOverride w:ilvl="6">
+      <w:startOverride w:val="1"/>
+    </w:lvlOverride>
+    <w:lvlOverride w:ilvl="7">
+      <w:startOverride w:val="1"/>
+    </w:lvlOverride>
+    <w:lvlOverride w:ilvl="8">
+      <w:startOverride w:val="1"/>
+    </w:lvlOverride>
+  </w:num>
+  <w:num w:numId="1035">
     <w:abstractNumId w:val="991"/>
   </w:num>
 </w:numbering>

--- a/SwitchedHit_Roguelite_Plan.docx
+++ b/SwitchedHit_Roguelite_Plan.docx
@@ -2,7 +2,7 @@
 <file path=word/document.xml><?xml version="1.0" encoding="utf-8"?>
 <w:document xmlns:w="http://schemas.openxmlformats.org/wordprocessingml/2006/main" xmlns:m="http://schemas.openxmlformats.org/officeDocument/2006/math" xmlns:r="http://schemas.openxmlformats.org/officeDocument/2006/relationships" xmlns:o="urn:schemas-microsoft-com:office:office" xmlns:v="urn:schemas-microsoft-com:vml" xmlns:w10="urn:schemas-microsoft-com:office:word" xmlns:a="http://schemas.openxmlformats.org/drawingml/2006/main" xmlns:pic="http://schemas.openxmlformats.org/drawingml/2006/picture" xmlns:wp="http://schemas.openxmlformats.org/drawingml/2006/wordprocessingDrawing">
   <w:body>
-    <w:bookmarkStart w:id="70" w:name="switchedhit"/>
+    <w:bookmarkStart w:id="71" w:name="switchedhit"/>
     <w:p>
       <w:pPr>
         <w:pStyle w:val="Heading1"/>
@@ -1665,7 +1665,7 @@
     </w:p>
     <w:bookmarkEnd w:id="15"/>
     <w:bookmarkEnd w:id="16"/>
-    <w:bookmarkStart w:id="31" w:name="game-plan-design"/>
+    <w:bookmarkStart w:id="32" w:name="game-plan-design"/>
     <w:p>
       <w:pPr>
         <w:pStyle w:val="Heading2"/>
@@ -1760,7 +1760,7 @@
       </w:r>
     </w:p>
     <w:bookmarkEnd w:id="17"/>
-    <w:bookmarkStart w:id="18" w:name="you-are-the-player"/>
+    <w:bookmarkStart w:id="19" w:name="you-are-the-player"/>
     <w:p>
       <w:pPr>
         <w:pStyle w:val="Heading3"/>
@@ -2122,14 +2122,13 @@
         <w:t xml:space="preserve">, not a second career.</w:t>
       </w:r>
     </w:p>
-    <w:bookmarkEnd w:id="18"/>
-    <w:bookmarkStart w:id="19" w:name="what-a-fight-is"/>
-    <w:p>
-      <w:pPr>
-        <w:pStyle w:val="Heading3"/>
-      </w:pPr>
-      <w:r>
-        <w:t xml:space="preserve">4.3 What a “fight” is</w:t>
+    <w:bookmarkStart w:id="18" w:name="X94642864f804357264bffceb7e45c4b0f75e66b"/>
+    <w:p>
+      <w:pPr>
+        <w:pStyle w:val="Heading4"/>
+      </w:pPr>
+      <w:r>
+        <w:t xml:space="preserve">4.2.1 Identity (India-first; international careers later)</w:t>
       </w:r>
     </w:p>
     <w:p>
@@ -2137,963 +2136,20 @@
         <w:pStyle w:val="FirstParagraph"/>
       </w:pPr>
       <w:r>
-        <w:t xml:space="preserve">Map</w:t>
-      </w:r>
-      <w:r>
-        <w:t xml:space="preserve"> </w:t>
-      </w:r>
-      <w:r>
-        <w:rPr>
-          <w:b/>
-          <w:bCs/>
-        </w:rPr>
-        <w:t xml:space="preserve">one combat encounter = one innings (or a chase)</w:t>
-      </w:r>
-      <w:r>
-        <w:t xml:space="preserve">.</w:t>
-      </w:r>
-    </w:p>
-    <w:p>
-      <w:pPr>
-        <w:pStyle w:val="Compact"/>
-        <w:numPr>
-          <w:ilvl w:val="0"/>
-          <w:numId w:val="1007"/>
-        </w:numPr>
-      </w:pPr>
-      <w:r>
-        <w:rPr>
-          <w:b/>
-          <w:bCs/>
-        </w:rPr>
-        <w:t xml:space="preserve">HP / wickets:</w:t>
-      </w:r>
-      <w:r>
-        <w:t xml:space="preserve"> </w:t>
-      </w:r>
-      <w:r>
-        <w:t xml:space="preserve">you have a wicket bar (confidence + partners + luck,</w:t>
-      </w:r>
-      <w:r>
-        <w:t xml:space="preserve"> </w:t>
-      </w:r>
-      <w:r>
-        <w:rPr>
-          <w:i/>
-          <w:iCs/>
-        </w:rPr>
-        <w:t xml:space="preserve">not</w:t>
-      </w:r>
-      <w:r>
-        <w:t xml:space="preserve"> </w:t>
-      </w:r>
-      <w:r>
-        <w:t xml:space="preserve">10 literal dismissals — tune so a street fight is</w:t>
-      </w:r>
-      <w:r>
-        <w:t xml:space="preserve"> </w:t>
-      </w:r>
-      <w:r>
-        <w:rPr>
-          <w:b/>
-          <w:bCs/>
-        </w:rPr>
-        <w:t xml:space="preserve">5–7 minutes</w:t>
-      </w:r>
-      <w:r>
-        <w:t xml:space="preserve">). Hitting 0 = dismissed /</w:t>
-      </w:r>
-      <w:r>
-        <w:t xml:space="preserve"> </w:t>
-      </w:r>
-      <w:r>
-        <w:rPr>
-          <w:b/>
-          <w:bCs/>
-        </w:rPr>
-        <w:t xml:space="preserve">this stage failed</w:t>
-      </w:r>
-      <w:r>
-        <w:t xml:space="preserve">. Retry the node. Campaign stays.</w:t>
-      </w:r>
-    </w:p>
-    <w:p>
-      <w:pPr>
-        <w:pStyle w:val="Compact"/>
-        <w:numPr>
-          <w:ilvl w:val="0"/>
-          <w:numId w:val="1007"/>
-        </w:numPr>
-      </w:pPr>
-      <w:r>
-        <w:rPr>
-          <w:b/>
-          <w:bCs/>
-        </w:rPr>
-        <w:t xml:space="preserve">Energy:</w:t>
-      </w:r>
-      <w:r>
-        <w:t xml:space="preserve"> </w:t>
-      </w:r>
-      <w:r>
-        <w:t xml:space="preserve">stamina per over (3 energy, StS-like). Playing a cover drive costs 1; a rampaging slog-sweep costs 2; “farm strike” is 0-cost but low reward.</w:t>
-      </w:r>
-    </w:p>
-    <w:p>
-      <w:pPr>
-        <w:pStyle w:val="Compact"/>
-        <w:numPr>
-          <w:ilvl w:val="0"/>
-          <w:numId w:val="1007"/>
-        </w:numPr>
-      </w:pPr>
-      <w:r>
-        <w:rPr>
-          <w:b/>
-          <w:bCs/>
-        </w:rPr>
-        <w:t xml:space="preserve">Block:</w:t>
-      </w:r>
-      <w:r>
-        <w:t xml:space="preserve"> </w:t>
-      </w:r>
-      <w:r>
-        <w:t xml:space="preserve">leave, dead bat, wear the shine. Converts to “survival” against bouncers.</w:t>
-      </w:r>
-    </w:p>
-    <w:p>
-      <w:pPr>
-        <w:pStyle w:val="Compact"/>
-        <w:numPr>
-          <w:ilvl w:val="0"/>
-          <w:numId w:val="1007"/>
-        </w:numPr>
-      </w:pPr>
-      <w:r>
-        <w:rPr>
-          <w:b/>
-          <w:bCs/>
-        </w:rPr>
-        <w:t xml:space="preserve">Damage you deal = runs.</w:t>
-      </w:r>
-      <w:r>
-        <w:t xml:space="preserve"> </w:t>
-      </w:r>
-      <w:r>
-        <w:t xml:space="preserve">The bowling attack has an</w:t>
-      </w:r>
-      <w:r>
-        <w:t xml:space="preserve"> </w:t>
-      </w:r>
-      <w:r>
-        <w:rPr>
-          <w:b/>
-          <w:bCs/>
-        </w:rPr>
-        <w:t xml:space="preserve">over-limit / target</w:t>
-      </w:r>
-      <w:r>
-        <w:t xml:space="preserve">. Street fight: 60 off 8. District final: 148 off 20. International: Test-session pressure or death-over T20.</w:t>
-      </w:r>
-    </w:p>
-    <w:p>
-      <w:pPr>
-        <w:pStyle w:val="Compact"/>
-        <w:numPr>
-          <w:ilvl w:val="0"/>
-          <w:numId w:val="1007"/>
-        </w:numPr>
-      </w:pPr>
-      <w:r>
-        <w:rPr>
-          <w:b/>
-          <w:bCs/>
-        </w:rPr>
-        <w:t xml:space="preserve">Enemy intent:</w:t>
-      </w:r>
-      <w:r>
-        <w:t xml:space="preserve"> </w:t>
-      </w:r>
-      <w:r>
-        <w:t xml:space="preserve">shown like StS intents —</w:t>
-      </w:r>
-      <w:r>
-        <w:t xml:space="preserve"> </w:t>
-      </w:r>
-      <w:r>
-        <w:rPr>
-          <w:i/>
-          <w:iCs/>
-        </w:rPr>
-        <w:t xml:space="preserve">yorker</w:t>
-      </w:r>
-      <w:r>
-        <w:t xml:space="preserve">,</w:t>
-      </w:r>
-      <w:r>
-        <w:t xml:space="preserve"> </w:t>
-      </w:r>
-      <w:r>
-        <w:rPr>
-          <w:i/>
-          <w:iCs/>
-        </w:rPr>
-        <w:t xml:space="preserve">short barrage</w:t>
-      </w:r>
-      <w:r>
-        <w:t xml:space="preserve">,</w:t>
-      </w:r>
-      <w:r>
-        <w:t xml:space="preserve"> </w:t>
-      </w:r>
-      <w:r>
-        <w:rPr>
-          <w:i/>
-          <w:iCs/>
-        </w:rPr>
-        <w:t xml:space="preserve">doosra</w:t>
-      </w:r>
-      <w:r>
-        <w:t xml:space="preserve">,</w:t>
-      </w:r>
-      <w:r>
-        <w:t xml:space="preserve"> </w:t>
-      </w:r>
-      <w:r>
-        <w:rPr>
-          <w:i/>
-          <w:iCs/>
-        </w:rPr>
-        <w:t xml:space="preserve">wide trap</w:t>
-      </w:r>
-      <w:r>
-        <w:t xml:space="preserve">,</w:t>
-      </w:r>
-      <w:r>
-        <w:t xml:space="preserve"> </w:t>
-      </w:r>
-      <w:r>
-        <w:rPr>
-          <w:i/>
-          <w:iCs/>
-        </w:rPr>
-        <w:t xml:space="preserve">crowd noise</w:t>
-      </w:r>
-      <w:r>
-        <w:t xml:space="preserve">,</w:t>
-      </w:r>
-      <w:r>
-        <w:t xml:space="preserve"> </w:t>
-      </w:r>
-      <w:r>
-        <w:rPr>
-          <w:i/>
-          <w:iCs/>
-        </w:rPr>
-        <w:t xml:space="preserve">DRS</w:t>
-      </w:r>
-      <w:r>
-        <w:t xml:space="preserve">. You play around the next ball, not a timing minigame.</w:t>
-      </w:r>
-    </w:p>
-    <w:p>
-      <w:pPr>
-        <w:pStyle w:val="FirstParagraph"/>
-      </w:pPr>
-      <w:r>
-        <w:rPr>
-          <w:b/>
-          <w:bCs/>
-        </w:rPr>
-        <w:t xml:space="preserve">This is not Real Cricket.</w:t>
-      </w:r>
-      <w:r>
-        <w:t xml:space="preserve"> </w:t>
-      </w:r>
-      <w:r>
-        <w:t xml:space="preserve">No analog stick. The satisfaction is</w:t>
-      </w:r>
-      <w:r>
-        <w:t xml:space="preserve"> </w:t>
-      </w:r>
-      <w:r>
-        <w:rPr>
-          <w:i/>
-          <w:iCs/>
-        </w:rPr>
-        <w:t xml:space="preserve">reading the bowler and spending the right card</w:t>
-      </w:r>
-      <w:r>
-        <w:t xml:space="preserve">, then watching a 1.5s pitch vignette (Flame) of the shot.</w:t>
-      </w:r>
-    </w:p>
-    <w:bookmarkEnd w:id="19"/>
-    <w:bookmarkStart w:id="20" w:name="cards-your-technique"/>
-    <w:p>
-      <w:pPr>
-        <w:pStyle w:val="Heading3"/>
-      </w:pPr>
-      <w:r>
-        <w:t xml:space="preserve">4.4 Cards (your technique)</w:t>
-      </w:r>
-    </w:p>
-    <w:p>
-      <w:pPr>
-        <w:pStyle w:val="FirstParagraph"/>
-      </w:pPr>
-      <w:r>
-        <w:t xml:space="preserve">Four piles, one deck:</w:t>
-      </w:r>
-    </w:p>
-    <w:p>
-      <w:pPr>
-        <w:pStyle w:val="Compact"/>
-        <w:numPr>
-          <w:ilvl w:val="0"/>
-          <w:numId w:val="1008"/>
-        </w:numPr>
-      </w:pPr>
-      <w:r>
-        <w:rPr>
-          <w:b/>
-          <w:bCs/>
-        </w:rPr>
-        <w:t xml:space="preserve">Shots</w:t>
-      </w:r>
-      <w:r>
-        <w:t xml:space="preserve"> </w:t>
-      </w:r>
-      <w:r>
-        <w:t xml:space="preserve">— cover, pull, glance, reverse, lofted, leave, bunt for one.</w:t>
-      </w:r>
-    </w:p>
-    <w:p>
-      <w:pPr>
-        <w:pStyle w:val="Compact"/>
-        <w:numPr>
-          <w:ilvl w:val="0"/>
-          <w:numId w:val="1008"/>
-        </w:numPr>
-      </w:pPr>
-      <w:r>
-        <w:rPr>
-          <w:b/>
-          <w:bCs/>
-        </w:rPr>
-        <w:t xml:space="preserve">Balls</w:t>
-      </w:r>
-      <w:r>
-        <w:t xml:space="preserve"> </w:t>
-      </w:r>
-      <w:r>
-        <w:t xml:space="preserve">— inswinger, off-cutter, slow bouncer, yorker, doosra, tape-ball dip.</w:t>
-      </w:r>
-      <w:r>
-        <w:t xml:space="preserve"> </w:t>
-      </w:r>
-      <w:r>
-        <w:rPr>
-          <w:b/>
-          <w:bCs/>
-        </w:rPr>
-        <w:t xml:space="preserve">Separate pile.</w:t>
-      </w:r>
-      <w:r>
-        <w:t xml:space="preserve"> </w:t>
-      </w:r>
-      <w:r>
-        <w:t xml:space="preserve">Bat nodes draw Shots; bowl nodes draw Balls.</w:t>
-      </w:r>
-    </w:p>
-    <w:p>
-      <w:pPr>
-        <w:pStyle w:val="Compact"/>
-        <w:numPr>
-          <w:ilvl w:val="0"/>
-          <w:numId w:val="1008"/>
-        </w:numPr>
-      </w:pPr>
-      <w:r>
-        <w:rPr>
-          <w:b/>
-          <w:bCs/>
-        </w:rPr>
-        <w:t xml:space="preserve">Temper</w:t>
-      </w:r>
-      <w:r>
-        <w:t xml:space="preserve"> </w:t>
-      </w:r>
-      <w:r>
-        <w:t xml:space="preserve">— ice, red-mist, farm, sledging, “see ball hit ball.”</w:t>
-      </w:r>
-    </w:p>
-    <w:p>
-      <w:pPr>
-        <w:pStyle w:val="Compact"/>
-        <w:numPr>
-          <w:ilvl w:val="0"/>
-          <w:numId w:val="1008"/>
-        </w:numPr>
-      </w:pPr>
-      <w:r>
-        <w:rPr>
-          <w:b/>
-          <w:bCs/>
-        </w:rPr>
-        <w:t xml:space="preserve">Street</w:t>
-      </w:r>
-      <w:r>
-        <w:t xml:space="preserve"> </w:t>
-      </w:r>
-      <w:r>
-        <w:t xml:space="preserve">— underarm, one-bounce six, “last-man runner,” reverse grip. High reward, high risk. Identity of SwitchedHit.</w:t>
-      </w:r>
-    </w:p>
-    <w:p>
-      <w:pPr>
-        <w:pStyle w:val="FirstParagraph"/>
-      </w:pPr>
-      <w:r>
-        <w:t xml:space="preserve">Card rarity: street / club / state / international. International cards are</w:t>
-      </w:r>
-      <w:r>
-        <w:t xml:space="preserve"> </w:t>
-      </w:r>
-      <w:r>
-        <w:rPr>
-          <w:b/>
-          <w:bCs/>
-        </w:rPr>
-        <w:t xml:space="preserve">campaign rewards</w:t>
-      </w:r>
-      <w:r>
-        <w:t xml:space="preserve"> </w:t>
-      </w:r>
-      <w:r>
-        <w:t xml:space="preserve">(choose 1 of 3), never an IAP crate of power.</w:t>
-      </w:r>
-    </w:p>
-    <w:p>
-      <w:pPr>
-        <w:pStyle w:val="BodyText"/>
-      </w:pPr>
-      <w:r>
-        <w:rPr>
-          <w:b/>
-          <w:bCs/>
-        </w:rPr>
-        <w:t xml:space="preserve">Loadout:</w:t>
-      </w:r>
-      <w:r>
-        <w:t xml:space="preserve"> </w:t>
-      </w:r>
-      <w:r>
-        <w:t xml:space="preserve">12–18 cards per pile from a persistent collection. Nets = upgrade / remove. This is closer to Shadow Fight gear + a deckbuilder shop than to a StS run wipe.</w:t>
-      </w:r>
-    </w:p>
-    <w:bookmarkEnd w:id="20"/>
-    <w:bookmarkStart w:id="21" w:name="relics-coaching-cues"/>
-    <w:p>
-      <w:pPr>
-        <w:pStyle w:val="Heading3"/>
-      </w:pPr>
-      <w:r>
-        <w:t xml:space="preserve">4.5 Relics = coaching cues</w:t>
-      </w:r>
-    </w:p>
-    <w:p>
-      <w:pPr>
-        <w:pStyle w:val="FirstParagraph"/>
-      </w:pPr>
-      <w:r>
-        <w:t xml:space="preserve">Examples: cracked English willow, gully floodlight, mother’s lunch tiffin, lucky red thread, “no helmet in the colony” (power + vulnerability), DRS referral (once per boss). Relics are the</w:t>
-      </w:r>
-      <w:r>
-        <w:t xml:space="preserve"> </w:t>
-      </w:r>
-      <w:r>
-        <w:rPr>
-          <w:i/>
-          <w:iCs/>
-        </w:rPr>
-        <w:t xml:space="preserve">build</w:t>
-      </w:r>
-      <w:r>
-        <w:t xml:space="preserve"> </w:t>
-      </w:r>
-      <w:r>
-        <w:t xml:space="preserve">people screenshot.</w:t>
-      </w:r>
-    </w:p>
-    <w:bookmarkEnd w:id="21"/>
-    <w:bookmarkStart w:id="28" w:name="X23adc63dfea66ae92ac6de8291837ae427b7689"/>
-    <w:p>
-      <w:pPr>
-        <w:pStyle w:val="Heading3"/>
-      </w:pPr>
-      <w:r>
-        <w:t xml:space="preserve">4.6 Campaign ladder (Score! Hero grammar, cricket career)</w:t>
-      </w:r>
-    </w:p>
-    <w:p>
-      <w:pPr>
-        <w:pStyle w:val="FirstParagraph"/>
-      </w:pPr>
-      <w:r>
-        <w:rPr>
-          <w:b/>
-          <w:bCs/>
-        </w:rPr>
-        <w:t xml:space="preserve">Not a permadeath roguelite.</w:t>
-      </w:r>
-      <w:r>
-        <w:t xml:space="preserve"> </w:t>
-      </w:r>
-      <w:r>
-        <w:t xml:space="preserve">One numbered stage at a time.</w:t>
-      </w:r>
-      <w:r>
-        <w:t xml:space="preserve"> </w:t>
-      </w:r>
-      <w:r>
-        <w:rPr>
-          <w:b/>
-          <w:bCs/>
-        </w:rPr>
-        <w:t xml:space="preserve">Score! Hero</w:t>
-      </w:r>
-      <w:r>
-        <w:t xml:space="preserve"> </w:t>
-      </w:r>
-      <w:r>
-        <w:t xml:space="preserve">(First Touch) is the template we steal:</w:t>
-      </w:r>
-    </w:p>
-    <w:p>
-      <w:pPr>
-        <w:pStyle w:val="Compact"/>
-        <w:numPr>
-          <w:ilvl w:val="0"/>
-          <w:numId w:val="1009"/>
-        </w:numPr>
-      </w:pPr>
-      <w:r>
-        <w:t xml:space="preserve">Career is</w:t>
-      </w:r>
-      <w:r>
-        <w:t xml:space="preserve"> </w:t>
-      </w:r>
-      <w:r>
-        <w:rPr>
-          <w:b/>
-          <w:bCs/>
-        </w:rPr>
-        <w:t xml:space="preserve">hundreds of authored levels</w:t>
-      </w:r>
-      <w:r>
-        <w:t xml:space="preserve">, not a random map.</w:t>
-      </w:r>
-    </w:p>
-    <w:p>
-      <w:pPr>
-        <w:pStyle w:val="Compact"/>
-        <w:numPr>
-          <w:ilvl w:val="0"/>
-          <w:numId w:val="1009"/>
-        </w:numPr>
-      </w:pPr>
-      <w:r>
-        <w:rPr>
-          <w:b/>
-          <w:bCs/>
-        </w:rPr>
-        <w:t xml:space="preserve">10 levels = one chapter.</w:t>
-      </w:r>
-      <w:r>
-        <w:t xml:space="preserve"> </w:t>
-      </w:r>
-      <w:r>
-        <w:t xml:space="preserve">Levels</w:t>
-      </w:r>
-      <w:r>
-        <w:t xml:space="preserve"> </w:t>
-      </w:r>
-      <w:r>
-        <w:rPr>
-          <w:rStyle w:val="VerbatimChar"/>
-        </w:rPr>
-        <w:t xml:space="preserve">n0</w:t>
-      </w:r>
-      <w:r>
-        <w:t xml:space="preserve"> </w:t>
-      </w:r>
-      <w:r>
-        <w:t xml:space="preserve">are</w:t>
-      </w:r>
-      <w:r>
-        <w:t xml:space="preserve"> </w:t>
-      </w:r>
-      <w:r>
-        <w:rPr>
-          <w:b/>
-          <w:bCs/>
-        </w:rPr>
-        <w:t xml:space="preserve">gates</w:t>
-      </w:r>
-      <w:r>
-        <w:t xml:space="preserve">: a tournament, a selection, a cap.</w:t>
-      </w:r>
-    </w:p>
-    <w:p>
-      <w:pPr>
-        <w:pStyle w:val="Compact"/>
-        <w:numPr>
-          <w:ilvl w:val="0"/>
-          <w:numId w:val="1009"/>
-        </w:numPr>
-      </w:pPr>
-      <w:r>
-        <w:t xml:space="preserve">Every level has a</w:t>
-      </w:r>
-      <w:r>
-        <w:t xml:space="preserve"> </w:t>
-      </w:r>
-      <w:r>
-        <w:rPr>
-          <w:b/>
-          <w:bCs/>
-        </w:rPr>
-        <w:t xml:space="preserve">must-clear primary</w:t>
-      </w:r>
-      <w:r>
-        <w:t xml:space="preserve"> </w:t>
-      </w:r>
-      <w:r>
-        <w:t xml:space="preserve">plus</w:t>
-      </w:r>
-      <w:r>
-        <w:t xml:space="preserve"> </w:t>
-      </w:r>
-      <w:r>
-        <w:rPr>
-          <w:b/>
-          <w:bCs/>
-        </w:rPr>
-        <w:t xml:space="preserve">two star missions</w:t>
-      </w:r>
-      <w:r>
-        <w:t xml:space="preserve"> </w:t>
-      </w:r>
-      <w:r>
-        <w:t xml:space="preserve">(Score Hero’s “secret objectives,” revealed after first clear). 1–3 stars.</w:t>
-      </w:r>
-    </w:p>
-    <w:p>
-      <w:pPr>
-        <w:pStyle w:val="Compact"/>
-        <w:numPr>
-          <w:ilvl w:val="0"/>
-          <w:numId w:val="1009"/>
-        </w:numPr>
-      </w:pPr>
-      <w:r>
-        <w:t xml:space="preserve">Need</w:t>
-      </w:r>
-      <w:r>
-        <w:t xml:space="preserve"> </w:t>
-      </w:r>
-      <w:r>
-        <w:rPr>
-          <w:b/>
-          <w:bCs/>
-        </w:rPr>
-        <w:t xml:space="preserve">20 / 30 stars</w:t>
-      </w:r>
-      <w:r>
-        <w:t xml:space="preserve"> </w:t>
-      </w:r>
-      <w:r>
-        <w:t xml:space="preserve">in a chapter to open the next (replay for stars = grind + ads, story not bricked).</w:t>
-      </w:r>
-    </w:p>
-    <w:p>
-      <w:pPr>
-        <w:pStyle w:val="Compact"/>
-        <w:numPr>
-          <w:ilvl w:val="0"/>
-          <w:numId w:val="1009"/>
-        </w:numPr>
-      </w:pPr>
-      <w:r>
-        <w:t xml:space="preserve">Energy = our</w:t>
-      </w:r>
-      <w:r>
-        <w:t xml:space="preserve"> </w:t>
-      </w:r>
-      <w:r>
-        <w:rPr>
-          <w:b/>
-          <w:bCs/>
-        </w:rPr>
-        <w:t xml:space="preserve">5 tickets</w:t>
-      </w:r>
-      <w:r>
-        <w:t xml:space="preserve">. Retry the same level. Autosave.</w:t>
-      </w:r>
-    </w:p>
-    <w:p>
-      <w:pPr>
-        <w:pStyle w:val="Compact"/>
-        <w:numPr>
-          <w:ilvl w:val="0"/>
-          <w:numId w:val="1009"/>
-        </w:numPr>
-      </w:pPr>
-      <w:r>
-        <w:t xml:space="preserve">Between levels: a line of story (coach SMS, local paper, rival sledging) — not a cutscene budget.</w:t>
-      </w:r>
-    </w:p>
-    <w:p>
-      <w:pPr>
-        <w:pStyle w:val="FirstParagraph"/>
-      </w:pPr>
-      <w:r>
-        <w:t xml:space="preserve">Fight length still</w:t>
-      </w:r>
-      <w:r>
-        <w:t xml:space="preserve"> </w:t>
-      </w:r>
-      <w:r>
-        <w:rPr>
-          <w:b/>
-          <w:bCs/>
-        </w:rPr>
-        <w:t xml:space="preserve">5–7 minutes</w:t>
-      </w:r>
-      <w:r>
-        <w:t xml:space="preserve">. Bat or bowl is flagged on the level card.</w:t>
-      </w:r>
-    </w:p>
-    <w:bookmarkStart w:id="22" w:name="X76022f44e864961f0eaa51ddc23e044dd316bde"/>
-    <w:p>
-      <w:pPr>
-        <w:pStyle w:val="Heading4"/>
-      </w:pPr>
-      <w:r>
-        <w:t xml:space="preserve">What we steal from Score! Hero (and what we do not)</w:t>
-      </w:r>
-    </w:p>
-    <w:tbl>
-      <w:tblPr>
-        <w:tblStyle w:val="Table"/>
-        <w:tblW w:type="pct" w:w="5000"/>
-        <w:tblLayout w:type="fixed"/>
-        <w:tblLook w:firstRow="1" w:lastRow="0" w:firstColumn="0" w:lastColumn="0" w:noHBand="0" w:noVBand="0" w:val="0020"/>
-      </w:tblPr>
-      <w:tblGrid>
-        <w:gridCol w:w="3960"/>
-        <w:gridCol w:w="3960"/>
-      </w:tblGrid>
-      <w:tr>
-        <w:trPr>
-          <w:tblHeader w:val="on"/>
-        </w:trPr>
-        <w:tc>
-          <w:tcPr/>
-          <w:p>
-            <w:pPr>
-              <w:pStyle w:val="Compact"/>
-            </w:pPr>
-            <w:r>
-              <w:t xml:space="preserve">Steal</w:t>
-            </w:r>
-          </w:p>
-        </w:tc>
-        <w:tc>
-          <w:tcPr/>
-          <w:p>
-            <w:pPr>
-              <w:pStyle w:val="Compact"/>
-            </w:pPr>
-            <w:r>
-              <w:t xml:space="preserve">Do not steal</w:t>
-            </w:r>
-          </w:p>
-        </w:tc>
-      </w:tr>
-      <w:tr>
-        <w:tc>
-          <w:tcPr/>
-          <w:p>
-            <w:pPr>
-              <w:pStyle w:val="Compact"/>
-            </w:pPr>
-            <w:r>
-              <w:t xml:space="preserve">Numbered career 1…N with a cup every 10</w:t>
-            </w:r>
-          </w:p>
-        </w:tc>
-        <w:tc>
-          <w:tcPr/>
-          <w:p>
-            <w:pPr>
-              <w:pStyle w:val="Compact"/>
-            </w:pPr>
-            <w:r>
-              <w:t xml:space="preserve">800+ levels of the same “score a goal”</w:t>
-            </w:r>
-          </w:p>
-        </w:tc>
-      </w:tr>
-      <w:tr>
-        <w:tc>
-          <w:tcPr/>
-          <w:p>
-            <w:pPr>
-              <w:pStyle w:val="Compact"/>
-            </w:pPr>
-            <w:r>
-              <w:t xml:space="preserve">Primary + 2 star missions</w:t>
-            </w:r>
-          </w:p>
-        </w:tc>
-        <w:tc>
-          <w:tcPr/>
-          <w:p>
-            <w:pPr>
-              <w:pStyle w:val="Compact"/>
-            </w:pPr>
-            <w:r>
-              <w:t xml:space="preserve">Analog flick gameplay</w:t>
-            </w:r>
-          </w:p>
-        </w:tc>
-      </w:tr>
-      <w:tr>
-        <w:tc>
-          <w:tcPr/>
-          <w:p>
-            <w:pPr>
-              <w:pStyle w:val="Compact"/>
-            </w:pPr>
-            <w:r>
-              <w:t xml:space="preserve">Stars as chapter keys</w:t>
-            </w:r>
-          </w:p>
-        </w:tc>
-        <w:tc>
-          <w:tcPr/>
-          <w:p>
-            <w:pPr>
-              <w:pStyle w:val="Compact"/>
-            </w:pPr>
-            <w:r>
-              <w:t xml:space="preserve">Hard hearts that brick the story</w:t>
-            </w:r>
-          </w:p>
-        </w:tc>
-      </w:tr>
-      <w:tr>
-        <w:tc>
-          <w:tcPr/>
-          <w:p>
-            <w:pPr>
-              <w:pStyle w:val="Compact"/>
-            </w:pPr>
-            <w:r>
-              <w:t xml:space="preserve">Story beats: trials, bench, snub, fans, injury call-up, last dance</w:t>
-            </w:r>
-          </w:p>
-        </w:tc>
-        <w:tc>
-          <w:tcPr/>
-          <w:p>
-            <w:pPr>
-              <w:pStyle w:val="Compact"/>
-            </w:pPr>
-            <w:r>
-              <w:t xml:space="preserve">Licensed clubs</w:t>
-            </w:r>
-          </w:p>
-        </w:tc>
-      </w:tr>
-      <w:tr>
-        <w:tc>
-          <w:tcPr/>
-          <w:p>
-            <w:pPr>
-              <w:pStyle w:val="Compact"/>
-            </w:pPr>
-            <w:r>
-              <w:t xml:space="preserve">Comeback / last-over / “prove the scout” scenarios</w:t>
-            </w:r>
-          </w:p>
-        </w:tc>
-        <w:tc>
-          <w:tcPr/>
-          <w:p>
-            <w:pPr>
-              <w:pStyle w:val="Compact"/>
-            </w:pPr>
-            <w:r>
-              <w:t xml:space="preserve">Rewind-for-gems as the core loop</w:t>
-            </w:r>
-          </w:p>
-        </w:tc>
-      </w:tr>
-    </w:tbl>
-    <w:p>
-      <w:pPr>
-        <w:pStyle w:val="BodyText"/>
-      </w:pPr>
-      <w:r>
-        <w:rPr>
-          <w:b/>
-          <w:bCs/>
-        </w:rPr>
-        <w:t xml:space="preserve">Star missions (catalogue — pick two per level):</w:t>
-      </w:r>
-      <w:r>
-        <w:t xml:space="preserve"> </w:t>
-      </w:r>
-      <w:r>
-        <w:t xml:space="preserve">chase without a six; maiden over; take the set batter; 12 off 6; no extras; play the meme reverse and</w:t>
-      </w:r>
-      <w:r>
-        <w:t xml:space="preserve"> </w:t>
-      </w:r>
-      <w:r>
-        <w:rPr>
-          <w:i/>
-          <w:iCs/>
-        </w:rPr>
-        <w:t xml:space="preserve">survive</w:t>
-      </w:r>
-      <w:r>
-        <w:t xml:space="preserve">; partnership 30 with a bunny; DRS review correct; death-over yorker; night-game no misfield.</w:t>
-      </w:r>
-    </w:p>
-    <w:bookmarkEnd w:id="22"/>
-    <w:bookmarkStart w:id="23" w:name="Xe42289053b40e09bcfa05db49be3d77f0649b92"/>
-    <w:p>
-      <w:pPr>
-        <w:pStyle w:val="Heading4"/>
-      </w:pPr>
-      <w:r>
-        <w:t xml:space="preserve">Full career: 12 chapters × 10 levels =</w:t>
-      </w:r>
-      <w:r>
-        <w:t xml:space="preserve"> </w:t>
-      </w:r>
-      <w:r>
-        <w:rPr>
-          <w:b/>
-          <w:bCs/>
-        </w:rPr>
-        <w:t xml:space="preserve">120</w:t>
-      </w:r>
-      <w:r>
-        <w:t xml:space="preserve">. Level 120 = World Cup final.</w:t>
+        <w:t xml:space="preserve">Create-a-hero is</w:t>
+      </w:r>
+      <w:r>
+        <w:t xml:space="preserve"> </w:t>
+      </w:r>
+      <w:r>
+        <w:rPr>
+          <w:b/>
+          <w:bCs/>
+        </w:rPr>
+        <w:t xml:space="preserve">text and geography</w:t>
+      </w:r>
+      <w:r>
+        <w:t xml:space="preserve">, not a licensed face.</w:t>
       </w:r>
     </w:p>
     <w:tbl>
@@ -3119,45 +2175,34 @@
               <w:pStyle w:val="Compact"/>
             </w:pPr>
             <w:r>
-              <w:t xml:space="preserve">Levels</w:t>
-            </w:r>
-          </w:p>
-        </w:tc>
-        <w:tc>
-          <w:tcPr/>
-          <w:p>
-            <w:pPr>
-              <w:pStyle w:val="Compact"/>
-            </w:pPr>
-            <w:r>
-              <w:t xml:space="preserve">Chapter</w:t>
-            </w:r>
-          </w:p>
-        </w:tc>
-        <w:tc>
-          <w:tcPr/>
-          <w:p>
-            <w:pPr>
-              <w:pStyle w:val="Compact"/>
-            </w:pPr>
-            <w:r>
-              <w:t xml:space="preserve">Gate (every 10)</w:t>
-            </w:r>
-          </w:p>
-        </w:tc>
-      </w:tr>
-      <w:tr>
-        <w:tc>
-          <w:tcPr/>
-          <w:p>
-            <w:pPr>
-              <w:pStyle w:val="Compact"/>
-            </w:pPr>
-            <w:r>
-              <w:t xml:space="preserve">1–9</w:t>
-            </w:r>
-          </w:p>
-        </w:tc>
+              <w:t xml:space="preserve">Field</w:t>
+            </w:r>
+          </w:p>
+        </w:tc>
+        <w:tc>
+          <w:tcPr/>
+          <w:p>
+            <w:pPr>
+              <w:pStyle w:val="Compact"/>
+            </w:pPr>
+            <w:r>
+              <w:t xml:space="preserve">Input</w:t>
+            </w:r>
+          </w:p>
+        </w:tc>
+        <w:tc>
+          <w:tcPr/>
+          <w:p>
+            <w:pPr>
+              <w:pStyle w:val="Compact"/>
+            </w:pPr>
+            <w:r>
+              <w:t xml:space="preserve">Used for</w:t>
+            </w:r>
+          </w:p>
+        </w:tc>
+      </w:tr>
+      <w:tr>
         <w:tc>
           <w:tcPr/>
           <w:p>
@@ -3169,10 +2214,34 @@
                 <w:b/>
                 <w:bCs/>
               </w:rPr>
-              <w:t xml:space="preserve">Gully</w:t>
-            </w:r>
-          </w:p>
-        </w:tc>
+              <w:t xml:space="preserve">Name</w:t>
+            </w:r>
+          </w:p>
+        </w:tc>
+        <w:tc>
+          <w:tcPr/>
+          <w:p>
+            <w:pPr>
+              <w:pStyle w:val="Compact"/>
+            </w:pPr>
+            <w:r>
+              <w:t xml:space="preserve">2–16 characters, player types it</w:t>
+            </w:r>
+          </w:p>
+        </w:tc>
+        <w:tc>
+          <w:tcPr/>
+          <w:p>
+            <w:pPr>
+              <w:pStyle w:val="Compact"/>
+            </w:pPr>
+            <w:r>
+              <w:t xml:space="preserve">Headlines, SMS, squad sheets, commentary (“{Name} holes out”)</w:t>
+            </w:r>
+          </w:p>
+        </w:tc>
+      </w:tr>
+      <w:tr>
         <w:tc>
           <w:tcPr/>
           <w:p>
@@ -3184,23 +2253,34 @@
                 <w:b/>
                 <w:bCs/>
               </w:rPr>
-              <w:t xml:space="preserve">10 Gully Annual Tournament</w:t>
-            </w:r>
-          </w:p>
-        </w:tc>
-      </w:tr>
-      <w:tr>
-        <w:tc>
-          <w:tcPr/>
-          <w:p>
-            <w:pPr>
-              <w:pStyle w:val="Compact"/>
-            </w:pPr>
-            <w:r>
-              <w:t xml:space="preserve">11–19</w:t>
-            </w:r>
-          </w:p>
-        </w:tc>
+              <w:t xml:space="preserve">State</w:t>
+            </w:r>
+          </w:p>
+        </w:tc>
+        <w:tc>
+          <w:tcPr/>
+          <w:p>
+            <w:pPr>
+              <w:pStyle w:val="Compact"/>
+            </w:pPr>
+            <w:r>
+              <w:t xml:space="preserve">Dropdown: 28 states + 8 UTs</w:t>
+            </w:r>
+          </w:p>
+        </w:tc>
+        <w:tc>
+          <w:tcPr/>
+          <w:p>
+            <w:pPr>
+              <w:pStyle w:val="Compact"/>
+            </w:pPr>
+            <w:r>
+              <w:t xml:space="preserve">Academy kit colour, state chapter name, suggested franchise</w:t>
+            </w:r>
+          </w:p>
+        </w:tc>
+      </w:tr>
+      <w:tr>
         <w:tc>
           <w:tcPr/>
           <w:p>
@@ -3212,38 +2292,50 @@
                 <w:b/>
                 <w:bCs/>
               </w:rPr>
-              <w:t xml:space="preserve">Local academy</w:t>
-            </w:r>
-          </w:p>
-        </w:tc>
-        <w:tc>
-          <w:tcPr/>
-          <w:p>
-            <w:pPr>
-              <w:pStyle w:val="Compact"/>
-            </w:pPr>
+              <w:t xml:space="preserve">District</w:t>
+            </w:r>
+          </w:p>
+        </w:tc>
+        <w:tc>
+          <w:tcPr/>
+          <w:p>
+            <w:pPr>
+              <w:pStyle w:val="Compact"/>
+            </w:pPr>
+            <w:r>
+              <w:t xml:space="preserve">Dropdown of cricket-relevant districts for that state, plus</w:t>
+            </w:r>
+            <w:r>
+              <w:t xml:space="preserve"> </w:t>
+            </w:r>
             <w:r>
               <w:rPr>
                 <w:b/>
                 <w:bCs/>
               </w:rPr>
-              <w:t xml:space="preserve">20 Town selection</w:t>
-            </w:r>
-          </w:p>
-        </w:tc>
-      </w:tr>
-      <w:tr>
-        <w:tc>
-          <w:tcPr/>
-          <w:p>
-            <w:pPr>
-              <w:pStyle w:val="Compact"/>
-            </w:pPr>
-            <w:r>
-              <w:t xml:space="preserve">21–29</w:t>
-            </w:r>
-          </w:p>
-        </w:tc>
+              <w:t xml:space="preserve">Other</w:t>
+            </w:r>
+            <w:r>
+              <w:t xml:space="preserve"> </w:t>
+            </w:r>
+            <w:r>
+              <w:t xml:space="preserve">(type-in)</w:t>
+            </w:r>
+          </w:p>
+        </w:tc>
+        <w:tc>
+          <w:tcPr/>
+          <w:p>
+            <w:pPr>
+              <w:pStyle w:val="Compact"/>
+            </w:pPr>
+            <w:r>
+              <w:t xml:space="preserve">District chapter, “local kid” copy</w:t>
+            </w:r>
+          </w:p>
+        </w:tc>
+      </w:tr>
+      <w:tr>
         <w:tc>
           <w:tcPr/>
           <w:p>
@@ -3255,7 +2347,1455 @@
                 <w:b/>
                 <w:bCs/>
               </w:rPr>
-              <w:t xml:space="preserve">Town circuit</w:t>
+              <w:t xml:space="preserve">Area / gully</w:t>
+            </w:r>
+          </w:p>
+        </w:tc>
+        <w:tc>
+          <w:tcPr/>
+          <w:p>
+            <w:pPr>
+              <w:pStyle w:val="Compact"/>
+            </w:pPr>
+            <w:r>
+              <w:t xml:space="preserve">Free text (e.g. Shivajinagar, Cotton Green, Salt Lake)</w:t>
+            </w:r>
+          </w:p>
+        </w:tc>
+        <w:tc>
+          <w:tcPr/>
+          <w:p>
+            <w:pPr>
+              <w:pStyle w:val="Compact"/>
+            </w:pPr>
+            <w:r>
+              <w:t xml:space="preserve">Gully level titles, tournament name</w:t>
+            </w:r>
+          </w:p>
+        </w:tc>
+      </w:tr>
+    </w:tbl>
+    <w:p>
+      <w:pPr>
+        <w:pStyle w:val="BodyText"/>
+      </w:pPr>
+      <w:r>
+        <w:rPr>
+          <w:b/>
+          <w:bCs/>
+        </w:rPr>
+        <w:t xml:space="preserve">v1 is India-only.</w:t>
+      </w:r>
+      <w:r>
+        <w:t xml:space="preserve"> </w:t>
+      </w:r>
+      <w:r>
+        <w:t xml:space="preserve">UK / Australia / SA / Caribbean career paths are a</w:t>
+      </w:r>
+      <w:r>
+        <w:t xml:space="preserve"> </w:t>
+      </w:r>
+      <w:r>
+        <w:rPr>
+          <w:b/>
+          <w:bCs/>
+        </w:rPr>
+        <w:t xml:space="preserve">later SKU</w:t>
+      </w:r>
+      <w:r>
+        <w:t xml:space="preserve">. Do not ship a fake “County” ladder until the India loop is proven.</w:t>
+      </w:r>
+    </w:p>
+    <w:p>
+      <w:pPr>
+        <w:pStyle w:val="BodyText"/>
+      </w:pPr>
+      <w:r>
+        <w:rPr>
+          <w:b/>
+          <w:bCs/>
+        </w:rPr>
+        <w:t xml:space="preserve">District lists (curated, not 700 talukas).</w:t>
+      </w:r>
+      <w:r>
+        <w:t xml:space="preserve"> </w:t>
+      </w:r>
+      <w:r>
+        <w:t xml:space="preserve">Example Maharashtra: Mumbai, Pune, Nagpur, Nashik, Kolhapur, Satara, Aurangabad, Thane, + Other. Tamil Nadu: Chennai, Coimbatore, Madurai, Tirunelveli, Salem, Trichy, + Other. Same pattern for every state — 6–12 names that a cricket kid would recognise, never a census dump.</w:t>
+      </w:r>
+    </w:p>
+    <w:p>
+      <w:pPr>
+        <w:pStyle w:val="BodyText"/>
+      </w:pPr>
+      <w:r>
+        <w:rPr>
+          <w:b/>
+          <w:bCs/>
+        </w:rPr>
+        <w:t xml:space="preserve">Generic T20 franchises (pick at level 70, may switch at 121).</w:t>
+      </w:r>
+      <w:r>
+        <w:t xml:space="preserve"> </w:t>
+      </w:r>
+      <w:r>
+        <w:t xml:space="preserve">Not IPL, not BCCI. Eight clubs, flavour by belt, player can pick any:</w:t>
+      </w:r>
+    </w:p>
+    <w:tbl>
+      <w:tblPr>
+        <w:tblStyle w:val="Table"/>
+        <w:tblW w:type="auto" w:w="0"/>
+        <w:tblLook w:firstRow="1" w:lastRow="0" w:firstColumn="0" w:lastColumn="0" w:noHBand="0" w:noVBand="0" w:val="0020"/>
+      </w:tblPr>
+      <w:tblGrid>
+        <w:gridCol w:w="3960"/>
+        <w:gridCol w:w="3960"/>
+      </w:tblGrid>
+      <w:tr>
+        <w:trPr>
+          <w:tblHeader w:val="on"/>
+        </w:trPr>
+        <w:tc>
+          <w:tcPr/>
+          <w:p>
+            <w:pPr>
+              <w:pStyle w:val="Compact"/>
+            </w:pPr>
+            <w:r>
+              <w:t xml:space="preserve">Franchise</w:t>
+            </w:r>
+          </w:p>
+        </w:tc>
+        <w:tc>
+          <w:tcPr/>
+          <w:p>
+            <w:pPr>
+              <w:pStyle w:val="Compact"/>
+            </w:pPr>
+            <w:r>
+              <w:t xml:space="preserve">Belt (suggestion only)</w:t>
+            </w:r>
+          </w:p>
+        </w:tc>
+      </w:tr>
+      <w:tr>
+        <w:tc>
+          <w:tcPr/>
+          <w:p>
+            <w:pPr>
+              <w:pStyle w:val="Compact"/>
+            </w:pPr>
+            <w:r>
+              <w:t xml:space="preserve">Western Thunder</w:t>
+            </w:r>
+          </w:p>
+        </w:tc>
+        <w:tc>
+          <w:tcPr/>
+          <w:p>
+            <w:pPr>
+              <w:pStyle w:val="Compact"/>
+            </w:pPr>
+            <w:r>
+              <w:t xml:space="preserve">Maharashtra / Gujarat / Goa</w:t>
+            </w:r>
+          </w:p>
+        </w:tc>
+      </w:tr>
+      <w:tr>
+        <w:tc>
+          <w:tcPr/>
+          <w:p>
+            <w:pPr>
+              <w:pStyle w:val="Compact"/>
+            </w:pPr>
+            <w:r>
+              <w:t xml:space="preserve">Coromandel Heat</w:t>
+            </w:r>
+          </w:p>
+        </w:tc>
+        <w:tc>
+          <w:tcPr/>
+          <w:p>
+            <w:pPr>
+              <w:pStyle w:val="Compact"/>
+            </w:pPr>
+            <w:r>
+              <w:t xml:space="preserve">Tamil Nadu / Andhra</w:t>
+            </w:r>
+          </w:p>
+        </w:tc>
+      </w:tr>
+      <w:tr>
+        <w:tc>
+          <w:tcPr/>
+          <w:p>
+            <w:pPr>
+              <w:pStyle w:val="Compact"/>
+            </w:pPr>
+            <w:r>
+              <w:t xml:space="preserve">Deccan Riders</w:t>
+            </w:r>
+          </w:p>
+        </w:tc>
+        <w:tc>
+          <w:tcPr/>
+          <w:p>
+            <w:pPr>
+              <w:pStyle w:val="Compact"/>
+            </w:pPr>
+            <w:r>
+              <w:t xml:space="preserve">Telangana / Karnataka</w:t>
+            </w:r>
+          </w:p>
+        </w:tc>
+      </w:tr>
+      <w:tr>
+        <w:tc>
+          <w:tcPr/>
+          <w:p>
+            <w:pPr>
+              <w:pStyle w:val="Compact"/>
+            </w:pPr>
+            <w:r>
+              <w:t xml:space="preserve">Capital Hawks</w:t>
+            </w:r>
+          </w:p>
+        </w:tc>
+        <w:tc>
+          <w:tcPr/>
+          <w:p>
+            <w:pPr>
+              <w:pStyle w:val="Compact"/>
+            </w:pPr>
+            <w:r>
+              <w:t xml:space="preserve">Delhi / Haryana / UP-west</w:t>
+            </w:r>
+          </w:p>
+        </w:tc>
+      </w:tr>
+      <w:tr>
+        <w:tc>
+          <w:tcPr/>
+          <w:p>
+            <w:pPr>
+              <w:pStyle w:val="Compact"/>
+            </w:pPr>
+            <w:r>
+              <w:t xml:space="preserve">Desert Falcons</w:t>
+            </w:r>
+          </w:p>
+        </w:tc>
+        <w:tc>
+          <w:tcPr/>
+          <w:p>
+            <w:pPr>
+              <w:pStyle w:val="Compact"/>
+            </w:pPr>
+            <w:r>
+              <w:t xml:space="preserve">Rajasthan</w:t>
+            </w:r>
+          </w:p>
+        </w:tc>
+      </w:tr>
+      <w:tr>
+        <w:tc>
+          <w:tcPr/>
+          <w:p>
+            <w:pPr>
+              <w:pStyle w:val="Compact"/>
+            </w:pPr>
+            <w:r>
+              <w:t xml:space="preserve">Eastern Tigers</w:t>
+            </w:r>
+          </w:p>
+        </w:tc>
+        <w:tc>
+          <w:tcPr/>
+          <w:p>
+            <w:pPr>
+              <w:pStyle w:val="Compact"/>
+            </w:pPr>
+            <w:r>
+              <w:t xml:space="preserve">Bengal / Odisha / Assam</w:t>
+            </w:r>
+          </w:p>
+        </w:tc>
+      </w:tr>
+      <w:tr>
+        <w:tc>
+          <w:tcPr/>
+          <w:p>
+            <w:pPr>
+              <w:pStyle w:val="Compact"/>
+            </w:pPr>
+            <w:r>
+              <w:t xml:space="preserve">Himalayan High</w:t>
+            </w:r>
+          </w:p>
+        </w:tc>
+        <w:tc>
+          <w:tcPr/>
+          <w:p>
+            <w:pPr>
+              <w:pStyle w:val="Compact"/>
+            </w:pPr>
+            <w:r>
+              <w:t xml:space="preserve">Punjab / HP / UK / J&amp;K</w:t>
+            </w:r>
+          </w:p>
+        </w:tc>
+      </w:tr>
+      <w:tr>
+        <w:tc>
+          <w:tcPr/>
+          <w:p>
+            <w:pPr>
+              <w:pStyle w:val="Compact"/>
+            </w:pPr>
+            <w:r>
+              <w:t xml:space="preserve">Malabar Monsoon</w:t>
+            </w:r>
+          </w:p>
+        </w:tc>
+        <w:tc>
+          <w:tcPr/>
+          <w:p>
+            <w:pPr>
+              <w:pStyle w:val="Compact"/>
+            </w:pPr>
+            <w:r>
+              <w:t xml:space="preserve">Kerala</w:t>
+            </w:r>
+          </w:p>
+        </w:tc>
+      </w:tr>
+    </w:tbl>
+    <w:p>
+      <w:pPr>
+        <w:pStyle w:val="BodyText"/>
+      </w:pPr>
+      <w:r>
+        <w:t xml:space="preserve">Kit is a</w:t>
+      </w:r>
+      <w:r>
+        <w:t xml:space="preserve"> </w:t>
+      </w:r>
+      <w:r>
+        <w:rPr>
+          <w:b/>
+          <w:bCs/>
+        </w:rPr>
+        <w:t xml:space="preserve">colour story</w:t>
+      </w:r>
+      <w:r>
+        <w:t xml:space="preserve">, not a crest clone. Home ground name is generated from the belt (“Marine Drive night,” “Chinnaswamy-like” is banned — use “City Bowl,” “Coast Ground”).</w:t>
+      </w:r>
+    </w:p>
+    <w:p>
+      <w:pPr>
+        <w:pStyle w:val="BodyText"/>
+      </w:pPr>
+      <w:r>
+        <w:t xml:space="preserve">Raju and The Name can be drafted by a</w:t>
+      </w:r>
+      <w:r>
+        <w:t xml:space="preserve"> </w:t>
+      </w:r>
+      <w:r>
+        <w:rPr>
+          <w:i/>
+          <w:iCs/>
+        </w:rPr>
+        <w:t xml:space="preserve">rival</w:t>
+      </w:r>
+      <w:r>
+        <w:t xml:space="preserve"> </w:t>
+      </w:r>
+      <w:r>
+        <w:t xml:space="preserve">franchise so the poster at level 76 hurts.</w:t>
+      </w:r>
+    </w:p>
+    <w:bookmarkEnd w:id="18"/>
+    <w:bookmarkEnd w:id="19"/>
+    <w:bookmarkStart w:id="20" w:name="what-a-fight-is"/>
+    <w:p>
+      <w:pPr>
+        <w:pStyle w:val="Heading3"/>
+      </w:pPr>
+      <w:r>
+        <w:t xml:space="preserve">4.3 What a “fight” is</w:t>
+      </w:r>
+    </w:p>
+    <w:p>
+      <w:pPr>
+        <w:pStyle w:val="FirstParagraph"/>
+      </w:pPr>
+      <w:r>
+        <w:t xml:space="preserve">Map</w:t>
+      </w:r>
+      <w:r>
+        <w:t xml:space="preserve"> </w:t>
+      </w:r>
+      <w:r>
+        <w:rPr>
+          <w:b/>
+          <w:bCs/>
+        </w:rPr>
+        <w:t xml:space="preserve">one combat encounter = one innings (or a chase)</w:t>
+      </w:r>
+      <w:r>
+        <w:t xml:space="preserve">.</w:t>
+      </w:r>
+    </w:p>
+    <w:p>
+      <w:pPr>
+        <w:pStyle w:val="Compact"/>
+        <w:numPr>
+          <w:ilvl w:val="0"/>
+          <w:numId w:val="1007"/>
+        </w:numPr>
+      </w:pPr>
+      <w:r>
+        <w:rPr>
+          <w:b/>
+          <w:bCs/>
+        </w:rPr>
+        <w:t xml:space="preserve">HP / wickets:</w:t>
+      </w:r>
+      <w:r>
+        <w:t xml:space="preserve"> </w:t>
+      </w:r>
+      <w:r>
+        <w:t xml:space="preserve">you have a wicket bar (confidence + partners + luck,</w:t>
+      </w:r>
+      <w:r>
+        <w:t xml:space="preserve"> </w:t>
+      </w:r>
+      <w:r>
+        <w:rPr>
+          <w:i/>
+          <w:iCs/>
+        </w:rPr>
+        <w:t xml:space="preserve">not</w:t>
+      </w:r>
+      <w:r>
+        <w:t xml:space="preserve"> </w:t>
+      </w:r>
+      <w:r>
+        <w:t xml:space="preserve">10 literal dismissals — tune so a street fight is</w:t>
+      </w:r>
+      <w:r>
+        <w:t xml:space="preserve"> </w:t>
+      </w:r>
+      <w:r>
+        <w:rPr>
+          <w:b/>
+          <w:bCs/>
+        </w:rPr>
+        <w:t xml:space="preserve">5–7 minutes</w:t>
+      </w:r>
+      <w:r>
+        <w:t xml:space="preserve">). Hitting 0 = dismissed /</w:t>
+      </w:r>
+      <w:r>
+        <w:t xml:space="preserve"> </w:t>
+      </w:r>
+      <w:r>
+        <w:rPr>
+          <w:b/>
+          <w:bCs/>
+        </w:rPr>
+        <w:t xml:space="preserve">this stage failed</w:t>
+      </w:r>
+      <w:r>
+        <w:t xml:space="preserve">. Retry the node. Campaign stays.</w:t>
+      </w:r>
+    </w:p>
+    <w:p>
+      <w:pPr>
+        <w:pStyle w:val="Compact"/>
+        <w:numPr>
+          <w:ilvl w:val="0"/>
+          <w:numId w:val="1007"/>
+        </w:numPr>
+      </w:pPr>
+      <w:r>
+        <w:rPr>
+          <w:b/>
+          <w:bCs/>
+        </w:rPr>
+        <w:t xml:space="preserve">Energy:</w:t>
+      </w:r>
+      <w:r>
+        <w:t xml:space="preserve"> </w:t>
+      </w:r>
+      <w:r>
+        <w:t xml:space="preserve">stamina per over (3 energy, StS-like). Playing a cover drive costs 1; a rampaging slog-sweep costs 2; “farm strike” is 0-cost but low reward.</w:t>
+      </w:r>
+    </w:p>
+    <w:p>
+      <w:pPr>
+        <w:pStyle w:val="Compact"/>
+        <w:numPr>
+          <w:ilvl w:val="0"/>
+          <w:numId w:val="1007"/>
+        </w:numPr>
+      </w:pPr>
+      <w:r>
+        <w:rPr>
+          <w:b/>
+          <w:bCs/>
+        </w:rPr>
+        <w:t xml:space="preserve">Block:</w:t>
+      </w:r>
+      <w:r>
+        <w:t xml:space="preserve"> </w:t>
+      </w:r>
+      <w:r>
+        <w:t xml:space="preserve">leave, dead bat, wear the shine. Converts to “survival” against bouncers.</w:t>
+      </w:r>
+    </w:p>
+    <w:p>
+      <w:pPr>
+        <w:pStyle w:val="Compact"/>
+        <w:numPr>
+          <w:ilvl w:val="0"/>
+          <w:numId w:val="1007"/>
+        </w:numPr>
+      </w:pPr>
+      <w:r>
+        <w:rPr>
+          <w:b/>
+          <w:bCs/>
+        </w:rPr>
+        <w:t xml:space="preserve">Damage you deal = runs.</w:t>
+      </w:r>
+      <w:r>
+        <w:t xml:space="preserve"> </w:t>
+      </w:r>
+      <w:r>
+        <w:t xml:space="preserve">The bowling attack has an</w:t>
+      </w:r>
+      <w:r>
+        <w:t xml:space="preserve"> </w:t>
+      </w:r>
+      <w:r>
+        <w:rPr>
+          <w:b/>
+          <w:bCs/>
+        </w:rPr>
+        <w:t xml:space="preserve">over-limit / target</w:t>
+      </w:r>
+      <w:r>
+        <w:t xml:space="preserve">. Street fight: 60 off 8. District final: 148 off 20. International: Test-session pressure or death-over T20.</w:t>
+      </w:r>
+    </w:p>
+    <w:p>
+      <w:pPr>
+        <w:pStyle w:val="Compact"/>
+        <w:numPr>
+          <w:ilvl w:val="0"/>
+          <w:numId w:val="1007"/>
+        </w:numPr>
+      </w:pPr>
+      <w:r>
+        <w:rPr>
+          <w:b/>
+          <w:bCs/>
+        </w:rPr>
+        <w:t xml:space="preserve">Enemy intent:</w:t>
+      </w:r>
+      <w:r>
+        <w:t xml:space="preserve"> </w:t>
+      </w:r>
+      <w:r>
+        <w:t xml:space="preserve">shown like StS intents —</w:t>
+      </w:r>
+      <w:r>
+        <w:t xml:space="preserve"> </w:t>
+      </w:r>
+      <w:r>
+        <w:rPr>
+          <w:i/>
+          <w:iCs/>
+        </w:rPr>
+        <w:t xml:space="preserve">yorker</w:t>
+      </w:r>
+      <w:r>
+        <w:t xml:space="preserve">,</w:t>
+      </w:r>
+      <w:r>
+        <w:t xml:space="preserve"> </w:t>
+      </w:r>
+      <w:r>
+        <w:rPr>
+          <w:i/>
+          <w:iCs/>
+        </w:rPr>
+        <w:t xml:space="preserve">short barrage</w:t>
+      </w:r>
+      <w:r>
+        <w:t xml:space="preserve">,</w:t>
+      </w:r>
+      <w:r>
+        <w:t xml:space="preserve"> </w:t>
+      </w:r>
+      <w:r>
+        <w:rPr>
+          <w:i/>
+          <w:iCs/>
+        </w:rPr>
+        <w:t xml:space="preserve">doosra</w:t>
+      </w:r>
+      <w:r>
+        <w:t xml:space="preserve">,</w:t>
+      </w:r>
+      <w:r>
+        <w:t xml:space="preserve"> </w:t>
+      </w:r>
+      <w:r>
+        <w:rPr>
+          <w:i/>
+          <w:iCs/>
+        </w:rPr>
+        <w:t xml:space="preserve">wide trap</w:t>
+      </w:r>
+      <w:r>
+        <w:t xml:space="preserve">,</w:t>
+      </w:r>
+      <w:r>
+        <w:t xml:space="preserve"> </w:t>
+      </w:r>
+      <w:r>
+        <w:rPr>
+          <w:i/>
+          <w:iCs/>
+        </w:rPr>
+        <w:t xml:space="preserve">crowd noise</w:t>
+      </w:r>
+      <w:r>
+        <w:t xml:space="preserve">,</w:t>
+      </w:r>
+      <w:r>
+        <w:t xml:space="preserve"> </w:t>
+      </w:r>
+      <w:r>
+        <w:rPr>
+          <w:i/>
+          <w:iCs/>
+        </w:rPr>
+        <w:t xml:space="preserve">DRS</w:t>
+      </w:r>
+      <w:r>
+        <w:t xml:space="preserve">. You play around the next ball, not a timing minigame.</w:t>
+      </w:r>
+    </w:p>
+    <w:p>
+      <w:pPr>
+        <w:pStyle w:val="FirstParagraph"/>
+      </w:pPr>
+      <w:r>
+        <w:rPr>
+          <w:b/>
+          <w:bCs/>
+        </w:rPr>
+        <w:t xml:space="preserve">This is not Real Cricket.</w:t>
+      </w:r>
+      <w:r>
+        <w:t xml:space="preserve"> </w:t>
+      </w:r>
+      <w:r>
+        <w:t xml:space="preserve">No analog stick. The satisfaction is</w:t>
+      </w:r>
+      <w:r>
+        <w:t xml:space="preserve"> </w:t>
+      </w:r>
+      <w:r>
+        <w:rPr>
+          <w:i/>
+          <w:iCs/>
+        </w:rPr>
+        <w:t xml:space="preserve">reading the bowler and spending the right card</w:t>
+      </w:r>
+      <w:r>
+        <w:t xml:space="preserve">, then watching a 1.5s pitch vignette (Flame) of the shot.</w:t>
+      </w:r>
+    </w:p>
+    <w:bookmarkEnd w:id="20"/>
+    <w:bookmarkStart w:id="21" w:name="cards-your-technique"/>
+    <w:p>
+      <w:pPr>
+        <w:pStyle w:val="Heading3"/>
+      </w:pPr>
+      <w:r>
+        <w:t xml:space="preserve">4.4 Cards (your technique)</w:t>
+      </w:r>
+    </w:p>
+    <w:p>
+      <w:pPr>
+        <w:pStyle w:val="FirstParagraph"/>
+      </w:pPr>
+      <w:r>
+        <w:t xml:space="preserve">Four piles, one deck:</w:t>
+      </w:r>
+    </w:p>
+    <w:p>
+      <w:pPr>
+        <w:pStyle w:val="Compact"/>
+        <w:numPr>
+          <w:ilvl w:val="0"/>
+          <w:numId w:val="1008"/>
+        </w:numPr>
+      </w:pPr>
+      <w:r>
+        <w:rPr>
+          <w:b/>
+          <w:bCs/>
+        </w:rPr>
+        <w:t xml:space="preserve">Shots</w:t>
+      </w:r>
+      <w:r>
+        <w:t xml:space="preserve"> </w:t>
+      </w:r>
+      <w:r>
+        <w:t xml:space="preserve">— cover, pull, glance, reverse, lofted, leave, bunt for one.</w:t>
+      </w:r>
+    </w:p>
+    <w:p>
+      <w:pPr>
+        <w:pStyle w:val="Compact"/>
+        <w:numPr>
+          <w:ilvl w:val="0"/>
+          <w:numId w:val="1008"/>
+        </w:numPr>
+      </w:pPr>
+      <w:r>
+        <w:rPr>
+          <w:b/>
+          <w:bCs/>
+        </w:rPr>
+        <w:t xml:space="preserve">Balls</w:t>
+      </w:r>
+      <w:r>
+        <w:t xml:space="preserve"> </w:t>
+      </w:r>
+      <w:r>
+        <w:t xml:space="preserve">— inswinger, off-cutter, slow bouncer, yorker, doosra, tape-ball dip.</w:t>
+      </w:r>
+      <w:r>
+        <w:t xml:space="preserve"> </w:t>
+      </w:r>
+      <w:r>
+        <w:rPr>
+          <w:b/>
+          <w:bCs/>
+        </w:rPr>
+        <w:t xml:space="preserve">Separate pile.</w:t>
+      </w:r>
+      <w:r>
+        <w:t xml:space="preserve"> </w:t>
+      </w:r>
+      <w:r>
+        <w:t xml:space="preserve">Bat nodes draw Shots; bowl nodes draw Balls.</w:t>
+      </w:r>
+    </w:p>
+    <w:p>
+      <w:pPr>
+        <w:pStyle w:val="Compact"/>
+        <w:numPr>
+          <w:ilvl w:val="0"/>
+          <w:numId w:val="1008"/>
+        </w:numPr>
+      </w:pPr>
+      <w:r>
+        <w:rPr>
+          <w:b/>
+          <w:bCs/>
+        </w:rPr>
+        <w:t xml:space="preserve">Temper</w:t>
+      </w:r>
+      <w:r>
+        <w:t xml:space="preserve"> </w:t>
+      </w:r>
+      <w:r>
+        <w:t xml:space="preserve">— ice, red-mist, farm, sledging, “see ball hit ball.”</w:t>
+      </w:r>
+    </w:p>
+    <w:p>
+      <w:pPr>
+        <w:pStyle w:val="Compact"/>
+        <w:numPr>
+          <w:ilvl w:val="0"/>
+          <w:numId w:val="1008"/>
+        </w:numPr>
+      </w:pPr>
+      <w:r>
+        <w:rPr>
+          <w:b/>
+          <w:bCs/>
+        </w:rPr>
+        <w:t xml:space="preserve">Street</w:t>
+      </w:r>
+      <w:r>
+        <w:t xml:space="preserve"> </w:t>
+      </w:r>
+      <w:r>
+        <w:t xml:space="preserve">— underarm, one-bounce six, “last-man runner,” reverse grip. High reward, high risk. Identity of SwitchedHit.</w:t>
+      </w:r>
+    </w:p>
+    <w:p>
+      <w:pPr>
+        <w:pStyle w:val="FirstParagraph"/>
+      </w:pPr>
+      <w:r>
+        <w:t xml:space="preserve">Card rarity: street / club / state / international. International cards are</w:t>
+      </w:r>
+      <w:r>
+        <w:t xml:space="preserve"> </w:t>
+      </w:r>
+      <w:r>
+        <w:rPr>
+          <w:b/>
+          <w:bCs/>
+        </w:rPr>
+        <w:t xml:space="preserve">campaign rewards</w:t>
+      </w:r>
+      <w:r>
+        <w:t xml:space="preserve"> </w:t>
+      </w:r>
+      <w:r>
+        <w:t xml:space="preserve">(choose 1 of 3), never an IAP crate of power.</w:t>
+      </w:r>
+    </w:p>
+    <w:p>
+      <w:pPr>
+        <w:pStyle w:val="BodyText"/>
+      </w:pPr>
+      <w:r>
+        <w:rPr>
+          <w:b/>
+          <w:bCs/>
+        </w:rPr>
+        <w:t xml:space="preserve">Loadout:</w:t>
+      </w:r>
+      <w:r>
+        <w:t xml:space="preserve"> </w:t>
+      </w:r>
+      <w:r>
+        <w:t xml:space="preserve">12–18 cards per pile from a persistent collection. Nets = upgrade / remove. This is closer to Shadow Fight gear + a deckbuilder shop than to a StS run wipe.</w:t>
+      </w:r>
+    </w:p>
+    <w:bookmarkEnd w:id="21"/>
+    <w:bookmarkStart w:id="22" w:name="relics-coaching-cues"/>
+    <w:p>
+      <w:pPr>
+        <w:pStyle w:val="Heading3"/>
+      </w:pPr>
+      <w:r>
+        <w:t xml:space="preserve">4.5 Relics = coaching cues</w:t>
+      </w:r>
+    </w:p>
+    <w:p>
+      <w:pPr>
+        <w:pStyle w:val="FirstParagraph"/>
+      </w:pPr>
+      <w:r>
+        <w:t xml:space="preserve">Examples: cracked English willow, gully floodlight, mother’s lunch tiffin, lucky red thread, “no helmet in the colony” (power + vulnerability), DRS referral (once per boss). Relics are the</w:t>
+      </w:r>
+      <w:r>
+        <w:t xml:space="preserve"> </w:t>
+      </w:r>
+      <w:r>
+        <w:rPr>
+          <w:i/>
+          <w:iCs/>
+        </w:rPr>
+        <w:t xml:space="preserve">build</w:t>
+      </w:r>
+      <w:r>
+        <w:t xml:space="preserve"> </w:t>
+      </w:r>
+      <w:r>
+        <w:t xml:space="preserve">people screenshot.</w:t>
+      </w:r>
+    </w:p>
+    <w:bookmarkEnd w:id="22"/>
+    <w:bookmarkStart w:id="29" w:name="X23adc63dfea66ae92ac6de8291837ae427b7689"/>
+    <w:p>
+      <w:pPr>
+        <w:pStyle w:val="Heading3"/>
+      </w:pPr>
+      <w:r>
+        <w:t xml:space="preserve">4.6 Campaign ladder (Score! Hero grammar, cricket career)</w:t>
+      </w:r>
+    </w:p>
+    <w:p>
+      <w:pPr>
+        <w:pStyle w:val="FirstParagraph"/>
+      </w:pPr>
+      <w:r>
+        <w:rPr>
+          <w:b/>
+          <w:bCs/>
+        </w:rPr>
+        <w:t xml:space="preserve">Not a permadeath roguelite.</w:t>
+      </w:r>
+      <w:r>
+        <w:t xml:space="preserve"> </w:t>
+      </w:r>
+      <w:r>
+        <w:t xml:space="preserve">One numbered stage at a time.</w:t>
+      </w:r>
+      <w:r>
+        <w:t xml:space="preserve"> </w:t>
+      </w:r>
+      <w:r>
+        <w:rPr>
+          <w:b/>
+          <w:bCs/>
+        </w:rPr>
+        <w:t xml:space="preserve">Score! Hero</w:t>
+      </w:r>
+      <w:r>
+        <w:t xml:space="preserve"> </w:t>
+      </w:r>
+      <w:r>
+        <w:t xml:space="preserve">(First Touch) is the template we steal:</w:t>
+      </w:r>
+    </w:p>
+    <w:p>
+      <w:pPr>
+        <w:pStyle w:val="Compact"/>
+        <w:numPr>
+          <w:ilvl w:val="0"/>
+          <w:numId w:val="1009"/>
+        </w:numPr>
+      </w:pPr>
+      <w:r>
+        <w:t xml:space="preserve">Career is</w:t>
+      </w:r>
+      <w:r>
+        <w:t xml:space="preserve"> </w:t>
+      </w:r>
+      <w:r>
+        <w:rPr>
+          <w:b/>
+          <w:bCs/>
+        </w:rPr>
+        <w:t xml:space="preserve">hundreds of authored levels</w:t>
+      </w:r>
+      <w:r>
+        <w:t xml:space="preserve">, not a random map.</w:t>
+      </w:r>
+    </w:p>
+    <w:p>
+      <w:pPr>
+        <w:pStyle w:val="Compact"/>
+        <w:numPr>
+          <w:ilvl w:val="0"/>
+          <w:numId w:val="1009"/>
+        </w:numPr>
+      </w:pPr>
+      <w:r>
+        <w:rPr>
+          <w:b/>
+          <w:bCs/>
+        </w:rPr>
+        <w:t xml:space="preserve">10 levels = one chapter.</w:t>
+      </w:r>
+      <w:r>
+        <w:t xml:space="preserve"> </w:t>
+      </w:r>
+      <w:r>
+        <w:t xml:space="preserve">Levels</w:t>
+      </w:r>
+      <w:r>
+        <w:t xml:space="preserve"> </w:t>
+      </w:r>
+      <w:r>
+        <w:rPr>
+          <w:rStyle w:val="VerbatimChar"/>
+        </w:rPr>
+        <w:t xml:space="preserve">n0</w:t>
+      </w:r>
+      <w:r>
+        <w:t xml:space="preserve"> </w:t>
+      </w:r>
+      <w:r>
+        <w:t xml:space="preserve">are</w:t>
+      </w:r>
+      <w:r>
+        <w:t xml:space="preserve"> </w:t>
+      </w:r>
+      <w:r>
+        <w:rPr>
+          <w:b/>
+          <w:bCs/>
+        </w:rPr>
+        <w:t xml:space="preserve">gates</w:t>
+      </w:r>
+      <w:r>
+        <w:t xml:space="preserve">: a tournament, a selection, a cap.</w:t>
+      </w:r>
+    </w:p>
+    <w:p>
+      <w:pPr>
+        <w:pStyle w:val="Compact"/>
+        <w:numPr>
+          <w:ilvl w:val="0"/>
+          <w:numId w:val="1009"/>
+        </w:numPr>
+      </w:pPr>
+      <w:r>
+        <w:t xml:space="preserve">Every level has a</w:t>
+      </w:r>
+      <w:r>
+        <w:t xml:space="preserve"> </w:t>
+      </w:r>
+      <w:r>
+        <w:rPr>
+          <w:b/>
+          <w:bCs/>
+        </w:rPr>
+        <w:t xml:space="preserve">must-clear primary</w:t>
+      </w:r>
+      <w:r>
+        <w:t xml:space="preserve"> </w:t>
+      </w:r>
+      <w:r>
+        <w:t xml:space="preserve">plus</w:t>
+      </w:r>
+      <w:r>
+        <w:t xml:space="preserve"> </w:t>
+      </w:r>
+      <w:r>
+        <w:rPr>
+          <w:b/>
+          <w:bCs/>
+        </w:rPr>
+        <w:t xml:space="preserve">two star missions</w:t>
+      </w:r>
+      <w:r>
+        <w:t xml:space="preserve"> </w:t>
+      </w:r>
+      <w:r>
+        <w:t xml:space="preserve">(Score Hero’s “secret objectives,” revealed after first clear). 1–3 stars.</w:t>
+      </w:r>
+    </w:p>
+    <w:p>
+      <w:pPr>
+        <w:pStyle w:val="Compact"/>
+        <w:numPr>
+          <w:ilvl w:val="0"/>
+          <w:numId w:val="1009"/>
+        </w:numPr>
+      </w:pPr>
+      <w:r>
+        <w:t xml:space="preserve">Need</w:t>
+      </w:r>
+      <w:r>
+        <w:t xml:space="preserve"> </w:t>
+      </w:r>
+      <w:r>
+        <w:rPr>
+          <w:b/>
+          <w:bCs/>
+        </w:rPr>
+        <w:t xml:space="preserve">20 / 30 stars</w:t>
+      </w:r>
+      <w:r>
+        <w:t xml:space="preserve"> </w:t>
+      </w:r>
+      <w:r>
+        <w:t xml:space="preserve">in a chapter to open the next (replay for stars = grind + ads, story not bricked).</w:t>
+      </w:r>
+    </w:p>
+    <w:p>
+      <w:pPr>
+        <w:pStyle w:val="Compact"/>
+        <w:numPr>
+          <w:ilvl w:val="0"/>
+          <w:numId w:val="1009"/>
+        </w:numPr>
+      </w:pPr>
+      <w:r>
+        <w:t xml:space="preserve">Energy = our</w:t>
+      </w:r>
+      <w:r>
+        <w:t xml:space="preserve"> </w:t>
+      </w:r>
+      <w:r>
+        <w:rPr>
+          <w:b/>
+          <w:bCs/>
+        </w:rPr>
+        <w:t xml:space="preserve">5 tickets</w:t>
+      </w:r>
+      <w:r>
+        <w:t xml:space="preserve">. Retry the same level. Autosave.</w:t>
+      </w:r>
+    </w:p>
+    <w:p>
+      <w:pPr>
+        <w:pStyle w:val="Compact"/>
+        <w:numPr>
+          <w:ilvl w:val="0"/>
+          <w:numId w:val="1009"/>
+        </w:numPr>
+      </w:pPr>
+      <w:r>
+        <w:t xml:space="preserve">Between levels: a line of story (coach SMS, local paper, rival sledging) — not a cutscene budget.</w:t>
+      </w:r>
+    </w:p>
+    <w:p>
+      <w:pPr>
+        <w:pStyle w:val="FirstParagraph"/>
+      </w:pPr>
+      <w:r>
+        <w:t xml:space="preserve">Fight length still</w:t>
+      </w:r>
+      <w:r>
+        <w:t xml:space="preserve"> </w:t>
+      </w:r>
+      <w:r>
+        <w:rPr>
+          <w:b/>
+          <w:bCs/>
+        </w:rPr>
+        <w:t xml:space="preserve">5–7 minutes</w:t>
+      </w:r>
+      <w:r>
+        <w:t xml:space="preserve">. Bat or bowl is flagged on the level card.</w:t>
+      </w:r>
+    </w:p>
+    <w:bookmarkStart w:id="23" w:name="X76022f44e864961f0eaa51ddc23e044dd316bde"/>
+    <w:p>
+      <w:pPr>
+        <w:pStyle w:val="Heading4"/>
+      </w:pPr>
+      <w:r>
+        <w:t xml:space="preserve">What we steal from Score! Hero (and what we do not)</w:t>
+      </w:r>
+    </w:p>
+    <w:tbl>
+      <w:tblPr>
+        <w:tblStyle w:val="Table"/>
+        <w:tblW w:type="pct" w:w="5000"/>
+        <w:tblLayout w:type="fixed"/>
+        <w:tblLook w:firstRow="1" w:lastRow="0" w:firstColumn="0" w:lastColumn="0" w:noHBand="0" w:noVBand="0" w:val="0020"/>
+      </w:tblPr>
+      <w:tblGrid>
+        <w:gridCol w:w="3960"/>
+        <w:gridCol w:w="3960"/>
+      </w:tblGrid>
+      <w:tr>
+        <w:trPr>
+          <w:tblHeader w:val="on"/>
+        </w:trPr>
+        <w:tc>
+          <w:tcPr/>
+          <w:p>
+            <w:pPr>
+              <w:pStyle w:val="Compact"/>
+            </w:pPr>
+            <w:r>
+              <w:t xml:space="preserve">Steal</w:t>
+            </w:r>
+          </w:p>
+        </w:tc>
+        <w:tc>
+          <w:tcPr/>
+          <w:p>
+            <w:pPr>
+              <w:pStyle w:val="Compact"/>
+            </w:pPr>
+            <w:r>
+              <w:t xml:space="preserve">Do not steal</w:t>
+            </w:r>
+          </w:p>
+        </w:tc>
+      </w:tr>
+      <w:tr>
+        <w:tc>
+          <w:tcPr/>
+          <w:p>
+            <w:pPr>
+              <w:pStyle w:val="Compact"/>
+            </w:pPr>
+            <w:r>
+              <w:t xml:space="preserve">Numbered career 1…N with a cup every 10</w:t>
+            </w:r>
+          </w:p>
+        </w:tc>
+        <w:tc>
+          <w:tcPr/>
+          <w:p>
+            <w:pPr>
+              <w:pStyle w:val="Compact"/>
+            </w:pPr>
+            <w:r>
+              <w:t xml:space="preserve">800+ levels of the same “score a goal”</w:t>
+            </w:r>
+          </w:p>
+        </w:tc>
+      </w:tr>
+      <w:tr>
+        <w:tc>
+          <w:tcPr/>
+          <w:p>
+            <w:pPr>
+              <w:pStyle w:val="Compact"/>
+            </w:pPr>
+            <w:r>
+              <w:t xml:space="preserve">Primary + 2 star missions</w:t>
+            </w:r>
+          </w:p>
+        </w:tc>
+        <w:tc>
+          <w:tcPr/>
+          <w:p>
+            <w:pPr>
+              <w:pStyle w:val="Compact"/>
+            </w:pPr>
+            <w:r>
+              <w:t xml:space="preserve">Analog flick gameplay</w:t>
+            </w:r>
+          </w:p>
+        </w:tc>
+      </w:tr>
+      <w:tr>
+        <w:tc>
+          <w:tcPr/>
+          <w:p>
+            <w:pPr>
+              <w:pStyle w:val="Compact"/>
+            </w:pPr>
+            <w:r>
+              <w:t xml:space="preserve">Stars as chapter keys</w:t>
+            </w:r>
+          </w:p>
+        </w:tc>
+        <w:tc>
+          <w:tcPr/>
+          <w:p>
+            <w:pPr>
+              <w:pStyle w:val="Compact"/>
+            </w:pPr>
+            <w:r>
+              <w:t xml:space="preserve">Hard hearts that brick the story</w:t>
+            </w:r>
+          </w:p>
+        </w:tc>
+      </w:tr>
+      <w:tr>
+        <w:tc>
+          <w:tcPr/>
+          <w:p>
+            <w:pPr>
+              <w:pStyle w:val="Compact"/>
+            </w:pPr>
+            <w:r>
+              <w:t xml:space="preserve">Story beats: trials, bench, snub, fans, injury call-up, last dance</w:t>
+            </w:r>
+          </w:p>
+        </w:tc>
+        <w:tc>
+          <w:tcPr/>
+          <w:p>
+            <w:pPr>
+              <w:pStyle w:val="Compact"/>
+            </w:pPr>
+            <w:r>
+              <w:t xml:space="preserve">Licensed clubs</w:t>
+            </w:r>
+          </w:p>
+        </w:tc>
+      </w:tr>
+      <w:tr>
+        <w:tc>
+          <w:tcPr/>
+          <w:p>
+            <w:pPr>
+              <w:pStyle w:val="Compact"/>
+            </w:pPr>
+            <w:r>
+              <w:t xml:space="preserve">Comeback / last-over / “prove the scout” scenarios</w:t>
+            </w:r>
+          </w:p>
+        </w:tc>
+        <w:tc>
+          <w:tcPr/>
+          <w:p>
+            <w:pPr>
+              <w:pStyle w:val="Compact"/>
+            </w:pPr>
+            <w:r>
+              <w:t xml:space="preserve">Rewind-for-gems as the core loop</w:t>
+            </w:r>
+          </w:p>
+        </w:tc>
+      </w:tr>
+    </w:tbl>
+    <w:p>
+      <w:pPr>
+        <w:pStyle w:val="BodyText"/>
+      </w:pPr>
+      <w:r>
+        <w:rPr>
+          <w:b/>
+          <w:bCs/>
+        </w:rPr>
+        <w:t xml:space="preserve">Star missions (catalogue — pick two per level):</w:t>
+      </w:r>
+      <w:r>
+        <w:t xml:space="preserve"> </w:t>
+      </w:r>
+      <w:r>
+        <w:t xml:space="preserve">chase without a six; maiden over; take the set batter; 12 off 6; no extras; play the meme reverse and</w:t>
+      </w:r>
+      <w:r>
+        <w:t xml:space="preserve"> </w:t>
+      </w:r>
+      <w:r>
+        <w:rPr>
+          <w:i/>
+          <w:iCs/>
+        </w:rPr>
+        <w:t xml:space="preserve">survive</w:t>
+      </w:r>
+      <w:r>
+        <w:t xml:space="preserve">; partnership 30 with a bunny; DRS review correct; death-over yorker; night-game no misfield.</w:t>
+      </w:r>
+    </w:p>
+    <w:bookmarkEnd w:id="23"/>
+    <w:bookmarkStart w:id="24" w:name="Xb07a2b08dcf83d14d9b04be09d7e3d194cf9705"/>
+    <w:p>
+      <w:pPr>
+        <w:pStyle w:val="Heading4"/>
+      </w:pPr>
+      <w:r>
+        <w:t xml:space="preserve">Full career:</w:t>
+      </w:r>
+      <w:r>
+        <w:t xml:space="preserve"> </w:t>
+      </w:r>
+      <w:r>
+        <w:rPr>
+          <w:b/>
+          <w:bCs/>
+        </w:rPr>
+        <w:t xml:space="preserve">22 chapters × 10 = 220 levels.</w:t>
+      </w:r>
+      <w:r>
+        <w:t xml:space="preserve"> </w:t>
+      </w:r>
+      <w:r>
+        <w:t xml:space="preserve">WC1 ends at</w:t>
+      </w:r>
+      <w:r>
+        <w:t xml:space="preserve"> </w:t>
+      </w:r>
+      <w:r>
+        <w:rPr>
+          <w:b/>
+          <w:bCs/>
+        </w:rPr>
+        <w:t xml:space="preserve">110</w:t>
+      </w:r>
+      <w:r>
+        <w:t xml:space="preserve">. Last World Cup is</w:t>
+      </w:r>
+      <w:r>
+        <w:t xml:space="preserve"> </w:t>
+      </w:r>
+      <w:r>
+        <w:rPr>
+          <w:b/>
+          <w:bCs/>
+        </w:rPr>
+        <w:t xml:space="preserve">211–220</w:t>
+      </w:r>
+      <w:r>
+        <w:t xml:space="preserve">. The gap is</w:t>
+      </w:r>
+      <w:r>
+        <w:t xml:space="preserve"> </w:t>
+      </w:r>
+      <w:r>
+        <w:rPr>
+          <w:b/>
+          <w:bCs/>
+        </w:rPr>
+        <w:t xml:space="preserve">100 levels</w:t>
+      </w:r>
+      <w:r>
+        <w:t xml:space="preserve"> </w:t>
+      </w:r>
+      <w:r>
+        <w:t xml:space="preserve">— years of wilderness, not a montage.</w:t>
+      </w:r>
+    </w:p>
+    <w:tbl>
+      <w:tblPr>
+        <w:tblStyle w:val="Table"/>
+        <w:tblW w:type="pct" w:w="5000"/>
+        <w:tblLayout w:type="fixed"/>
+        <w:tblLook w:firstRow="1" w:lastRow="0" w:firstColumn="0" w:lastColumn="0" w:noHBand="0" w:noVBand="0" w:val="0020"/>
+      </w:tblPr>
+      <w:tblGrid>
+        <w:gridCol w:w="2640"/>
+        <w:gridCol w:w="2640"/>
+        <w:gridCol w:w="2640"/>
+      </w:tblGrid>
+      <w:tr>
+        <w:trPr>
+          <w:tblHeader w:val="on"/>
+        </w:trPr>
+        <w:tc>
+          <w:tcPr/>
+          <w:p>
+            <w:pPr>
+              <w:pStyle w:val="Compact"/>
+            </w:pPr>
+            <w:r>
+              <w:t xml:space="preserve">Levels</w:t>
+            </w:r>
+          </w:p>
+        </w:tc>
+        <w:tc>
+          <w:tcPr/>
+          <w:p>
+            <w:pPr>
+              <w:pStyle w:val="Compact"/>
+            </w:pPr>
+            <w:r>
+              <w:t xml:space="preserve">Chapter</w:t>
+            </w:r>
+          </w:p>
+        </w:tc>
+        <w:tc>
+          <w:tcPr/>
+          <w:p>
+            <w:pPr>
+              <w:pStyle w:val="Compact"/>
+            </w:pPr>
+            <w:r>
+              <w:t xml:space="preserve">Gate</w:t>
+            </w:r>
+          </w:p>
+        </w:tc>
+      </w:tr>
+      <w:tr>
+        <w:tc>
+          <w:tcPr/>
+          <w:p>
+            <w:pPr>
+              <w:pStyle w:val="Compact"/>
+            </w:pPr>
+            <w:r>
+              <w:t xml:space="preserve">1–9</w:t>
             </w:r>
           </w:p>
         </w:tc>
@@ -3270,20 +3810,25 @@
                 <w:b/>
                 <w:bCs/>
               </w:rPr>
-              <w:t xml:space="preserve">30 District trials</w:t>
-            </w:r>
-          </w:p>
-        </w:tc>
-      </w:tr>
-      <w:tr>
-        <w:tc>
-          <w:tcPr/>
-          <w:p>
-            <w:pPr>
-              <w:pStyle w:val="Compact"/>
-            </w:pPr>
-            <w:r>
-              <w:t xml:space="preserve">31–39</w:t>
+              <w:t xml:space="preserve">Gully</w:t>
+            </w:r>
+            <w:r>
+              <w:t xml:space="preserve"> </w:t>
+            </w:r>
+            <w:r>
+              <w:t xml:space="preserve">(</w:t>
+            </w:r>
+            <w:r>
+              <w:rPr>
+                <w:rStyle w:val="VerbatimChar"/>
+              </w:rPr>
+              <w:t xml:space="preserve">{Area}</w:t>
+            </w:r>
+            <w:r>
+              <w:t xml:space="preserve"> </w:t>
+            </w:r>
+            <w:r>
+              <w:t xml:space="preserve">tape-ball)</w:t>
             </w:r>
           </w:p>
         </w:tc>
@@ -3298,93 +3843,49 @@
                 <w:b/>
                 <w:bCs/>
               </w:rPr>
-              <w:t xml:space="preserve">District</w:t>
-            </w:r>
-          </w:p>
-        </w:tc>
-        <w:tc>
-          <w:tcPr/>
-          <w:p>
-            <w:pPr>
-              <w:pStyle w:val="Compact"/>
-            </w:pPr>
+              <w:t xml:space="preserve">10</w:t>
+            </w:r>
             <w:r>
               <w:rPr>
                 <w:b/>
                 <w:bCs/>
               </w:rPr>
-              <w:t xml:space="preserve">40 Division cup final</w:t>
-            </w:r>
-          </w:p>
-        </w:tc>
-      </w:tr>
-      <w:tr>
-        <w:tc>
-          <w:tcPr/>
-          <w:p>
-            <w:pPr>
-              <w:pStyle w:val="Compact"/>
-            </w:pPr>
-            <w:r>
-              <w:t xml:space="preserve">41–49</w:t>
-            </w:r>
-          </w:p>
-        </w:tc>
-        <w:tc>
-          <w:tcPr/>
-          <w:p>
-            <w:pPr>
-              <w:pStyle w:val="Compact"/>
-            </w:pPr>
-            <w:r>
-              <w:rPr>
+              <w:t xml:space="preserve"> </w:t>
+            </w:r>
+            <w:r>
+              <w:rPr>
+                <w:rStyle w:val="VerbatimChar"/>
                 <w:b/>
                 <w:bCs/>
               </w:rPr>
-              <w:t xml:space="preserve">Inter-district / zone</w:t>
-            </w:r>
-          </w:p>
-        </w:tc>
-        <w:tc>
-          <w:tcPr/>
-          <w:p>
-            <w:pPr>
-              <w:pStyle w:val="Compact"/>
-            </w:pPr>
+              <w:t xml:space="preserve">{Area}</w:t>
+            </w:r>
             <w:r>
               <w:rPr>
                 <w:b/>
                 <w:bCs/>
               </w:rPr>
-              <w:t xml:space="preserve">50 State age-group call-up</w:t>
-            </w:r>
-          </w:p>
-        </w:tc>
-      </w:tr>
-      <w:tr>
-        <w:tc>
-          <w:tcPr/>
-          <w:p>
-            <w:pPr>
-              <w:pStyle w:val="Compact"/>
-            </w:pPr>
-            <w:r>
-              <w:t xml:space="preserve">51–59</w:t>
-            </w:r>
-          </w:p>
-        </w:tc>
-        <w:tc>
-          <w:tcPr/>
-          <w:p>
-            <w:pPr>
-              <w:pStyle w:val="Compact"/>
-            </w:pPr>
+              <w:t xml:space="preserve"> </w:t>
+            </w:r>
             <w:r>
               <w:rPr>
                 <w:b/>
                 <w:bCs/>
               </w:rPr>
-              <w:t xml:space="preserve">State U-19</w:t>
+              <w:t xml:space="preserve">Annual Tournament</w:t>
+            </w:r>
+          </w:p>
+        </w:tc>
+      </w:tr>
+      <w:tr>
+        <w:tc>
+          <w:tcPr/>
+          <w:p>
+            <w:pPr>
+              <w:pStyle w:val="Compact"/>
+            </w:pPr>
+            <w:r>
+              <w:t xml:space="preserve">11–19</w:t>
             </w:r>
           </w:p>
         </w:tc>
@@ -3399,20 +3900,22 @@
                 <w:b/>
                 <w:bCs/>
               </w:rPr>
-              <w:t xml:space="preserve">60 State senior contract</w:t>
-            </w:r>
-          </w:p>
-        </w:tc>
-      </w:tr>
-      <w:tr>
-        <w:tc>
-          <w:tcPr/>
-          <w:p>
-            <w:pPr>
-              <w:pStyle w:val="Compact"/>
-            </w:pPr>
-            <w:r>
-              <w:t xml:space="preserve">61–69</w:t>
+              <w:t xml:space="preserve">Local academy</w:t>
+            </w:r>
+            <w:r>
+              <w:t xml:space="preserve"> </w:t>
+            </w:r>
+            <w:r>
+              <w:t xml:space="preserve">(</w:t>
+            </w:r>
+            <w:r>
+              <w:rPr>
+                <w:rStyle w:val="VerbatimChar"/>
+              </w:rPr>
+              <w:t xml:space="preserve">{District}</w:t>
+            </w:r>
+            <w:r>
+              <w:t xml:space="preserve">)</w:t>
             </w:r>
           </w:p>
         </w:tc>
@@ -3427,7 +3930,20 @@
                 <w:b/>
                 <w:bCs/>
               </w:rPr>
-              <w:t xml:space="preserve">State senior</w:t>
+              <w:t xml:space="preserve">20 Town selection</w:t>
+            </w:r>
+          </w:p>
+        </w:tc>
+      </w:tr>
+      <w:tr>
+        <w:tc>
+          <w:tcPr/>
+          <w:p>
+            <w:pPr>
+              <w:pStyle w:val="Compact"/>
+            </w:pPr>
+            <w:r>
+              <w:t xml:space="preserve">21–29</w:t>
             </w:r>
           </w:p>
         </w:tc>
@@ -3442,20 +3958,7 @@
                 <w:b/>
                 <w:bCs/>
               </w:rPr>
-              <w:t xml:space="preserve">70 Domestic T20 draft</w:t>
-            </w:r>
-          </w:p>
-        </w:tc>
-      </w:tr>
-      <w:tr>
-        <w:tc>
-          <w:tcPr/>
-          <w:p>
-            <w:pPr>
-              <w:pStyle w:val="Compact"/>
-            </w:pPr>
-            <w:r>
-              <w:t xml:space="preserve">71–79</w:t>
+              <w:t xml:space="preserve">Town circuit</w:t>
             </w:r>
           </w:p>
         </w:tc>
@@ -3470,35 +3973,36 @@
                 <w:b/>
                 <w:bCs/>
               </w:rPr>
-              <w:t xml:space="preserve">Domestic T20 / franchise</w:t>
-            </w:r>
-          </w:p>
-        </w:tc>
-        <w:tc>
-          <w:tcPr/>
-          <w:p>
-            <w:pPr>
-              <w:pStyle w:val="Compact"/>
-            </w:pPr>
-            <w:r>
-              <w:rPr>
+              <w:t xml:space="preserve">30 District trials</w:t>
+            </w:r>
+          </w:p>
+        </w:tc>
+      </w:tr>
+      <w:tr>
+        <w:tc>
+          <w:tcPr/>
+          <w:p>
+            <w:pPr>
+              <w:pStyle w:val="Compact"/>
+            </w:pPr>
+            <w:r>
+              <w:t xml:space="preserve">31–39</w:t>
+            </w:r>
+          </w:p>
+        </w:tc>
+        <w:tc>
+          <w:tcPr/>
+          <w:p>
+            <w:pPr>
+              <w:pStyle w:val="Compact"/>
+            </w:pPr>
+            <w:r>
+              <w:rPr>
+                <w:rStyle w:val="VerbatimChar"/>
                 <w:b/>
                 <w:bCs/>
               </w:rPr>
-              <w:t xml:space="preserve">80 National camp</w:t>
-            </w:r>
-          </w:p>
-        </w:tc>
-      </w:tr>
-      <w:tr>
-        <w:tc>
-          <w:tcPr/>
-          <w:p>
-            <w:pPr>
-              <w:pStyle w:val="Compact"/>
-            </w:pPr>
-            <w:r>
-              <w:t xml:space="preserve">81–89</w:t>
+              <w:t xml:space="preserve">{District}</w:t>
             </w:r>
           </w:p>
         </w:tc>
@@ -3513,78 +4017,50 @@
                 <w:b/>
                 <w:bCs/>
               </w:rPr>
-              <w:t xml:space="preserve">Camp snub / A side</w:t>
-            </w:r>
-          </w:p>
-        </w:tc>
-        <w:tc>
-          <w:tcPr/>
-          <w:p>
-            <w:pPr>
-              <w:pStyle w:val="Compact"/>
-            </w:pPr>
-            <w:r>
-              <w:rPr>
+              <w:t xml:space="preserve">40 Division cup final</w:t>
+            </w:r>
+          </w:p>
+        </w:tc>
+      </w:tr>
+      <w:tr>
+        <w:tc>
+          <w:tcPr/>
+          <w:p>
+            <w:pPr>
+              <w:pStyle w:val="Compact"/>
+            </w:pPr>
+            <w:r>
+              <w:t xml:space="preserve">41–49</w:t>
+            </w:r>
+          </w:p>
+        </w:tc>
+        <w:tc>
+          <w:tcPr/>
+          <w:p>
+            <w:pPr>
+              <w:pStyle w:val="Compact"/>
+            </w:pPr>
+            <w:r>
+              <w:rPr>
+                <w:rStyle w:val="VerbatimChar"/>
                 <w:b/>
                 <w:bCs/>
               </w:rPr>
-              <w:t xml:space="preserve">90 Injury-replacement cap</w:t>
-            </w:r>
-          </w:p>
-        </w:tc>
-      </w:tr>
-      <w:tr>
-        <w:tc>
-          <w:tcPr/>
-          <w:p>
-            <w:pPr>
-              <w:pStyle w:val="Compact"/>
-            </w:pPr>
-            <w:r>
-              <w:t xml:space="preserve">91–99</w:t>
-            </w:r>
-          </w:p>
-        </w:tc>
-        <w:tc>
-          <w:tcPr/>
-          <w:p>
-            <w:pPr>
-              <w:pStyle w:val="Compact"/>
-            </w:pPr>
+              <w:t xml:space="preserve">{State}</w:t>
+            </w:r>
             <w:r>
               <w:rPr>
                 <w:b/>
                 <w:bCs/>
               </w:rPr>
-              <w:t xml:space="preserve">Internationals</w:t>
-            </w:r>
-          </w:p>
-        </w:tc>
-        <w:tc>
-          <w:tcPr/>
-          <w:p>
-            <w:pPr>
-              <w:pStyle w:val="Compact"/>
-            </w:pPr>
+              <w:t xml:space="preserve"> </w:t>
+            </w:r>
             <w:r>
               <w:rPr>
                 <w:b/>
                 <w:bCs/>
               </w:rPr>
-              <w:t xml:space="preserve">100 WC1 qualification</w:t>
-            </w:r>
-          </w:p>
-        </w:tc>
-      </w:tr>
-      <w:tr>
-        <w:tc>
-          <w:tcPr/>
-          <w:p>
-            <w:pPr>
-              <w:pStyle w:val="Compact"/>
-            </w:pPr>
-            <w:r>
-              <w:t xml:space="preserve">101–109</w:t>
+              <w:t xml:space="preserve">zone</w:t>
             </w:r>
           </w:p>
         </w:tc>
@@ -3599,65 +4075,794 @@
                 <w:b/>
                 <w:bCs/>
               </w:rPr>
-              <w:t xml:space="preserve">World Cup 1</w:t>
-            </w:r>
-          </w:p>
-        </w:tc>
-        <w:tc>
-          <w:tcPr/>
-          <w:p>
-            <w:pPr>
-              <w:pStyle w:val="Compact"/>
-            </w:pPr>
-            <w:r>
-              <w:rPr>
+              <w:t xml:space="preserve">50 State age-group call-up</w:t>
+            </w:r>
+          </w:p>
+        </w:tc>
+      </w:tr>
+      <w:tr>
+        <w:tc>
+          <w:tcPr/>
+          <w:p>
+            <w:pPr>
+              <w:pStyle w:val="Compact"/>
+            </w:pPr>
+            <w:r>
+              <w:t xml:space="preserve">51–59</w:t>
+            </w:r>
+          </w:p>
+        </w:tc>
+        <w:tc>
+          <w:tcPr/>
+          <w:p>
+            <w:pPr>
+              <w:pStyle w:val="Compact"/>
+            </w:pPr>
+            <w:r>
+              <w:rPr>
+                <w:rStyle w:val="VerbatimChar"/>
                 <w:b/>
                 <w:bCs/>
               </w:rPr>
-              <w:t xml:space="preserve">110 Semi-final choke; dropped</w:t>
-            </w:r>
-          </w:p>
-        </w:tc>
-      </w:tr>
-      <w:tr>
-        <w:tc>
-          <w:tcPr/>
-          <w:p>
-            <w:pPr>
-              <w:pStyle w:val="Compact"/>
-            </w:pPr>
-            <w:r>
-              <w:t xml:space="preserve">111–119</w:t>
-            </w:r>
-          </w:p>
-        </w:tc>
-        <w:tc>
-          <w:tcPr/>
-          <w:p>
-            <w:pPr>
-              <w:pStyle w:val="Compact"/>
-            </w:pPr>
+              <w:t xml:space="preserve">{State}</w:t>
+            </w:r>
             <w:r>
               <w:rPr>
                 <w:b/>
                 <w:bCs/>
               </w:rPr>
-              <w:t xml:space="preserve">Wilderness → last WC</w:t>
-            </w:r>
-          </w:p>
-        </w:tc>
-        <w:tc>
-          <w:tcPr/>
-          <w:p>
-            <w:pPr>
-              <w:pStyle w:val="Compact"/>
-            </w:pPr>
+              <w:t xml:space="preserve"> </w:t>
+            </w:r>
             <w:r>
               <w:rPr>
                 <w:b/>
                 <w:bCs/>
               </w:rPr>
-              <w:t xml:space="preserve">120 Final + personal milestone</w:t>
+              <w:t xml:space="preserve">U-19</w:t>
+            </w:r>
+          </w:p>
+        </w:tc>
+        <w:tc>
+          <w:tcPr/>
+          <w:p>
+            <w:pPr>
+              <w:pStyle w:val="Compact"/>
+            </w:pPr>
+            <w:r>
+              <w:rPr>
+                <w:b/>
+                <w:bCs/>
+              </w:rPr>
+              <w:t xml:space="preserve">60 State senior contract</w:t>
+            </w:r>
+          </w:p>
+        </w:tc>
+      </w:tr>
+      <w:tr>
+        <w:tc>
+          <w:tcPr/>
+          <w:p>
+            <w:pPr>
+              <w:pStyle w:val="Compact"/>
+            </w:pPr>
+            <w:r>
+              <w:t xml:space="preserve">61–69</w:t>
+            </w:r>
+          </w:p>
+        </w:tc>
+        <w:tc>
+          <w:tcPr/>
+          <w:p>
+            <w:pPr>
+              <w:pStyle w:val="Compact"/>
+            </w:pPr>
+            <w:r>
+              <w:rPr>
+                <w:b/>
+                <w:bCs/>
+              </w:rPr>
+              <w:t xml:space="preserve">State senior stall</w:t>
+            </w:r>
+          </w:p>
+        </w:tc>
+        <w:tc>
+          <w:tcPr/>
+          <w:p>
+            <w:pPr>
+              <w:pStyle w:val="Compact"/>
+            </w:pPr>
+            <w:r>
+              <w:rPr>
+                <w:b/>
+                <w:bCs/>
+              </w:rPr>
+              <w:t xml:space="preserve">70 T20 draft audition</w:t>
+            </w:r>
+          </w:p>
+        </w:tc>
+      </w:tr>
+      <w:tr>
+        <w:tc>
+          <w:tcPr/>
+          <w:p>
+            <w:pPr>
+              <w:pStyle w:val="Compact"/>
+            </w:pPr>
+            <w:r>
+              <w:t xml:space="preserve">71–79</w:t>
+            </w:r>
+          </w:p>
+        </w:tc>
+        <w:tc>
+          <w:tcPr/>
+          <w:p>
+            <w:pPr>
+              <w:pStyle w:val="Compact"/>
+            </w:pPr>
+            <w:r>
+              <w:rPr>
+                <w:b/>
+                <w:bCs/>
+              </w:rPr>
+              <w:t xml:space="preserve">T20 league S1</w:t>
+            </w:r>
+            <w:r>
+              <w:t xml:space="preserve"> </w:t>
+            </w:r>
+            <w:r>
+              <w:t xml:space="preserve">(pick franchise)</w:t>
+            </w:r>
+          </w:p>
+        </w:tc>
+        <w:tc>
+          <w:tcPr/>
+          <w:p>
+            <w:pPr>
+              <w:pStyle w:val="Compact"/>
+            </w:pPr>
+            <w:r>
+              <w:rPr>
+                <w:b/>
+                <w:bCs/>
+              </w:rPr>
+              <w:t xml:space="preserve">80 National camp</w:t>
+            </w:r>
+          </w:p>
+        </w:tc>
+      </w:tr>
+      <w:tr>
+        <w:tc>
+          <w:tcPr/>
+          <w:p>
+            <w:pPr>
+              <w:pStyle w:val="Compact"/>
+            </w:pPr>
+            <w:r>
+              <w:t xml:space="preserve">81–89</w:t>
+            </w:r>
+          </w:p>
+        </w:tc>
+        <w:tc>
+          <w:tcPr/>
+          <w:p>
+            <w:pPr>
+              <w:pStyle w:val="Compact"/>
+            </w:pPr>
+            <w:r>
+              <w:rPr>
+                <w:b/>
+                <w:bCs/>
+              </w:rPr>
+              <w:t xml:space="preserve">Camp snub / A side</w:t>
+            </w:r>
+          </w:p>
+        </w:tc>
+        <w:tc>
+          <w:tcPr/>
+          <w:p>
+            <w:pPr>
+              <w:pStyle w:val="Compact"/>
+            </w:pPr>
+            <w:r>
+              <w:rPr>
+                <w:b/>
+                <w:bCs/>
+              </w:rPr>
+              <w:t xml:space="preserve">90 Injury-replacement cap</w:t>
+            </w:r>
+          </w:p>
+        </w:tc>
+      </w:tr>
+      <w:tr>
+        <w:tc>
+          <w:tcPr/>
+          <w:p>
+            <w:pPr>
+              <w:pStyle w:val="Compact"/>
+            </w:pPr>
+            <w:r>
+              <w:t xml:space="preserve">91–99</w:t>
+            </w:r>
+          </w:p>
+        </w:tc>
+        <w:tc>
+          <w:tcPr/>
+          <w:p>
+            <w:pPr>
+              <w:pStyle w:val="Compact"/>
+            </w:pPr>
+            <w:r>
+              <w:rPr>
+                <w:b/>
+                <w:bCs/>
+              </w:rPr>
+              <w:t xml:space="preserve">Internationals</w:t>
+            </w:r>
+          </w:p>
+        </w:tc>
+        <w:tc>
+          <w:tcPr/>
+          <w:p>
+            <w:pPr>
+              <w:pStyle w:val="Compact"/>
+            </w:pPr>
+            <w:r>
+              <w:rPr>
+                <w:b/>
+                <w:bCs/>
+              </w:rPr>
+              <w:t xml:space="preserve">100 WC1 qualification</w:t>
+            </w:r>
+          </w:p>
+        </w:tc>
+      </w:tr>
+      <w:tr>
+        <w:tc>
+          <w:tcPr/>
+          <w:p>
+            <w:pPr>
+              <w:pStyle w:val="Compact"/>
+            </w:pPr>
+            <w:r>
+              <w:t xml:space="preserve">101–109</w:t>
+            </w:r>
+          </w:p>
+        </w:tc>
+        <w:tc>
+          <w:tcPr/>
+          <w:p>
+            <w:pPr>
+              <w:pStyle w:val="Compact"/>
+            </w:pPr>
+            <w:r>
+              <w:rPr>
+                <w:b/>
+                <w:bCs/>
+              </w:rPr>
+              <w:t xml:space="preserve">World Cup 1</w:t>
+            </w:r>
+          </w:p>
+        </w:tc>
+        <w:tc>
+          <w:tcPr/>
+          <w:p>
+            <w:pPr>
+              <w:pStyle w:val="Compact"/>
+            </w:pPr>
+            <w:r>
+              <w:rPr>
+                <w:b/>
+                <w:bCs/>
+              </w:rPr>
+              <w:t xml:space="preserve">110 Semi-final choke; dropped</w:t>
+            </w:r>
+          </w:p>
+        </w:tc>
+      </w:tr>
+      <w:tr>
+        <w:tc>
+          <w:tcPr/>
+          <w:p>
+            <w:pPr>
+              <w:pStyle w:val="Compact"/>
+            </w:pPr>
+            <w:r>
+              <w:t xml:space="preserve">111–119</w:t>
+            </w:r>
+          </w:p>
+        </w:tc>
+        <w:tc>
+          <w:tcPr/>
+          <w:p>
+            <w:pPr>
+              <w:pStyle w:val="Compact"/>
+            </w:pPr>
+            <w:r>
+              <w:rPr>
+                <w:b/>
+                <w:bCs/>
+              </w:rPr>
+              <w:t xml:space="preserve">Wilderness /</w:t>
+            </w:r>
+            <w:r>
+              <w:rPr>
+                <w:b/>
+                <w:bCs/>
+              </w:rPr>
+              <w:t xml:space="preserve"> </w:t>
+            </w:r>
+            <w:r>
+              <w:rPr>
+                <w:rStyle w:val="VerbatimChar"/>
+                <w:b/>
+                <w:bCs/>
+              </w:rPr>
+              <w:t xml:space="preserve">{State}</w:t>
+            </w:r>
+            <w:r>
+              <w:rPr>
+                <w:b/>
+                <w:bCs/>
+              </w:rPr>
+              <w:t xml:space="preserve"> </w:t>
+            </w:r>
+            <w:r>
+              <w:rPr>
+                <w:b/>
+                <w:bCs/>
+              </w:rPr>
+              <w:t xml:space="preserve">grind</w:t>
+            </w:r>
+          </w:p>
+        </w:tc>
+        <w:tc>
+          <w:tcPr/>
+          <w:p>
+            <w:pPr>
+              <w:pStyle w:val="Compact"/>
+            </w:pPr>
+            <w:r>
+              <w:rPr>
+                <w:b/>
+                <w:bCs/>
+              </w:rPr>
+              <w:t xml:space="preserve">120 Still not in the 15</w:t>
+            </w:r>
+          </w:p>
+        </w:tc>
+      </w:tr>
+      <w:tr>
+        <w:tc>
+          <w:tcPr/>
+          <w:p>
+            <w:pPr>
+              <w:pStyle w:val="Compact"/>
+            </w:pPr>
+            <w:r>
+              <w:t xml:space="preserve">121–129</w:t>
+            </w:r>
+          </w:p>
+        </w:tc>
+        <w:tc>
+          <w:tcPr/>
+          <w:p>
+            <w:pPr>
+              <w:pStyle w:val="Compact"/>
+            </w:pPr>
+            <w:r>
+              <w:rPr>
+                <w:b/>
+                <w:bCs/>
+              </w:rPr>
+              <w:t xml:space="preserve">T20 league S2</w:t>
+            </w:r>
+            <w:r>
+              <w:t xml:space="preserve"> </w:t>
+            </w:r>
+            <w:r>
+              <w:t xml:space="preserve">(keep or switch franchise)</w:t>
+            </w:r>
+          </w:p>
+        </w:tc>
+        <w:tc>
+          <w:tcPr/>
+          <w:p>
+            <w:pPr>
+              <w:pStyle w:val="Compact"/>
+            </w:pPr>
+            <w:r>
+              <w:rPr>
+                <w:b/>
+                <w:bCs/>
+              </w:rPr>
+              <w:t xml:space="preserve">130 Playoff, no call-up</w:t>
+            </w:r>
+          </w:p>
+        </w:tc>
+      </w:tr>
+      <w:tr>
+        <w:tc>
+          <w:tcPr/>
+          <w:p>
+            <w:pPr>
+              <w:pStyle w:val="Compact"/>
+            </w:pPr>
+            <w:r>
+              <w:t xml:space="preserve">131–139</w:t>
+            </w:r>
+          </w:p>
+        </w:tc>
+        <w:tc>
+          <w:tcPr/>
+          <w:p>
+            <w:pPr>
+              <w:pStyle w:val="Compact"/>
+            </w:pPr>
+            <w:r>
+              <w:rPr>
+                <w:b/>
+                <w:bCs/>
+              </w:rPr>
+              <w:t xml:space="preserve">T20 S2 hangover / state red-ball</w:t>
+            </w:r>
+          </w:p>
+        </w:tc>
+        <w:tc>
+          <w:tcPr/>
+          <w:p>
+            <w:pPr>
+              <w:pStyle w:val="Compact"/>
+            </w:pPr>
+            <w:r>
+              <w:rPr>
+                <w:b/>
+                <w:bCs/>
+              </w:rPr>
+              <w:t xml:space="preserve">140 You are the senior now</w:t>
+            </w:r>
+          </w:p>
+        </w:tc>
+      </w:tr>
+      <w:tr>
+        <w:tc>
+          <w:tcPr/>
+          <w:p>
+            <w:pPr>
+              <w:pStyle w:val="Compact"/>
+            </w:pPr>
+            <w:r>
+              <w:t xml:space="preserve">141–149</w:t>
+            </w:r>
+          </w:p>
+        </w:tc>
+        <w:tc>
+          <w:tcPr/>
+          <w:p>
+            <w:pPr>
+              <w:pStyle w:val="Compact"/>
+            </w:pPr>
+            <w:r>
+              <w:rPr>
+                <w:b/>
+                <w:bCs/>
+              </w:rPr>
+              <w:t xml:space="preserve">A-team tours</w:t>
+            </w:r>
+          </w:p>
+        </w:tc>
+        <w:tc>
+          <w:tcPr/>
+          <w:p>
+            <w:pPr>
+              <w:pStyle w:val="Compact"/>
+            </w:pPr>
+            <w:r>
+              <w:rPr>
+                <w:b/>
+                <w:bCs/>
+              </w:rPr>
+              <w:t xml:space="preserve">150 Tour POTM, still snubbed</w:t>
+            </w:r>
+          </w:p>
+        </w:tc>
+      </w:tr>
+      <w:tr>
+        <w:tc>
+          <w:tcPr/>
+          <w:p>
+            <w:pPr>
+              <w:pStyle w:val="Compact"/>
+            </w:pPr>
+            <w:r>
+              <w:t xml:space="preserve">151–159</w:t>
+            </w:r>
+          </w:p>
+        </w:tc>
+        <w:tc>
+          <w:tcPr/>
+          <w:p>
+            <w:pPr>
+              <w:pStyle w:val="Compact"/>
+            </w:pPr>
+            <w:r>
+              <w:rPr>
+                <w:b/>
+                <w:bCs/>
+              </w:rPr>
+              <w:t xml:space="preserve">Injury + rehab</w:t>
+            </w:r>
+          </w:p>
+        </w:tc>
+        <w:tc>
+          <w:tcPr/>
+          <w:p>
+            <w:pPr>
+              <w:pStyle w:val="Compact"/>
+            </w:pPr>
+            <w:r>
+              <w:rPr>
+                <w:b/>
+                <w:bCs/>
+              </w:rPr>
+              <w:t xml:space="preserve">160 Comeback knock</w:t>
+            </w:r>
+          </w:p>
+        </w:tc>
+      </w:tr>
+      <w:tr>
+        <w:tc>
+          <w:tcPr/>
+          <w:p>
+            <w:pPr>
+              <w:pStyle w:val="Compact"/>
+            </w:pPr>
+            <w:r>
+              <w:t xml:space="preserve">161–169</w:t>
+            </w:r>
+          </w:p>
+        </w:tc>
+        <w:tc>
+          <w:tcPr/>
+          <w:p>
+            <w:pPr>
+              <w:pStyle w:val="Compact"/>
+            </w:pPr>
+            <w:r>
+              <w:rPr>
+                <w:b/>
+                <w:bCs/>
+              </w:rPr>
+              <w:t xml:space="preserve">T20 league S3</w:t>
+            </w:r>
+          </w:p>
+        </w:tc>
+        <w:tc>
+          <w:tcPr/>
+          <w:p>
+            <w:pPr>
+              <w:pStyle w:val="Compact"/>
+            </w:pPr>
+            <w:r>
+              <w:rPr>
+                <w:b/>
+                <w:bCs/>
+              </w:rPr>
+              <w:t xml:space="preserve">170 Fans, still not “the guy”</w:t>
+            </w:r>
+          </w:p>
+        </w:tc>
+      </w:tr>
+      <w:tr>
+        <w:tc>
+          <w:tcPr/>
+          <w:p>
+            <w:pPr>
+              <w:pStyle w:val="Compact"/>
+            </w:pPr>
+            <w:r>
+              <w:t xml:space="preserve">171–179</w:t>
+            </w:r>
+          </w:p>
+        </w:tc>
+        <w:tc>
+          <w:tcPr/>
+          <w:p>
+            <w:pPr>
+              <w:pStyle w:val="Compact"/>
+            </w:pPr>
+            <w:r>
+              <w:rPr>
+                <w:b/>
+                <w:bCs/>
+              </w:rPr>
+              <w:t xml:space="preserve">Bilateral recall, then dumped</w:t>
+            </w:r>
+          </w:p>
+        </w:tc>
+        <w:tc>
+          <w:tcPr/>
+          <w:p>
+            <w:pPr>
+              <w:pStyle w:val="Compact"/>
+            </w:pPr>
+            <w:r>
+              <w:rPr>
+                <w:b/>
+                <w:bCs/>
+              </w:rPr>
+              <w:t xml:space="preserve">180 One failure, out again</w:t>
+            </w:r>
+          </w:p>
+        </w:tc>
+      </w:tr>
+      <w:tr>
+        <w:tc>
+          <w:tcPr/>
+          <w:p>
+            <w:pPr>
+              <w:pStyle w:val="Compact"/>
+            </w:pPr>
+            <w:r>
+              <w:t xml:space="preserve">181–189</w:t>
+            </w:r>
+          </w:p>
+        </w:tc>
+        <w:tc>
+          <w:tcPr/>
+          <w:p>
+            <w:pPr>
+              <w:pStyle w:val="Compact"/>
+            </w:pPr>
+            <w:r>
+              <w:rPr>
+                <w:b/>
+                <w:bCs/>
+              </w:rPr>
+              <w:t xml:space="preserve">The long qualification</w:t>
+            </w:r>
+          </w:p>
+        </w:tc>
+        <w:tc>
+          <w:tcPr/>
+          <w:p>
+            <w:pPr>
+              <w:pStyle w:val="Compact"/>
+            </w:pPr>
+            <w:r>
+              <w:rPr>
+                <w:b/>
+                <w:bCs/>
+              </w:rPr>
+              <w:t xml:space="preserve">190 WC2 ticket</w:t>
+            </w:r>
+          </w:p>
+        </w:tc>
+      </w:tr>
+      <w:tr>
+        <w:tc>
+          <w:tcPr/>
+          <w:p>
+            <w:pPr>
+              <w:pStyle w:val="Compact"/>
+            </w:pPr>
+            <w:r>
+              <w:t xml:space="preserve">191–199</w:t>
+            </w:r>
+          </w:p>
+        </w:tc>
+        <w:tc>
+          <w:tcPr/>
+          <w:p>
+            <w:pPr>
+              <w:pStyle w:val="Compact"/>
+            </w:pPr>
+            <w:r>
+              <w:rPr>
+                <w:b/>
+                <w:bCs/>
+              </w:rPr>
+              <w:t xml:space="preserve">Last World Cup — group</w:t>
+            </w:r>
+          </w:p>
+        </w:tc>
+        <w:tc>
+          <w:tcPr/>
+          <w:p>
+            <w:pPr>
+              <w:pStyle w:val="Compact"/>
+            </w:pPr>
+            <w:r>
+              <w:rPr>
+                <w:b/>
+                <w:bCs/>
+              </w:rPr>
+              <w:t xml:space="preserve">200 Super-8 / QF</w:t>
+            </w:r>
+          </w:p>
+        </w:tc>
+      </w:tr>
+      <w:tr>
+        <w:tc>
+          <w:tcPr/>
+          <w:p>
+            <w:pPr>
+              <w:pStyle w:val="Compact"/>
+            </w:pPr>
+            <w:r>
+              <w:t xml:space="preserve">201–209</w:t>
+            </w:r>
+          </w:p>
+        </w:tc>
+        <w:tc>
+          <w:tcPr/>
+          <w:p>
+            <w:pPr>
+              <w:pStyle w:val="Compact"/>
+            </w:pPr>
+            <w:r>
+              <w:rPr>
+                <w:b/>
+                <w:bCs/>
+              </w:rPr>
+              <w:t xml:space="preserve">Last World Cup — knockouts</w:t>
+            </w:r>
+          </w:p>
+        </w:tc>
+        <w:tc>
+          <w:tcPr/>
+          <w:p>
+            <w:pPr>
+              <w:pStyle w:val="Compact"/>
+            </w:pPr>
+            <w:r>
+              <w:rPr>
+                <w:b/>
+                <w:bCs/>
+              </w:rPr>
+              <w:t xml:space="preserve">210 Semi-final (not a choke this time)</w:t>
+            </w:r>
+          </w:p>
+        </w:tc>
+      </w:tr>
+      <w:tr>
+        <w:tc>
+          <w:tcPr/>
+          <w:p>
+            <w:pPr>
+              <w:pStyle w:val="Compact"/>
+            </w:pPr>
+            <w:r>
+              <w:t xml:space="preserve">211–219</w:t>
+            </w:r>
+          </w:p>
+        </w:tc>
+        <w:tc>
+          <w:tcPr/>
+          <w:p>
+            <w:pPr>
+              <w:pStyle w:val="Compact"/>
+            </w:pPr>
+            <w:r>
+              <w:rPr>
+                <w:b/>
+                <w:bCs/>
+              </w:rPr>
+              <w:t xml:space="preserve">Final week</w:t>
+            </w:r>
+          </w:p>
+        </w:tc>
+        <w:tc>
+          <w:tcPr/>
+          <w:p>
+            <w:pPr>
+              <w:pStyle w:val="Compact"/>
+            </w:pPr>
+            <w:r>
+              <w:rPr>
+                <w:b/>
+                <w:bCs/>
+              </w:rPr>
+              <w:t xml:space="preserve">220 Final + personal milestone</w:t>
             </w:r>
           </w:p>
         </w:tc>
@@ -3668,11 +4873,11 @@
         <w:pStyle w:val="BodyText"/>
       </w:pPr>
       <w:r>
-        <w:t xml:space="preserve">No BCCI / IPL / ICC names on the map. “Domestic T20” is a made-up league. “World Cup” is generic.</w:t>
-      </w:r>
-    </w:p>
-    <w:bookmarkEnd w:id="23"/>
-    <w:bookmarkStart w:id="24" w:name="levels-110-gully-tape-ball-sodium-lights"/>
+        <w:t xml:space="preserve">India-first copy. “World Cup” is generic. Franchises are the eight names in §4.2.1, never IPL.</w:t>
+      </w:r>
+    </w:p>
+    <w:bookmarkEnd w:id="24"/>
+    <w:bookmarkStart w:id="25" w:name="levels-110-gully-tape-ball-sodium-lights"/>
     <w:p>
       <w:pPr>
         <w:pStyle w:val="Heading4"/>
@@ -4392,8 +5597,8 @@
         </w:tc>
       </w:tr>
     </w:tbl>
-    <w:bookmarkEnd w:id="24"/>
-    <w:bookmarkStart w:id="25" w:name="levels-1120-local-academy"/>
+    <w:bookmarkEnd w:id="25"/>
+    <w:bookmarkStart w:id="26" w:name="levels-1120-local-academy"/>
     <w:p>
       <w:pPr>
         <w:pStyle w:val="Heading4"/>
@@ -4949,8 +6154,8 @@
         </w:tc>
       </w:tr>
     </w:tbl>
-    <w:bookmarkEnd w:id="25"/>
-    <w:bookmarkStart w:id="26" w:name="X080aee22b9c313ce02b4448c24a4615d37d635b"/>
+    <w:bookmarkEnd w:id="26"/>
+    <w:bookmarkStart w:id="27" w:name="X080aee22b9c313ce02b4448c24a4615d37d635b"/>
     <w:p>
       <w:pPr>
         <w:pStyle w:val="Heading4"/>
@@ -5195,13 +6400,13 @@
           <w:b/>
           <w:bCs/>
         </w:rPr>
-        <w:t xml:space="preserve">Two World Cups (91–120).</w:t>
-      </w:r>
-      <w:r>
-        <w:t xml:space="preserve"> </w:t>
-      </w:r>
-      <w:r>
-        <w:t xml:space="preserve">First cup: go deep,</w:t>
+        <w:t xml:space="preserve">World Cup 1 (91–110).</w:t>
+      </w:r>
+      <w:r>
+        <w:t xml:space="preserve"> </w:t>
+      </w:r>
+      <w:r>
+        <w:t xml:space="preserve">Qualify, go deep,</w:t>
       </w:r>
       <w:r>
         <w:t xml:space="preserve"> </w:t>
@@ -5214,34 +6419,78 @@
         <w:t xml:space="preserve">choke a semi</w:t>
       </w:r>
       <w:r>
-        <w:t xml:space="preserve">, scapegoat, dropped (Raju stays). Wilderness. Recalled for</w:t>
-      </w:r>
-      <w:r>
-        <w:t xml:space="preserve"> </w:t>
-      </w:r>
-      <w:r>
-        <w:rPr>
-          <w:b/>
-          <w:bCs/>
-        </w:rPr>
-        <w:t xml:space="preserve">one last World Cup</w:t>
-      </w:r>
-      <w:r>
-        <w:t xml:space="preserve">.</w:t>
-      </w:r>
-      <w:r>
-        <w:t xml:space="preserve"> </w:t>
-      </w:r>
-      <w:r>
-        <w:rPr>
-          <w:b/>
-          <w:bCs/>
-        </w:rPr>
-        <w:t xml:space="preserve">120 = win the final AND a personal milestone.</w:t>
-      </w:r>
-    </w:p>
-    <w:bookmarkEnd w:id="26"/>
-    <w:bookmarkStart w:id="27" w:name="levels-21120-authored-beats"/>
+        <w:t xml:space="preserve">, scapegoat, dropped. Raju stays.</w:t>
+      </w:r>
+    </w:p>
+    <w:p>
+      <w:pPr>
+        <w:pStyle w:val="Compact"/>
+        <w:numPr>
+          <w:ilvl w:val="0"/>
+          <w:numId w:val="1010"/>
+        </w:numPr>
+      </w:pPr>
+      <w:r>
+        <w:rPr>
+          <w:b/>
+          <w:bCs/>
+        </w:rPr>
+        <w:t xml:space="preserve">The wilderness (111–190).</w:t>
+      </w:r>
+      <w:r>
+        <w:t xml:space="preserve"> </w:t>
+      </w:r>
+      <w:r>
+        <w:t xml:space="preserve">This is the</w:t>
+      </w:r>
+      <w:r>
+        <w:t xml:space="preserve"> </w:t>
+      </w:r>
+      <w:r>
+        <w:rPr>
+          <w:i/>
+          <w:iCs/>
+        </w:rPr>
+        <w:t xml:space="preserve">length</w:t>
+      </w:r>
+      <w:r>
+        <w:t xml:space="preserve">. State grind, two more T20 seasons, A-tours, injury, a bilateral that dumps you after one failure. A hundred levels of “almost.” That is the distance between two World Cups.</w:t>
+      </w:r>
+    </w:p>
+    <w:p>
+      <w:pPr>
+        <w:pStyle w:val="Compact"/>
+        <w:numPr>
+          <w:ilvl w:val="0"/>
+          <w:numId w:val="1010"/>
+        </w:numPr>
+      </w:pPr>
+      <w:r>
+        <w:rPr>
+          <w:b/>
+          <w:bCs/>
+        </w:rPr>
+        <w:t xml:space="preserve">Last World Cup (191–220).</w:t>
+      </w:r>
+      <w:r>
+        <w:t xml:space="preserve"> </w:t>
+      </w:r>
+      <w:r>
+        <w:t xml:space="preserve">Recalled as the veteran. Group → knockouts →</w:t>
+      </w:r>
+      <w:r>
+        <w:t xml:space="preserve"> </w:t>
+      </w:r>
+      <w:r>
+        <w:rPr>
+          <w:b/>
+          <w:bCs/>
+        </w:rPr>
+        <w:t xml:space="preserve">220 win the final AND the personal milestone.</w:t>
+      </w:r>
+    </w:p>
+    <w:bookmarkEnd w:id="27"/>
+    <w:bookmarkStart w:id="28" w:name="levels-21120-authored-beats"/>
     <w:p>
       <w:pPr>
         <w:pStyle w:val="Heading4"/>
@@ -6288,7 +7537,7 @@
                 <w:b/>
                 <w:bCs/>
               </w:rPr>
-              <w:t xml:space="preserve">Domestic T20 draft audition</w:t>
+              <w:t xml:space="preserve">T20 draft audition</w:t>
             </w:r>
           </w:p>
         </w:tc>
@@ -6310,7 +7559,20 @@
               <w:pStyle w:val="Compact"/>
             </w:pPr>
             <w:r>
-              <w:t xml:space="preserve">2-over bowl + 10-ball bat.</w:t>
+              <w:t xml:space="preserve">Pick a</w:t>
+            </w:r>
+            <w:r>
+              <w:t xml:space="preserve"> </w:t>
+            </w:r>
+            <w:r>
+              <w:rPr>
+                <w:b/>
+                <w:bCs/>
+              </w:rPr>
+              <w:t xml:space="preserve">generic franchise</w:t>
+            </w:r>
+            <w:r>
+              <w:t xml:space="preserve">. 2-over bowl + 10-ball bat.</w:t>
             </w:r>
             <w:r>
               <w:t xml:space="preserve"> </w:t>
@@ -6320,10 +7582,7 @@
                 <w:i/>
                 <w:iCs/>
               </w:rPr>
-              <w:t xml:space="preserve">Considered</w:t>
-            </w:r>
-            <w:r>
-              <w:t xml:space="preserve">, not chosen.</w:t>
+              <w:t xml:space="preserve">Considered.</w:t>
             </w:r>
           </w:p>
         </w:tc>
@@ -6347,7 +7606,7 @@
               <w:pStyle w:val="Compact"/>
             </w:pPr>
             <w:r>
-              <w:t xml:space="preserve">Domestic fire</w:t>
+              <w:t xml:space="preserve">S1 fire</w:t>
             </w:r>
           </w:p>
         </w:tc>
@@ -6369,7 +7628,7 @@
               <w:pStyle w:val="Compact"/>
             </w:pPr>
             <w:r>
-              <w:t xml:space="preserve">Floodlights, death overs. You look like the real thing.</w:t>
+              <w:t xml:space="preserve">Your club’s colours. Floodlights. You look like the real thing.</w:t>
             </w:r>
           </w:p>
         </w:tc>
@@ -6419,53 +7678,7 @@
               <w:pStyle w:val="Compact"/>
             </w:pPr>
             <w:r>
-              <w:t xml:space="preserve">Text: franchise picked a “name.” Raju on the poster.</w:t>
-            </w:r>
-          </w:p>
-        </w:tc>
-      </w:tr>
-      <w:tr>
-        <w:tc>
-          <w:tcPr/>
-          <w:p>
-            <w:pPr>
-              <w:pStyle w:val="Compact"/>
-            </w:pPr>
-            <w:r>
-              <w:t xml:space="preserve">77–79</w:t>
-            </w:r>
-          </w:p>
-        </w:tc>
-        <w:tc>
-          <w:tcPr/>
-          <w:p>
-            <w:pPr>
-              <w:pStyle w:val="Compact"/>
-            </w:pPr>
-            <w:r>
-              <w:t xml:space="preserve">Fan demand / exile</w:t>
-            </w:r>
-          </w:p>
-        </w:tc>
-        <w:tc>
-          <w:tcPr/>
-          <w:p>
-            <w:pPr>
-              <w:pStyle w:val="Compact"/>
-            </w:pPr>
-            <w:r>
-              <w:t xml:space="preserve">mix</w:t>
-            </w:r>
-          </w:p>
-        </w:tc>
-        <w:tc>
-          <w:tcPr/>
-          <w:p>
-            <w:pPr>
-              <w:pStyle w:val="Compact"/>
-            </w:pPr>
-            <w:r>
-              <w:t xml:space="preserve">Headline:</w:t>
+              <w:t xml:space="preserve">Franchise picked a “name.” Raju on the</w:t>
             </w:r>
             <w:r>
               <w:t xml:space="preserve"> </w:t>
@@ -6475,7 +7688,78 @@
                 <w:i/>
                 <w:iCs/>
               </w:rPr>
-              <w:t xml:space="preserve">Bring him back.</w:t>
+              <w:t xml:space="preserve">other</w:t>
+            </w:r>
+            <w:r>
+              <w:t xml:space="preserve"> </w:t>
+            </w:r>
+            <w:r>
+              <w:t xml:space="preserve">club’s poster.</w:t>
+            </w:r>
+          </w:p>
+        </w:tc>
+      </w:tr>
+      <w:tr>
+        <w:tc>
+          <w:tcPr/>
+          <w:p>
+            <w:pPr>
+              <w:pStyle w:val="Compact"/>
+            </w:pPr>
+            <w:r>
+              <w:t xml:space="preserve">77–79</w:t>
+            </w:r>
+          </w:p>
+        </w:tc>
+        <w:tc>
+          <w:tcPr/>
+          <w:p>
+            <w:pPr>
+              <w:pStyle w:val="Compact"/>
+            </w:pPr>
+            <w:r>
+              <w:t xml:space="preserve">Fan demand / exile</w:t>
+            </w:r>
+          </w:p>
+        </w:tc>
+        <w:tc>
+          <w:tcPr/>
+          <w:p>
+            <w:pPr>
+              <w:pStyle w:val="Compact"/>
+            </w:pPr>
+            <w:r>
+              <w:t xml:space="preserve">mix</w:t>
+            </w:r>
+          </w:p>
+        </w:tc>
+        <w:tc>
+          <w:tcPr/>
+          <w:p>
+            <w:pPr>
+              <w:pStyle w:val="Compact"/>
+            </w:pPr>
+            <w:r>
+              <w:rPr>
+                <w:rStyle w:val="VerbatimChar"/>
+              </w:rPr>
+              <w:t xml:space="preserve">{District}</w:t>
+            </w:r>
+            <w:r>
+              <w:t xml:space="preserve"> </w:t>
+            </w:r>
+            <w:r>
+              <w:t xml:space="preserve">radio:</w:t>
+            </w:r>
+            <w:r>
+              <w:t xml:space="preserve"> </w:t>
+            </w:r>
+            <w:r>
+              <w:rPr>
+                <w:i/>
+                <w:iCs/>
+              </w:rPr>
+              <w:t xml:space="preserve">Bring {Name} back.</w:t>
             </w:r>
             <w:r>
               <w:t xml:space="preserve"> </w:t>
@@ -7028,7 +8312,7 @@
                 <w:b/>
                 <w:bCs/>
               </w:rPr>
-              <w:t xml:space="preserve">Semi-final choke</w:t>
+              <w:t xml:space="preserve">WC1 semi-final choke</w:t>
             </w:r>
           </w:p>
         </w:tc>
@@ -7068,101 +8352,70 @@
             <w:r>
               <w:t xml:space="preserve">Raju stays.</w:t>
             </w:r>
-          </w:p>
-        </w:tc>
-      </w:tr>
-      <w:tr>
-        <w:tc>
-          <w:tcPr/>
-          <w:p>
-            <w:pPr>
-              <w:pStyle w:val="Compact"/>
-            </w:pPr>
-            <w:r>
-              <w:t xml:space="preserve">111–113</w:t>
-            </w:r>
-          </w:p>
-        </w:tc>
-        <w:tc>
-          <w:tcPr/>
-          <w:p>
-            <w:pPr>
-              <w:pStyle w:val="Compact"/>
-            </w:pPr>
-            <w:r>
-              <w:t xml:space="preserve">Wilderness</w:t>
-            </w:r>
-          </w:p>
-        </w:tc>
-        <w:tc>
-          <w:tcPr/>
-          <w:p>
-            <w:pPr>
-              <w:pStyle w:val="Compact"/>
-            </w:pPr>
-            <w:r>
-              <w:t xml:space="preserve">mix</w:t>
-            </w:r>
-          </w:p>
-        </w:tc>
-        <w:tc>
-          <w:tcPr/>
-          <w:p>
-            <w:pPr>
-              <w:pStyle w:val="Compact"/>
-            </w:pPr>
-            <w:r>
-              <w:t xml:space="preserve">Domestic. Empty stands.</w:t>
-            </w:r>
-          </w:p>
-        </w:tc>
-      </w:tr>
-      <w:tr>
-        <w:tc>
-          <w:tcPr/>
-          <w:p>
-            <w:pPr>
-              <w:pStyle w:val="Compact"/>
-            </w:pPr>
-            <w:r>
-              <w:t xml:space="preserve">114</w:t>
-            </w:r>
-          </w:p>
-        </w:tc>
-        <w:tc>
-          <w:tcPr/>
-          <w:p>
-            <w:pPr>
-              <w:pStyle w:val="Compact"/>
-            </w:pPr>
+            <w:r>
+              <w:t xml:space="preserve"> </w:t>
+            </w:r>
             <w:r>
               <w:rPr>
                 <w:b/>
                 <w:bCs/>
               </w:rPr>
-              <w:t xml:space="preserve">One more special innings</w:t>
-            </w:r>
-          </w:p>
-        </w:tc>
-        <w:tc>
-          <w:tcPr/>
-          <w:p>
-            <w:pPr>
-              <w:pStyle w:val="Compact"/>
-            </w:pPr>
-            <w:r>
-              <w:t xml:space="preserve">Bat</w:t>
-            </w:r>
-          </w:p>
-        </w:tc>
-        <w:tc>
-          <w:tcPr/>
-          <w:p>
-            <w:pPr>
-              <w:pStyle w:val="Compact"/>
-            </w:pPr>
-            <w:r>
-              <w:t xml:space="preserve">For selectors who “aren’t watching.” 20 off 6, two wickets in hand.</w:t>
+              <w:t xml:space="preserve">Wilderness starts.</w:t>
+            </w:r>
+          </w:p>
+        </w:tc>
+      </w:tr>
+      <w:tr>
+        <w:tc>
+          <w:tcPr/>
+          <w:p>
+            <w:pPr>
+              <w:pStyle w:val="Compact"/>
+            </w:pPr>
+            <w:r>
+              <w:t xml:space="preserve">111–119</w:t>
+            </w:r>
+          </w:p>
+        </w:tc>
+        <w:tc>
+          <w:tcPr/>
+          <w:p>
+            <w:pPr>
+              <w:pStyle w:val="Compact"/>
+            </w:pPr>
+            <w:r>
+              <w:rPr>
+                <w:rStyle w:val="VerbatimChar"/>
+              </w:rPr>
+              <w:t xml:space="preserve">{State}</w:t>
+            </w:r>
+            <w:r>
+              <w:t xml:space="preserve"> </w:t>
+            </w:r>
+            <w:r>
+              <w:t xml:space="preserve">grind</w:t>
+            </w:r>
+          </w:p>
+        </w:tc>
+        <w:tc>
+          <w:tcPr/>
+          <w:p>
+            <w:pPr>
+              <w:pStyle w:val="Compact"/>
+            </w:pPr>
+            <w:r>
+              <w:t xml:space="preserve">mix</w:t>
+            </w:r>
+          </w:p>
+        </w:tc>
+        <w:tc>
+          <w:tcPr/>
+          <w:p>
+            <w:pPr>
+              <w:pStyle w:val="Compact"/>
+            </w:pPr>
+            <w:r>
+              <w:t xml:space="preserve">Empty stands. Same grounds as 31–40; older kit.</w:t>
             </w:r>
           </w:p>
         </w:tc>
@@ -7179,7 +8432,7 @@
                 <w:b/>
                 <w:bCs/>
               </w:rPr>
-              <w:t xml:space="preserve">115</w:t>
+              <w:t xml:space="preserve">120</w:t>
             </w:r>
           </w:p>
         </w:tc>
@@ -7194,7 +8447,324 @@
                 <w:b/>
                 <w:bCs/>
               </w:rPr>
-              <w:t xml:space="preserve">Last World Cup — recalled</w:t>
+              <w:t xml:space="preserve">Still not in the 15</w:t>
+            </w:r>
+          </w:p>
+        </w:tc>
+        <w:tc>
+          <w:tcPr/>
+          <w:p>
+            <w:pPr>
+              <w:pStyle w:val="Compact"/>
+            </w:pPr>
+            <w:r>
+              <w:t xml:space="preserve">—</w:t>
+            </w:r>
+          </w:p>
+        </w:tc>
+        <w:tc>
+          <w:tcPr/>
+          <w:p>
+            <w:pPr>
+              <w:pStyle w:val="Compact"/>
+            </w:pPr>
+            <w:r>
+              <w:t xml:space="preserve">Squad photo, again without you.</w:t>
+            </w:r>
+          </w:p>
+        </w:tc>
+      </w:tr>
+      <w:tr>
+        <w:tc>
+          <w:tcPr/>
+          <w:p>
+            <w:pPr>
+              <w:pStyle w:val="Compact"/>
+            </w:pPr>
+            <w:r>
+              <w:t xml:space="preserve">121–129</w:t>
+            </w:r>
+          </w:p>
+        </w:tc>
+        <w:tc>
+          <w:tcPr/>
+          <w:p>
+            <w:pPr>
+              <w:pStyle w:val="Compact"/>
+            </w:pPr>
+            <w:r>
+              <w:rPr>
+                <w:b/>
+                <w:bCs/>
+              </w:rPr>
+              <w:t xml:space="preserve">T20 S2</w:t>
+            </w:r>
+          </w:p>
+        </w:tc>
+        <w:tc>
+          <w:tcPr/>
+          <w:p>
+            <w:pPr>
+              <w:pStyle w:val="Compact"/>
+            </w:pPr>
+            <w:r>
+              <w:t xml:space="preserve">mix</w:t>
+            </w:r>
+          </w:p>
+        </w:tc>
+        <w:tc>
+          <w:tcPr/>
+          <w:p>
+            <w:pPr>
+              <w:pStyle w:val="Compact"/>
+            </w:pPr>
+            <w:r>
+              <w:t xml:space="preserve">Keep franchise or</w:t>
+            </w:r>
+            <w:r>
+              <w:t xml:space="preserve"> </w:t>
+            </w:r>
+            <w:r>
+              <w:rPr>
+                <w:b/>
+                <w:bCs/>
+              </w:rPr>
+              <w:t xml:space="preserve">one free switch</w:t>
+            </w:r>
+            <w:r>
+              <w:t xml:space="preserve">. Raju still on TV.</w:t>
+            </w:r>
+          </w:p>
+        </w:tc>
+      </w:tr>
+      <w:tr>
+        <w:tc>
+          <w:tcPr/>
+          <w:p>
+            <w:pPr>
+              <w:pStyle w:val="Compact"/>
+            </w:pPr>
+            <w:r>
+              <w:rPr>
+                <w:b/>
+                <w:bCs/>
+              </w:rPr>
+              <w:t xml:space="preserve">130</w:t>
+            </w:r>
+          </w:p>
+        </w:tc>
+        <w:tc>
+          <w:tcPr/>
+          <w:p>
+            <w:pPr>
+              <w:pStyle w:val="Compact"/>
+            </w:pPr>
+            <w:r>
+              <w:rPr>
+                <w:b/>
+                <w:bCs/>
+              </w:rPr>
+              <w:t xml:space="preserve">Playoff, no call-up</w:t>
+            </w:r>
+          </w:p>
+        </w:tc>
+        <w:tc>
+          <w:tcPr/>
+          <w:p>
+            <w:pPr>
+              <w:pStyle w:val="Compact"/>
+            </w:pPr>
+            <w:r>
+              <w:t xml:space="preserve">Bat</w:t>
+            </w:r>
+          </w:p>
+        </w:tc>
+        <w:tc>
+          <w:tcPr/>
+          <w:p>
+            <w:pPr>
+              <w:pStyle w:val="Compact"/>
+            </w:pPr>
+            <w:r>
+              <w:t xml:space="preserve">Club night won. Selectors don’t call.</w:t>
+            </w:r>
+          </w:p>
+        </w:tc>
+      </w:tr>
+      <w:tr>
+        <w:tc>
+          <w:tcPr/>
+          <w:p>
+            <w:pPr>
+              <w:pStyle w:val="Compact"/>
+            </w:pPr>
+            <w:r>
+              <w:t xml:space="preserve">131–139</w:t>
+            </w:r>
+          </w:p>
+        </w:tc>
+        <w:tc>
+          <w:tcPr/>
+          <w:p>
+            <w:pPr>
+              <w:pStyle w:val="Compact"/>
+            </w:pPr>
+            <w:r>
+              <w:t xml:space="preserve">State red-ball flavour</w:t>
+            </w:r>
+          </w:p>
+        </w:tc>
+        <w:tc>
+          <w:tcPr/>
+          <w:p>
+            <w:pPr>
+              <w:pStyle w:val="Compact"/>
+            </w:pPr>
+            <w:r>
+              <w:t xml:space="preserve">mix</w:t>
+            </w:r>
+          </w:p>
+        </w:tc>
+        <w:tc>
+          <w:tcPr/>
+          <w:p>
+            <w:pPr>
+              <w:pStyle w:val="Compact"/>
+            </w:pPr>
+            <w:r>
+              <w:t xml:space="preserve">The Veteran retired. You are the senior. It does not feel like winning.</w:t>
+            </w:r>
+          </w:p>
+        </w:tc>
+      </w:tr>
+      <w:tr>
+        <w:tc>
+          <w:tcPr/>
+          <w:p>
+            <w:pPr>
+              <w:pStyle w:val="Compact"/>
+            </w:pPr>
+            <w:r>
+              <w:rPr>
+                <w:b/>
+                <w:bCs/>
+              </w:rPr>
+              <w:t xml:space="preserve">140</w:t>
+            </w:r>
+          </w:p>
+        </w:tc>
+        <w:tc>
+          <w:tcPr/>
+          <w:p>
+            <w:pPr>
+              <w:pStyle w:val="Compact"/>
+            </w:pPr>
+            <w:r>
+              <w:rPr>
+                <w:b/>
+                <w:bCs/>
+              </w:rPr>
+              <w:t xml:space="preserve">You are the senior now</w:t>
+            </w:r>
+          </w:p>
+        </w:tc>
+        <w:tc>
+          <w:tcPr/>
+          <w:p>
+            <w:pPr>
+              <w:pStyle w:val="Compact"/>
+            </w:pPr>
+            <w:r>
+              <w:t xml:space="preserve">Bat</w:t>
+            </w:r>
+          </w:p>
+        </w:tc>
+        <w:tc>
+          <w:tcPr/>
+          <w:p>
+            <w:pPr>
+              <w:pStyle w:val="Compact"/>
+            </w:pPr>
+            <w:r>
+              <w:t xml:space="preserve">Kids want selfies. Still no cap.</w:t>
+            </w:r>
+          </w:p>
+        </w:tc>
+      </w:tr>
+      <w:tr>
+        <w:tc>
+          <w:tcPr/>
+          <w:p>
+            <w:pPr>
+              <w:pStyle w:val="Compact"/>
+            </w:pPr>
+            <w:r>
+              <w:t xml:space="preserve">141–149</w:t>
+            </w:r>
+          </w:p>
+        </w:tc>
+        <w:tc>
+          <w:tcPr/>
+          <w:p>
+            <w:pPr>
+              <w:pStyle w:val="Compact"/>
+            </w:pPr>
+            <w:r>
+              <w:t xml:space="preserve">A-team tours</w:t>
+            </w:r>
+          </w:p>
+        </w:tc>
+        <w:tc>
+          <w:tcPr/>
+          <w:p>
+            <w:pPr>
+              <w:pStyle w:val="Compact"/>
+            </w:pPr>
+            <w:r>
+              <w:t xml:space="preserve">mix</w:t>
+            </w:r>
+          </w:p>
+        </w:tc>
+        <w:tc>
+          <w:tcPr/>
+          <w:p>
+            <w:pPr>
+              <w:pStyle w:val="Compact"/>
+            </w:pPr>
+            <w:r>
+              <w:t xml:space="preserve">Generic “away” decks, extra bounce.</w:t>
+            </w:r>
+          </w:p>
+        </w:tc>
+      </w:tr>
+      <w:tr>
+        <w:tc>
+          <w:tcPr/>
+          <w:p>
+            <w:pPr>
+              <w:pStyle w:val="Compact"/>
+            </w:pPr>
+            <w:r>
+              <w:rPr>
+                <w:b/>
+                <w:bCs/>
+              </w:rPr>
+              <w:t xml:space="preserve">150</w:t>
+            </w:r>
+          </w:p>
+        </w:tc>
+        <w:tc>
+          <w:tcPr/>
+          <w:p>
+            <w:pPr>
+              <w:pStyle w:val="Compact"/>
+            </w:pPr>
+            <w:r>
+              <w:rPr>
+                <w:b/>
+                <w:bCs/>
+              </w:rPr>
+              <w:t xml:space="preserve">Tour POTM, still snubbed</w:t>
             </w:r>
           </w:p>
         </w:tc>
@@ -7215,45 +8785,36 @@
             <w:pPr>
               <w:pStyle w:val="Compact"/>
             </w:pPr>
-            <w:r>
-              <w:t xml:space="preserve">Injury replacement</w:t>
-            </w:r>
-            <w:r>
-              <w:t xml:space="preserve"> </w:t>
-            </w:r>
             <w:r>
               <w:rPr>
                 <w:i/>
                 <w:iCs/>
               </w:rPr>
-              <w:t xml:space="preserve">again</w:t>
-            </w:r>
-            <w:r>
-              <w:t xml:space="preserve">, or fans + form. Older kit. Same 5–7 min.</w:t>
-            </w:r>
-          </w:p>
-        </w:tc>
-      </w:tr>
-      <w:tr>
-        <w:tc>
-          <w:tcPr/>
-          <w:p>
-            <w:pPr>
-              <w:pStyle w:val="Compact"/>
-            </w:pPr>
-            <w:r>
-              <w:t xml:space="preserve">116–119</w:t>
-            </w:r>
-          </w:p>
-        </w:tc>
-        <w:tc>
-          <w:tcPr/>
-          <w:p>
-            <w:pPr>
-              <w:pStyle w:val="Compact"/>
-            </w:pPr>
-            <w:r>
-              <w:t xml:space="preserve">WC2 knockouts</w:t>
+              <w:t xml:space="preserve">Best A-side all-rounder. Not in the 15.</w:t>
+            </w:r>
+          </w:p>
+        </w:tc>
+      </w:tr>
+      <w:tr>
+        <w:tc>
+          <w:tcPr/>
+          <w:p>
+            <w:pPr>
+              <w:pStyle w:val="Compact"/>
+            </w:pPr>
+            <w:r>
+              <w:t xml:space="preserve">151–155</w:t>
+            </w:r>
+          </w:p>
+        </w:tc>
+        <w:tc>
+          <w:tcPr/>
+          <w:p>
+            <w:pPr>
+              <w:pStyle w:val="Compact"/>
+            </w:pPr>
+            <w:r>
+              <w:t xml:space="preserve">Injury</w:t>
             </w:r>
           </w:p>
         </w:tc>
@@ -7275,7 +8836,53 @@
               <w:pStyle w:val="Compact"/>
             </w:pPr>
             <w:r>
-              <w:t xml:space="preserve">The Old Enemy. Crowd with you. 118: dropped catch, −1 wicket, still win.</w:t>
+              <w:t xml:space="preserve">4 energy max. Rehab nets.</w:t>
+            </w:r>
+          </w:p>
+        </w:tc>
+      </w:tr>
+      <w:tr>
+        <w:tc>
+          <w:tcPr/>
+          <w:p>
+            <w:pPr>
+              <w:pStyle w:val="Compact"/>
+            </w:pPr>
+            <w:r>
+              <w:t xml:space="preserve">156–159</w:t>
+            </w:r>
+          </w:p>
+        </w:tc>
+        <w:tc>
+          <w:tcPr/>
+          <w:p>
+            <w:pPr>
+              <w:pStyle w:val="Compact"/>
+            </w:pPr>
+            <w:r>
+              <w:t xml:space="preserve">Comeback</w:t>
+            </w:r>
+          </w:p>
+        </w:tc>
+        <w:tc>
+          <w:tcPr/>
+          <w:p>
+            <w:pPr>
+              <w:pStyle w:val="Compact"/>
+            </w:pPr>
+            <w:r>
+              <w:t xml:space="preserve">Bat</w:t>
+            </w:r>
+          </w:p>
+        </w:tc>
+        <w:tc>
+          <w:tcPr/>
+          <w:p>
+            <w:pPr>
+              <w:pStyle w:val="Compact"/>
+            </w:pPr>
+            <w:r>
+              <w:t xml:space="preserve">Special innings 3 — 22 off 7 on a bad knee.</w:t>
             </w:r>
           </w:p>
         </w:tc>
@@ -7292,7 +8899,7 @@
                 <w:b/>
                 <w:bCs/>
               </w:rPr>
-              <w:t xml:space="preserve">120</w:t>
+              <w:t xml:space="preserve">160</w:t>
             </w:r>
           </w:p>
         </w:tc>
@@ -7307,7 +8914,7 @@
                 <w:b/>
                 <w:bCs/>
               </w:rPr>
-              <w:t xml:space="preserve">Final + personal milestone</w:t>
+              <w:t xml:space="preserve">Comeback knock</w:t>
             </w:r>
           </w:p>
         </w:tc>
@@ -7319,6 +8926,130 @@
             </w:pPr>
             <w:r>
               <w:t xml:space="preserve">Bat</w:t>
+            </w:r>
+          </w:p>
+        </w:tc>
+        <w:tc>
+          <w:tcPr/>
+          <w:p>
+            <w:pPr>
+              <w:pStyle w:val="Compact"/>
+            </w:pPr>
+            <w:r>
+              <w:t xml:space="preserve">They “are watching.” They still wait.</w:t>
+            </w:r>
+          </w:p>
+        </w:tc>
+      </w:tr>
+      <w:tr>
+        <w:tc>
+          <w:tcPr/>
+          <w:p>
+            <w:pPr>
+              <w:pStyle w:val="Compact"/>
+            </w:pPr>
+            <w:r>
+              <w:t xml:space="preserve">161–169</w:t>
+            </w:r>
+          </w:p>
+        </w:tc>
+        <w:tc>
+          <w:tcPr/>
+          <w:p>
+            <w:pPr>
+              <w:pStyle w:val="Compact"/>
+            </w:pPr>
+            <w:r>
+              <w:rPr>
+                <w:b/>
+                <w:bCs/>
+              </w:rPr>
+              <w:t xml:space="preserve">T20 S3</w:t>
+            </w:r>
+          </w:p>
+        </w:tc>
+        <w:tc>
+          <w:tcPr/>
+          <w:p>
+            <w:pPr>
+              <w:pStyle w:val="Compact"/>
+            </w:pPr>
+            <w:r>
+              <w:t xml:space="preserve">mix</w:t>
+            </w:r>
+          </w:p>
+        </w:tc>
+        <w:tc>
+          <w:tcPr/>
+          <w:p>
+            <w:pPr>
+              <w:pStyle w:val="Compact"/>
+            </w:pPr>
+            <w:r>
+              <w:rPr>
+                <w:rStyle w:val="VerbatimChar"/>
+              </w:rPr>
+              <w:t xml:space="preserve">{Name}</w:t>
+            </w:r>
+            <w:r>
+              <w:t xml:space="preserve"> </w:t>
+            </w:r>
+            <w:r>
+              <w:t xml:space="preserve">chants. Your colours.</w:t>
+            </w:r>
+          </w:p>
+        </w:tc>
+      </w:tr>
+      <w:tr>
+        <w:tc>
+          <w:tcPr/>
+          <w:p>
+            <w:pPr>
+              <w:pStyle w:val="Compact"/>
+            </w:pPr>
+            <w:r>
+              <w:rPr>
+                <w:b/>
+                <w:bCs/>
+              </w:rPr>
+              <w:t xml:space="preserve">170</w:t>
+            </w:r>
+          </w:p>
+        </w:tc>
+        <w:tc>
+          <w:tcPr/>
+          <w:p>
+            <w:pPr>
+              <w:pStyle w:val="Compact"/>
+            </w:pPr>
+            <w:r>
+              <w:rPr>
+                <w:b/>
+                <w:bCs/>
+              </w:rPr>
+              <w:t xml:space="preserve">Still not “the guy”</w:t>
+            </w:r>
+          </w:p>
+        </w:tc>
+        <w:tc>
+          <w:tcPr/>
+          <w:p>
+            <w:pPr>
+              <w:pStyle w:val="Compact"/>
+            </w:pPr>
+            <w:r>
+              <w:t xml:space="preserve">—</w:t>
+            </w:r>
+          </w:p>
+        </w:tc>
+        <w:tc>
+          <w:tcPr/>
+          <w:p>
+            <w:pPr>
+              <w:pStyle w:val="Compact"/>
+            </w:pPr>
+            <w:r>
+              <w:t xml:space="preserve">Home series: your name in the</w:t>
             </w:r>
             <w:r>
               <w:t xml:space="preserve"> </w:t>
@@ -7328,13 +9059,72 @@
                 <w:i/>
                 <w:iCs/>
               </w:rPr>
-              <w:t xml:space="preserve">or</w:t>
+              <w:t xml:space="preserve">reserves</w:t>
             </w:r>
             <w:r>
               <w:t xml:space="preserve"> </w:t>
             </w:r>
             <w:r>
-              <w:t xml:space="preserve">Bowl (toss)</w:t>
+              <w:t xml:space="preserve">PDF.</w:t>
+            </w:r>
+          </w:p>
+        </w:tc>
+      </w:tr>
+      <w:tr>
+        <w:tc>
+          <w:tcPr/>
+          <w:p>
+            <w:pPr>
+              <w:pStyle w:val="Compact"/>
+            </w:pPr>
+            <w:r>
+              <w:t xml:space="preserve">171–175</w:t>
+            </w:r>
+          </w:p>
+        </w:tc>
+        <w:tc>
+          <w:tcPr/>
+          <w:p>
+            <w:pPr>
+              <w:pStyle w:val="Compact"/>
+            </w:pPr>
+            <w:r>
+              <w:t xml:space="preserve">Bilateral recall</w:t>
+            </w:r>
+          </w:p>
+        </w:tc>
+        <w:tc>
+          <w:tcPr/>
+          <w:p>
+            <w:pPr>
+              <w:pStyle w:val="Compact"/>
+            </w:pPr>
+            <w:r>
+              <w:t xml:space="preserve">mix</w:t>
+            </w:r>
+          </w:p>
+        </w:tc>
+        <w:tc>
+          <w:tcPr/>
+          <w:p>
+            <w:pPr>
+              <w:pStyle w:val="Compact"/>
+            </w:pPr>
+            <w:r>
+              <w:t xml:space="preserve">One series. You belong.</w:t>
+            </w:r>
+          </w:p>
+        </w:tc>
+      </w:tr>
+      <w:tr>
+        <w:tc>
+          <w:tcPr/>
+          <w:p>
+            <w:pPr>
+              <w:pStyle w:val="Compact"/>
+            </w:pPr>
+            <w:r>
+              <w:t xml:space="preserve">176–179</w:t>
             </w:r>
           </w:p>
         </w:tc>
@@ -7349,29 +9139,529 @@
                 <w:b/>
                 <w:bCs/>
               </w:rPr>
-              <w:t xml:space="preserve">Dual primary:</w:t>
-            </w:r>
-            <w:r>
-              <w:t xml:space="preserve"> </w:t>
-            </w:r>
-            <w:r>
-              <w:t xml:space="preserve">(1) win the match. (2)</w:t>
-            </w:r>
-            <w:r>
-              <w:t xml:space="preserve"> </w:t>
-            </w:r>
+              <w:t xml:space="preserve">Dumped after one failure</w:t>
+            </w:r>
+          </w:p>
+        </w:tc>
+        <w:tc>
+          <w:tcPr/>
+          <w:p>
+            <w:pPr>
+              <w:pStyle w:val="Compact"/>
+            </w:pPr>
+            <w:r>
+              <w:t xml:space="preserve">Bat</w:t>
+            </w:r>
+          </w:p>
+        </w:tc>
+        <w:tc>
+          <w:tcPr/>
+          <w:p>
+            <w:pPr>
+              <w:pStyle w:val="Compact"/>
+            </w:pPr>
+            <w:r>
+              <w:t xml:space="preserve">Public duck. Out again.</w:t>
+            </w:r>
+          </w:p>
+        </w:tc>
+      </w:tr>
+      <w:tr>
+        <w:tc>
+          <w:tcPr/>
+          <w:p>
+            <w:pPr>
+              <w:pStyle w:val="Compact"/>
+            </w:pPr>
             <w:r>
               <w:rPr>
                 <w:b/>
                 <w:bCs/>
               </w:rPr>
+              <w:t xml:space="preserve">180</w:t>
+            </w:r>
+          </w:p>
+        </w:tc>
+        <w:tc>
+          <w:tcPr/>
+          <w:p>
+            <w:pPr>
+              <w:pStyle w:val="Compact"/>
+            </w:pPr>
+            <w:r>
+              <w:rPr>
+                <w:b/>
+                <w:bCs/>
+              </w:rPr>
+              <w:t xml:space="preserve">Out again</w:t>
+            </w:r>
+          </w:p>
+        </w:tc>
+        <w:tc>
+          <w:tcPr/>
+          <w:p>
+            <w:pPr>
+              <w:pStyle w:val="Compact"/>
+            </w:pPr>
+            <w:r>
+              <w:t xml:space="preserve">—</w:t>
+            </w:r>
+          </w:p>
+        </w:tc>
+        <w:tc>
+          <w:tcPr/>
+          <w:p>
+            <w:pPr>
+              <w:pStyle w:val="Compact"/>
+            </w:pPr>
+            <w:r>
+              <w:t xml:space="preserve">Kulkarni: “One more cycle. Last one.”</w:t>
+            </w:r>
+          </w:p>
+        </w:tc>
+      </w:tr>
+      <w:tr>
+        <w:tc>
+          <w:tcPr/>
+          <w:p>
+            <w:pPr>
+              <w:pStyle w:val="Compact"/>
+            </w:pPr>
+            <w:r>
+              <w:t xml:space="preserve">181–189</w:t>
+            </w:r>
+          </w:p>
+        </w:tc>
+        <w:tc>
+          <w:tcPr/>
+          <w:p>
+            <w:pPr>
+              <w:pStyle w:val="Compact"/>
+            </w:pPr>
+            <w:r>
+              <w:t xml:space="preserve">Qualification grind</w:t>
+            </w:r>
+          </w:p>
+        </w:tc>
+        <w:tc>
+          <w:tcPr/>
+          <w:p>
+            <w:pPr>
+              <w:pStyle w:val="Compact"/>
+            </w:pPr>
+            <w:r>
+              <w:t xml:space="preserve">mix</w:t>
+            </w:r>
+          </w:p>
+        </w:tc>
+        <w:tc>
+          <w:tcPr/>
+          <w:p>
+            <w:pPr>
+              <w:pStyle w:val="Compact"/>
+            </w:pPr>
+            <w:r>
+              <w:t xml:space="preserve">Must-win bilaterals. Veteran body, 5–7 min fights.</w:t>
+            </w:r>
+          </w:p>
+        </w:tc>
+      </w:tr>
+      <w:tr>
+        <w:tc>
+          <w:tcPr/>
+          <w:p>
+            <w:pPr>
+              <w:pStyle w:val="Compact"/>
+            </w:pPr>
+            <w:r>
+              <w:rPr>
+                <w:b/>
+                <w:bCs/>
+              </w:rPr>
+              <w:t xml:space="preserve">190</w:t>
+            </w:r>
+          </w:p>
+        </w:tc>
+        <w:tc>
+          <w:tcPr/>
+          <w:p>
+            <w:pPr>
+              <w:pStyle w:val="Compact"/>
+            </w:pPr>
+            <w:r>
+              <w:rPr>
+                <w:b/>
+                <w:bCs/>
+              </w:rPr>
+              <w:t xml:space="preserve">WC2 ticket</w:t>
+            </w:r>
+          </w:p>
+        </w:tc>
+        <w:tc>
+          <w:tcPr/>
+          <w:p>
+            <w:pPr>
+              <w:pStyle w:val="Compact"/>
+            </w:pPr>
+            <w:r>
+              <w:t xml:space="preserve">Bat</w:t>
+            </w:r>
+          </w:p>
+        </w:tc>
+        <w:tc>
+          <w:tcPr/>
+          <w:p>
+            <w:pPr>
+              <w:pStyle w:val="Compact"/>
+            </w:pPr>
+            <w:r>
+              <w:t xml:space="preserve">Recalled as the veteran.</w:t>
+            </w:r>
+          </w:p>
+        </w:tc>
+      </w:tr>
+      <w:tr>
+        <w:tc>
+          <w:tcPr/>
+          <w:p>
+            <w:pPr>
+              <w:pStyle w:val="Compact"/>
+            </w:pPr>
+            <w:r>
+              <w:t xml:space="preserve">191–199</w:t>
+            </w:r>
+          </w:p>
+        </w:tc>
+        <w:tc>
+          <w:tcPr/>
+          <w:p>
+            <w:pPr>
+              <w:pStyle w:val="Compact"/>
+            </w:pPr>
+            <w:r>
+              <w:rPr>
+                <w:b/>
+                <w:bCs/>
+              </w:rPr>
+              <w:t xml:space="preserve">Last World Cup — group</w:t>
+            </w:r>
+          </w:p>
+        </w:tc>
+        <w:tc>
+          <w:tcPr/>
+          <w:p>
+            <w:pPr>
+              <w:pStyle w:val="Compact"/>
+            </w:pPr>
+            <w:r>
+              <w:t xml:space="preserve">mix</w:t>
+            </w:r>
+          </w:p>
+        </w:tc>
+        <w:tc>
+          <w:tcPr/>
+          <w:p>
+            <w:pPr>
+              <w:pStyle w:val="Compact"/>
+            </w:pPr>
+            <w:r>
+              <w:t xml:space="preserve">Crowd is with you.</w:t>
+            </w:r>
+          </w:p>
+        </w:tc>
+      </w:tr>
+      <w:tr>
+        <w:tc>
+          <w:tcPr/>
+          <w:p>
+            <w:pPr>
+              <w:pStyle w:val="Compact"/>
+            </w:pPr>
+            <w:r>
+              <w:rPr>
+                <w:b/>
+                <w:bCs/>
+              </w:rPr>
+              <w:t xml:space="preserve">200</w:t>
+            </w:r>
+          </w:p>
+        </w:tc>
+        <w:tc>
+          <w:tcPr/>
+          <w:p>
+            <w:pPr>
+              <w:pStyle w:val="Compact"/>
+            </w:pPr>
+            <w:r>
+              <w:rPr>
+                <w:b/>
+                <w:bCs/>
+              </w:rPr>
+              <w:t xml:space="preserve">QF</w:t>
+            </w:r>
+          </w:p>
+        </w:tc>
+        <w:tc>
+          <w:tcPr/>
+          <w:p>
+            <w:pPr>
+              <w:pStyle w:val="Compact"/>
+            </w:pPr>
+            <w:r>
+              <w:t xml:space="preserve">Bowl</w:t>
+            </w:r>
+          </w:p>
+        </w:tc>
+        <w:tc>
+          <w:tcPr/>
+          <w:p>
+            <w:pPr>
+              <w:pStyle w:val="Compact"/>
+            </w:pPr>
+            <w:r>
+              <w:t xml:space="preserve">Death overs. The New Ball returns.</w:t>
+            </w:r>
+          </w:p>
+        </w:tc>
+      </w:tr>
+      <w:tr>
+        <w:tc>
+          <w:tcPr/>
+          <w:p>
+            <w:pPr>
+              <w:pStyle w:val="Compact"/>
+            </w:pPr>
+            <w:r>
+              <w:t xml:space="preserve">201–209</w:t>
+            </w:r>
+          </w:p>
+        </w:tc>
+        <w:tc>
+          <w:tcPr/>
+          <w:p>
+            <w:pPr>
+              <w:pStyle w:val="Compact"/>
+            </w:pPr>
+            <w:r>
+              <w:t xml:space="preserve">Knockouts</w:t>
+            </w:r>
+          </w:p>
+        </w:tc>
+        <w:tc>
+          <w:tcPr/>
+          <w:p>
+            <w:pPr>
+              <w:pStyle w:val="Compact"/>
+            </w:pPr>
+            <w:r>
+              <w:t xml:space="preserve">mix</w:t>
+            </w:r>
+          </w:p>
+        </w:tc>
+        <w:tc>
+          <w:tcPr/>
+          <w:p>
+            <w:pPr>
+              <w:pStyle w:val="Compact"/>
+            </w:pPr>
+            <w:r>
+              <w:t xml:space="preserve">The Old Enemy. 205: dropped catch, −1 wicket, still win.</w:t>
+            </w:r>
+          </w:p>
+        </w:tc>
+      </w:tr>
+      <w:tr>
+        <w:tc>
+          <w:tcPr/>
+          <w:p>
+            <w:pPr>
+              <w:pStyle w:val="Compact"/>
+            </w:pPr>
+            <w:r>
+              <w:rPr>
+                <w:b/>
+                <w:bCs/>
+              </w:rPr>
+              <w:t xml:space="preserve">210</w:t>
+            </w:r>
+          </w:p>
+        </w:tc>
+        <w:tc>
+          <w:tcPr/>
+          <w:p>
+            <w:pPr>
+              <w:pStyle w:val="Compact"/>
+            </w:pPr>
+            <w:r>
+              <w:rPr>
+                <w:b/>
+                <w:bCs/>
+              </w:rPr>
+              <w:t xml:space="preserve">Semi-final (not a choke)</w:t>
+            </w:r>
+          </w:p>
+        </w:tc>
+        <w:tc>
+          <w:tcPr/>
+          <w:p>
+            <w:pPr>
+              <w:pStyle w:val="Compact"/>
+            </w:pPr>
+            <w:r>
+              <w:t xml:space="preserve">Bat</w:t>
+            </w:r>
+          </w:p>
+        </w:tc>
+        <w:tc>
+          <w:tcPr/>
+          <w:p>
+            <w:pPr>
+              <w:pStyle w:val="Compact"/>
+            </w:pPr>
+            <w:r>
+              <w:t xml:space="preserve">You do not hole out. Ghost of 110 is a relic you can refuse.</w:t>
+            </w:r>
+          </w:p>
+        </w:tc>
+      </w:tr>
+      <w:tr>
+        <w:tc>
+          <w:tcPr/>
+          <w:p>
+            <w:pPr>
+              <w:pStyle w:val="Compact"/>
+            </w:pPr>
+            <w:r>
+              <w:t xml:space="preserve">211–219</w:t>
+            </w:r>
+          </w:p>
+        </w:tc>
+        <w:tc>
+          <w:tcPr/>
+          <w:p>
+            <w:pPr>
+              <w:pStyle w:val="Compact"/>
+            </w:pPr>
+            <w:r>
+              <w:t xml:space="preserve">Final week</w:t>
+            </w:r>
+          </w:p>
+        </w:tc>
+        <w:tc>
+          <w:tcPr/>
+          <w:p>
+            <w:pPr>
+              <w:pStyle w:val="Compact"/>
+            </w:pPr>
+            <w:r>
+              <w:t xml:space="preserve">mix</w:t>
+            </w:r>
+          </w:p>
+        </w:tc>
+        <w:tc>
+          <w:tcPr/>
+          <w:p>
+            <w:pPr>
+              <w:pStyle w:val="Compact"/>
+            </w:pPr>
+            <w:r>
+              <w:t xml:space="preserve">Press, night before, nets.</w:t>
+            </w:r>
+          </w:p>
+        </w:tc>
+      </w:tr>
+      <w:tr>
+        <w:tc>
+          <w:tcPr/>
+          <w:p>
+            <w:pPr>
+              <w:pStyle w:val="Compact"/>
+            </w:pPr>
+            <w:r>
+              <w:rPr>
+                <w:b/>
+                <w:bCs/>
+              </w:rPr>
+              <w:t xml:space="preserve">220</w:t>
+            </w:r>
+          </w:p>
+        </w:tc>
+        <w:tc>
+          <w:tcPr/>
+          <w:p>
+            <w:pPr>
+              <w:pStyle w:val="Compact"/>
+            </w:pPr>
+            <w:r>
+              <w:rPr>
+                <w:b/>
+                <w:bCs/>
+              </w:rPr>
+              <w:t xml:space="preserve">Final + personal milestone</w:t>
+            </w:r>
+          </w:p>
+        </w:tc>
+        <w:tc>
+          <w:tcPr/>
+          <w:p>
+            <w:pPr>
+              <w:pStyle w:val="Compact"/>
+            </w:pPr>
+            <w:r>
+              <w:t xml:space="preserve">Bat</w:t>
+            </w:r>
+            <w:r>
+              <w:t xml:space="preserve"> </w:t>
+            </w:r>
+            <w:r>
+              <w:rPr>
+                <w:i/>
+                <w:iCs/>
+              </w:rPr>
+              <w:t xml:space="preserve">or</w:t>
+            </w:r>
+            <w:r>
+              <w:t xml:space="preserve"> </w:t>
+            </w:r>
+            <w:r>
+              <w:t xml:space="preserve">Bowl (toss)</w:t>
+            </w:r>
+          </w:p>
+        </w:tc>
+        <w:tc>
+          <w:tcPr/>
+          <w:p>
+            <w:pPr>
+              <w:pStyle w:val="Compact"/>
+            </w:pPr>
+            <w:r>
+              <w:rPr>
+                <w:b/>
+                <w:bCs/>
+              </w:rPr>
+              <w:t xml:space="preserve">Dual primary:</w:t>
+            </w:r>
+            <w:r>
+              <w:t xml:space="preserve"> </w:t>
+            </w:r>
+            <w:r>
+              <w:t xml:space="preserve">(1) win the match. (2)</w:t>
+            </w:r>
+            <w:r>
+              <w:t xml:space="preserve"> </w:t>
+            </w:r>
+            <w:r>
+              <w:rPr>
+                <w:b/>
+                <w:bCs/>
+              </w:rPr>
               <w:t xml:space="preserve">your number</w:t>
             </w:r>
             <w:r>
               <w:t xml:space="preserve"> </w:t>
             </w:r>
             <w:r>
-              <w:t xml:space="preserve">— e.g. 18 for a tournament hundred, or 2 wickets for 50 WC wickets. Fail the milestone = 1-star win, replay for the 3-star ending.</w:t>
+              <w:t xml:space="preserve">— e.g. 18 for a tournament hundred, or 2 wickets for 50 WC wickets. 1-star = win without the milestone; replay for the ending.</w:t>
             </w:r>
           </w:p>
         </w:tc>
@@ -7431,7 +9721,10 @@
           <w:b/>
           <w:bCs/>
         </w:rPr>
-        <w:t xml:space="preserve">110 (stays; you go).</w:t>
+        <w:t xml:space="preserve">110 (stays; you go)</w:t>
+      </w:r>
+      <w:r>
+        <w:t xml:space="preserve">, still on TV in S2.</w:t>
       </w:r>
     </w:p>
     <w:p>
@@ -7475,7 +9768,7 @@
         <w:t xml:space="preserve"> </w:t>
       </w:r>
       <w:r>
-        <w:t xml:space="preserve">— 64–67, will not give strike.</w:t>
+        <w:t xml:space="preserve">— 64–67; gone by 131.</w:t>
       </w:r>
     </w:p>
     <w:p>
@@ -7497,7 +9790,7 @@
         <w:t xml:space="preserve"> </w:t>
       </w:r>
       <w:r>
-        <w:t xml:space="preserve">— billboard who replaces you at 76. Never shown batting better.</w:t>
+        <w:t xml:space="preserve">— billboard at 76. Never shown batting better.</w:t>
       </w:r>
     </w:p>
     <w:p>
@@ -7519,7 +9812,7 @@
         <w:t xml:space="preserve"> </w:t>
       </w:r>
       <w:r>
-        <w:t xml:space="preserve">— overseas quick. 110 and 120.</w:t>
+        <w:t xml:space="preserve">— overseas quick. 110, 200, 220.</w:t>
       </w:r>
     </w:p>
     <w:p>
@@ -7538,10 +9831,54 @@
       </w:r>
       <w:r>
         <w:rPr>
+          <w:rStyle w:val="VerbatimChar"/>
           <w:i/>
           <w:iCs/>
         </w:rPr>
-        <w:t xml:space="preserve">Tape-ball cup; Contracted, not trusted; Give him a knock; Dropped for a name; Best in camp, not in the 15; Injury replacement; Semi-final villain; One last World Cup.</w:t>
+        <w:t xml:space="preserve">{Area}</w:t>
+      </w:r>
+      <w:r>
+        <w:rPr>
+          <w:i/>
+          <w:iCs/>
+        </w:rPr>
+        <w:t xml:space="preserve"> </w:t>
+      </w:r>
+      <w:r>
+        <w:rPr>
+          <w:i/>
+          <w:iCs/>
+        </w:rPr>
+        <w:t xml:space="preserve">cup;</w:t>
+      </w:r>
+      <w:r>
+        <w:rPr>
+          <w:i/>
+          <w:iCs/>
+        </w:rPr>
+        <w:t xml:space="preserve"> </w:t>
+      </w:r>
+      <w:r>
+        <w:rPr>
+          <w:rStyle w:val="VerbatimChar"/>
+          <w:i/>
+          <w:iCs/>
+        </w:rPr>
+        <w:t xml:space="preserve">{Name}</w:t>
+      </w:r>
+      <w:r>
+        <w:rPr>
+          <w:i/>
+          <w:iCs/>
+        </w:rPr>
+        <w:t xml:space="preserve"> </w:t>
+      </w:r>
+      <w:r>
+        <w:rPr>
+          <w:i/>
+          <w:iCs/>
+        </w:rPr>
+        <w:t xml:space="preserve">contracted, not trusted; Give him a knock; Dropped for a name; Best in camp, not in the 15; Injury replacement; Semi-final villain; Still not in the 15; One last World Cup.</w:t>
       </w:r>
     </w:p>
     <w:p>
@@ -7577,12 +9914,19 @@
         <w:t xml:space="preserve"> </w:t>
       </w:r>
       <w:r>
-        <w:t xml:space="preserve">120, match + milestone. New Game+ scales intents. The kid stays.</w:t>
-      </w:r>
-    </w:p>
-    <w:bookmarkEnd w:id="27"/>
+        <w:rPr>
+          <w:b/>
+          <w:bCs/>
+        </w:rPr>
+        <w:t xml:space="preserve">220</w:t>
+      </w:r>
+      <w:r>
+        <w:t xml:space="preserve">, match + milestone. New Game+ scales intents. The kid stays.</w:t>
+      </w:r>
+    </w:p>
     <w:bookmarkEnd w:id="28"/>
-    <w:bookmarkStart w:id="29" w:name="X796be92f9aa7c4c75258fba23d495e1e09d263f"/>
+    <w:bookmarkEnd w:id="29"/>
+    <w:bookmarkStart w:id="30" w:name="X796be92f9aa7c4c75258fba23d495e1e09d263f"/>
     <w:p>
       <w:pPr>
         <w:pStyle w:val="Heading3"/>
@@ -7683,8 +10027,8 @@
         <w:t xml:space="preserve">“today every bowler is left-arm around.” Shareable.</w:t>
       </w:r>
     </w:p>
-    <w:bookmarkEnd w:id="29"/>
-    <w:bookmarkStart w:id="30" w:name="what-v1-is-not"/>
+    <w:bookmarkEnd w:id="30"/>
+    <w:bookmarkStart w:id="31" w:name="what-v1-is-not"/>
     <w:p>
       <w:pPr>
         <w:pStyle w:val="Heading3"/>
@@ -7702,7 +10046,7 @@
         </w:numPr>
       </w:pPr>
       <w:r>
-        <w:t xml:space="preserve">No multiplayer, no PvP, no clubs, no licensed XI.</w:t>
+        <w:t xml:space="preserve">No multiplayer, no PvP, no licensed XI / IPL crests. Generic franchises only.</w:t>
       </w:r>
     </w:p>
     <w:p>
@@ -7714,7 +10058,7 @@
         </w:numPr>
       </w:pPr>
       <w:r>
-        <w:t xml:space="preserve">No analog batting, no 3D stadium broadcast (that was the scrapped product).</w:t>
+        <w:t xml:space="preserve">No UK/AU/SA career in v1 (India identity only).</w:t>
       </w:r>
     </w:p>
     <w:p>
@@ -7726,7 +10070,7 @@
         </w:numPr>
       </w:pPr>
       <w:r>
-        <w:t xml:space="preserve">No real-money contests, no “predict the IPL,” no fantasy XI.</w:t>
+        <w:t xml:space="preserve">No analog batting, no 3D stadium broadcast (that was the scrapped product).</w:t>
       </w:r>
     </w:p>
     <w:p>
@@ -7738,7 +10082,7 @@
         </w:numPr>
       </w:pPr>
       <w:r>
-        <w:t xml:space="preserve">No Unity.</w:t>
+        <w:t xml:space="preserve">No real-money contests, no “predict the IPL,” no fantasy XI.</w:t>
       </w:r>
     </w:p>
     <w:p>
@@ -7750,6 +10094,18 @@
         </w:numPr>
       </w:pPr>
       <w:r>
+        <w:t xml:space="preserve">No Unity.</w:t>
+      </w:r>
+    </w:p>
+    <w:p>
+      <w:pPr>
+        <w:pStyle w:val="Compact"/>
+        <w:numPr>
+          <w:ilvl w:val="0"/>
+          <w:numId w:val="1013"/>
+        </w:numPr>
+      </w:pPr>
+      <w:r>
         <w:t xml:space="preserve">No permadeath of the campaign. Roguelite daily-tour is post-v1.</w:t>
       </w:r>
     </w:p>
@@ -7760,9 +10116,9 @@
         </w:pict>
       </w:r>
     </w:p>
-    <w:bookmarkEnd w:id="30"/>
     <w:bookmarkEnd w:id="31"/>
-    <w:bookmarkStart w:id="32" w:name="inspiration-steal-structures-not-assets"/>
+    <w:bookmarkEnd w:id="32"/>
+    <w:bookmarkStart w:id="33" w:name="inspiration-steal-structures-not-assets"/>
     <w:p>
       <w:pPr>
         <w:pStyle w:val="Heading2"/>
@@ -8163,8 +10519,8 @@
         </w:pict>
       </w:r>
     </w:p>
-    <w:bookmarkEnd w:id="32"/>
-    <w:bookmarkStart w:id="36" w:name="art-style"/>
+    <w:bookmarkEnd w:id="33"/>
+    <w:bookmarkStart w:id="37" w:name="art-style"/>
     <w:p>
       <w:pPr>
         <w:pStyle w:val="Heading2"/>
@@ -8173,7 +10529,7 @@
         <w:t xml:space="preserve">6. Art style</w:t>
       </w:r>
     </w:p>
-    <w:bookmarkStart w:id="33" w:name="recommendation-gully-tarot-not-broadcast"/>
+    <w:bookmarkStart w:id="34" w:name="recommendation-gully-tarot-not-broadcast"/>
     <w:p>
       <w:pPr>
         <w:pStyle w:val="Heading3"/>
@@ -8396,8 +10752,8 @@
         <w:t xml:space="preserve">IPL logos, BCCI crest, player likenesses, photoreal faces, 4K stadiums.</w:t>
       </w:r>
     </w:p>
-    <w:bookmarkEnd w:id="33"/>
-    <w:bookmarkStart w:id="34" w:name="production-reality-solo-tiny-team"/>
+    <w:bookmarkEnd w:id="34"/>
+    <w:bookmarkStart w:id="35" w:name="production-reality-solo-tiny-team"/>
     <w:p>
       <w:pPr>
         <w:pStyle w:val="Heading3"/>
@@ -8483,8 +10839,8 @@
         <w:t xml:space="preserve">enemies first; portraits later.</w:t>
       </w:r>
     </w:p>
-    <w:bookmarkEnd w:id="34"/>
-    <w:bookmarkStart w:id="35" w:name="audio"/>
+    <w:bookmarkEnd w:id="35"/>
+    <w:bookmarkStart w:id="36" w:name="audio"/>
     <w:p>
       <w:pPr>
         <w:pStyle w:val="Heading3"/>
@@ -8508,9 +10864,9 @@
         </w:pict>
       </w:r>
     </w:p>
-    <w:bookmarkEnd w:id="35"/>
     <w:bookmarkEnd w:id="36"/>
-    <w:bookmarkStart w:id="41" w:name="tech-stack-android-first-flutter"/>
+    <w:bookmarkEnd w:id="37"/>
+    <w:bookmarkStart w:id="42" w:name="tech-stack-android-first-flutter"/>
     <w:p>
       <w:pPr>
         <w:pStyle w:val="Heading2"/>
@@ -8569,7 +10925,7 @@
         <w:t xml:space="preserve">. Use Flame only where a game loop earns it.</w:t>
       </w:r>
     </w:p>
-    <w:bookmarkStart w:id="37" w:name="recommended-stack"/>
+    <w:bookmarkStart w:id="38" w:name="recommended-stack"/>
     <w:p>
       <w:pPr>
         <w:pStyle w:val="Heading3"/>
@@ -9196,8 +11552,8 @@
         <w:t xml:space="preserve">Unity, Godot (unless Flame vignettes fail — review at end of vertical slice), native Kotlin-only, a custom engine.</w:t>
       </w:r>
     </w:p>
-    <w:bookmarkEnd w:id="37"/>
-    <w:bookmarkStart w:id="38" w:name="X38235a94b02e17803c5f419623a7d793a1e218a"/>
+    <w:bookmarkEnd w:id="38"/>
+    <w:bookmarkStart w:id="39" w:name="X38235a94b02e17803c5f419623a7d793a1e218a"/>
     <w:p>
       <w:pPr>
         <w:pStyle w:val="Heading3"/>
@@ -9295,8 +11651,8 @@
         <w:t xml:space="preserve">heavy 3D, 60-player netcode. We are doing neither in v1.</w:t>
       </w:r>
     </w:p>
-    <w:bookmarkEnd w:id="38"/>
-    <w:bookmarkStart w:id="39" w:name="architecture-sketch"/>
+    <w:bookmarkEnd w:id="39"/>
+    <w:bookmarkStart w:id="40" w:name="architecture-sketch"/>
     <w:p>
       <w:pPr>
         <w:pStyle w:val="Heading3"/>
@@ -9425,8 +11781,8 @@
         <w:t xml:space="preserve">the resolve.</w:t>
       </w:r>
     </w:p>
-    <w:bookmarkEnd w:id="39"/>
-    <w:bookmarkStart w:id="40" w:name="device-bar"/>
+    <w:bookmarkEnd w:id="40"/>
+    <w:bookmarkStart w:id="41" w:name="device-bar"/>
     <w:p>
       <w:pPr>
         <w:pStyle w:val="Heading3"/>
@@ -9479,9 +11835,9 @@
         </w:pict>
       </w:r>
     </w:p>
-    <w:bookmarkEnd w:id="40"/>
     <w:bookmarkEnd w:id="41"/>
-    <w:bookmarkStart w:id="47" w:name="play-store-release-plan"/>
+    <w:bookmarkEnd w:id="42"/>
+    <w:bookmarkStart w:id="48" w:name="play-store-release-plan"/>
     <w:p>
       <w:pPr>
         <w:pStyle w:val="Heading2"/>
@@ -9490,7 +11846,7 @@
         <w:t xml:space="preserve">8. Play Store release plan</w:t>
       </w:r>
     </w:p>
-    <w:bookmarkStart w:id="42" w:name="listing"/>
+    <w:bookmarkStart w:id="43" w:name="listing"/>
     <w:p>
       <w:pPr>
         <w:pStyle w:val="Heading3"/>
@@ -9625,8 +11981,8 @@
         <w:t xml:space="preserve">ads + purchase + analytics declared honestly.</w:t>
       </w:r>
     </w:p>
-    <w:bookmarkEnd w:id="42"/>
-    <w:bookmarkStart w:id="43" w:name="X081f9b293dcea5631916ce8d1c425e6d974b29f"/>
+    <w:bookmarkEnd w:id="43"/>
+    <w:bookmarkStart w:id="44" w:name="X081f9b293dcea5631916ce8d1c425e6d974b29f"/>
     <w:p>
       <w:pPr>
         <w:pStyle w:val="Heading3"/>
@@ -9696,8 +12052,8 @@
         <w:t xml:space="preserve">Organization Play accounts (D-U-N-S) skip this. If you form a Pvt Ltd later, consider moving the app.</w:t>
       </w:r>
     </w:p>
-    <w:bookmarkEnd w:id="43"/>
-    <w:bookmarkStart w:id="44" w:name="store-page-that-converts-in-india"/>
+    <w:bookmarkEnd w:id="44"/>
+    <w:bookmarkStart w:id="45" w:name="store-page-that-converts-in-india"/>
     <w:p>
       <w:pPr>
         <w:pStyle w:val="Heading3"/>
@@ -9780,8 +12136,8 @@
         <w:t xml:space="preserve">.</w:t>
       </w:r>
     </w:p>
-    <w:bookmarkEnd w:id="44"/>
-    <w:bookmarkStart w:id="45" w:name="launch-window"/>
+    <w:bookmarkEnd w:id="45"/>
+    <w:bookmarkStart w:id="46" w:name="launch-window"/>
     <w:p>
       <w:pPr>
         <w:pStyle w:val="Heading3"/>
@@ -9859,8 +12215,8 @@
         <w:t xml:space="preserve">after the final. Cricket UA is cheap when the country is already watching; it is expensive in September.</w:t>
       </w:r>
     </w:p>
-    <w:bookmarkEnd w:id="45"/>
-    <w:bookmarkStart w:id="46" w:name="ratings"/>
+    <w:bookmarkEnd w:id="46"/>
+    <w:bookmarkStart w:id="47" w:name="ratings"/>
     <w:p>
       <w:pPr>
         <w:pStyle w:val="Heading3"/>
@@ -9884,9 +12240,9 @@
         </w:pict>
       </w:r>
     </w:p>
-    <w:bookmarkEnd w:id="46"/>
     <w:bookmarkEnd w:id="47"/>
-    <w:bookmarkStart w:id="55" w:name="monetization-the-actual-money"/>
+    <w:bookmarkEnd w:id="48"/>
+    <w:bookmarkStart w:id="56" w:name="monetization-the-actual-money"/>
     <w:p>
       <w:pPr>
         <w:pStyle w:val="Heading2"/>
@@ -9895,7 +12251,7 @@
         <w:t xml:space="preserve">9. Monetization (the actual money)</w:t>
       </w:r>
     </w:p>
-    <w:bookmarkStart w:id="48" w:name="principle"/>
+    <w:bookmarkStart w:id="49" w:name="principle"/>
     <w:p>
       <w:pPr>
         <w:pStyle w:val="Heading3"/>
@@ -9953,8 +12309,8 @@
         <w:t xml:space="preserve">.</w:t>
       </w:r>
     </w:p>
-    <w:bookmarkEnd w:id="48"/>
-    <w:bookmarkStart w:id="49" w:name="what-we-sell"/>
+    <w:bookmarkEnd w:id="49"/>
+    <w:bookmarkStart w:id="50" w:name="what-we-sell"/>
     <w:p>
       <w:pPr>
         <w:pStyle w:val="Heading3"/>
@@ -10589,8 +12945,8 @@
         <w:t xml:space="preserve">random card packs with power, “guaranteed six” tickets, skip-the-boss, paid XP that gates archetypes.</w:t>
       </w:r>
     </w:p>
-    <w:bookmarkEnd w:id="49"/>
-    <w:bookmarkStart w:id="50" w:name="ad-ops-india-first"/>
+    <w:bookmarkEnd w:id="50"/>
+    <w:bookmarkStart w:id="51" w:name="ad-ops-india-first"/>
     <w:p>
       <w:pPr>
         <w:pStyle w:val="Heading3"/>
@@ -11151,8 +13507,8 @@
         <w:t xml:space="preserve">without doubling users. English flavour + Play listing in those countries is not optional.</w:t>
       </w:r>
     </w:p>
-    <w:bookmarkEnd w:id="50"/>
-    <w:bookmarkStart w:id="51" w:name="play-fees"/>
+    <w:bookmarkEnd w:id="51"/>
+    <w:bookmarkStart w:id="52" w:name="play-fees"/>
     <w:p>
       <w:pPr>
         <w:pStyle w:val="Heading3"/>
@@ -11274,8 +13630,8 @@
         <w:t xml:space="preserve">on top in the price, or eat it. Do the maths in the SKU so ₹99 does not become a surprise.</w:t>
       </w:r>
     </w:p>
-    <w:bookmarkEnd w:id="51"/>
-    <w:bookmarkStart w:id="52" w:name="ua-where-money-actually-dies"/>
+    <w:bookmarkEnd w:id="52"/>
+    <w:bookmarkStart w:id="53" w:name="ua-where-money-actually-dies"/>
     <w:p>
       <w:pPr>
         <w:pStyle w:val="Heading3"/>
@@ -11373,8 +13729,8 @@
         <w:t xml:space="preserve">If CPI &gt; 7-day revenue, stop ads, ship content.</w:t>
       </w:r>
     </w:p>
-    <w:bookmarkEnd w:id="52"/>
-    <w:bookmarkStart w:id="53" w:name="honest-year-one-scenarios"/>
+    <w:bookmarkEnd w:id="53"/>
+    <w:bookmarkStart w:id="54" w:name="honest-year-one-scenarios"/>
     <w:p>
       <w:pPr>
         <w:pStyle w:val="Heading3"/>
@@ -11733,8 +14089,8 @@
         <w:t xml:space="preserve">Hire and UA only after two months of “side project” numbers during a cricket window.</w:t>
       </w:r>
     </w:p>
-    <w:bookmarkEnd w:id="53"/>
-    <w:bookmarkStart w:id="54" w:name="why-ads-iap-not-premium"/>
+    <w:bookmarkEnd w:id="54"/>
+    <w:bookmarkStart w:id="55" w:name="why-ads-iap-not-premium"/>
     <w:p>
       <w:pPr>
         <w:pStyle w:val="Heading3"/>
@@ -11790,9 +14146,9 @@
         </w:pict>
       </w:r>
     </w:p>
-    <w:bookmarkEnd w:id="54"/>
     <w:bookmarkEnd w:id="55"/>
-    <w:bookmarkStart w:id="56" w:name="X6aa8b93b117ffc1ae25350cc88761d43712c1c6"/>
+    <w:bookmarkEnd w:id="56"/>
+    <w:bookmarkStart w:id="57" w:name="X6aa8b93b117ffc1ae25350cc88761d43712c1c6"/>
     <w:p>
       <w:pPr>
         <w:pStyle w:val="Heading2"/>
@@ -13591,8 +15947,8 @@
         </w:pict>
       </w:r>
     </w:p>
-    <w:bookmarkEnd w:id="56"/>
-    <w:bookmarkStart w:id="62" w:name="build-plan-what-to-make-in-order"/>
+    <w:bookmarkEnd w:id="57"/>
+    <w:bookmarkStart w:id="63" w:name="build-plan-what-to-make-in-order"/>
     <w:p>
       <w:pPr>
         <w:pStyle w:val="Heading2"/>
@@ -13601,7 +15957,7 @@
         <w:t xml:space="preserve">10. Build plan (what to make, in order)</w:t>
       </w:r>
     </w:p>
-    <w:bookmarkStart w:id="57" w:name="vertical-slice-46-weeks-kill-or-continue"/>
+    <w:bookmarkStart w:id="58" w:name="vertical-slice-46-weeks-kill-or-continue"/>
     <w:p>
       <w:pPr>
         <w:pStyle w:val="Heading3"/>
@@ -13708,8 +16064,8 @@
         <w:t xml:space="preserve">if you do not start a second run after a death without being asked, stop. Do not add ads to a boring slice.</w:t>
       </w:r>
     </w:p>
-    <w:bookmarkEnd w:id="57"/>
-    <w:bookmarkStart w:id="58" w:name="alpha-weeks-714"/>
+    <w:bookmarkEnd w:id="58"/>
+    <w:bookmarkStart w:id="59" w:name="alpha-weeks-714"/>
     <w:p>
       <w:pPr>
         <w:pStyle w:val="Heading3"/>
@@ -13766,8 +16122,8 @@
         <w:t xml:space="preserve">Closed testing track, 12 testers, 14 days</w:t>
       </w:r>
     </w:p>
-    <w:bookmarkEnd w:id="58"/>
-    <w:bookmarkStart w:id="59" w:name="beta-weeks-1522"/>
+    <w:bookmarkEnd w:id="59"/>
+    <w:bookmarkStart w:id="60" w:name="beta-weeks-1522"/>
     <w:p>
       <w:pPr>
         <w:pStyle w:val="Heading3"/>
@@ -13824,8 +16180,8 @@
         <w:t xml:space="preserve">Store listing, shots, 30s trailer (one run, no licensed footage)</w:t>
       </w:r>
     </w:p>
-    <w:bookmarkEnd w:id="59"/>
-    <w:bookmarkStart w:id="60" w:name="production"/>
+    <w:bookmarkEnd w:id="60"/>
+    <w:bookmarkStart w:id="61" w:name="production"/>
     <w:p>
       <w:pPr>
         <w:pStyle w:val="Heading3"/>
@@ -13858,8 +16214,8 @@
         <w:t xml:space="preserve">Season 0 pass (free track fat, paid track cosmetic)</w:t>
       </w:r>
     </w:p>
-    <w:bookmarkEnd w:id="60"/>
-    <w:bookmarkStart w:id="61" w:name="team-v1"/>
+    <w:bookmarkEnd w:id="61"/>
+    <w:bookmarkStart w:id="62" w:name="team-v1"/>
     <w:p>
       <w:pPr>
         <w:pStyle w:val="Heading3"/>
@@ -13931,9 +16287,9 @@
         </w:pict>
       </w:r>
     </w:p>
-    <w:bookmarkEnd w:id="61"/>
     <w:bookmarkEnd w:id="62"/>
-    <w:bookmarkStart w:id="63" w:name="legal-policy-and-dont-get-banned"/>
+    <w:bookmarkEnd w:id="63"/>
+    <w:bookmarkStart w:id="64" w:name="legal-policy-and-dont-get-banned"/>
     <w:p>
       <w:pPr>
         <w:pStyle w:val="Heading2"/>
@@ -14088,8 +16444,8 @@
         </w:pict>
       </w:r>
     </w:p>
-    <w:bookmarkEnd w:id="63"/>
-    <w:bookmarkStart w:id="64" w:name="risks"/>
+    <w:bookmarkEnd w:id="64"/>
+    <w:bookmarkStart w:id="65" w:name="risks"/>
     <w:p>
       <w:pPr>
         <w:pStyle w:val="Heading2"/>
@@ -14462,8 +16818,8 @@
         </w:pict>
       </w:r>
     </w:p>
-    <w:bookmarkEnd w:id="64"/>
-    <w:bookmarkStart w:id="65" w:name="recommendation"/>
+    <w:bookmarkEnd w:id="65"/>
+    <w:bookmarkStart w:id="66" w:name="recommendation"/>
     <w:p>
       <w:pPr>
         <w:pStyle w:val="Heading2"/>
@@ -14554,8 +16910,8 @@
         </w:pict>
       </w:r>
     </w:p>
-    <w:bookmarkEnd w:id="65"/>
-    <w:bookmarkStart w:id="66" w:name="key-decisions"/>
+    <w:bookmarkEnd w:id="66"/>
+    <w:bookmarkStart w:id="67" w:name="key-decisions"/>
     <w:p>
       <w:pPr>
         <w:pStyle w:val="Heading2"/>
@@ -14733,8 +17089,8 @@
         </w:pict>
       </w:r>
     </w:p>
-    <w:bookmarkEnd w:id="66"/>
-    <w:bookmarkStart w:id="67" w:name="decisions-already-made-2026-09-02"/>
+    <w:bookmarkEnd w:id="67"/>
+    <w:bookmarkStart w:id="68" w:name="decisions-already-made-2026-09-02"/>
     <w:p>
       <w:pPr>
         <w:pStyle w:val="Heading2"/>
@@ -15511,40 +17867,142 @@
         <w:t xml:space="preserve"> </w:t>
       </w:r>
       <w:r>
-        <w:t xml:space="preserve">stall at state senior; special innings to be</w:t>
-      </w:r>
-      <w:r>
-        <w:t xml:space="preserve"> </w:t>
-      </w:r>
-      <w:r>
-        <w:rPr>
-          <w:i/>
-          <w:iCs/>
-        </w:rPr>
-        <w:t xml:space="preserve">considered</w:t>
-      </w:r>
-      <w:r>
-        <w:t xml:space="preserve">; best in camp, not in the 15; injury-replacement cap; WC1 semi choke; last World Cup +</w:t>
-      </w:r>
-      <w:r>
-        <w:t xml:space="preserve"> </w:t>
-      </w:r>
-      <w:r>
-        <w:rPr>
-          <w:b/>
-          <w:bCs/>
-        </w:rPr>
-        <w:t xml:space="preserve">personal milestone</w:t>
-      </w:r>
-      <w:r>
-        <w:t xml:space="preserve"> </w:t>
-      </w:r>
-      <w:r>
-        <w:t xml:space="preserve">dual-win.</w:t>
-      </w:r>
-    </w:p>
-    <w:bookmarkEnd w:id="67"/>
-    <w:bookmarkStart w:id="68" w:name="open-questions-need-you"/>
+        <w:t xml:space="preserve">stall at state senior; special innings; camp snub; injury cap; WC1 choke at</w:t>
+      </w:r>
+      <w:r>
+        <w:t xml:space="preserve"> </w:t>
+      </w:r>
+      <w:r>
+        <w:rPr>
+          <w:b/>
+          <w:bCs/>
+        </w:rPr>
+        <w:t xml:space="preserve">110</w:t>
+      </w:r>
+      <w:r>
+        <w:t xml:space="preserve">;</w:t>
+      </w:r>
+      <w:r>
+        <w:t xml:space="preserve"> </w:t>
+      </w:r>
+      <w:r>
+        <w:rPr>
+          <w:b/>
+          <w:bCs/>
+        </w:rPr>
+        <w:t xml:space="preserve">100-level wilderness</w:t>
+      </w:r>
+      <w:r>
+        <w:t xml:space="preserve">; last World Cup</w:t>
+      </w:r>
+      <w:r>
+        <w:t xml:space="preserve"> </w:t>
+      </w:r>
+      <w:r>
+        <w:rPr>
+          <w:b/>
+          <w:bCs/>
+        </w:rPr>
+        <w:t xml:space="preserve">191–220</w:t>
+      </w:r>
+      <w:r>
+        <w:t xml:space="preserve"> </w:t>
+      </w:r>
+      <w:r>
+        <w:t xml:space="preserve">with match + milestone.</w:t>
+      </w:r>
+    </w:p>
+    <w:p>
+      <w:pPr>
+        <w:pStyle w:val="Compact"/>
+        <w:numPr>
+          <w:ilvl w:val="0"/>
+          <w:numId w:val="1033"/>
+        </w:numPr>
+      </w:pPr>
+      <w:r>
+        <w:rPr>
+          <w:b/>
+          <w:bCs/>
+        </w:rPr>
+        <w:t xml:space="preserve">Identity:</w:t>
+      </w:r>
+      <w:r>
+        <w:t xml:space="preserve"> </w:t>
+      </w:r>
+      <w:r>
+        <w:t xml:space="preserve">player</w:t>
+      </w:r>
+      <w:r>
+        <w:t xml:space="preserve"> </w:t>
+      </w:r>
+      <w:r>
+        <w:rPr>
+          <w:b/>
+          <w:bCs/>
+        </w:rPr>
+        <w:t xml:space="preserve">name</w:t>
+      </w:r>
+      <w:r>
+        <w:t xml:space="preserve"> </w:t>
+      </w:r>
+      <w:r>
+        <w:t xml:space="preserve">+</w:t>
+      </w:r>
+      <w:r>
+        <w:t xml:space="preserve"> </w:t>
+      </w:r>
+      <w:r>
+        <w:rPr>
+          <w:b/>
+          <w:bCs/>
+        </w:rPr>
+        <w:t xml:space="preserve">state / district / area</w:t>
+      </w:r>
+      <w:r>
+        <w:t xml:space="preserve">. India-first. International careers later.</w:t>
+      </w:r>
+    </w:p>
+    <w:p>
+      <w:pPr>
+        <w:pStyle w:val="Compact"/>
+        <w:numPr>
+          <w:ilvl w:val="0"/>
+          <w:numId w:val="1033"/>
+        </w:numPr>
+      </w:pPr>
+      <w:r>
+        <w:rPr>
+          <w:b/>
+          <w:bCs/>
+        </w:rPr>
+        <w:t xml:space="preserve">T20:</w:t>
+      </w:r>
+      <w:r>
+        <w:t xml:space="preserve"> </w:t>
+      </w:r>
+      <w:r>
+        <w:t xml:space="preserve">pick a</w:t>
+      </w:r>
+      <w:r>
+        <w:t xml:space="preserve"> </w:t>
+      </w:r>
+      <w:r>
+        <w:rPr>
+          <w:b/>
+          <w:bCs/>
+        </w:rPr>
+        <w:t xml:space="preserve">generic franchise</w:t>
+      </w:r>
+      <w:r>
+        <w:t xml:space="preserve"> </w:t>
+      </w:r>
+      <w:r>
+        <w:t xml:space="preserve">at 70; optional switch at 121. No IPL marks.</w:t>
+      </w:r>
+    </w:p>
+    <w:bookmarkEnd w:id="68"/>
+    <w:bookmarkStart w:id="69" w:name="open-questions-need-you"/>
     <w:p>
       <w:pPr>
         <w:pStyle w:val="Heading2"/>
@@ -15702,8 +18160,8 @@
         </w:pict>
       </w:r>
     </w:p>
-    <w:bookmarkEnd w:id="68"/>
-    <w:bookmarkStart w:id="69" w:name="sources-planning-not-audited-financials"/>
+    <w:bookmarkEnd w:id="69"/>
+    <w:bookmarkStart w:id="70" w:name="sources-planning-not-audited-financials"/>
     <w:p>
       <w:pPr>
         <w:pStyle w:val="Heading2"/>
@@ -15944,8 +18402,8 @@
         <w:t xml:space="preserve">Prepared for internal use. The replay plan is retired. This is the game.</w:t>
       </w:r>
     </w:p>
-    <w:bookmarkEnd w:id="69"/>
     <w:bookmarkEnd w:id="70"/>
+    <w:bookmarkEnd w:id="71"/>
     <w:sectPr>
       <w:footnotePr>
         <w:numRestart w:val="eachSect"/>
